--- a/Анализ данных, л.р., отчёт.docx
+++ b/Анализ данных, л.р., отчёт.docx
@@ -3367,7 +3367,7 @@
       <w:r>
         <w:fldChar w:fldCharType="separate"/>
       </w:r>
-      <w:hyperlink w:anchor="_Toc224001887" w:history="1">
+      <w:hyperlink w:anchor="_Toc224002503" w:history="1">
         <w:r>
           <w:rPr>
             <w:rStyle w:val="ad"/>
@@ -3411,7 +3411,7 @@
             <w:noProof/>
             <w:webHidden/>
           </w:rPr>
-          <w:instrText xml:space="preserve"> PAGEREF _Toc224001887 \h </w:instrText>
+          <w:instrText xml:space="preserve"> PAGEREF _Toc224002503 \h </w:instrText>
         </w:r>
         <w:r>
           <w:rPr>
@@ -3453,7 +3453,7 @@
           <w14:ligatures w14:val="standardContextual"/>
         </w:rPr>
       </w:pPr>
-      <w:hyperlink w:anchor="_Toc224001888" w:history="1">
+      <w:hyperlink w:anchor="_Toc224002504" w:history="1">
         <w:r>
           <w:rPr>
             <w:rStyle w:val="ad"/>
@@ -3497,7 +3497,7 @@
             <w:noProof/>
             <w:webHidden/>
           </w:rPr>
-          <w:instrText xml:space="preserve"> PAGEREF _Toc224001888 \h </w:instrText>
+          <w:instrText xml:space="preserve"> PAGEREF _Toc224002504 \h </w:instrText>
         </w:r>
         <w:r>
           <w:rPr>
@@ -3543,7 +3543,7 @@
           <w14:ligatures w14:val="standardContextual"/>
         </w:rPr>
       </w:pPr>
-      <w:hyperlink w:anchor="_Toc224001889" w:history="1">
+      <w:hyperlink w:anchor="_Toc224002505" w:history="1">
         <w:r>
           <w:rPr>
             <w:rStyle w:val="ad"/>
@@ -3587,7 +3587,7 @@
             <w:noProof/>
             <w:webHidden/>
           </w:rPr>
-          <w:instrText xml:space="preserve"> PAGEREF _Toc224001889 \h </w:instrText>
+          <w:instrText xml:space="preserve"> PAGEREF _Toc224002505 \h </w:instrText>
         </w:r>
         <w:r>
           <w:rPr>
@@ -3633,7 +3633,7 @@
           <w14:ligatures w14:val="standardContextual"/>
         </w:rPr>
       </w:pPr>
-      <w:hyperlink w:anchor="_Toc224001890" w:history="1">
+      <w:hyperlink w:anchor="_Toc224002506" w:history="1">
         <w:r>
           <w:rPr>
             <w:rStyle w:val="ad"/>
@@ -3677,7 +3677,7 @@
             <w:noProof/>
             <w:webHidden/>
           </w:rPr>
-          <w:instrText xml:space="preserve"> PAGEREF _Toc224001890 \h </w:instrText>
+          <w:instrText xml:space="preserve"> PAGEREF _Toc224002506 \h </w:instrText>
         </w:r>
         <w:r>
           <w:rPr>
@@ -3723,7 +3723,7 @@
           <w14:ligatures w14:val="standardContextual"/>
         </w:rPr>
       </w:pPr>
-      <w:hyperlink w:anchor="_Toc224001891" w:history="1">
+      <w:hyperlink w:anchor="_Toc224002507" w:history="1">
         <w:r>
           <w:rPr>
             <w:rStyle w:val="ad"/>
@@ -3768,7 +3768,7 @@
             <w:noProof/>
             <w:webHidden/>
           </w:rPr>
-          <w:instrText xml:space="preserve"> PAGEREF _Toc224001891 \h </w:instrText>
+          <w:instrText xml:space="preserve"> PAGEREF _Toc224002507 \h </w:instrText>
         </w:r>
         <w:r>
           <w:rPr>
@@ -3814,7 +3814,7 @@
           <w14:ligatures w14:val="standardContextual"/>
         </w:rPr>
       </w:pPr>
-      <w:hyperlink w:anchor="_Toc224001892" w:history="1">
+      <w:hyperlink w:anchor="_Toc224002508" w:history="1">
         <w:r>
           <w:rPr>
             <w:rStyle w:val="ad"/>
@@ -3858,7 +3858,7 @@
             <w:noProof/>
             <w:webHidden/>
           </w:rPr>
-          <w:instrText xml:space="preserve"> PAGEREF _Toc224001892 \h </w:instrText>
+          <w:instrText xml:space="preserve"> PAGEREF _Toc224002508 \h </w:instrText>
         </w:r>
         <w:r>
           <w:rPr>
@@ -3900,7 +3900,7 @@
           <w14:ligatures w14:val="standardContextual"/>
         </w:rPr>
       </w:pPr>
-      <w:hyperlink w:anchor="_Toc224001893" w:history="1">
+      <w:hyperlink w:anchor="_Toc224002509" w:history="1">
         <w:r>
           <w:rPr>
             <w:rStyle w:val="ad"/>
@@ -3944,7 +3944,7 @@
             <w:noProof/>
             <w:webHidden/>
           </w:rPr>
-          <w:instrText xml:space="preserve"> PAGEREF _Toc224001893 \h </w:instrText>
+          <w:instrText xml:space="preserve"> PAGEREF _Toc224002509 \h </w:instrText>
         </w:r>
         <w:r>
           <w:rPr>
@@ -3986,7 +3986,7 @@
           <w14:ligatures w14:val="standardContextual"/>
         </w:rPr>
       </w:pPr>
-      <w:hyperlink w:anchor="_Toc224001894" w:history="1">
+      <w:hyperlink w:anchor="_Toc224002510" w:history="1">
         <w:r>
           <w:rPr>
             <w:rStyle w:val="ad"/>
@@ -4030,7 +4030,7 @@
             <w:noProof/>
             <w:webHidden/>
           </w:rPr>
-          <w:instrText xml:space="preserve"> PAGEREF _Toc224001894 \h </w:instrText>
+          <w:instrText xml:space="preserve"> PAGEREF _Toc224002510 \h </w:instrText>
         </w:r>
         <w:r>
           <w:rPr>
@@ -4072,7 +4072,7 @@
           <w14:ligatures w14:val="standardContextual"/>
         </w:rPr>
       </w:pPr>
-      <w:hyperlink w:anchor="_Toc224001895" w:history="1">
+      <w:hyperlink w:anchor="_Toc224002511" w:history="1">
         <w:r>
           <w:rPr>
             <w:rStyle w:val="ad"/>
@@ -4116,7 +4116,7 @@
             <w:noProof/>
             <w:webHidden/>
           </w:rPr>
-          <w:instrText xml:space="preserve"> PAGEREF _Toc224001895 \h </w:instrText>
+          <w:instrText xml:space="preserve"> PAGEREF _Toc224002511 \h </w:instrText>
         </w:r>
         <w:r>
           <w:rPr>
@@ -4158,7 +4158,7 @@
           <w14:ligatures w14:val="standardContextual"/>
         </w:rPr>
       </w:pPr>
-      <w:hyperlink w:anchor="_Toc224001896" w:history="1">
+      <w:hyperlink w:anchor="_Toc224002512" w:history="1">
         <w:r>
           <w:rPr>
             <w:rStyle w:val="ad"/>
@@ -4202,7 +4202,7 @@
             <w:noProof/>
             <w:webHidden/>
           </w:rPr>
-          <w:instrText xml:space="preserve"> PAGEREF _Toc224001896 \h </w:instrText>
+          <w:instrText xml:space="preserve"> PAGEREF _Toc224002512 \h </w:instrText>
         </w:r>
         <w:r>
           <w:rPr>
@@ -4244,7 +4244,7 @@
           <w14:ligatures w14:val="standardContextual"/>
         </w:rPr>
       </w:pPr>
-      <w:hyperlink w:anchor="_Toc224001897" w:history="1">
+      <w:hyperlink w:anchor="_Toc224002513" w:history="1">
         <w:r>
           <w:rPr>
             <w:rStyle w:val="ad"/>
@@ -4288,7 +4288,7 @@
             <w:noProof/>
             <w:webHidden/>
           </w:rPr>
-          <w:instrText xml:space="preserve"> PAGEREF _Toc224001897 \h </w:instrText>
+          <w:instrText xml:space="preserve"> PAGEREF _Toc224002513 \h </w:instrText>
         </w:r>
         <w:r>
           <w:rPr>
@@ -4330,7 +4330,7 @@
           <w14:ligatures w14:val="standardContextual"/>
         </w:rPr>
       </w:pPr>
-      <w:hyperlink w:anchor="_Toc224001898" w:history="1">
+      <w:hyperlink w:anchor="_Toc224002514" w:history="1">
         <w:r>
           <w:rPr>
             <w:rStyle w:val="ad"/>
@@ -4374,7 +4374,7 @@
             <w:noProof/>
             <w:webHidden/>
           </w:rPr>
-          <w:instrText xml:space="preserve"> PAGEREF _Toc224001898 \h </w:instrText>
+          <w:instrText xml:space="preserve"> PAGEREF _Toc224002514 \h </w:instrText>
         </w:r>
         <w:r>
           <w:rPr>
@@ -4416,7 +4416,7 @@
           <w14:ligatures w14:val="standardContextual"/>
         </w:rPr>
       </w:pPr>
-      <w:hyperlink w:anchor="_Toc224001899" w:history="1">
+      <w:hyperlink w:anchor="_Toc224002515" w:history="1">
         <w:r>
           <w:rPr>
             <w:rStyle w:val="ad"/>
@@ -4460,7 +4460,7 @@
             <w:noProof/>
             <w:webHidden/>
           </w:rPr>
-          <w:instrText xml:space="preserve"> PAGEREF _Toc224001899 \h </w:instrText>
+          <w:instrText xml:space="preserve"> PAGEREF _Toc224002515 \h </w:instrText>
         </w:r>
         <w:r>
           <w:rPr>
@@ -4513,7 +4513,7 @@
       <w:pPr>
         <w:pStyle w:val="1"/>
       </w:pPr>
-      <w:bookmarkStart w:id="2" w:name="_Toc224001887"/>
+      <w:bookmarkStart w:id="2" w:name="_Toc224002503"/>
       <w:r>
         <w:lastRenderedPageBreak/>
         <w:t>Цель работы</w:t>
@@ -4525,7 +4525,10 @@
         <w:pStyle w:val="a2"/>
       </w:pPr>
       <w:r>
-        <w:t>В ходе лабораторных работ необходимо найти провести полный анализ временного ряда</w:t>
+        <w:t>В ходе лабораторных работ необходимо найти</w:t>
+      </w:r>
+      <w:r>
+        <w:t xml:space="preserve"> временной ряд и построить его качественный прогноз</w:t>
       </w:r>
       <w:r>
         <w:t>.</w:t>
@@ -4535,7 +4538,7 @@
       <w:pPr>
         <w:pStyle w:val="1"/>
       </w:pPr>
-      <w:bookmarkStart w:id="3" w:name="_Toc224001888"/>
+      <w:bookmarkStart w:id="3" w:name="_Toc224002504"/>
       <w:r>
         <w:lastRenderedPageBreak/>
         <w:t>Лабораторная работа 1</w:t>
@@ -4741,6 +4744,9 @@
         <w:jc w:val="center"/>
       </w:pPr>
       <w:r>
+        <w:rPr>
+          <w:noProof/>
+        </w:rPr>
         <w:lastRenderedPageBreak/>
         <w:drawing>
           <wp:inline distT="0" distB="0" distL="0" distR="0" wp14:anchorId="687A26A0" wp14:editId="18D164F1">
@@ -4815,7 +4821,7 @@
       <w:pPr>
         <w:pStyle w:val="2"/>
       </w:pPr>
-      <w:bookmarkStart w:id="6" w:name="_Toc224001889"/>
+      <w:bookmarkStart w:id="6" w:name="_Toc224002505"/>
       <w:r>
         <w:t xml:space="preserve">Задание 1 – Анализ </w:t>
       </w:r>
@@ -5051,7 +5057,7 @@
       <w:pPr>
         <w:pStyle w:val="2"/>
       </w:pPr>
-      <w:bookmarkStart w:id="8" w:name="_Toc224001890"/>
+      <w:bookmarkStart w:id="8" w:name="_Toc224002506"/>
       <w:r>
         <w:t>Задание 2</w:t>
       </w:r>
@@ -5319,23 +5325,41 @@
       <w:r>
         <w:t>», а именно функциями «</w:t>
       </w:r>
-      <w:proofErr w:type="spellStart"/>
       <w:r>
         <w:rPr>
           <w:lang w:val="en-US"/>
         </w:rPr>
-        <w:t>plot_acf</w:t>
-      </w:r>
-      <w:proofErr w:type="spellEnd"/>
-      <w:r>
-        <w:t>()» и «</w:t>
+        <w:t>plot</w:t>
+      </w:r>
+      <w:r>
+        <w:t>_</w:t>
       </w:r>
       <w:proofErr w:type="spellStart"/>
       <w:r>
         <w:rPr>
           <w:lang w:val="en-US"/>
         </w:rPr>
-        <w:t>plot_pacf</w:t>
+        <w:t>acf</w:t>
+      </w:r>
+      <w:proofErr w:type="spellEnd"/>
+      <w:r>
+        <w:t>()» и «</w:t>
+      </w:r>
+      <w:r>
+        <w:rPr>
+          <w:lang w:val="en-US"/>
+        </w:rPr>
+        <w:t>plot</w:t>
+      </w:r>
+      <w:r>
+        <w:t>_</w:t>
+      </w:r>
+      <w:proofErr w:type="spellStart"/>
+      <w:r>
+        <w:rPr>
+          <w:lang w:val="en-US"/>
+        </w:rPr>
+        <w:t>pacf</w:t>
       </w:r>
       <w:proofErr w:type="spellEnd"/>
       <w:r>
@@ -5957,14 +5981,7 @@
             <w:rFonts w:ascii="Cambria Math" w:hAnsi="Cambria Math"/>
             <w:lang w:val="en-US"/>
           </w:rPr>
-          <m:t>T</m:t>
-        </m:r>
-        <m:r>
-          <w:rPr>
-            <w:rFonts w:ascii="Cambria Math" w:hAnsi="Cambria Math"/>
-            <w:lang w:val="en-US"/>
-          </w:rPr>
-          <m:t>S</m:t>
+          <m:t>TS</m:t>
         </m:r>
       </m:oMath>
       <w:r>
@@ -6037,7 +6054,7 @@
           <w:lang w:val="en-US"/>
         </w:rPr>
       </w:pPr>
-      <w:bookmarkStart w:id="15" w:name="_Toc224001891"/>
+      <w:bookmarkStart w:id="15" w:name="_Toc224002507"/>
       <w:r>
         <w:t>Задание 3</w:t>
       </w:r>
@@ -6145,6 +6162,9 @@
         <w:jc w:val="center"/>
       </w:pPr>
       <w:r>
+        <w:rPr>
+          <w:noProof/>
+        </w:rPr>
         <w:drawing>
           <wp:inline distT="0" distB="0" distL="0" distR="0" wp14:anchorId="4C591A2D" wp14:editId="5EF68392">
             <wp:extent cx="5899785" cy="1813168"/>
@@ -6218,7 +6238,7 @@
       <w:pPr>
         <w:pStyle w:val="2"/>
       </w:pPr>
-      <w:bookmarkStart w:id="17" w:name="_Toc224001892"/>
+      <w:bookmarkStart w:id="17" w:name="_Toc224002508"/>
       <w:r>
         <w:t>Задание 4</w:t>
       </w:r>
@@ -6322,6 +6342,9 @@
         <w:jc w:val="center"/>
       </w:pPr>
       <w:r>
+        <w:rPr>
+          <w:noProof/>
+        </w:rPr>
         <w:lastRenderedPageBreak/>
         <w:drawing>
           <wp:inline distT="0" distB="0" distL="0" distR="0" wp14:anchorId="5AFD5472" wp14:editId="6DC2ED47">
@@ -6398,6 +6421,9 @@
         <w:jc w:val="center"/>
       </w:pPr>
       <w:r>
+        <w:rPr>
+          <w:noProof/>
+        </w:rPr>
         <w:lastRenderedPageBreak/>
         <w:drawing>
           <wp:inline distT="0" distB="0" distL="0" distR="0" wp14:anchorId="3DC34B48" wp14:editId="64A8EA89">
@@ -6574,6 +6600,9 @@
         <w:jc w:val="center"/>
       </w:pPr>
       <w:r>
+        <w:rPr>
+          <w:noProof/>
+        </w:rPr>
         <w:drawing>
           <wp:inline distT="0" distB="0" distL="0" distR="0" wp14:anchorId="654269EC" wp14:editId="3FE67261">
             <wp:extent cx="2676899" cy="2267266"/>
@@ -6647,7 +6676,7 @@
       <w:pPr>
         <w:pStyle w:val="1"/>
       </w:pPr>
-      <w:bookmarkStart w:id="21" w:name="_Toc224001893"/>
+      <w:bookmarkStart w:id="21" w:name="_Toc224002509"/>
       <w:r>
         <w:lastRenderedPageBreak/>
         <w:t>Лабораторная работа 2</w:t>
@@ -6658,7 +6687,7 @@
       <w:pPr>
         <w:pStyle w:val="1"/>
       </w:pPr>
-      <w:bookmarkStart w:id="22" w:name="_Toc224001894"/>
+      <w:bookmarkStart w:id="22" w:name="_Toc224002510"/>
       <w:r>
         <w:lastRenderedPageBreak/>
         <w:t>Лабораторная работа 3</w:t>
@@ -6669,7 +6698,7 @@
       <w:pPr>
         <w:pStyle w:val="1"/>
       </w:pPr>
-      <w:bookmarkStart w:id="23" w:name="_Toc224001895"/>
+      <w:bookmarkStart w:id="23" w:name="_Toc224002511"/>
       <w:r>
         <w:lastRenderedPageBreak/>
         <w:t>Лабораторная работа 4</w:t>
@@ -6680,7 +6709,7 @@
       <w:pPr>
         <w:pStyle w:val="1"/>
       </w:pPr>
-      <w:bookmarkStart w:id="24" w:name="_Toc224001896"/>
+      <w:bookmarkStart w:id="24" w:name="_Toc224002512"/>
       <w:r>
         <w:lastRenderedPageBreak/>
         <w:t>Лабораторная работа 5</w:t>
@@ -6691,7 +6720,7 @@
       <w:pPr>
         <w:pStyle w:val="1"/>
       </w:pPr>
-      <w:bookmarkStart w:id="25" w:name="_Toc224001897"/>
+      <w:bookmarkStart w:id="25" w:name="_Toc224002513"/>
       <w:r>
         <w:lastRenderedPageBreak/>
         <w:t>Лабораторная работа 6</w:t>
@@ -6702,7 +6731,7 @@
       <w:pPr>
         <w:pStyle w:val="1"/>
       </w:pPr>
-      <w:bookmarkStart w:id="26" w:name="_Toc224001898"/>
+      <w:bookmarkStart w:id="26" w:name="_Toc224002514"/>
       <w:r>
         <w:lastRenderedPageBreak/>
         <w:t>Вывод</w:t>
@@ -6730,24 +6759,29 @@
         <w:t xml:space="preserve"> </w:t>
       </w:r>
       <w:r>
-        <w:t>нашли и провели полный анализ временного ряда.</w:t>
+        <w:t>на</w:t>
+      </w:r>
+      <w:r>
+        <w:t>шли</w:t>
+      </w:r>
+      <w:r>
+        <w:t xml:space="preserve"> временной ряд и построи</w:t>
+      </w:r>
+      <w:r>
+        <w:t>ли</w:t>
+      </w:r>
+      <w:r>
+        <w:t xml:space="preserve"> его качественный прогноз</w:t>
+      </w:r>
+      <w:r>
+        <w:t>.</w:t>
       </w:r>
     </w:p>
     <w:p>
       <w:pPr>
-        <w:rPr>
-          <w:sz w:val="28"/>
-        </w:rPr>
-      </w:pPr>
-      <w:r>
-        <w:br w:type="page"/>
-      </w:r>
-    </w:p>
-    <w:p>
-      <w:pPr>
         <w:pStyle w:val="1"/>
       </w:pPr>
-      <w:bookmarkStart w:id="27" w:name="_Toc224001899"/>
+      <w:bookmarkStart w:id="27" w:name="_Toc224002515"/>
       <w:r>
         <w:lastRenderedPageBreak/>
         <w:t>Приложение</w:t>
@@ -6767,19 +6801,7 @@
           <w:rPr>
             <w:rStyle w:val="ad"/>
           </w:rPr>
-          <w:t>https://github.com/Cyber-Limon/Data_analy</w:t>
-        </w:r>
-        <w:r>
-          <w:rPr>
-            <w:rStyle w:val="ad"/>
-          </w:rPr>
-          <w:t>s</w:t>
-        </w:r>
-        <w:r>
-          <w:rPr>
-            <w:rStyle w:val="ad"/>
-          </w:rPr>
-          <w:t>is___Lab</w:t>
+          <w:t>https://github.com/Cyber-Limon/Data_analysis___Lab</w:t>
         </w:r>
       </w:hyperlink>
       <w:r>
@@ -14023,6 +14045,7 @@
   <w:style w:type="character" w:default="1" w:styleId="a3">
     <w:name w:val="Default Paragraph Font"/>
     <w:uiPriority w:val="1"/>
+    <w:semiHidden/>
     <w:unhideWhenUsed/>
   </w:style>
   <w:style w:type="table" w:default="1" w:styleId="a4">

--- a/Анализ данных, л.р., отчёт.docx
+++ b/Анализ данных, л.р., отчёт.docx
@@ -3367,7 +3367,7 @@
       <w:r>
         <w:fldChar w:fldCharType="separate"/>
       </w:r>
-      <w:hyperlink w:anchor="_Toc224002503" w:history="1">
+      <w:hyperlink w:anchor="_Toc224046720" w:history="1">
         <w:r>
           <w:rPr>
             <w:rStyle w:val="ad"/>
@@ -3411,7 +3411,7 @@
             <w:noProof/>
             <w:webHidden/>
           </w:rPr>
-          <w:instrText xml:space="preserve"> PAGEREF _Toc224002503 \h </w:instrText>
+          <w:instrText xml:space="preserve"> PAGEREF _Toc224046720 \h </w:instrText>
         </w:r>
         <w:r>
           <w:rPr>
@@ -3453,7 +3453,7 @@
           <w14:ligatures w14:val="standardContextual"/>
         </w:rPr>
       </w:pPr>
-      <w:hyperlink w:anchor="_Toc224002504" w:history="1">
+      <w:hyperlink w:anchor="_Toc224046721" w:history="1">
         <w:r>
           <w:rPr>
             <w:rStyle w:val="ad"/>
@@ -3497,7 +3497,7 @@
             <w:noProof/>
             <w:webHidden/>
           </w:rPr>
-          <w:instrText xml:space="preserve"> PAGEREF _Toc224002504 \h </w:instrText>
+          <w:instrText xml:space="preserve"> PAGEREF _Toc224046721 \h </w:instrText>
         </w:r>
         <w:r>
           <w:rPr>
@@ -3543,7 +3543,7 @@
           <w14:ligatures w14:val="standardContextual"/>
         </w:rPr>
       </w:pPr>
-      <w:hyperlink w:anchor="_Toc224002505" w:history="1">
+      <w:hyperlink w:anchor="_Toc224046722" w:history="1">
         <w:r>
           <w:rPr>
             <w:rStyle w:val="ad"/>
@@ -3587,7 +3587,7 @@
             <w:noProof/>
             <w:webHidden/>
           </w:rPr>
-          <w:instrText xml:space="preserve"> PAGEREF _Toc224002505 \h </w:instrText>
+          <w:instrText xml:space="preserve"> PAGEREF _Toc224046722 \h </w:instrText>
         </w:r>
         <w:r>
           <w:rPr>
@@ -3633,7 +3633,7 @@
           <w14:ligatures w14:val="standardContextual"/>
         </w:rPr>
       </w:pPr>
-      <w:hyperlink w:anchor="_Toc224002506" w:history="1">
+      <w:hyperlink w:anchor="_Toc224046723" w:history="1">
         <w:r>
           <w:rPr>
             <w:rStyle w:val="ad"/>
@@ -3677,7 +3677,7 @@
             <w:noProof/>
             <w:webHidden/>
           </w:rPr>
-          <w:instrText xml:space="preserve"> PAGEREF _Toc224002506 \h </w:instrText>
+          <w:instrText xml:space="preserve"> PAGEREF _Toc224046723 \h </w:instrText>
         </w:r>
         <w:r>
           <w:rPr>
@@ -3723,7 +3723,7 @@
           <w14:ligatures w14:val="standardContextual"/>
         </w:rPr>
       </w:pPr>
-      <w:hyperlink w:anchor="_Toc224002507" w:history="1">
+      <w:hyperlink w:anchor="_Toc224046724" w:history="1">
         <w:r>
           <w:rPr>
             <w:rStyle w:val="ad"/>
@@ -3768,7 +3768,7 @@
             <w:noProof/>
             <w:webHidden/>
           </w:rPr>
-          <w:instrText xml:space="preserve"> PAGEREF _Toc224002507 \h </w:instrText>
+          <w:instrText xml:space="preserve"> PAGEREF _Toc224046724 \h </w:instrText>
         </w:r>
         <w:r>
           <w:rPr>
@@ -3814,7 +3814,7 @@
           <w14:ligatures w14:val="standardContextual"/>
         </w:rPr>
       </w:pPr>
-      <w:hyperlink w:anchor="_Toc224002508" w:history="1">
+      <w:hyperlink w:anchor="_Toc224046725" w:history="1">
         <w:r>
           <w:rPr>
             <w:rStyle w:val="ad"/>
@@ -3858,7 +3858,7 @@
             <w:noProof/>
             <w:webHidden/>
           </w:rPr>
-          <w:instrText xml:space="preserve"> PAGEREF _Toc224002508 \h </w:instrText>
+          <w:instrText xml:space="preserve"> PAGEREF _Toc224046725 \h </w:instrText>
         </w:r>
         <w:r>
           <w:rPr>
@@ -3900,7 +3900,7 @@
           <w14:ligatures w14:val="standardContextual"/>
         </w:rPr>
       </w:pPr>
-      <w:hyperlink w:anchor="_Toc224002509" w:history="1">
+      <w:hyperlink w:anchor="_Toc224046726" w:history="1">
         <w:r>
           <w:rPr>
             <w:rStyle w:val="ad"/>
@@ -3923,7 +3923,7 @@
             <w:rStyle w:val="ad"/>
             <w:noProof/>
           </w:rPr>
-          <w:t>Лабораторная работа 2</w:t>
+          <w:t>Лабораторная работа 2 – Структурные изменения</w:t>
         </w:r>
         <w:r>
           <w:rPr>
@@ -3944,7 +3944,7 @@
             <w:noProof/>
             <w:webHidden/>
           </w:rPr>
-          <w:instrText xml:space="preserve"> PAGEREF _Toc224002509 \h </w:instrText>
+          <w:instrText xml:space="preserve"> PAGEREF _Toc224046726 \h </w:instrText>
         </w:r>
         <w:r>
           <w:rPr>
@@ -3986,7 +3986,7 @@
           <w14:ligatures w14:val="standardContextual"/>
         </w:rPr>
       </w:pPr>
-      <w:hyperlink w:anchor="_Toc224002510" w:history="1">
+      <w:hyperlink w:anchor="_Toc224046727" w:history="1">
         <w:r>
           <w:rPr>
             <w:rStyle w:val="ad"/>
@@ -4030,7 +4030,7 @@
             <w:noProof/>
             <w:webHidden/>
           </w:rPr>
-          <w:instrText xml:space="preserve"> PAGEREF _Toc224002510 \h </w:instrText>
+          <w:instrText xml:space="preserve"> PAGEREF _Toc224046727 \h </w:instrText>
         </w:r>
         <w:r>
           <w:rPr>
@@ -4072,7 +4072,7 @@
           <w14:ligatures w14:val="standardContextual"/>
         </w:rPr>
       </w:pPr>
-      <w:hyperlink w:anchor="_Toc224002511" w:history="1">
+      <w:hyperlink w:anchor="_Toc224046728" w:history="1">
         <w:r>
           <w:rPr>
             <w:rStyle w:val="ad"/>
@@ -4116,7 +4116,7 @@
             <w:noProof/>
             <w:webHidden/>
           </w:rPr>
-          <w:instrText xml:space="preserve"> PAGEREF _Toc224002511 \h </w:instrText>
+          <w:instrText xml:space="preserve"> PAGEREF _Toc224046728 \h </w:instrText>
         </w:r>
         <w:r>
           <w:rPr>
@@ -4158,7 +4158,7 @@
           <w14:ligatures w14:val="standardContextual"/>
         </w:rPr>
       </w:pPr>
-      <w:hyperlink w:anchor="_Toc224002512" w:history="1">
+      <w:hyperlink w:anchor="_Toc224046729" w:history="1">
         <w:r>
           <w:rPr>
             <w:rStyle w:val="ad"/>
@@ -4202,7 +4202,7 @@
             <w:noProof/>
             <w:webHidden/>
           </w:rPr>
-          <w:instrText xml:space="preserve"> PAGEREF _Toc224002512 \h </w:instrText>
+          <w:instrText xml:space="preserve"> PAGEREF _Toc224046729 \h </w:instrText>
         </w:r>
         <w:r>
           <w:rPr>
@@ -4244,7 +4244,7 @@
           <w14:ligatures w14:val="standardContextual"/>
         </w:rPr>
       </w:pPr>
-      <w:hyperlink w:anchor="_Toc224002513" w:history="1">
+      <w:hyperlink w:anchor="_Toc224046730" w:history="1">
         <w:r>
           <w:rPr>
             <w:rStyle w:val="ad"/>
@@ -4288,7 +4288,7 @@
             <w:noProof/>
             <w:webHidden/>
           </w:rPr>
-          <w:instrText xml:space="preserve"> PAGEREF _Toc224002513 \h </w:instrText>
+          <w:instrText xml:space="preserve"> PAGEREF _Toc224046730 \h </w:instrText>
         </w:r>
         <w:r>
           <w:rPr>
@@ -4330,7 +4330,7 @@
           <w14:ligatures w14:val="standardContextual"/>
         </w:rPr>
       </w:pPr>
-      <w:hyperlink w:anchor="_Toc224002514" w:history="1">
+      <w:hyperlink w:anchor="_Toc224046731" w:history="1">
         <w:r>
           <w:rPr>
             <w:rStyle w:val="ad"/>
@@ -4374,7 +4374,7 @@
             <w:noProof/>
             <w:webHidden/>
           </w:rPr>
-          <w:instrText xml:space="preserve"> PAGEREF _Toc224002514 \h </w:instrText>
+          <w:instrText xml:space="preserve"> PAGEREF _Toc224046731 \h </w:instrText>
         </w:r>
         <w:r>
           <w:rPr>
@@ -4416,7 +4416,7 @@
           <w14:ligatures w14:val="standardContextual"/>
         </w:rPr>
       </w:pPr>
-      <w:hyperlink w:anchor="_Toc224002515" w:history="1">
+      <w:hyperlink w:anchor="_Toc224046732" w:history="1">
         <w:r>
           <w:rPr>
             <w:rStyle w:val="ad"/>
@@ -4460,7 +4460,7 @@
             <w:noProof/>
             <w:webHidden/>
           </w:rPr>
-          <w:instrText xml:space="preserve"> PAGEREF _Toc224002515 \h </w:instrText>
+          <w:instrText xml:space="preserve"> PAGEREF _Toc224046732 \h </w:instrText>
         </w:r>
         <w:r>
           <w:rPr>
@@ -4513,7 +4513,7 @@
       <w:pPr>
         <w:pStyle w:val="1"/>
       </w:pPr>
-      <w:bookmarkStart w:id="2" w:name="_Toc224002503"/>
+      <w:bookmarkStart w:id="2" w:name="_Toc224046720"/>
       <w:r>
         <w:lastRenderedPageBreak/>
         <w:t>Цель работы</w:t>
@@ -4538,7 +4538,7 @@
       <w:pPr>
         <w:pStyle w:val="1"/>
       </w:pPr>
-      <w:bookmarkStart w:id="3" w:name="_Toc224002504"/>
+      <w:bookmarkStart w:id="3" w:name="_Toc224046721"/>
       <w:r>
         <w:lastRenderedPageBreak/>
         <w:t>Лабораторная работа 1</w:t>
@@ -4744,15 +4744,12 @@
         <w:jc w:val="center"/>
       </w:pPr>
       <w:r>
-        <w:rPr>
-          <w:noProof/>
-        </w:rPr>
         <w:lastRenderedPageBreak/>
         <w:drawing>
-          <wp:inline distT="0" distB="0" distL="0" distR="0" wp14:anchorId="687A26A0" wp14:editId="18D164F1">
-            <wp:extent cx="5806142" cy="4362450"/>
-            <wp:effectExtent l="0" t="0" r="4445" b="0"/>
-            <wp:docPr id="1918296625" name="Рисунок 1"/>
+          <wp:inline distT="0" distB="0" distL="0" distR="0" wp14:anchorId="76F1E9F7" wp14:editId="70808EA3">
+            <wp:extent cx="5753100" cy="4330515"/>
+            <wp:effectExtent l="0" t="0" r="0" b="0"/>
+            <wp:docPr id="1190855542" name="Рисунок 1"/>
             <wp:cNvGraphicFramePr>
               <a:graphicFrameLocks xmlns:a="http://schemas.openxmlformats.org/drawingml/2006/main" noChangeAspect="1"/>
             </wp:cNvGraphicFramePr>
@@ -4760,7 +4757,7 @@
               <a:graphicData uri="http://schemas.openxmlformats.org/drawingml/2006/picture">
                 <pic:pic xmlns:pic="http://schemas.openxmlformats.org/drawingml/2006/picture">
                   <pic:nvPicPr>
-                    <pic:cNvPr id="1918296625" name=""/>
+                    <pic:cNvPr id="1190855542" name=""/>
                     <pic:cNvPicPr/>
                   </pic:nvPicPr>
                   <pic:blipFill>
@@ -4772,7 +4769,7 @@
                   <pic:spPr>
                     <a:xfrm>
                       <a:off x="0" y="0"/>
-                      <a:ext cx="5823053" cy="4375156"/>
+                      <a:ext cx="5764085" cy="4338784"/>
                     </a:xfrm>
                     <a:prstGeom prst="rect">
                       <a:avLst/>
@@ -4821,7 +4818,7 @@
       <w:pPr>
         <w:pStyle w:val="2"/>
       </w:pPr>
-      <w:bookmarkStart w:id="6" w:name="_Toc224002505"/>
+      <w:bookmarkStart w:id="6" w:name="_Toc224046722"/>
       <w:r>
         <w:t xml:space="preserve">Задание 1 – Анализ </w:t>
       </w:r>
@@ -5057,7 +5054,7 @@
       <w:pPr>
         <w:pStyle w:val="2"/>
       </w:pPr>
-      <w:bookmarkStart w:id="8" w:name="_Toc224002506"/>
+      <w:bookmarkStart w:id="8" w:name="_Toc224046723"/>
       <w:r>
         <w:t>Задание 2</w:t>
       </w:r>
@@ -6054,7 +6051,7 @@
           <w:lang w:val="en-US"/>
         </w:rPr>
       </w:pPr>
-      <w:bookmarkStart w:id="15" w:name="_Toc224002507"/>
+      <w:bookmarkStart w:id="15" w:name="_Toc224046724"/>
       <w:r>
         <w:t>Задание 3</w:t>
       </w:r>
@@ -6162,14 +6159,11 @@
         <w:jc w:val="center"/>
       </w:pPr>
       <w:r>
-        <w:rPr>
-          <w:noProof/>
-        </w:rPr>
         <w:drawing>
-          <wp:inline distT="0" distB="0" distL="0" distR="0" wp14:anchorId="4C591A2D" wp14:editId="5EF68392">
-            <wp:extent cx="5899785" cy="1813168"/>
-            <wp:effectExtent l="0" t="0" r="5715" b="0"/>
-            <wp:docPr id="1017017876" name="Рисунок 1"/>
+          <wp:inline distT="0" distB="0" distL="0" distR="0" wp14:anchorId="1B2BE9FF" wp14:editId="5DDE9899">
+            <wp:extent cx="5928360" cy="1836889"/>
+            <wp:effectExtent l="0" t="0" r="0" b="0"/>
+            <wp:docPr id="346542198" name="Рисунок 1"/>
             <wp:cNvGraphicFramePr>
               <a:graphicFrameLocks xmlns:a="http://schemas.openxmlformats.org/drawingml/2006/main" noChangeAspect="1"/>
             </wp:cNvGraphicFramePr>
@@ -6177,7 +6171,7 @@
               <a:graphicData uri="http://schemas.openxmlformats.org/drawingml/2006/picture">
                 <pic:pic xmlns:pic="http://schemas.openxmlformats.org/drawingml/2006/picture">
                   <pic:nvPicPr>
-                    <pic:cNvPr id="1017017876" name=""/>
+                    <pic:cNvPr id="346542198" name=""/>
                     <pic:cNvPicPr/>
                   </pic:nvPicPr>
                   <pic:blipFill>
@@ -6189,7 +6183,7 @@
                   <pic:spPr>
                     <a:xfrm>
                       <a:off x="0" y="0"/>
-                      <a:ext cx="5907673" cy="1815592"/>
+                      <a:ext cx="5943552" cy="1841596"/>
                     </a:xfrm>
                     <a:prstGeom prst="rect">
                       <a:avLst/>
@@ -6238,7 +6232,7 @@
       <w:pPr>
         <w:pStyle w:val="2"/>
       </w:pPr>
-      <w:bookmarkStart w:id="17" w:name="_Toc224002508"/>
+      <w:bookmarkStart w:id="17" w:name="_Toc224046725"/>
       <w:r>
         <w:t>Задание 4</w:t>
       </w:r>
@@ -6676,10 +6670,13 @@
       <w:pPr>
         <w:pStyle w:val="1"/>
       </w:pPr>
-      <w:bookmarkStart w:id="21" w:name="_Toc224002509"/>
+      <w:bookmarkStart w:id="21" w:name="_Toc224046726"/>
       <w:r>
         <w:lastRenderedPageBreak/>
         <w:t>Лабораторная работа 2</w:t>
+      </w:r>
+      <w:r>
+        <w:t xml:space="preserve"> – Структурные изменения</w:t>
       </w:r>
       <w:bookmarkEnd w:id="21"/>
     </w:p>
@@ -6687,7 +6684,7 @@
       <w:pPr>
         <w:pStyle w:val="1"/>
       </w:pPr>
-      <w:bookmarkStart w:id="22" w:name="_Toc224002510"/>
+      <w:bookmarkStart w:id="22" w:name="_Toc224046727"/>
       <w:r>
         <w:lastRenderedPageBreak/>
         <w:t>Лабораторная работа 3</w:t>
@@ -6698,7 +6695,7 @@
       <w:pPr>
         <w:pStyle w:val="1"/>
       </w:pPr>
-      <w:bookmarkStart w:id="23" w:name="_Toc224002511"/>
+      <w:bookmarkStart w:id="23" w:name="_Toc224046728"/>
       <w:r>
         <w:lastRenderedPageBreak/>
         <w:t>Лабораторная работа 4</w:t>
@@ -6709,7 +6706,7 @@
       <w:pPr>
         <w:pStyle w:val="1"/>
       </w:pPr>
-      <w:bookmarkStart w:id="24" w:name="_Toc224002512"/>
+      <w:bookmarkStart w:id="24" w:name="_Toc224046729"/>
       <w:r>
         <w:lastRenderedPageBreak/>
         <w:t>Лабораторная работа 5</w:t>
@@ -6720,7 +6717,7 @@
       <w:pPr>
         <w:pStyle w:val="1"/>
       </w:pPr>
-      <w:bookmarkStart w:id="25" w:name="_Toc224002513"/>
+      <w:bookmarkStart w:id="25" w:name="_Toc224046730"/>
       <w:r>
         <w:lastRenderedPageBreak/>
         <w:t>Лабораторная работа 6</w:t>
@@ -6731,7 +6728,7 @@
       <w:pPr>
         <w:pStyle w:val="1"/>
       </w:pPr>
-      <w:bookmarkStart w:id="26" w:name="_Toc224002514"/>
+      <w:bookmarkStart w:id="26" w:name="_Toc224046731"/>
       <w:r>
         <w:lastRenderedPageBreak/>
         <w:t>Вывод</w:t>
@@ -6759,19 +6756,7 @@
         <w:t xml:space="preserve"> </w:t>
       </w:r>
       <w:r>
-        <w:t>на</w:t>
-      </w:r>
-      <w:r>
-        <w:t>шли</w:t>
-      </w:r>
-      <w:r>
-        <w:t xml:space="preserve"> временной ряд и построи</w:t>
-      </w:r>
-      <w:r>
-        <w:t>ли</w:t>
-      </w:r>
-      <w:r>
-        <w:t xml:space="preserve"> его качественный прогноз</w:t>
+        <w:t>нашли временной ряд и построили его качественный прогноз</w:t>
       </w:r>
       <w:r>
         <w:t>.</w:t>
@@ -6781,7 +6766,7 @@
       <w:pPr>
         <w:pStyle w:val="1"/>
       </w:pPr>
-      <w:bookmarkStart w:id="27" w:name="_Toc224002515"/>
+      <w:bookmarkStart w:id="27" w:name="_Toc224046732"/>
       <w:r>
         <w:lastRenderedPageBreak/>
         <w:t>Приложение</w:t>

--- a/Анализ данных, л.р., отчёт.docx
+++ b/Анализ данных, л.р., отчёт.docx
@@ -3367,7 +3367,7 @@
       <w:r>
         <w:fldChar w:fldCharType="separate"/>
       </w:r>
-      <w:hyperlink w:anchor="_Toc224046720" w:history="1">
+      <w:hyperlink w:anchor="_Toc224086328" w:history="1">
         <w:r>
           <w:rPr>
             <w:rStyle w:val="ad"/>
@@ -3411,7 +3411,7 @@
             <w:noProof/>
             <w:webHidden/>
           </w:rPr>
-          <w:instrText xml:space="preserve"> PAGEREF _Toc224046720 \h </w:instrText>
+          <w:instrText xml:space="preserve"> PAGEREF _Toc224086328 \h </w:instrText>
         </w:r>
         <w:r>
           <w:rPr>
@@ -3453,7 +3453,7 @@
           <w14:ligatures w14:val="standardContextual"/>
         </w:rPr>
       </w:pPr>
-      <w:hyperlink w:anchor="_Toc224046721" w:history="1">
+      <w:hyperlink w:anchor="_Toc224086329" w:history="1">
         <w:r>
           <w:rPr>
             <w:rStyle w:val="ad"/>
@@ -3497,7 +3497,7 @@
             <w:noProof/>
             <w:webHidden/>
           </w:rPr>
-          <w:instrText xml:space="preserve"> PAGEREF _Toc224046721 \h </w:instrText>
+          <w:instrText xml:space="preserve"> PAGEREF _Toc224086329 \h </w:instrText>
         </w:r>
         <w:r>
           <w:rPr>
@@ -3543,7 +3543,7 @@
           <w14:ligatures w14:val="standardContextual"/>
         </w:rPr>
       </w:pPr>
-      <w:hyperlink w:anchor="_Toc224046722" w:history="1">
+      <w:hyperlink w:anchor="_Toc224086330" w:history="1">
         <w:r>
           <w:rPr>
             <w:rStyle w:val="ad"/>
@@ -3587,7 +3587,7 @@
             <w:noProof/>
             <w:webHidden/>
           </w:rPr>
-          <w:instrText xml:space="preserve"> PAGEREF _Toc224046722 \h </w:instrText>
+          <w:instrText xml:space="preserve"> PAGEREF _Toc224086330 \h </w:instrText>
         </w:r>
         <w:r>
           <w:rPr>
@@ -3607,7 +3607,7 @@
             <w:noProof/>
             <w:webHidden/>
           </w:rPr>
-          <w:t>5</w:t>
+          <w:t>6</w:t>
         </w:r>
         <w:r>
           <w:rPr>
@@ -3633,7 +3633,7 @@
           <w14:ligatures w14:val="standardContextual"/>
         </w:rPr>
       </w:pPr>
-      <w:hyperlink w:anchor="_Toc224046723" w:history="1">
+      <w:hyperlink w:anchor="_Toc224086331" w:history="1">
         <w:r>
           <w:rPr>
             <w:rStyle w:val="ad"/>
@@ -3677,7 +3677,7 @@
             <w:noProof/>
             <w:webHidden/>
           </w:rPr>
-          <w:instrText xml:space="preserve"> PAGEREF _Toc224046723 \h </w:instrText>
+          <w:instrText xml:space="preserve"> PAGEREF _Toc224086331 \h </w:instrText>
         </w:r>
         <w:r>
           <w:rPr>
@@ -3697,7 +3697,7 @@
             <w:noProof/>
             <w:webHidden/>
           </w:rPr>
-          <w:t>6</w:t>
+          <w:t>7</w:t>
         </w:r>
         <w:r>
           <w:rPr>
@@ -3723,7 +3723,7 @@
           <w14:ligatures w14:val="standardContextual"/>
         </w:rPr>
       </w:pPr>
-      <w:hyperlink w:anchor="_Toc224046724" w:history="1">
+      <w:hyperlink w:anchor="_Toc224086332" w:history="1">
         <w:r>
           <w:rPr>
             <w:rStyle w:val="ad"/>
@@ -3768,7 +3768,7 @@
             <w:noProof/>
             <w:webHidden/>
           </w:rPr>
-          <w:instrText xml:space="preserve"> PAGEREF _Toc224046724 \h </w:instrText>
+          <w:instrText xml:space="preserve"> PAGEREF _Toc224086332 \h </w:instrText>
         </w:r>
         <w:r>
           <w:rPr>
@@ -3788,7 +3788,7 @@
             <w:noProof/>
             <w:webHidden/>
           </w:rPr>
-          <w:t>10</w:t>
+          <w:t>11</w:t>
         </w:r>
         <w:r>
           <w:rPr>
@@ -3814,7 +3814,7 @@
           <w14:ligatures w14:val="standardContextual"/>
         </w:rPr>
       </w:pPr>
-      <w:hyperlink w:anchor="_Toc224046725" w:history="1">
+      <w:hyperlink w:anchor="_Toc224086333" w:history="1">
         <w:r>
           <w:rPr>
             <w:rStyle w:val="ad"/>
@@ -3858,7 +3858,7 @@
             <w:noProof/>
             <w:webHidden/>
           </w:rPr>
-          <w:instrText xml:space="preserve"> PAGEREF _Toc224046725 \h </w:instrText>
+          <w:instrText xml:space="preserve"> PAGEREF _Toc224086333 \h </w:instrText>
         </w:r>
         <w:r>
           <w:rPr>
@@ -3878,7 +3878,7 @@
             <w:noProof/>
             <w:webHidden/>
           </w:rPr>
-          <w:t>10</w:t>
+          <w:t>12</w:t>
         </w:r>
         <w:r>
           <w:rPr>
@@ -3900,7 +3900,7 @@
           <w14:ligatures w14:val="standardContextual"/>
         </w:rPr>
       </w:pPr>
-      <w:hyperlink w:anchor="_Toc224046726" w:history="1">
+      <w:hyperlink w:anchor="_Toc224086334" w:history="1">
         <w:r>
           <w:rPr>
             <w:rStyle w:val="ad"/>
@@ -3944,7 +3944,7 @@
             <w:noProof/>
             <w:webHidden/>
           </w:rPr>
-          <w:instrText xml:space="preserve"> PAGEREF _Toc224046726 \h </w:instrText>
+          <w:instrText xml:space="preserve"> PAGEREF _Toc224086334 \h </w:instrText>
         </w:r>
         <w:r>
           <w:rPr>
@@ -3964,7 +3964,7 @@
             <w:noProof/>
             <w:webHidden/>
           </w:rPr>
-          <w:t>13</w:t>
+          <w:t>14</w:t>
         </w:r>
         <w:r>
           <w:rPr>
@@ -3977,7 +3977,11 @@
     </w:p>
     <w:p>
       <w:pPr>
-        <w:pStyle w:val="11"/>
+        <w:pStyle w:val="20"/>
+        <w:tabs>
+          <w:tab w:val="left" w:pos="960"/>
+          <w:tab w:val="right" w:leader="dot" w:pos="9911"/>
+        </w:tabs>
         <w:rPr>
           <w:rFonts w:asciiTheme="minorHAnsi" w:eastAsiaTheme="minorEastAsia" w:hAnsiTheme="minorHAnsi" w:cstheme="minorBidi"/>
           <w:noProof/>
@@ -3986,13 +3990,13 @@
           <w14:ligatures w14:val="standardContextual"/>
         </w:rPr>
       </w:pPr>
-      <w:hyperlink w:anchor="_Toc224046727" w:history="1">
+      <w:hyperlink w:anchor="_Toc224086335" w:history="1">
         <w:r>
           <w:rPr>
             <w:rStyle w:val="ad"/>
             <w:noProof/>
           </w:rPr>
-          <w:t>4</w:t>
+          <w:t>3.1</w:t>
         </w:r>
         <w:r>
           <w:rPr>
@@ -4009,7 +4013,7 @@
             <w:rStyle w:val="ad"/>
             <w:noProof/>
           </w:rPr>
-          <w:t>Лабораторная работа 3</w:t>
+          <w:t>Задание 1 – Проведение теста Кванда-Эндрюса</w:t>
         </w:r>
         <w:r>
           <w:rPr>
@@ -4030,7 +4034,7 @@
             <w:noProof/>
             <w:webHidden/>
           </w:rPr>
-          <w:instrText xml:space="preserve"> PAGEREF _Toc224046727 \h </w:instrText>
+          <w:instrText xml:space="preserve"> PAGEREF _Toc224086335 \h </w:instrText>
         </w:r>
         <w:r>
           <w:rPr>
@@ -4063,7 +4067,11 @@
     </w:p>
     <w:p>
       <w:pPr>
-        <w:pStyle w:val="11"/>
+        <w:pStyle w:val="20"/>
+        <w:tabs>
+          <w:tab w:val="left" w:pos="960"/>
+          <w:tab w:val="right" w:leader="dot" w:pos="9911"/>
+        </w:tabs>
         <w:rPr>
           <w:rFonts w:asciiTheme="minorHAnsi" w:eastAsiaTheme="minorEastAsia" w:hAnsiTheme="minorHAnsi" w:cstheme="minorBidi"/>
           <w:noProof/>
@@ -4072,13 +4080,14 @@
           <w14:ligatures w14:val="standardContextual"/>
         </w:rPr>
       </w:pPr>
-      <w:hyperlink w:anchor="_Toc224046728" w:history="1">
+      <w:hyperlink w:anchor="_Toc224086336" w:history="1">
         <w:r>
           <w:rPr>
             <w:rStyle w:val="ad"/>
             <w:noProof/>
-          </w:rPr>
-          <w:t>5</w:t>
+            <w:lang w:val="en-US"/>
+          </w:rPr>
+          <w:t>3.2</w:t>
         </w:r>
         <w:r>
           <w:rPr>
@@ -4095,7 +4104,7 @@
             <w:rStyle w:val="ad"/>
             <w:noProof/>
           </w:rPr>
-          <w:t>Лабораторная работа 4</w:t>
+          <w:t>Задание 2 – Ввод фиктивных переменных</w:t>
         </w:r>
         <w:r>
           <w:rPr>
@@ -4116,7 +4125,7 @@
             <w:noProof/>
             <w:webHidden/>
           </w:rPr>
-          <w:instrText xml:space="preserve"> PAGEREF _Toc224046728 \h </w:instrText>
+          <w:instrText xml:space="preserve"> PAGEREF _Toc224086336 \h </w:instrText>
         </w:r>
         <w:r>
           <w:rPr>
@@ -4136,7 +4145,7 @@
             <w:noProof/>
             <w:webHidden/>
           </w:rPr>
-          <w:t>15</w:t>
+          <w:t>14</w:t>
         </w:r>
         <w:r>
           <w:rPr>
@@ -4149,7 +4158,11 @@
     </w:p>
     <w:p>
       <w:pPr>
-        <w:pStyle w:val="11"/>
+        <w:pStyle w:val="20"/>
+        <w:tabs>
+          <w:tab w:val="left" w:pos="960"/>
+          <w:tab w:val="right" w:leader="dot" w:pos="9911"/>
+        </w:tabs>
         <w:rPr>
           <w:rFonts w:asciiTheme="minorHAnsi" w:eastAsiaTheme="minorEastAsia" w:hAnsiTheme="minorHAnsi" w:cstheme="minorBidi"/>
           <w:noProof/>
@@ -4158,13 +4171,13 @@
           <w14:ligatures w14:val="standardContextual"/>
         </w:rPr>
       </w:pPr>
-      <w:hyperlink w:anchor="_Toc224046729" w:history="1">
+      <w:hyperlink w:anchor="_Toc224086337" w:history="1">
         <w:r>
           <w:rPr>
             <w:rStyle w:val="ad"/>
             <w:noProof/>
           </w:rPr>
-          <w:t>6</w:t>
+          <w:t>3.3</w:t>
         </w:r>
         <w:r>
           <w:rPr>
@@ -4181,7 +4194,7 @@
             <w:rStyle w:val="ad"/>
             <w:noProof/>
           </w:rPr>
-          <w:t>Лабораторная работа 5</w:t>
+          <w:t>Задание 3</w:t>
         </w:r>
         <w:r>
           <w:rPr>
@@ -4202,7 +4215,7 @@
             <w:noProof/>
             <w:webHidden/>
           </w:rPr>
-          <w:instrText xml:space="preserve"> PAGEREF _Toc224046729 \h </w:instrText>
+          <w:instrText xml:space="preserve"> PAGEREF _Toc224086337 \h </w:instrText>
         </w:r>
         <w:r>
           <w:rPr>
@@ -4222,7 +4235,7 @@
             <w:noProof/>
             <w:webHidden/>
           </w:rPr>
-          <w:t>16</w:t>
+          <w:t>15</w:t>
         </w:r>
         <w:r>
           <w:rPr>
@@ -4235,7 +4248,11 @@
     </w:p>
     <w:p>
       <w:pPr>
-        <w:pStyle w:val="11"/>
+        <w:pStyle w:val="20"/>
+        <w:tabs>
+          <w:tab w:val="left" w:pos="960"/>
+          <w:tab w:val="right" w:leader="dot" w:pos="9911"/>
+        </w:tabs>
         <w:rPr>
           <w:rFonts w:asciiTheme="minorHAnsi" w:eastAsiaTheme="minorEastAsia" w:hAnsiTheme="minorHAnsi" w:cstheme="minorBidi"/>
           <w:noProof/>
@@ -4244,13 +4261,13 @@
           <w14:ligatures w14:val="standardContextual"/>
         </w:rPr>
       </w:pPr>
-      <w:hyperlink w:anchor="_Toc224046730" w:history="1">
+      <w:hyperlink w:anchor="_Toc224086338" w:history="1">
         <w:r>
           <w:rPr>
             <w:rStyle w:val="ad"/>
             <w:noProof/>
           </w:rPr>
-          <w:t>7</w:t>
+          <w:t>3.4</w:t>
         </w:r>
         <w:r>
           <w:rPr>
@@ -4267,7 +4284,7 @@
             <w:rStyle w:val="ad"/>
             <w:noProof/>
           </w:rPr>
-          <w:t>Лабораторная работа 6</w:t>
+          <w:t>Задание 4</w:t>
         </w:r>
         <w:r>
           <w:rPr>
@@ -4288,7 +4305,7 @@
             <w:noProof/>
             <w:webHidden/>
           </w:rPr>
-          <w:instrText xml:space="preserve"> PAGEREF _Toc224046730 \h </w:instrText>
+          <w:instrText xml:space="preserve"> PAGEREF _Toc224086338 \h </w:instrText>
         </w:r>
         <w:r>
           <w:rPr>
@@ -4308,7 +4325,7 @@
             <w:noProof/>
             <w:webHidden/>
           </w:rPr>
-          <w:t>17</w:t>
+          <w:t>15</w:t>
         </w:r>
         <w:r>
           <w:rPr>
@@ -4321,7 +4338,11 @@
     </w:p>
     <w:p>
       <w:pPr>
-        <w:pStyle w:val="11"/>
+        <w:pStyle w:val="20"/>
+        <w:tabs>
+          <w:tab w:val="left" w:pos="960"/>
+          <w:tab w:val="right" w:leader="dot" w:pos="9911"/>
+        </w:tabs>
         <w:rPr>
           <w:rFonts w:asciiTheme="minorHAnsi" w:eastAsiaTheme="minorEastAsia" w:hAnsiTheme="minorHAnsi" w:cstheme="minorBidi"/>
           <w:noProof/>
@@ -4330,13 +4351,13 @@
           <w14:ligatures w14:val="standardContextual"/>
         </w:rPr>
       </w:pPr>
-      <w:hyperlink w:anchor="_Toc224046731" w:history="1">
+      <w:hyperlink w:anchor="_Toc224086339" w:history="1">
         <w:r>
           <w:rPr>
             <w:rStyle w:val="ad"/>
             <w:noProof/>
           </w:rPr>
-          <w:t>8</w:t>
+          <w:t>3.5</w:t>
         </w:r>
         <w:r>
           <w:rPr>
@@ -4353,7 +4374,7 @@
             <w:rStyle w:val="ad"/>
             <w:noProof/>
           </w:rPr>
-          <w:t>Вывод</w:t>
+          <w:t>Задание 5</w:t>
         </w:r>
         <w:r>
           <w:rPr>
@@ -4374,7 +4395,7 @@
             <w:noProof/>
             <w:webHidden/>
           </w:rPr>
-          <w:instrText xml:space="preserve"> PAGEREF _Toc224046731 \h </w:instrText>
+          <w:instrText xml:space="preserve"> PAGEREF _Toc224086339 \h </w:instrText>
         </w:r>
         <w:r>
           <w:rPr>
@@ -4394,7 +4415,7 @@
             <w:noProof/>
             <w:webHidden/>
           </w:rPr>
-          <w:t>18</w:t>
+          <w:t>15</w:t>
         </w:r>
         <w:r>
           <w:rPr>
@@ -4407,7 +4428,11 @@
     </w:p>
     <w:p>
       <w:pPr>
-        <w:pStyle w:val="11"/>
+        <w:pStyle w:val="20"/>
+        <w:tabs>
+          <w:tab w:val="left" w:pos="960"/>
+          <w:tab w:val="right" w:leader="dot" w:pos="9911"/>
+        </w:tabs>
         <w:rPr>
           <w:rFonts w:asciiTheme="minorHAnsi" w:eastAsiaTheme="minorEastAsia" w:hAnsiTheme="minorHAnsi" w:cstheme="minorBidi"/>
           <w:noProof/>
@@ -4416,13 +4441,13 @@
           <w14:ligatures w14:val="standardContextual"/>
         </w:rPr>
       </w:pPr>
-      <w:hyperlink w:anchor="_Toc224046732" w:history="1">
+      <w:hyperlink w:anchor="_Toc224086340" w:history="1">
         <w:r>
           <w:rPr>
             <w:rStyle w:val="ad"/>
             <w:noProof/>
           </w:rPr>
-          <w:t>9</w:t>
+          <w:t>3.6</w:t>
         </w:r>
         <w:r>
           <w:rPr>
@@ -4439,6 +4464,522 @@
             <w:rStyle w:val="ad"/>
             <w:noProof/>
           </w:rPr>
+          <w:t>Задание 6</w:t>
+        </w:r>
+        <w:r>
+          <w:rPr>
+            <w:noProof/>
+            <w:webHidden/>
+          </w:rPr>
+          <w:tab/>
+        </w:r>
+        <w:r>
+          <w:rPr>
+            <w:noProof/>
+            <w:webHidden/>
+          </w:rPr>
+          <w:fldChar w:fldCharType="begin"/>
+        </w:r>
+        <w:r>
+          <w:rPr>
+            <w:noProof/>
+            <w:webHidden/>
+          </w:rPr>
+          <w:instrText xml:space="preserve"> PAGEREF _Toc224086340 \h </w:instrText>
+        </w:r>
+        <w:r>
+          <w:rPr>
+            <w:noProof/>
+            <w:webHidden/>
+          </w:rPr>
+        </w:r>
+        <w:r>
+          <w:rPr>
+            <w:noProof/>
+            <w:webHidden/>
+          </w:rPr>
+          <w:fldChar w:fldCharType="separate"/>
+        </w:r>
+        <w:r>
+          <w:rPr>
+            <w:noProof/>
+            <w:webHidden/>
+          </w:rPr>
+          <w:t>15</w:t>
+        </w:r>
+        <w:r>
+          <w:rPr>
+            <w:noProof/>
+            <w:webHidden/>
+          </w:rPr>
+          <w:fldChar w:fldCharType="end"/>
+        </w:r>
+      </w:hyperlink>
+    </w:p>
+    <w:p>
+      <w:pPr>
+        <w:pStyle w:val="11"/>
+        <w:rPr>
+          <w:rFonts w:asciiTheme="minorHAnsi" w:eastAsiaTheme="minorEastAsia" w:hAnsiTheme="minorHAnsi" w:cstheme="minorBidi"/>
+          <w:noProof/>
+          <w:kern w:val="2"/>
+          <w:sz w:val="24"/>
+          <w14:ligatures w14:val="standardContextual"/>
+        </w:rPr>
+      </w:pPr>
+      <w:hyperlink w:anchor="_Toc224086341" w:history="1">
+        <w:r>
+          <w:rPr>
+            <w:rStyle w:val="ad"/>
+            <w:noProof/>
+          </w:rPr>
+          <w:t>4</w:t>
+        </w:r>
+        <w:r>
+          <w:rPr>
+            <w:rFonts w:asciiTheme="minorHAnsi" w:eastAsiaTheme="minorEastAsia" w:hAnsiTheme="minorHAnsi" w:cstheme="minorBidi"/>
+            <w:noProof/>
+            <w:kern w:val="2"/>
+            <w:sz w:val="24"/>
+            <w14:ligatures w14:val="standardContextual"/>
+          </w:rPr>
+          <w:tab/>
+        </w:r>
+        <w:r>
+          <w:rPr>
+            <w:rStyle w:val="ad"/>
+            <w:noProof/>
+          </w:rPr>
+          <w:t>Лабораторная работа 3</w:t>
+        </w:r>
+        <w:r>
+          <w:rPr>
+            <w:noProof/>
+            <w:webHidden/>
+          </w:rPr>
+          <w:tab/>
+        </w:r>
+        <w:r>
+          <w:rPr>
+            <w:noProof/>
+            <w:webHidden/>
+          </w:rPr>
+          <w:fldChar w:fldCharType="begin"/>
+        </w:r>
+        <w:r>
+          <w:rPr>
+            <w:noProof/>
+            <w:webHidden/>
+          </w:rPr>
+          <w:instrText xml:space="preserve"> PAGEREF _Toc224086341 \h </w:instrText>
+        </w:r>
+        <w:r>
+          <w:rPr>
+            <w:noProof/>
+            <w:webHidden/>
+          </w:rPr>
+        </w:r>
+        <w:r>
+          <w:rPr>
+            <w:noProof/>
+            <w:webHidden/>
+          </w:rPr>
+          <w:fldChar w:fldCharType="separate"/>
+        </w:r>
+        <w:r>
+          <w:rPr>
+            <w:noProof/>
+            <w:webHidden/>
+          </w:rPr>
+          <w:t>16</w:t>
+        </w:r>
+        <w:r>
+          <w:rPr>
+            <w:noProof/>
+            <w:webHidden/>
+          </w:rPr>
+          <w:fldChar w:fldCharType="end"/>
+        </w:r>
+      </w:hyperlink>
+    </w:p>
+    <w:p>
+      <w:pPr>
+        <w:pStyle w:val="11"/>
+        <w:rPr>
+          <w:rFonts w:asciiTheme="minorHAnsi" w:eastAsiaTheme="minorEastAsia" w:hAnsiTheme="minorHAnsi" w:cstheme="minorBidi"/>
+          <w:noProof/>
+          <w:kern w:val="2"/>
+          <w:sz w:val="24"/>
+          <w14:ligatures w14:val="standardContextual"/>
+        </w:rPr>
+      </w:pPr>
+      <w:hyperlink w:anchor="_Toc224086342" w:history="1">
+        <w:r>
+          <w:rPr>
+            <w:rStyle w:val="ad"/>
+            <w:noProof/>
+          </w:rPr>
+          <w:t>5</w:t>
+        </w:r>
+        <w:r>
+          <w:rPr>
+            <w:rFonts w:asciiTheme="minorHAnsi" w:eastAsiaTheme="minorEastAsia" w:hAnsiTheme="minorHAnsi" w:cstheme="minorBidi"/>
+            <w:noProof/>
+            <w:kern w:val="2"/>
+            <w:sz w:val="24"/>
+            <w14:ligatures w14:val="standardContextual"/>
+          </w:rPr>
+          <w:tab/>
+        </w:r>
+        <w:r>
+          <w:rPr>
+            <w:rStyle w:val="ad"/>
+            <w:noProof/>
+          </w:rPr>
+          <w:t>Лабораторная работа 4</w:t>
+        </w:r>
+        <w:r>
+          <w:rPr>
+            <w:noProof/>
+            <w:webHidden/>
+          </w:rPr>
+          <w:tab/>
+        </w:r>
+        <w:r>
+          <w:rPr>
+            <w:noProof/>
+            <w:webHidden/>
+          </w:rPr>
+          <w:fldChar w:fldCharType="begin"/>
+        </w:r>
+        <w:r>
+          <w:rPr>
+            <w:noProof/>
+            <w:webHidden/>
+          </w:rPr>
+          <w:instrText xml:space="preserve"> PAGEREF _Toc224086342 \h </w:instrText>
+        </w:r>
+        <w:r>
+          <w:rPr>
+            <w:noProof/>
+            <w:webHidden/>
+          </w:rPr>
+        </w:r>
+        <w:r>
+          <w:rPr>
+            <w:noProof/>
+            <w:webHidden/>
+          </w:rPr>
+          <w:fldChar w:fldCharType="separate"/>
+        </w:r>
+        <w:r>
+          <w:rPr>
+            <w:noProof/>
+            <w:webHidden/>
+          </w:rPr>
+          <w:t>17</w:t>
+        </w:r>
+        <w:r>
+          <w:rPr>
+            <w:noProof/>
+            <w:webHidden/>
+          </w:rPr>
+          <w:fldChar w:fldCharType="end"/>
+        </w:r>
+      </w:hyperlink>
+    </w:p>
+    <w:p>
+      <w:pPr>
+        <w:pStyle w:val="11"/>
+        <w:rPr>
+          <w:rFonts w:asciiTheme="minorHAnsi" w:eastAsiaTheme="minorEastAsia" w:hAnsiTheme="minorHAnsi" w:cstheme="minorBidi"/>
+          <w:noProof/>
+          <w:kern w:val="2"/>
+          <w:sz w:val="24"/>
+          <w14:ligatures w14:val="standardContextual"/>
+        </w:rPr>
+      </w:pPr>
+      <w:hyperlink w:anchor="_Toc224086343" w:history="1">
+        <w:r>
+          <w:rPr>
+            <w:rStyle w:val="ad"/>
+            <w:noProof/>
+          </w:rPr>
+          <w:t>6</w:t>
+        </w:r>
+        <w:r>
+          <w:rPr>
+            <w:rFonts w:asciiTheme="minorHAnsi" w:eastAsiaTheme="minorEastAsia" w:hAnsiTheme="minorHAnsi" w:cstheme="minorBidi"/>
+            <w:noProof/>
+            <w:kern w:val="2"/>
+            <w:sz w:val="24"/>
+            <w14:ligatures w14:val="standardContextual"/>
+          </w:rPr>
+          <w:tab/>
+        </w:r>
+        <w:r>
+          <w:rPr>
+            <w:rStyle w:val="ad"/>
+            <w:noProof/>
+          </w:rPr>
+          <w:t>Лабораторная работа 5</w:t>
+        </w:r>
+        <w:r>
+          <w:rPr>
+            <w:noProof/>
+            <w:webHidden/>
+          </w:rPr>
+          <w:tab/>
+        </w:r>
+        <w:r>
+          <w:rPr>
+            <w:noProof/>
+            <w:webHidden/>
+          </w:rPr>
+          <w:fldChar w:fldCharType="begin"/>
+        </w:r>
+        <w:r>
+          <w:rPr>
+            <w:noProof/>
+            <w:webHidden/>
+          </w:rPr>
+          <w:instrText xml:space="preserve"> PAGEREF _Toc224086343 \h </w:instrText>
+        </w:r>
+        <w:r>
+          <w:rPr>
+            <w:noProof/>
+            <w:webHidden/>
+          </w:rPr>
+        </w:r>
+        <w:r>
+          <w:rPr>
+            <w:noProof/>
+            <w:webHidden/>
+          </w:rPr>
+          <w:fldChar w:fldCharType="separate"/>
+        </w:r>
+        <w:r>
+          <w:rPr>
+            <w:noProof/>
+            <w:webHidden/>
+          </w:rPr>
+          <w:t>18</w:t>
+        </w:r>
+        <w:r>
+          <w:rPr>
+            <w:noProof/>
+            <w:webHidden/>
+          </w:rPr>
+          <w:fldChar w:fldCharType="end"/>
+        </w:r>
+      </w:hyperlink>
+    </w:p>
+    <w:p>
+      <w:pPr>
+        <w:pStyle w:val="11"/>
+        <w:rPr>
+          <w:rFonts w:asciiTheme="minorHAnsi" w:eastAsiaTheme="minorEastAsia" w:hAnsiTheme="minorHAnsi" w:cstheme="minorBidi"/>
+          <w:noProof/>
+          <w:kern w:val="2"/>
+          <w:sz w:val="24"/>
+          <w14:ligatures w14:val="standardContextual"/>
+        </w:rPr>
+      </w:pPr>
+      <w:hyperlink w:anchor="_Toc224086344" w:history="1">
+        <w:r>
+          <w:rPr>
+            <w:rStyle w:val="ad"/>
+            <w:noProof/>
+          </w:rPr>
+          <w:t>7</w:t>
+        </w:r>
+        <w:r>
+          <w:rPr>
+            <w:rFonts w:asciiTheme="minorHAnsi" w:eastAsiaTheme="minorEastAsia" w:hAnsiTheme="minorHAnsi" w:cstheme="minorBidi"/>
+            <w:noProof/>
+            <w:kern w:val="2"/>
+            <w:sz w:val="24"/>
+            <w14:ligatures w14:val="standardContextual"/>
+          </w:rPr>
+          <w:tab/>
+        </w:r>
+        <w:r>
+          <w:rPr>
+            <w:rStyle w:val="ad"/>
+            <w:noProof/>
+          </w:rPr>
+          <w:t>Лабораторная работа 6</w:t>
+        </w:r>
+        <w:r>
+          <w:rPr>
+            <w:noProof/>
+            <w:webHidden/>
+          </w:rPr>
+          <w:tab/>
+        </w:r>
+        <w:r>
+          <w:rPr>
+            <w:noProof/>
+            <w:webHidden/>
+          </w:rPr>
+          <w:fldChar w:fldCharType="begin"/>
+        </w:r>
+        <w:r>
+          <w:rPr>
+            <w:noProof/>
+            <w:webHidden/>
+          </w:rPr>
+          <w:instrText xml:space="preserve"> PAGEREF _Toc224086344 \h </w:instrText>
+        </w:r>
+        <w:r>
+          <w:rPr>
+            <w:noProof/>
+            <w:webHidden/>
+          </w:rPr>
+        </w:r>
+        <w:r>
+          <w:rPr>
+            <w:noProof/>
+            <w:webHidden/>
+          </w:rPr>
+          <w:fldChar w:fldCharType="separate"/>
+        </w:r>
+        <w:r>
+          <w:rPr>
+            <w:noProof/>
+            <w:webHidden/>
+          </w:rPr>
+          <w:t>19</w:t>
+        </w:r>
+        <w:r>
+          <w:rPr>
+            <w:noProof/>
+            <w:webHidden/>
+          </w:rPr>
+          <w:fldChar w:fldCharType="end"/>
+        </w:r>
+      </w:hyperlink>
+    </w:p>
+    <w:p>
+      <w:pPr>
+        <w:pStyle w:val="11"/>
+        <w:rPr>
+          <w:rFonts w:asciiTheme="minorHAnsi" w:eastAsiaTheme="minorEastAsia" w:hAnsiTheme="minorHAnsi" w:cstheme="minorBidi"/>
+          <w:noProof/>
+          <w:kern w:val="2"/>
+          <w:sz w:val="24"/>
+          <w14:ligatures w14:val="standardContextual"/>
+        </w:rPr>
+      </w:pPr>
+      <w:hyperlink w:anchor="_Toc224086345" w:history="1">
+        <w:r>
+          <w:rPr>
+            <w:rStyle w:val="ad"/>
+            <w:noProof/>
+          </w:rPr>
+          <w:t>8</w:t>
+        </w:r>
+        <w:r>
+          <w:rPr>
+            <w:rFonts w:asciiTheme="minorHAnsi" w:eastAsiaTheme="minorEastAsia" w:hAnsiTheme="minorHAnsi" w:cstheme="minorBidi"/>
+            <w:noProof/>
+            <w:kern w:val="2"/>
+            <w:sz w:val="24"/>
+            <w14:ligatures w14:val="standardContextual"/>
+          </w:rPr>
+          <w:tab/>
+        </w:r>
+        <w:r>
+          <w:rPr>
+            <w:rStyle w:val="ad"/>
+            <w:noProof/>
+          </w:rPr>
+          <w:t>Вывод</w:t>
+        </w:r>
+        <w:r>
+          <w:rPr>
+            <w:noProof/>
+            <w:webHidden/>
+          </w:rPr>
+          <w:tab/>
+        </w:r>
+        <w:r>
+          <w:rPr>
+            <w:noProof/>
+            <w:webHidden/>
+          </w:rPr>
+          <w:fldChar w:fldCharType="begin"/>
+        </w:r>
+        <w:r>
+          <w:rPr>
+            <w:noProof/>
+            <w:webHidden/>
+          </w:rPr>
+          <w:instrText xml:space="preserve"> PAGEREF _Toc224086345 \h </w:instrText>
+        </w:r>
+        <w:r>
+          <w:rPr>
+            <w:noProof/>
+            <w:webHidden/>
+          </w:rPr>
+        </w:r>
+        <w:r>
+          <w:rPr>
+            <w:noProof/>
+            <w:webHidden/>
+          </w:rPr>
+          <w:fldChar w:fldCharType="separate"/>
+        </w:r>
+        <w:r>
+          <w:rPr>
+            <w:noProof/>
+            <w:webHidden/>
+          </w:rPr>
+          <w:t>20</w:t>
+        </w:r>
+        <w:r>
+          <w:rPr>
+            <w:noProof/>
+            <w:webHidden/>
+          </w:rPr>
+          <w:fldChar w:fldCharType="end"/>
+        </w:r>
+      </w:hyperlink>
+    </w:p>
+    <w:p>
+      <w:pPr>
+        <w:pStyle w:val="11"/>
+        <w:rPr>
+          <w:rFonts w:asciiTheme="minorHAnsi" w:eastAsiaTheme="minorEastAsia" w:hAnsiTheme="minorHAnsi" w:cstheme="minorBidi"/>
+          <w:noProof/>
+          <w:kern w:val="2"/>
+          <w:sz w:val="24"/>
+          <w14:ligatures w14:val="standardContextual"/>
+        </w:rPr>
+      </w:pPr>
+      <w:hyperlink w:anchor="_Toc224086346" w:history="1">
+        <w:r>
+          <w:rPr>
+            <w:rStyle w:val="ad"/>
+            <w:noProof/>
+          </w:rPr>
+          <w:t>9</w:t>
+        </w:r>
+        <w:r>
+          <w:rPr>
+            <w:rFonts w:asciiTheme="minorHAnsi" w:eastAsiaTheme="minorEastAsia" w:hAnsiTheme="minorHAnsi" w:cstheme="minorBidi"/>
+            <w:noProof/>
+            <w:kern w:val="2"/>
+            <w:sz w:val="24"/>
+            <w14:ligatures w14:val="standardContextual"/>
+          </w:rPr>
+          <w:tab/>
+        </w:r>
+        <w:r>
+          <w:rPr>
+            <w:rStyle w:val="ad"/>
+            <w:noProof/>
+          </w:rPr>
           <w:t>Приложение</w:t>
         </w:r>
         <w:r>
@@ -4460,7 +5001,7 @@
             <w:noProof/>
             <w:webHidden/>
           </w:rPr>
-          <w:instrText xml:space="preserve"> PAGEREF _Toc224046732 \h </w:instrText>
+          <w:instrText xml:space="preserve"> PAGEREF _Toc224086346 \h </w:instrText>
         </w:r>
         <w:r>
           <w:rPr>
@@ -4480,7 +5021,7 @@
             <w:noProof/>
             <w:webHidden/>
           </w:rPr>
-          <w:t>19</w:t>
+          <w:t>21</w:t>
         </w:r>
         <w:r>
           <w:rPr>
@@ -4513,7 +5054,7 @@
       <w:pPr>
         <w:pStyle w:val="1"/>
       </w:pPr>
-      <w:bookmarkStart w:id="2" w:name="_Toc224046720"/>
+      <w:bookmarkStart w:id="2" w:name="_Toc224086328"/>
       <w:r>
         <w:lastRenderedPageBreak/>
         <w:t>Цель работы</w:t>
@@ -4538,7 +5079,7 @@
       <w:pPr>
         <w:pStyle w:val="1"/>
       </w:pPr>
-      <w:bookmarkStart w:id="3" w:name="_Toc224046721"/>
+      <w:bookmarkStart w:id="3" w:name="_Toc224086329"/>
       <w:r>
         <w:lastRenderedPageBreak/>
         <w:t>Лабораторная работа 1</w:t>
@@ -4612,10 +5153,70 @@
       <w:r>
         <w:t xml:space="preserve"> представлены данные в исходном виде.</w:t>
       </w:r>
+      <w:r>
+        <w:t xml:space="preserve"> </w:t>
+      </w:r>
+      <w:r>
+        <w:t>При этом в исходный файл были внесены две правки:</w:t>
+      </w:r>
     </w:p>
     <w:p>
       <w:pPr>
         <w:pStyle w:val="a2"/>
+        <w:numPr>
+          <w:ilvl w:val="0"/>
+          <w:numId w:val="20"/>
+        </w:numPr>
+      </w:pPr>
+      <w:r>
+        <w:t xml:space="preserve">Добавлена информация о температуре 31.01.2023 </w:t>
+      </w:r>
+      <w:r>
+        <w:t>в</w:t>
+      </w:r>
+      <w:r>
+        <w:t xml:space="preserve"> 14:00</w:t>
+      </w:r>
+      <w:r>
+        <w:t xml:space="preserve">, так как изначальная эта ячейка </w:t>
+      </w:r>
+      <w:r>
+        <w:t>отсутствовала</w:t>
+      </w:r>
+      <w:r>
+        <w:t>;</w:t>
+      </w:r>
+    </w:p>
+    <w:p>
+      <w:pPr>
+        <w:pStyle w:val="a2"/>
+        <w:numPr>
+          <w:ilvl w:val="0"/>
+          <w:numId w:val="20"/>
+        </w:numPr>
+      </w:pPr>
+      <w:r>
+        <w:t>Добавлена информация о погоде</w:t>
+      </w:r>
+      <w:r>
+        <w:t xml:space="preserve"> </w:t>
+      </w:r>
+      <w:r>
+        <w:t>14.11.2025</w:t>
+      </w:r>
+      <w:r>
+        <w:t xml:space="preserve"> в</w:t>
+      </w:r>
+      <w:r>
+        <w:t xml:space="preserve"> 14:00</w:t>
+      </w:r>
+      <w:r>
+        <w:t>, так как изначально такая строка отсутствовала.</w:t>
+      </w:r>
+    </w:p>
+    <w:p>
+      <w:pPr>
+        <w:pStyle w:val="a2"/>
         <w:jc w:val="center"/>
       </w:pPr>
       <w:r>
@@ -4623,9 +5224,9 @@
           <w:noProof/>
         </w:rPr>
         <w:drawing>
-          <wp:inline distT="0" distB="0" distL="0" distR="0" wp14:anchorId="72133FCD" wp14:editId="2C7B4589">
-            <wp:extent cx="5691484" cy="5753735"/>
-            <wp:effectExtent l="0" t="0" r="5080" b="0"/>
+          <wp:inline distT="0" distB="0" distL="0" distR="0" wp14:anchorId="72133FCD" wp14:editId="30C8CC08">
+            <wp:extent cx="5519420" cy="5579789"/>
+            <wp:effectExtent l="0" t="0" r="5080" b="1905"/>
             <wp:docPr id="733101790" name="Рисунок 1"/>
             <wp:cNvGraphicFramePr>
               <a:graphicFrameLocks xmlns:a="http://schemas.openxmlformats.org/drawingml/2006/main" noChangeAspect="1"/>
@@ -4646,7 +5247,7 @@
                   <pic:spPr>
                     <a:xfrm>
                       <a:off x="0" y="0"/>
-                      <a:ext cx="5696760" cy="5759068"/>
+                      <a:ext cx="5521622" cy="5582015"/>
                     </a:xfrm>
                     <a:prstGeom prst="rect">
                       <a:avLst/>
@@ -4667,25 +5268,45 @@
       <w:r>
         <w:t xml:space="preserve">Рисунок </w:t>
       </w:r>
-      <w:fldSimple w:instr=" STYLEREF 1 \s ">
-        <w:r>
-          <w:rPr>
-            <w:noProof/>
-          </w:rPr>
-          <w:t>2</w:t>
-        </w:r>
-      </w:fldSimple>
+      <w:r>
+        <w:fldChar w:fldCharType="begin"/>
+      </w:r>
+      <w:r>
+        <w:instrText xml:space="preserve"> STYLEREF 1 \s </w:instrText>
+      </w:r>
+      <w:r>
+        <w:fldChar w:fldCharType="separate"/>
+      </w:r>
+      <w:r>
+        <w:rPr>
+          <w:noProof/>
+        </w:rPr>
+        <w:t>2</w:t>
+      </w:r>
+      <w:r>
+        <w:fldChar w:fldCharType="end"/>
+      </w:r>
       <w:r>
         <w:t>.</w:t>
       </w:r>
-      <w:fldSimple w:instr=" SEQ Рисунок \* ARABIC \s 1 ">
-        <w:r>
-          <w:rPr>
-            <w:noProof/>
-          </w:rPr>
-          <w:t>1</w:t>
-        </w:r>
-      </w:fldSimple>
+      <w:r>
+        <w:fldChar w:fldCharType="begin"/>
+      </w:r>
+      <w:r>
+        <w:instrText xml:space="preserve"> SEQ Рисунок \* ARABIC \s 1 </w:instrText>
+      </w:r>
+      <w:r>
+        <w:fldChar w:fldCharType="separate"/>
+      </w:r>
+      <w:r>
+        <w:rPr>
+          <w:noProof/>
+        </w:rPr>
+        <w:t>1</w:t>
+      </w:r>
+      <w:r>
+        <w:fldChar w:fldCharType="end"/>
+      </w:r>
       <w:bookmarkEnd w:id="4"/>
       <w:r>
         <w:t xml:space="preserve"> – Исходные данные</w:t>
@@ -4696,16 +5317,14 @@
         <w:pStyle w:val="a2"/>
       </w:pPr>
       <w:r>
-        <w:t>Далее обработаем данные, чтобы использовать только те значения температуры, которые зафиксированы в 14:00</w:t>
-      </w:r>
-      <w:r>
-        <w:t xml:space="preserve"> (</w:t>
+        <w:lastRenderedPageBreak/>
+        <w:t>Теперь подключаем библиотеки, которые будут необходимы для выполнения лабораторных работ (</w:t>
       </w:r>
       <w:r>
         <w:fldChar w:fldCharType="begin"/>
       </w:r>
       <w:r>
-        <w:instrText xml:space="preserve"> REF _Ref223915481 \h </w:instrText>
+        <w:instrText xml:space="preserve"> REF _Ref224048617 \h </w:instrText>
       </w:r>
       <w:r>
         <w:fldChar w:fldCharType="separate"/>
@@ -4732,23 +5351,259 @@
         <w:fldChar w:fldCharType="end"/>
       </w:r>
       <w:r>
-        <w:t>)</w:t>
-      </w:r>
-      <w:r>
-        <w:t>.</w:t>
+        <w:t>):</w:t>
       </w:r>
     </w:p>
     <w:p>
       <w:pPr>
         <w:pStyle w:val="a2"/>
+        <w:numPr>
+          <w:ilvl w:val="0"/>
+          <w:numId w:val="18"/>
+        </w:numPr>
+      </w:pPr>
+      <w:r>
+        <w:t>«</w:t>
+      </w:r>
+      <w:r>
+        <w:rPr>
+          <w:lang w:val="en-US"/>
+        </w:rPr>
+        <w:t>csv</w:t>
+      </w:r>
+      <w:r>
+        <w:t xml:space="preserve">» – </w:t>
+      </w:r>
+      <w:r>
+        <w:t xml:space="preserve">встроенная библиотека для чтения и записи табличных данных в формате </w:t>
+      </w:r>
+      <w:r>
+        <w:t>«</w:t>
+      </w:r>
+      <w:r>
+        <w:t>CSV</w:t>
+      </w:r>
+      <w:r>
+        <w:t>»</w:t>
+      </w:r>
+      <w:r>
+        <w:t>;</w:t>
+      </w:r>
+    </w:p>
+    <w:p>
+      <w:pPr>
+        <w:pStyle w:val="a2"/>
+        <w:numPr>
+          <w:ilvl w:val="0"/>
+          <w:numId w:val="18"/>
+        </w:numPr>
+      </w:pPr>
+      <w:r>
+        <w:t>«</w:t>
+      </w:r>
+      <w:r>
+        <w:rPr>
+          <w:lang w:val="en-US"/>
+        </w:rPr>
+        <w:t>matplotlib</w:t>
+      </w:r>
+      <w:r>
+        <w:t>» – нужна</w:t>
+      </w:r>
+      <w:r>
+        <w:t xml:space="preserve"> для визуализации данных</w:t>
+      </w:r>
+      <w:r>
+        <w:t>;</w:t>
+      </w:r>
+    </w:p>
+    <w:p>
+      <w:pPr>
+        <w:pStyle w:val="a2"/>
+        <w:numPr>
+          <w:ilvl w:val="0"/>
+          <w:numId w:val="18"/>
+        </w:numPr>
+      </w:pPr>
+      <w:r>
+        <w:t>«</w:t>
+      </w:r>
+      <w:proofErr w:type="spellStart"/>
+      <w:r>
+        <w:rPr>
+          <w:lang w:val="en-US"/>
+        </w:rPr>
+        <w:t>s</w:t>
+      </w:r>
+      <w:r>
+        <w:rPr>
+          <w:lang w:val="en-US"/>
+        </w:rPr>
+        <w:t>tatsmodels</w:t>
+      </w:r>
+      <w:proofErr w:type="spellEnd"/>
+      <w:r>
+        <w:t>» – необходима для проведения</w:t>
+      </w:r>
+      <w:r>
+        <w:t xml:space="preserve"> глубокого статистического анализа данных</w:t>
+      </w:r>
+      <w:r>
+        <w:t>.</w:t>
+      </w:r>
+    </w:p>
+    <w:p>
+      <w:pPr>
+        <w:pStyle w:val="a2"/>
         <w:jc w:val="center"/>
       </w:pPr>
       <w:r>
-        <w:lastRenderedPageBreak/>
         <w:drawing>
-          <wp:inline distT="0" distB="0" distL="0" distR="0" wp14:anchorId="76F1E9F7" wp14:editId="70808EA3">
-            <wp:extent cx="5753100" cy="4330515"/>
-            <wp:effectExtent l="0" t="0" r="0" b="0"/>
+          <wp:inline distT="0" distB="0" distL="0" distR="0" wp14:anchorId="4C538391" wp14:editId="3AEB3A93">
+            <wp:extent cx="5268060" cy="1228896"/>
+            <wp:effectExtent l="0" t="0" r="8890" b="9525"/>
+            <wp:docPr id="243577755" name="Рисунок 1"/>
+            <wp:cNvGraphicFramePr>
+              <a:graphicFrameLocks xmlns:a="http://schemas.openxmlformats.org/drawingml/2006/main" noChangeAspect="1"/>
+            </wp:cNvGraphicFramePr>
+            <a:graphic xmlns:a="http://schemas.openxmlformats.org/drawingml/2006/main">
+              <a:graphicData uri="http://schemas.openxmlformats.org/drawingml/2006/picture">
+                <pic:pic xmlns:pic="http://schemas.openxmlformats.org/drawingml/2006/picture">
+                  <pic:nvPicPr>
+                    <pic:cNvPr id="243577755" name=""/>
+                    <pic:cNvPicPr/>
+                  </pic:nvPicPr>
+                  <pic:blipFill>
+                    <a:blip r:embed="rId11"/>
+                    <a:stretch>
+                      <a:fillRect/>
+                    </a:stretch>
+                  </pic:blipFill>
+                  <pic:spPr>
+                    <a:xfrm>
+                      <a:off x="0" y="0"/>
+                      <a:ext cx="5268060" cy="1228896"/>
+                    </a:xfrm>
+                    <a:prstGeom prst="rect">
+                      <a:avLst/>
+                    </a:prstGeom>
+                  </pic:spPr>
+                </pic:pic>
+              </a:graphicData>
+            </a:graphic>
+          </wp:inline>
+        </w:drawing>
+      </w:r>
+    </w:p>
+    <w:p>
+      <w:pPr>
+        <w:pStyle w:val="ab"/>
+      </w:pPr>
+      <w:bookmarkStart w:id="5" w:name="_Ref224048617"/>
+      <w:r>
+        <w:t xml:space="preserve">Рисунок </w:t>
+      </w:r>
+      <w:r>
+        <w:fldChar w:fldCharType="begin"/>
+      </w:r>
+      <w:r>
+        <w:instrText xml:space="preserve"> STYLEREF 1 \s </w:instrText>
+      </w:r>
+      <w:r>
+        <w:fldChar w:fldCharType="separate"/>
+      </w:r>
+      <w:r>
+        <w:rPr>
+          <w:noProof/>
+        </w:rPr>
+        <w:t>2</w:t>
+      </w:r>
+      <w:r>
+        <w:fldChar w:fldCharType="end"/>
+      </w:r>
+      <w:r>
+        <w:t>.</w:t>
+      </w:r>
+      <w:r>
+        <w:fldChar w:fldCharType="begin"/>
+      </w:r>
+      <w:r>
+        <w:instrText xml:space="preserve"> SEQ Рисунок \* ARABIC \s 1 </w:instrText>
+      </w:r>
+      <w:r>
+        <w:fldChar w:fldCharType="separate"/>
+      </w:r>
+      <w:r>
+        <w:rPr>
+          <w:noProof/>
+        </w:rPr>
+        <w:t>2</w:t>
+      </w:r>
+      <w:r>
+        <w:fldChar w:fldCharType="end"/>
+      </w:r>
+      <w:bookmarkEnd w:id="5"/>
+      <w:r>
+        <w:t xml:space="preserve"> – Подключение библиотек</w:t>
+      </w:r>
+    </w:p>
+    <w:p>
+      <w:pPr>
+        <w:pStyle w:val="a2"/>
+      </w:pPr>
+      <w:r>
+        <w:t>Далее обработаем данные, чтобы использовать только те значения температуры, которые зафиксированы в 14:00</w:t>
+      </w:r>
+      <w:r>
+        <w:t xml:space="preserve"> (</w:t>
+      </w:r>
+      <w:r>
+        <w:fldChar w:fldCharType="begin"/>
+      </w:r>
+      <w:r>
+        <w:instrText xml:space="preserve"> REF _Ref223915481 \h </w:instrText>
+      </w:r>
+      <w:r>
+        <w:fldChar w:fldCharType="separate"/>
+      </w:r>
+      <w:r>
+        <w:t xml:space="preserve">рисунок </w:t>
+      </w:r>
+      <w:r>
+        <w:rPr>
+          <w:noProof/>
+        </w:rPr>
+        <w:t>2</w:t>
+      </w:r>
+      <w:r>
+        <w:t>.</w:t>
+      </w:r>
+      <w:r>
+        <w:rPr>
+          <w:noProof/>
+        </w:rPr>
+        <w:t>3</w:t>
+      </w:r>
+      <w:r>
+        <w:fldChar w:fldCharType="end"/>
+      </w:r>
+      <w:r>
+        <w:t>)</w:t>
+      </w:r>
+      <w:r>
+        <w:t>.</w:t>
+      </w:r>
+    </w:p>
+    <w:p>
+      <w:pPr>
+        <w:pStyle w:val="a2"/>
+        <w:jc w:val="center"/>
+      </w:pPr>
+      <w:r>
+        <w:drawing>
+          <wp:inline distT="0" distB="0" distL="0" distR="0" wp14:anchorId="76F1E9F7" wp14:editId="58829AFC">
+            <wp:extent cx="5409602" cy="4071955"/>
+            <wp:effectExtent l="0" t="0" r="635" b="5080"/>
             <wp:docPr id="1190855542" name="Рисунок 1"/>
             <wp:cNvGraphicFramePr>
               <a:graphicFrameLocks xmlns:a="http://schemas.openxmlformats.org/drawingml/2006/main" noChangeAspect="1"/>
@@ -4761,7 +5616,7 @@
                     <pic:cNvPicPr/>
                   </pic:nvPicPr>
                   <pic:blipFill>
-                    <a:blip r:embed="rId11"/>
+                    <a:blip r:embed="rId12"/>
                     <a:stretch>
                       <a:fillRect/>
                     </a:stretch>
@@ -4769,7 +5624,7 @@
                   <pic:spPr>
                     <a:xfrm>
                       <a:off x="0" y="0"/>
-                      <a:ext cx="5764085" cy="4338784"/>
+                      <a:ext cx="5426789" cy="4084892"/>
                     </a:xfrm>
                     <a:prstGeom prst="rect">
                       <a:avLst/>
@@ -4786,30 +5641,50 @@
       <w:pPr>
         <w:pStyle w:val="ab"/>
       </w:pPr>
-      <w:bookmarkStart w:id="5" w:name="_Ref223915481"/>
+      <w:bookmarkStart w:id="6" w:name="_Ref223915481"/>
       <w:r>
         <w:t xml:space="preserve">Рисунок </w:t>
       </w:r>
-      <w:fldSimple w:instr=" STYLEREF 1 \s ">
-        <w:r>
-          <w:rPr>
-            <w:noProof/>
-          </w:rPr>
-          <w:t>2</w:t>
-        </w:r>
-      </w:fldSimple>
+      <w:r>
+        <w:fldChar w:fldCharType="begin"/>
+      </w:r>
+      <w:r>
+        <w:instrText xml:space="preserve"> STYLEREF 1 \s </w:instrText>
+      </w:r>
+      <w:r>
+        <w:fldChar w:fldCharType="separate"/>
+      </w:r>
+      <w:r>
+        <w:rPr>
+          <w:noProof/>
+        </w:rPr>
+        <w:t>2</w:t>
+      </w:r>
+      <w:r>
+        <w:fldChar w:fldCharType="end"/>
+      </w:r>
       <w:r>
         <w:t>.</w:t>
       </w:r>
-      <w:fldSimple w:instr=" SEQ Рисунок \* ARABIC \s 1 ">
-        <w:r>
-          <w:rPr>
-            <w:noProof/>
-          </w:rPr>
-          <w:t>2</w:t>
-        </w:r>
-      </w:fldSimple>
-      <w:bookmarkEnd w:id="5"/>
+      <w:r>
+        <w:fldChar w:fldCharType="begin"/>
+      </w:r>
+      <w:r>
+        <w:instrText xml:space="preserve"> SEQ Рисунок \* ARABIC \s 1 </w:instrText>
+      </w:r>
+      <w:r>
+        <w:fldChar w:fldCharType="separate"/>
+      </w:r>
+      <w:r>
+        <w:rPr>
+          <w:noProof/>
+        </w:rPr>
+        <w:t>3</w:t>
+      </w:r>
+      <w:r>
+        <w:fldChar w:fldCharType="end"/>
+      </w:r>
+      <w:bookmarkEnd w:id="6"/>
       <w:r>
         <w:t xml:space="preserve"> – Обработка данных</w:t>
       </w:r>
@@ -4818,14 +5693,15 @@
       <w:pPr>
         <w:pStyle w:val="2"/>
       </w:pPr>
-      <w:bookmarkStart w:id="6" w:name="_Toc224046722"/>
-      <w:r>
+      <w:bookmarkStart w:id="7" w:name="_Toc224086330"/>
+      <w:r>
+        <w:lastRenderedPageBreak/>
         <w:t xml:space="preserve">Задание 1 – Анализ </w:t>
       </w:r>
       <w:r>
         <w:t>графика исходного ряда</w:t>
       </w:r>
-      <w:bookmarkEnd w:id="6"/>
+      <w:bookmarkEnd w:id="7"/>
     </w:p>
     <w:p>
       <w:pPr>
@@ -4844,10 +5720,49 @@
         <w:t>»</w:t>
       </w:r>
       <w:r>
+        <w:t xml:space="preserve">, как показано на </w:t>
+      </w:r>
+      <w:r>
+        <w:fldChar w:fldCharType="begin"/>
+      </w:r>
+      <w:r>
+        <w:instrText xml:space="preserve"> REF _Ref224048658 \h </w:instrText>
+      </w:r>
+      <w:r>
+        <w:fldChar w:fldCharType="separate"/>
+      </w:r>
+      <w:r>
+        <w:t xml:space="preserve">рисунке </w:t>
+      </w:r>
+      <w:r>
+        <w:rPr>
+          <w:noProof/>
+        </w:rPr>
+        <w:t>2</w:t>
+      </w:r>
+      <w:r>
+        <w:t>.</w:t>
+      </w:r>
+      <w:r>
+        <w:rPr>
+          <w:noProof/>
+        </w:rPr>
+        <w:t>4</w:t>
+      </w:r>
+      <w:r>
+        <w:fldChar w:fldCharType="end"/>
+      </w:r>
+      <w:r>
         <w:t xml:space="preserve">. </w:t>
       </w:r>
       <w:r>
-        <w:t xml:space="preserve">Построенный график показан на </w:t>
+        <w:t xml:space="preserve">Построенный график </w:t>
+      </w:r>
+      <w:r>
+        <w:t>изображен</w:t>
+      </w:r>
+      <w:r>
+        <w:t xml:space="preserve"> на </w:t>
       </w:r>
       <w:r>
         <w:fldChar w:fldCharType="begin"/>
@@ -4874,13 +5789,13 @@
         <w:rPr>
           <w:noProof/>
         </w:rPr>
-        <w:t>3</w:t>
+        <w:t>5</w:t>
       </w:r>
       <w:r>
         <w:fldChar w:fldCharType="end"/>
       </w:r>
       <w:r>
-        <w:t xml:space="preserve">. </w:t>
+        <w:t>.</w:t>
       </w:r>
     </w:p>
     <w:p>
@@ -4889,10 +5804,104 @@
         <w:jc w:val="center"/>
       </w:pPr>
       <w:r>
+        <w:drawing>
+          <wp:inline distT="0" distB="0" distL="0" distR="0" wp14:anchorId="4B8437E1" wp14:editId="13D8929E">
+            <wp:extent cx="5918835" cy="1715812"/>
+            <wp:effectExtent l="0" t="0" r="5715" b="0"/>
+            <wp:docPr id="653992302" name="Рисунок 1"/>
+            <wp:cNvGraphicFramePr>
+              <a:graphicFrameLocks xmlns:a="http://schemas.openxmlformats.org/drawingml/2006/main" noChangeAspect="1"/>
+            </wp:cNvGraphicFramePr>
+            <a:graphic xmlns:a="http://schemas.openxmlformats.org/drawingml/2006/main">
+              <a:graphicData uri="http://schemas.openxmlformats.org/drawingml/2006/picture">
+                <pic:pic xmlns:pic="http://schemas.openxmlformats.org/drawingml/2006/picture">
+                  <pic:nvPicPr>
+                    <pic:cNvPr id="653992302" name=""/>
+                    <pic:cNvPicPr/>
+                  </pic:nvPicPr>
+                  <pic:blipFill>
+                    <a:blip r:embed="rId13"/>
+                    <a:stretch>
+                      <a:fillRect/>
+                    </a:stretch>
+                  </pic:blipFill>
+                  <pic:spPr>
+                    <a:xfrm>
+                      <a:off x="0" y="0"/>
+                      <a:ext cx="5931519" cy="1719489"/>
+                    </a:xfrm>
+                    <a:prstGeom prst="rect">
+                      <a:avLst/>
+                    </a:prstGeom>
+                  </pic:spPr>
+                </pic:pic>
+              </a:graphicData>
+            </a:graphic>
+          </wp:inline>
+        </w:drawing>
+      </w:r>
+    </w:p>
+    <w:p>
+      <w:pPr>
+        <w:pStyle w:val="ab"/>
+      </w:pPr>
+      <w:bookmarkStart w:id="8" w:name="_Ref224048658"/>
+      <w:r>
+        <w:t xml:space="preserve">Рисунок </w:t>
+      </w:r>
+      <w:r>
+        <w:fldChar w:fldCharType="begin"/>
+      </w:r>
+      <w:r>
+        <w:instrText xml:space="preserve"> STYLEREF 1 \s </w:instrText>
+      </w:r>
+      <w:r>
+        <w:fldChar w:fldCharType="separate"/>
+      </w:r>
+      <w:r>
         <w:rPr>
           <w:noProof/>
         </w:rPr>
-        <w:lastRenderedPageBreak/>
+        <w:t>2</w:t>
+      </w:r>
+      <w:r>
+        <w:fldChar w:fldCharType="end"/>
+      </w:r>
+      <w:r>
+        <w:t>.</w:t>
+      </w:r>
+      <w:r>
+        <w:fldChar w:fldCharType="begin"/>
+      </w:r>
+      <w:r>
+        <w:instrText xml:space="preserve"> SEQ Рисунок \* ARABIC \s 1 </w:instrText>
+      </w:r>
+      <w:r>
+        <w:fldChar w:fldCharType="separate"/>
+      </w:r>
+      <w:r>
+        <w:rPr>
+          <w:noProof/>
+        </w:rPr>
+        <w:t>4</w:t>
+      </w:r>
+      <w:r>
+        <w:fldChar w:fldCharType="end"/>
+      </w:r>
+      <w:bookmarkEnd w:id="8"/>
+      <w:r>
+        <w:t xml:space="preserve"> – Построение графика</w:t>
+      </w:r>
+    </w:p>
+    <w:p>
+      <w:pPr>
+        <w:pStyle w:val="a2"/>
+        <w:jc w:val="center"/>
+      </w:pPr>
+      <w:r>
+        <w:rPr>
+          <w:noProof/>
+        </w:rPr>
         <w:drawing>
           <wp:inline distT="0" distB="0" distL="0" distR="0" wp14:anchorId="5B44BB74" wp14:editId="28BA312E">
             <wp:extent cx="5947410" cy="3079513"/>
@@ -4909,7 +5918,7 @@
                     <pic:cNvPicPr/>
                   </pic:nvPicPr>
                   <pic:blipFill>
-                    <a:blip r:embed="rId12"/>
+                    <a:blip r:embed="rId14"/>
                     <a:stretch>
                       <a:fillRect/>
                     </a:stretch>
@@ -4934,30 +5943,50 @@
       <w:pPr>
         <w:pStyle w:val="ab"/>
       </w:pPr>
-      <w:bookmarkStart w:id="7" w:name="_Ref223915854"/>
+      <w:bookmarkStart w:id="9" w:name="_Ref223915854"/>
       <w:r>
         <w:t xml:space="preserve">Рисунок </w:t>
       </w:r>
-      <w:fldSimple w:instr=" STYLEREF 1 \s ">
-        <w:r>
-          <w:rPr>
-            <w:noProof/>
-          </w:rPr>
-          <w:t>2</w:t>
-        </w:r>
-      </w:fldSimple>
+      <w:r>
+        <w:fldChar w:fldCharType="begin"/>
+      </w:r>
+      <w:r>
+        <w:instrText xml:space="preserve"> STYLEREF 1 \s </w:instrText>
+      </w:r>
+      <w:r>
+        <w:fldChar w:fldCharType="separate"/>
+      </w:r>
+      <w:r>
+        <w:rPr>
+          <w:noProof/>
+        </w:rPr>
+        <w:t>2</w:t>
+      </w:r>
+      <w:r>
+        <w:fldChar w:fldCharType="end"/>
+      </w:r>
       <w:r>
         <w:t>.</w:t>
       </w:r>
-      <w:fldSimple w:instr=" SEQ Рисунок \* ARABIC \s 1 ">
-        <w:r>
-          <w:rPr>
-            <w:noProof/>
-          </w:rPr>
-          <w:t>3</w:t>
-        </w:r>
-      </w:fldSimple>
-      <w:bookmarkEnd w:id="7"/>
+      <w:r>
+        <w:fldChar w:fldCharType="begin"/>
+      </w:r>
+      <w:r>
+        <w:instrText xml:space="preserve"> SEQ Рисунок \* ARABIC \s 1 </w:instrText>
+      </w:r>
+      <w:r>
+        <w:fldChar w:fldCharType="separate"/>
+      </w:r>
+      <w:r>
+        <w:rPr>
+          <w:noProof/>
+        </w:rPr>
+        <w:t>5</w:t>
+      </w:r>
+      <w:r>
+        <w:fldChar w:fldCharType="end"/>
+      </w:r>
+      <w:bookmarkEnd w:id="9"/>
       <w:r>
         <w:t xml:space="preserve"> – Исходный график</w:t>
       </w:r>
@@ -5029,10 +6058,13 @@
         </m:r>
       </m:oMath>
       <w:r>
-        <w:t>», так как ряд к</w:t>
-      </w:r>
-      <w:r>
-        <w:t xml:space="preserve">олеблется </w:t>
+        <w:t xml:space="preserve">», так как ряд </w:t>
+      </w:r>
+      <w:r>
+        <w:t>колеблется</w:t>
+      </w:r>
+      <w:r>
+        <w:t xml:space="preserve"> </w:t>
       </w:r>
       <w:r>
         <w:t>относительно</w:t>
@@ -5054,8 +6086,9 @@
       <w:pPr>
         <w:pStyle w:val="2"/>
       </w:pPr>
-      <w:bookmarkStart w:id="8" w:name="_Toc224046723"/>
-      <w:r>
+      <w:bookmarkStart w:id="10" w:name="_Toc224086331"/>
+      <w:r>
+        <w:lastRenderedPageBreak/>
         <w:t>Задание 2</w:t>
       </w:r>
       <w:r>
@@ -5068,7 +6101,7 @@
       <w:r>
         <w:t>коррелограмм</w:t>
       </w:r>
-      <w:bookmarkEnd w:id="8"/>
+      <w:bookmarkEnd w:id="10"/>
       <w:proofErr w:type="spellEnd"/>
     </w:p>
     <w:p>
@@ -5129,7 +6162,7 @@
         <w:rPr>
           <w:noProof/>
         </w:rPr>
-        <w:t>4</w:t>
+        <w:t>8</w:t>
       </w:r>
       <w:r>
         <w:fldChar w:fldCharType="end"/>
@@ -5159,58 +6192,442 @@
         <w:rPr>
           <w:noProof/>
         </w:rPr>
+        <w:t>11</w:t>
+      </w:r>
+      <w:r>
+        <w:fldChar w:fldCharType="end"/>
+      </w:r>
+      <w:r>
+        <w:t>) и</w:t>
+      </w:r>
+      <w:r>
+        <w:t xml:space="preserve"> его </w:t>
+      </w:r>
+      <w:r>
+        <w:t>первых (</w:t>
+      </w:r>
+      <w:r>
+        <w:fldChar w:fldCharType="begin"/>
+      </w:r>
+      <w:r>
+        <w:instrText xml:space="preserve"> REF _Ref223917153 \h </w:instrText>
+      </w:r>
+      <w:r>
+        <w:fldChar w:fldCharType="separate"/>
+      </w:r>
+      <w:r>
+        <w:t xml:space="preserve">рисунки </w:t>
+      </w:r>
+      <w:r>
+        <w:rPr>
+          <w:noProof/>
+        </w:rPr>
+        <w:t>2</w:t>
+      </w:r>
+      <w:r>
+        <w:t>.</w:t>
+      </w:r>
+      <w:r>
+        <w:rPr>
+          <w:noProof/>
+        </w:rPr>
+        <w:t>9</w:t>
+      </w:r>
+      <w:r>
+        <w:fldChar w:fldCharType="end"/>
+      </w:r>
+      <w:r>
+        <w:t xml:space="preserve"> и </w:t>
+      </w:r>
+      <w:r>
+        <w:fldChar w:fldCharType="begin"/>
+      </w:r>
+      <w:r>
+        <w:instrText xml:space="preserve"> REF _Ref223917154 \h </w:instrText>
+      </w:r>
+      <w:r>
+        <w:fldChar w:fldCharType="separate"/>
+      </w:r>
+      <w:r>
+        <w:rPr>
+          <w:noProof/>
+        </w:rPr>
+        <w:t>2</w:t>
+      </w:r>
+      <w:r>
+        <w:t>.</w:t>
+      </w:r>
+      <w:r>
+        <w:rPr>
+          <w:noProof/>
+        </w:rPr>
+        <w:t>12</w:t>
+      </w:r>
+      <w:r>
+        <w:fldChar w:fldCharType="end"/>
+      </w:r>
+      <w:r>
+        <w:t>)</w:t>
+      </w:r>
+      <w:r>
+        <w:t xml:space="preserve"> и </w:t>
+      </w:r>
+      <w:r>
+        <w:t>вторых</w:t>
+      </w:r>
+      <w:r>
+        <w:t xml:space="preserve"> разностей</w:t>
+      </w:r>
+      <w:r>
+        <w:t xml:space="preserve"> (</w:t>
+      </w:r>
+      <w:r>
+        <w:fldChar w:fldCharType="begin"/>
+      </w:r>
+      <w:r>
+        <w:instrText xml:space="preserve"> REF _Ref223917157 \h </w:instrText>
+      </w:r>
+      <w:r>
+        <w:fldChar w:fldCharType="separate"/>
+      </w:r>
+      <w:r>
+        <w:t xml:space="preserve">рисунки </w:t>
+      </w:r>
+      <w:r>
+        <w:rPr>
+          <w:noProof/>
+        </w:rPr>
+        <w:t>2</w:t>
+      </w:r>
+      <w:r>
+        <w:t>.</w:t>
+      </w:r>
+      <w:r>
+        <w:rPr>
+          <w:noProof/>
+        </w:rPr>
+        <w:t>10</w:t>
+      </w:r>
+      <w:r>
+        <w:fldChar w:fldCharType="end"/>
+      </w:r>
+      <w:r>
+        <w:t xml:space="preserve"> и </w:t>
+      </w:r>
+      <w:r>
+        <w:fldChar w:fldCharType="begin"/>
+      </w:r>
+      <w:r>
+        <w:instrText xml:space="preserve"> REF _Ref223917159 \h </w:instrText>
+      </w:r>
+      <w:r>
+        <w:fldChar w:fldCharType="separate"/>
+      </w:r>
+      <w:r>
+        <w:rPr>
+          <w:noProof/>
+        </w:rPr>
+        <w:t>2</w:t>
+      </w:r>
+      <w:r>
+        <w:t>.</w:t>
+      </w:r>
+      <w:r>
+        <w:rPr>
+          <w:noProof/>
+        </w:rPr>
+        <w:t>13</w:t>
+      </w:r>
+      <w:r>
+        <w:fldChar w:fldCharType="end"/>
+      </w:r>
+      <w:r>
+        <w:t>). Для этого</w:t>
+      </w:r>
+      <w:r>
+        <w:t xml:space="preserve"> сначала вычислим эти разности, как показано на </w:t>
+      </w:r>
+      <w:r>
+        <w:fldChar w:fldCharType="begin"/>
+      </w:r>
+      <w:r>
+        <w:instrText xml:space="preserve"> REF _Ref224048797 \h </w:instrText>
+      </w:r>
+      <w:r>
+        <w:fldChar w:fldCharType="separate"/>
+      </w:r>
+      <w:r>
+        <w:t xml:space="preserve">рисунке </w:t>
+      </w:r>
+      <w:r>
+        <w:rPr>
+          <w:noProof/>
+        </w:rPr>
+        <w:t>2</w:t>
+      </w:r>
+      <w:r>
+        <w:t>.</w:t>
+      </w:r>
+      <w:r>
+        <w:rPr>
+          <w:noProof/>
+        </w:rPr>
+        <w:t>6</w:t>
+      </w:r>
+      <w:r>
+        <w:fldChar w:fldCharType="end"/>
+      </w:r>
+      <w:r>
+        <w:t>, а затем</w:t>
+      </w:r>
+      <w:r>
+        <w:t xml:space="preserve"> воспользуемся библиотекой «</w:t>
+      </w:r>
+      <w:proofErr w:type="spellStart"/>
+      <w:r>
+        <w:rPr>
+          <w:lang w:val="en-US"/>
+        </w:rPr>
+        <w:t>statsmodels</w:t>
+      </w:r>
+      <w:proofErr w:type="spellEnd"/>
+      <w:r>
+        <w:t>», а именно функциями «</w:t>
+      </w:r>
+      <w:r>
+        <w:rPr>
+          <w:lang w:val="en-US"/>
+        </w:rPr>
+        <w:t>plot</w:t>
+      </w:r>
+      <w:r>
+        <w:t>_</w:t>
+      </w:r>
+      <w:proofErr w:type="spellStart"/>
+      <w:r>
+        <w:rPr>
+          <w:lang w:val="en-US"/>
+        </w:rPr>
+        <w:t>acf</w:t>
+      </w:r>
+      <w:proofErr w:type="spellEnd"/>
+      <w:r>
+        <w:t>()» и «</w:t>
+      </w:r>
+      <w:r>
+        <w:rPr>
+          <w:lang w:val="en-US"/>
+        </w:rPr>
+        <w:t>plot</w:t>
+      </w:r>
+      <w:r>
+        <w:t>_</w:t>
+      </w:r>
+      <w:proofErr w:type="spellStart"/>
+      <w:r>
+        <w:rPr>
+          <w:lang w:val="en-US"/>
+        </w:rPr>
+        <w:t>pacf</w:t>
+      </w:r>
+      <w:proofErr w:type="spellEnd"/>
+      <w:r>
+        <w:t>()»</w:t>
+      </w:r>
+      <w:r>
+        <w:t xml:space="preserve"> (</w:t>
+      </w:r>
+      <w:r>
+        <w:fldChar w:fldCharType="begin"/>
+      </w:r>
+      <w:r>
+        <w:instrText xml:space="preserve"> REF _Ref224048801 \h </w:instrText>
+      </w:r>
+      <w:r>
+        <w:fldChar w:fldCharType="separate"/>
+      </w:r>
+      <w:r>
+        <w:t>р</w:t>
+      </w:r>
+      <w:r>
+        <w:t xml:space="preserve">исунок </w:t>
+      </w:r>
+      <w:r>
+        <w:rPr>
+          <w:noProof/>
+        </w:rPr>
+        <w:t>2</w:t>
+      </w:r>
+      <w:r>
+        <w:t>.</w:t>
+      </w:r>
+      <w:r>
+        <w:rPr>
+          <w:noProof/>
+        </w:rPr>
         <w:t>7</w:t>
       </w:r>
       <w:r>
         <w:fldChar w:fldCharType="end"/>
       </w:r>
       <w:r>
-        <w:t>) и</w:t>
-      </w:r>
-      <w:r>
-        <w:t xml:space="preserve"> его </w:t>
-      </w:r>
-      <w:r>
-        <w:t>первых (</w:t>
+        <w:t>)</w:t>
+      </w:r>
+      <w:r>
+        <w:t>.</w:t>
+      </w:r>
+    </w:p>
+    <w:p>
+      <w:pPr>
+        <w:pStyle w:val="a2"/>
+        <w:jc w:val="center"/>
+      </w:pPr>
+      <w:r>
+        <w:drawing>
+          <wp:inline distT="0" distB="0" distL="0" distR="0" wp14:anchorId="19DC9B1E" wp14:editId="71789827">
+            <wp:extent cx="5880735" cy="2098357"/>
+            <wp:effectExtent l="0" t="0" r="5715" b="0"/>
+            <wp:docPr id="93015760" name="Рисунок 1"/>
+            <wp:cNvGraphicFramePr>
+              <a:graphicFrameLocks xmlns:a="http://schemas.openxmlformats.org/drawingml/2006/main" noChangeAspect="1"/>
+            </wp:cNvGraphicFramePr>
+            <a:graphic xmlns:a="http://schemas.openxmlformats.org/drawingml/2006/main">
+              <a:graphicData uri="http://schemas.openxmlformats.org/drawingml/2006/picture">
+                <pic:pic xmlns:pic="http://schemas.openxmlformats.org/drawingml/2006/picture">
+                  <pic:nvPicPr>
+                    <pic:cNvPr id="93015760" name=""/>
+                    <pic:cNvPicPr/>
+                  </pic:nvPicPr>
+                  <pic:blipFill>
+                    <a:blip r:embed="rId15"/>
+                    <a:stretch>
+                      <a:fillRect/>
+                    </a:stretch>
+                  </pic:blipFill>
+                  <pic:spPr>
+                    <a:xfrm>
+                      <a:off x="0" y="0"/>
+                      <a:ext cx="5892919" cy="2102705"/>
+                    </a:xfrm>
+                    <a:prstGeom prst="rect">
+                      <a:avLst/>
+                    </a:prstGeom>
+                  </pic:spPr>
+                </pic:pic>
+              </a:graphicData>
+            </a:graphic>
+          </wp:inline>
+        </w:drawing>
+      </w:r>
+    </w:p>
+    <w:p>
+      <w:pPr>
+        <w:pStyle w:val="ab"/>
+      </w:pPr>
+      <w:bookmarkStart w:id="11" w:name="_Ref224048797"/>
+      <w:r>
+        <w:t xml:space="preserve">Рисунок </w:t>
       </w:r>
       <w:r>
         <w:fldChar w:fldCharType="begin"/>
       </w:r>
       <w:r>
-        <w:instrText xml:space="preserve"> REF _Ref223917153 \h </w:instrText>
+        <w:instrText xml:space="preserve"> STYLEREF 1 \s </w:instrText>
       </w:r>
       <w:r>
         <w:fldChar w:fldCharType="separate"/>
       </w:r>
       <w:r>
-        <w:t xml:space="preserve">рисунки </w:t>
-      </w:r>
-      <w:r>
         <w:rPr>
           <w:noProof/>
         </w:rPr>
         <w:t>2</w:t>
       </w:r>
       <w:r>
+        <w:fldChar w:fldCharType="end"/>
+      </w:r>
+      <w:r>
         <w:t>.</w:t>
       </w:r>
       <w:r>
+        <w:fldChar w:fldCharType="begin"/>
+      </w:r>
+      <w:r>
+        <w:instrText xml:space="preserve"> SEQ Рисунок \* ARABIC \s 1 </w:instrText>
+      </w:r>
+      <w:r>
+        <w:fldChar w:fldCharType="separate"/>
+      </w:r>
+      <w:r>
         <w:rPr>
           <w:noProof/>
         </w:rPr>
-        <w:t>5</w:t>
+        <w:t>6</w:t>
       </w:r>
       <w:r>
         <w:fldChar w:fldCharType="end"/>
       </w:r>
-      <w:r>
-        <w:t xml:space="preserve"> и </w:t>
+      <w:bookmarkEnd w:id="11"/>
+      <w:r>
+        <w:t xml:space="preserve"> – Вычисление разностей</w:t>
+      </w:r>
+    </w:p>
+    <w:p>
+      <w:pPr>
+        <w:pStyle w:val="a2"/>
+        <w:jc w:val="center"/>
+      </w:pPr>
+      <w:r>
+        <w:drawing>
+          <wp:inline distT="0" distB="0" distL="0" distR="0" wp14:anchorId="6C389D56" wp14:editId="058F6949">
+            <wp:extent cx="3326969" cy="3733800"/>
+            <wp:effectExtent l="0" t="0" r="6985" b="0"/>
+            <wp:docPr id="1070151252" name="Рисунок 1"/>
+            <wp:cNvGraphicFramePr>
+              <a:graphicFrameLocks xmlns:a="http://schemas.openxmlformats.org/drawingml/2006/main" noChangeAspect="1"/>
+            </wp:cNvGraphicFramePr>
+            <a:graphic xmlns:a="http://schemas.openxmlformats.org/drawingml/2006/main">
+              <a:graphicData uri="http://schemas.openxmlformats.org/drawingml/2006/picture">
+                <pic:pic xmlns:pic="http://schemas.openxmlformats.org/drawingml/2006/picture">
+                  <pic:nvPicPr>
+                    <pic:cNvPr id="1070151252" name=""/>
+                    <pic:cNvPicPr/>
+                  </pic:nvPicPr>
+                  <pic:blipFill>
+                    <a:blip r:embed="rId16"/>
+                    <a:stretch>
+                      <a:fillRect/>
+                    </a:stretch>
+                  </pic:blipFill>
+                  <pic:spPr>
+                    <a:xfrm>
+                      <a:off x="0" y="0"/>
+                      <a:ext cx="3329114" cy="3736207"/>
+                    </a:xfrm>
+                    <a:prstGeom prst="rect">
+                      <a:avLst/>
+                    </a:prstGeom>
+                  </pic:spPr>
+                </pic:pic>
+              </a:graphicData>
+            </a:graphic>
+          </wp:inline>
+        </w:drawing>
+      </w:r>
+    </w:p>
+    <w:p>
+      <w:pPr>
+        <w:pStyle w:val="ab"/>
+      </w:pPr>
+      <w:bookmarkStart w:id="12" w:name="_Ref224048801"/>
+      <w:r>
+        <w:t xml:space="preserve">Рисунок </w:t>
       </w:r>
       <w:r>
         <w:fldChar w:fldCharType="begin"/>
       </w:r>
       <w:r>
-        <w:instrText xml:space="preserve"> REF _Ref223917154 \h </w:instrText>
+        <w:instrText xml:space="preserve"> STYLEREF 1 \s </w:instrText>
       </w:r>
       <w:r>
         <w:fldChar w:fldCharType="separate"/>
@@ -5222,145 +6639,40 @@
         <w:t>2</w:t>
       </w:r>
       <w:r>
+        <w:fldChar w:fldCharType="end"/>
+      </w:r>
+      <w:r>
         <w:t>.</w:t>
       </w:r>
       <w:r>
+        <w:fldChar w:fldCharType="begin"/>
+      </w:r>
+      <w:r>
+        <w:instrText xml:space="preserve"> SEQ Рисунок \* ARABIC \s 1 </w:instrText>
+      </w:r>
+      <w:r>
+        <w:fldChar w:fldCharType="separate"/>
+      </w:r>
+      <w:r>
         <w:rPr>
           <w:noProof/>
         </w:rPr>
-        <w:t>8</w:t>
+        <w:t>7</w:t>
       </w:r>
       <w:r>
         <w:fldChar w:fldCharType="end"/>
       </w:r>
-      <w:r>
-        <w:t>)</w:t>
-      </w:r>
-      <w:r>
-        <w:t xml:space="preserve"> и </w:t>
-      </w:r>
-      <w:r>
-        <w:t>вторых</w:t>
-      </w:r>
-      <w:r>
-        <w:t xml:space="preserve"> разностей</w:t>
-      </w:r>
-      <w:r>
-        <w:t xml:space="preserve"> (</w:t>
-      </w:r>
-      <w:r>
-        <w:fldChar w:fldCharType="begin"/>
-      </w:r>
-      <w:r>
-        <w:instrText xml:space="preserve"> REF _Ref223917157 \h </w:instrText>
-      </w:r>
-      <w:r>
-        <w:fldChar w:fldCharType="separate"/>
-      </w:r>
-      <w:r>
-        <w:t xml:space="preserve">рисунки </w:t>
-      </w:r>
-      <w:r>
-        <w:rPr>
-          <w:noProof/>
-        </w:rPr>
-        <w:t>2</w:t>
-      </w:r>
-      <w:r>
-        <w:t>.</w:t>
-      </w:r>
-      <w:r>
-        <w:rPr>
-          <w:noProof/>
-        </w:rPr>
-        <w:t>6</w:t>
-      </w:r>
-      <w:r>
-        <w:fldChar w:fldCharType="end"/>
-      </w:r>
-      <w:r>
-        <w:t xml:space="preserve"> и </w:t>
-      </w:r>
-      <w:r>
-        <w:fldChar w:fldCharType="begin"/>
-      </w:r>
-      <w:r>
-        <w:instrText xml:space="preserve"> REF _Ref223917159 \h </w:instrText>
-      </w:r>
-      <w:r>
-        <w:fldChar w:fldCharType="separate"/>
-      </w:r>
-      <w:r>
-        <w:rPr>
-          <w:noProof/>
-        </w:rPr>
-        <w:t>2</w:t>
-      </w:r>
-      <w:r>
-        <w:t>.</w:t>
-      </w:r>
-      <w:r>
-        <w:rPr>
-          <w:noProof/>
-        </w:rPr>
-        <w:t>9</w:t>
-      </w:r>
-      <w:r>
-        <w:fldChar w:fldCharType="end"/>
-      </w:r>
-      <w:r>
-        <w:t>). Для этого воспользуемся библиотекой «</w:t>
+      <w:bookmarkEnd w:id="12"/>
+      <w:r>
+        <w:t xml:space="preserve"> – Построение </w:t>
       </w:r>
       <w:proofErr w:type="spellStart"/>
       <w:r>
-        <w:rPr>
-          <w:lang w:val="en-US"/>
-        </w:rPr>
-        <w:t>statsmodels</w:t>
+        <w:t>коррелограмм</w:t>
       </w:r>
       <w:proofErr w:type="spellEnd"/>
       <w:r>
-        <w:t>», а именно функциями «</w:t>
-      </w:r>
-      <w:r>
-        <w:rPr>
-          <w:lang w:val="en-US"/>
-        </w:rPr>
-        <w:t>plot</w:t>
-      </w:r>
-      <w:r>
-        <w:t>_</w:t>
-      </w:r>
-      <w:proofErr w:type="spellStart"/>
-      <w:r>
-        <w:rPr>
-          <w:lang w:val="en-US"/>
-        </w:rPr>
-        <w:t>acf</w:t>
-      </w:r>
-      <w:proofErr w:type="spellEnd"/>
-      <w:r>
-        <w:t>()» и «</w:t>
-      </w:r>
-      <w:r>
-        <w:rPr>
-          <w:lang w:val="en-US"/>
-        </w:rPr>
-        <w:t>plot</w:t>
-      </w:r>
-      <w:r>
-        <w:t>_</w:t>
-      </w:r>
-      <w:proofErr w:type="spellStart"/>
-      <w:r>
-        <w:rPr>
-          <w:lang w:val="en-US"/>
-        </w:rPr>
-        <w:t>pacf</w:t>
-      </w:r>
-      <w:proofErr w:type="spellEnd"/>
-      <w:r>
-        <w:t xml:space="preserve">()». </w:t>
+        <w:t xml:space="preserve"> АКФ и ЧАКФ</w:t>
       </w:r>
     </w:p>
     <w:p>
@@ -5389,7 +6701,7 @@
                     <pic:cNvPicPr/>
                   </pic:nvPicPr>
                   <pic:blipFill>
-                    <a:blip r:embed="rId13"/>
+                    <a:blip r:embed="rId17"/>
                     <a:stretch>
                       <a:fillRect/>
                     </a:stretch>
@@ -5414,30 +6726,50 @@
       <w:pPr>
         <w:pStyle w:val="ab"/>
       </w:pPr>
-      <w:bookmarkStart w:id="9" w:name="_Ref223917147"/>
+      <w:bookmarkStart w:id="13" w:name="_Ref223917147"/>
       <w:r>
         <w:t xml:space="preserve">Рисунок </w:t>
       </w:r>
-      <w:fldSimple w:instr=" STYLEREF 1 \s ">
-        <w:r>
-          <w:rPr>
-            <w:noProof/>
-          </w:rPr>
-          <w:t>2</w:t>
-        </w:r>
-      </w:fldSimple>
+      <w:r>
+        <w:fldChar w:fldCharType="begin"/>
+      </w:r>
+      <w:r>
+        <w:instrText xml:space="preserve"> STYLEREF 1 \s </w:instrText>
+      </w:r>
+      <w:r>
+        <w:fldChar w:fldCharType="separate"/>
+      </w:r>
+      <w:r>
+        <w:rPr>
+          <w:noProof/>
+        </w:rPr>
+        <w:t>2</w:t>
+      </w:r>
+      <w:r>
+        <w:fldChar w:fldCharType="end"/>
+      </w:r>
       <w:r>
         <w:t>.</w:t>
       </w:r>
-      <w:fldSimple w:instr=" SEQ Рисунок \* ARABIC \s 1 ">
-        <w:r>
-          <w:rPr>
-            <w:noProof/>
-          </w:rPr>
-          <w:t>4</w:t>
-        </w:r>
-      </w:fldSimple>
-      <w:bookmarkEnd w:id="9"/>
+      <w:r>
+        <w:fldChar w:fldCharType="begin"/>
+      </w:r>
+      <w:r>
+        <w:instrText xml:space="preserve"> SEQ Рисунок \* ARABIC \s 1 </w:instrText>
+      </w:r>
+      <w:r>
+        <w:fldChar w:fldCharType="separate"/>
+      </w:r>
+      <w:r>
+        <w:rPr>
+          <w:noProof/>
+        </w:rPr>
+        <w:t>8</w:t>
+      </w:r>
+      <w:r>
+        <w:fldChar w:fldCharType="end"/>
+      </w:r>
+      <w:bookmarkEnd w:id="13"/>
       <w:r>
         <w:t xml:space="preserve"> – АКФ исходного ряда</w:t>
       </w:r>
@@ -5467,7 +6799,7 @@
                     <pic:cNvPicPr/>
                   </pic:nvPicPr>
                   <pic:blipFill>
-                    <a:blip r:embed="rId14"/>
+                    <a:blip r:embed="rId18"/>
                     <a:stretch>
                       <a:fillRect/>
                     </a:stretch>
@@ -5492,30 +6824,50 @@
       <w:pPr>
         <w:pStyle w:val="ab"/>
       </w:pPr>
-      <w:bookmarkStart w:id="10" w:name="_Ref223917153"/>
+      <w:bookmarkStart w:id="14" w:name="_Ref223917153"/>
       <w:r>
         <w:t xml:space="preserve">Рисунок </w:t>
       </w:r>
-      <w:fldSimple w:instr=" STYLEREF 1 \s ">
-        <w:r>
-          <w:rPr>
-            <w:noProof/>
-          </w:rPr>
-          <w:t>2</w:t>
-        </w:r>
-      </w:fldSimple>
+      <w:r>
+        <w:fldChar w:fldCharType="begin"/>
+      </w:r>
+      <w:r>
+        <w:instrText xml:space="preserve"> STYLEREF 1 \s </w:instrText>
+      </w:r>
+      <w:r>
+        <w:fldChar w:fldCharType="separate"/>
+      </w:r>
+      <w:r>
+        <w:rPr>
+          <w:noProof/>
+        </w:rPr>
+        <w:t>2</w:t>
+      </w:r>
+      <w:r>
+        <w:fldChar w:fldCharType="end"/>
+      </w:r>
       <w:r>
         <w:t>.</w:t>
       </w:r>
-      <w:fldSimple w:instr=" SEQ Рисунок \* ARABIC \s 1 ">
-        <w:r>
-          <w:rPr>
-            <w:noProof/>
-          </w:rPr>
-          <w:t>5</w:t>
-        </w:r>
-      </w:fldSimple>
-      <w:bookmarkEnd w:id="10"/>
+      <w:r>
+        <w:fldChar w:fldCharType="begin"/>
+      </w:r>
+      <w:r>
+        <w:instrText xml:space="preserve"> SEQ Рисунок \* ARABIC \s 1 </w:instrText>
+      </w:r>
+      <w:r>
+        <w:fldChar w:fldCharType="separate"/>
+      </w:r>
+      <w:r>
+        <w:rPr>
+          <w:noProof/>
+        </w:rPr>
+        <w:t>9</w:t>
+      </w:r>
+      <w:r>
+        <w:fldChar w:fldCharType="end"/>
+      </w:r>
+      <w:bookmarkEnd w:id="14"/>
       <w:r>
         <w:t xml:space="preserve"> – АКФ первых разностей</w:t>
       </w:r>
@@ -5546,7 +6898,7 @@
                     <pic:cNvPicPr/>
                   </pic:nvPicPr>
                   <pic:blipFill>
-                    <a:blip r:embed="rId15"/>
+                    <a:blip r:embed="rId19"/>
                     <a:stretch>
                       <a:fillRect/>
                     </a:stretch>
@@ -5571,30 +6923,50 @@
       <w:pPr>
         <w:pStyle w:val="ab"/>
       </w:pPr>
-      <w:bookmarkStart w:id="11" w:name="_Ref223917157"/>
+      <w:bookmarkStart w:id="15" w:name="_Ref223917157"/>
       <w:r>
         <w:t xml:space="preserve">Рисунок </w:t>
       </w:r>
-      <w:fldSimple w:instr=" STYLEREF 1 \s ">
-        <w:r>
-          <w:rPr>
-            <w:noProof/>
-          </w:rPr>
-          <w:t>2</w:t>
-        </w:r>
-      </w:fldSimple>
+      <w:r>
+        <w:fldChar w:fldCharType="begin"/>
+      </w:r>
+      <w:r>
+        <w:instrText xml:space="preserve"> STYLEREF 1 \s </w:instrText>
+      </w:r>
+      <w:r>
+        <w:fldChar w:fldCharType="separate"/>
+      </w:r>
+      <w:r>
+        <w:rPr>
+          <w:noProof/>
+        </w:rPr>
+        <w:t>2</w:t>
+      </w:r>
+      <w:r>
+        <w:fldChar w:fldCharType="end"/>
+      </w:r>
       <w:r>
         <w:t>.</w:t>
       </w:r>
-      <w:fldSimple w:instr=" SEQ Рисунок \* ARABIC \s 1 ">
-        <w:r>
-          <w:rPr>
-            <w:noProof/>
-          </w:rPr>
-          <w:t>6</w:t>
-        </w:r>
-      </w:fldSimple>
-      <w:bookmarkEnd w:id="11"/>
+      <w:r>
+        <w:fldChar w:fldCharType="begin"/>
+      </w:r>
+      <w:r>
+        <w:instrText xml:space="preserve"> SEQ Рисунок \* ARABIC \s 1 </w:instrText>
+      </w:r>
+      <w:r>
+        <w:fldChar w:fldCharType="separate"/>
+      </w:r>
+      <w:r>
+        <w:rPr>
+          <w:noProof/>
+        </w:rPr>
+        <w:t>10</w:t>
+      </w:r>
+      <w:r>
+        <w:fldChar w:fldCharType="end"/>
+      </w:r>
+      <w:bookmarkEnd w:id="15"/>
       <w:r>
         <w:t xml:space="preserve"> – АКФ вторых разностей</w:t>
       </w:r>
@@ -5624,7 +6996,7 @@
                     <pic:cNvPicPr/>
                   </pic:nvPicPr>
                   <pic:blipFill>
-                    <a:blip r:embed="rId16"/>
+                    <a:blip r:embed="rId20"/>
                     <a:stretch>
                       <a:fillRect/>
                     </a:stretch>
@@ -5649,30 +7021,50 @@
       <w:pPr>
         <w:pStyle w:val="ab"/>
       </w:pPr>
-      <w:bookmarkStart w:id="12" w:name="_Ref223917148"/>
+      <w:bookmarkStart w:id="16" w:name="_Ref223917148"/>
       <w:r>
         <w:t xml:space="preserve">Рисунок </w:t>
       </w:r>
-      <w:fldSimple w:instr=" STYLEREF 1 \s ">
-        <w:r>
-          <w:rPr>
-            <w:noProof/>
-          </w:rPr>
-          <w:t>2</w:t>
-        </w:r>
-      </w:fldSimple>
+      <w:r>
+        <w:fldChar w:fldCharType="begin"/>
+      </w:r>
+      <w:r>
+        <w:instrText xml:space="preserve"> STYLEREF 1 \s </w:instrText>
+      </w:r>
+      <w:r>
+        <w:fldChar w:fldCharType="separate"/>
+      </w:r>
+      <w:r>
+        <w:rPr>
+          <w:noProof/>
+        </w:rPr>
+        <w:t>2</w:t>
+      </w:r>
+      <w:r>
+        <w:fldChar w:fldCharType="end"/>
+      </w:r>
       <w:r>
         <w:t>.</w:t>
       </w:r>
-      <w:fldSimple w:instr=" SEQ Рисунок \* ARABIC \s 1 ">
-        <w:r>
-          <w:rPr>
-            <w:noProof/>
-          </w:rPr>
-          <w:t>7</w:t>
-        </w:r>
-      </w:fldSimple>
-      <w:bookmarkEnd w:id="12"/>
+      <w:r>
+        <w:fldChar w:fldCharType="begin"/>
+      </w:r>
+      <w:r>
+        <w:instrText xml:space="preserve"> SEQ Рисунок \* ARABIC \s 1 </w:instrText>
+      </w:r>
+      <w:r>
+        <w:fldChar w:fldCharType="separate"/>
+      </w:r>
+      <w:r>
+        <w:rPr>
+          <w:noProof/>
+        </w:rPr>
+        <w:t>11</w:t>
+      </w:r>
+      <w:r>
+        <w:fldChar w:fldCharType="end"/>
+      </w:r>
+      <w:bookmarkEnd w:id="16"/>
       <w:r>
         <w:t xml:space="preserve"> – ЧАКФ исходного ряда</w:t>
       </w:r>
@@ -5703,7 +7095,7 @@
                     <pic:cNvPicPr/>
                   </pic:nvPicPr>
                   <pic:blipFill>
-                    <a:blip r:embed="rId17"/>
+                    <a:blip r:embed="rId21"/>
                     <a:stretch>
                       <a:fillRect/>
                     </a:stretch>
@@ -5728,30 +7120,50 @@
       <w:pPr>
         <w:pStyle w:val="ab"/>
       </w:pPr>
-      <w:bookmarkStart w:id="13" w:name="_Ref223917154"/>
+      <w:bookmarkStart w:id="17" w:name="_Ref223917154"/>
       <w:r>
         <w:t xml:space="preserve">Рисунок </w:t>
       </w:r>
-      <w:fldSimple w:instr=" STYLEREF 1 \s ">
-        <w:r>
-          <w:rPr>
-            <w:noProof/>
-          </w:rPr>
-          <w:t>2</w:t>
-        </w:r>
-      </w:fldSimple>
+      <w:r>
+        <w:fldChar w:fldCharType="begin"/>
+      </w:r>
+      <w:r>
+        <w:instrText xml:space="preserve"> STYLEREF 1 \s </w:instrText>
+      </w:r>
+      <w:r>
+        <w:fldChar w:fldCharType="separate"/>
+      </w:r>
+      <w:r>
+        <w:rPr>
+          <w:noProof/>
+        </w:rPr>
+        <w:t>2</w:t>
+      </w:r>
+      <w:r>
+        <w:fldChar w:fldCharType="end"/>
+      </w:r>
       <w:r>
         <w:t>.</w:t>
       </w:r>
-      <w:fldSimple w:instr=" SEQ Рисунок \* ARABIC \s 1 ">
-        <w:r>
-          <w:rPr>
-            <w:noProof/>
-          </w:rPr>
-          <w:t>8</w:t>
-        </w:r>
-      </w:fldSimple>
-      <w:bookmarkEnd w:id="13"/>
+      <w:r>
+        <w:fldChar w:fldCharType="begin"/>
+      </w:r>
+      <w:r>
+        <w:instrText xml:space="preserve"> SEQ Рисунок \* ARABIC \s 1 </w:instrText>
+      </w:r>
+      <w:r>
+        <w:fldChar w:fldCharType="separate"/>
+      </w:r>
+      <w:r>
+        <w:rPr>
+          <w:noProof/>
+        </w:rPr>
+        <w:t>12</w:t>
+      </w:r>
+      <w:r>
+        <w:fldChar w:fldCharType="end"/>
+      </w:r>
+      <w:bookmarkEnd w:id="17"/>
       <w:r>
         <w:t xml:space="preserve"> – ЧАКФ первых разностей</w:t>
       </w:r>
@@ -5781,7 +7193,7 @@
                     <pic:cNvPicPr/>
                   </pic:nvPicPr>
                   <pic:blipFill>
-                    <a:blip r:embed="rId18"/>
+                    <a:blip r:embed="rId22"/>
                     <a:stretch>
                       <a:fillRect/>
                     </a:stretch>
@@ -5806,30 +7218,50 @@
       <w:pPr>
         <w:pStyle w:val="ab"/>
       </w:pPr>
-      <w:bookmarkStart w:id="14" w:name="_Ref223917159"/>
+      <w:bookmarkStart w:id="18" w:name="_Ref223917159"/>
       <w:r>
         <w:t xml:space="preserve">Рисунок </w:t>
       </w:r>
-      <w:fldSimple w:instr=" STYLEREF 1 \s ">
-        <w:r>
-          <w:rPr>
-            <w:noProof/>
-          </w:rPr>
-          <w:t>2</w:t>
-        </w:r>
-      </w:fldSimple>
+      <w:r>
+        <w:fldChar w:fldCharType="begin"/>
+      </w:r>
+      <w:r>
+        <w:instrText xml:space="preserve"> STYLEREF 1 \s </w:instrText>
+      </w:r>
+      <w:r>
+        <w:fldChar w:fldCharType="separate"/>
+      </w:r>
+      <w:r>
+        <w:rPr>
+          <w:noProof/>
+        </w:rPr>
+        <w:t>2</w:t>
+      </w:r>
+      <w:r>
+        <w:fldChar w:fldCharType="end"/>
+      </w:r>
       <w:r>
         <w:t>.</w:t>
       </w:r>
-      <w:fldSimple w:instr=" SEQ Рисунок \* ARABIC \s 1 ">
-        <w:r>
-          <w:rPr>
-            <w:noProof/>
-          </w:rPr>
-          <w:t>9</w:t>
-        </w:r>
-      </w:fldSimple>
-      <w:bookmarkEnd w:id="14"/>
+      <w:r>
+        <w:fldChar w:fldCharType="begin"/>
+      </w:r>
+      <w:r>
+        <w:instrText xml:space="preserve"> SEQ Рисунок \* ARABIC \s 1 </w:instrText>
+      </w:r>
+      <w:r>
+        <w:fldChar w:fldCharType="separate"/>
+      </w:r>
+      <w:r>
+        <w:rPr>
+          <w:noProof/>
+        </w:rPr>
+        <w:t>13</w:t>
+      </w:r>
+      <w:r>
+        <w:fldChar w:fldCharType="end"/>
+      </w:r>
+      <w:bookmarkEnd w:id="18"/>
       <w:r>
         <w:t xml:space="preserve"> – ЧАКФ вторых разностей</w:t>
       </w:r>
@@ -6051,7 +7483,7 @@
           <w:lang w:val="en-US"/>
         </w:rPr>
       </w:pPr>
-      <w:bookmarkStart w:id="15" w:name="_Toc224046724"/>
+      <w:bookmarkStart w:id="19" w:name="_Toc224086332"/>
       <w:r>
         <w:t>Задание 3</w:t>
       </w:r>
@@ -6061,7 +7493,7 @@
       <w:r>
         <w:t>Проведение тестов Дики-Фуллера</w:t>
       </w:r>
-      <w:bookmarkEnd w:id="15"/>
+      <w:bookmarkEnd w:id="19"/>
     </w:p>
     <w:p>
       <w:pPr>
@@ -6144,7 +7576,7 @@
         <w:rPr>
           <w:noProof/>
         </w:rPr>
-        <w:t>10</w:t>
+        <w:t>14</w:t>
       </w:r>
       <w:r>
         <w:fldChar w:fldCharType="end"/>
@@ -6160,10 +7592,10 @@
       </w:pPr>
       <w:r>
         <w:drawing>
-          <wp:inline distT="0" distB="0" distL="0" distR="0" wp14:anchorId="1B2BE9FF" wp14:editId="5DDE9899">
-            <wp:extent cx="5928360" cy="1836889"/>
+          <wp:inline distT="0" distB="0" distL="0" distR="0" wp14:anchorId="46106BE5" wp14:editId="784F8547">
+            <wp:extent cx="5871210" cy="2174259"/>
             <wp:effectExtent l="0" t="0" r="0" b="0"/>
-            <wp:docPr id="346542198" name="Рисунок 1"/>
+            <wp:docPr id="1392325295" name="Рисунок 1"/>
             <wp:cNvGraphicFramePr>
               <a:graphicFrameLocks xmlns:a="http://schemas.openxmlformats.org/drawingml/2006/main" noChangeAspect="1"/>
             </wp:cNvGraphicFramePr>
@@ -6171,11 +7603,11 @@
               <a:graphicData uri="http://schemas.openxmlformats.org/drawingml/2006/picture">
                 <pic:pic xmlns:pic="http://schemas.openxmlformats.org/drawingml/2006/picture">
                   <pic:nvPicPr>
-                    <pic:cNvPr id="346542198" name=""/>
+                    <pic:cNvPr id="1392325295" name=""/>
                     <pic:cNvPicPr/>
                   </pic:nvPicPr>
                   <pic:blipFill>
-                    <a:blip r:embed="rId19"/>
+                    <a:blip r:embed="rId23"/>
                     <a:stretch>
                       <a:fillRect/>
                     </a:stretch>
@@ -6183,7 +7615,7 @@
                   <pic:spPr>
                     <a:xfrm>
                       <a:off x="0" y="0"/>
-                      <a:ext cx="5943552" cy="1841596"/>
+                      <a:ext cx="5876689" cy="2176288"/>
                     </a:xfrm>
                     <a:prstGeom prst="rect">
                       <a:avLst/>
@@ -6200,151 +7632,191 @@
       <w:pPr>
         <w:pStyle w:val="ab"/>
       </w:pPr>
-      <w:bookmarkStart w:id="16" w:name="_Ref223997241"/>
+      <w:bookmarkStart w:id="20" w:name="_Ref223997241"/>
       <w:r>
         <w:t xml:space="preserve">Рисунок </w:t>
       </w:r>
-      <w:fldSimple w:instr=" STYLEREF 1 \s ">
-        <w:r>
-          <w:rPr>
-            <w:noProof/>
-          </w:rPr>
-          <w:t>2</w:t>
-        </w:r>
-      </w:fldSimple>
+      <w:r>
+        <w:fldChar w:fldCharType="begin"/>
+      </w:r>
+      <w:r>
+        <w:instrText xml:space="preserve"> STYLEREF 1 \s </w:instrText>
+      </w:r>
+      <w:r>
+        <w:fldChar w:fldCharType="separate"/>
+      </w:r>
+      <w:r>
+        <w:rPr>
+          <w:noProof/>
+        </w:rPr>
+        <w:t>2</w:t>
+      </w:r>
+      <w:r>
+        <w:fldChar w:fldCharType="end"/>
+      </w:r>
       <w:r>
         <w:t>.</w:t>
       </w:r>
-      <w:fldSimple w:instr=" SEQ Рисунок \* ARABIC \s 1 ">
-        <w:r>
-          <w:rPr>
-            <w:noProof/>
-          </w:rPr>
-          <w:t>10</w:t>
-        </w:r>
-      </w:fldSimple>
-      <w:bookmarkEnd w:id="16"/>
+      <w:r>
+        <w:fldChar w:fldCharType="begin"/>
+      </w:r>
+      <w:r>
+        <w:instrText xml:space="preserve"> SEQ Рисунок \* ARABIC \s 1 </w:instrText>
+      </w:r>
+      <w:r>
+        <w:fldChar w:fldCharType="separate"/>
+      </w:r>
+      <w:r>
+        <w:rPr>
+          <w:noProof/>
+        </w:rPr>
+        <w:t>14</w:t>
+      </w:r>
+      <w:r>
+        <w:fldChar w:fldCharType="end"/>
+      </w:r>
+      <w:bookmarkEnd w:id="20"/>
       <w:r>
         <w:t xml:space="preserve"> – Проведение тестов</w:t>
       </w:r>
     </w:p>
     <w:p>
       <w:pPr>
-        <w:pStyle w:val="2"/>
-      </w:pPr>
-      <w:bookmarkStart w:id="17" w:name="_Toc224046725"/>
-      <w:r>
-        <w:t>Задание 4</w:t>
-      </w:r>
-      <w:r>
-        <w:t xml:space="preserve"> – Определение типа процесса</w:t>
-      </w:r>
-      <w:bookmarkEnd w:id="17"/>
+        <w:pStyle w:val="a2"/>
+      </w:pPr>
+      <w:r>
+        <w:t>Для упрощения дальнейшей работы создадим три вспомогательных массива (</w:t>
+      </w:r>
+      <w:r>
+        <w:fldChar w:fldCharType="begin"/>
+      </w:r>
+      <w:r>
+        <w:instrText xml:space="preserve"> REF _Ref224049099 \h </w:instrText>
+      </w:r>
+      <w:r>
+        <w:fldChar w:fldCharType="separate"/>
+      </w:r>
+      <w:r>
+        <w:t xml:space="preserve">рисунок </w:t>
+      </w:r>
+      <w:r>
+        <w:rPr>
+          <w:noProof/>
+        </w:rPr>
+        <w:t>2</w:t>
+      </w:r>
+      <w:r>
+        <w:t>.</w:t>
+      </w:r>
+      <w:r>
+        <w:rPr>
+          <w:noProof/>
+        </w:rPr>
+        <w:t>15</w:t>
+      </w:r>
+      <w:r>
+        <w:fldChar w:fldCharType="end"/>
+      </w:r>
+      <w:r>
+        <w:t>):</w:t>
+      </w:r>
     </w:p>
     <w:p>
       <w:pPr>
         <w:pStyle w:val="a2"/>
-      </w:pPr>
-      <w:r>
-        <w:t xml:space="preserve">Далее </w:t>
-      </w:r>
-      <w:r>
-        <w:t>оценим выполнение</w:t>
-      </w:r>
-      <w:r>
-        <w:t xml:space="preserve"> тест</w:t>
-      </w:r>
-      <w:r>
-        <w:t>ов</w:t>
-      </w:r>
-      <w:r>
-        <w:t xml:space="preserve"> </w:t>
-      </w:r>
-      <w:r>
-        <w:t xml:space="preserve">с помощью кода, представленного на </w:t>
-      </w:r>
-      <w:r>
-        <w:fldChar w:fldCharType="begin"/>
-      </w:r>
-      <w:r>
-        <w:instrText xml:space="preserve"> REF _Ref224000729 \h </w:instrText>
-      </w:r>
-      <w:r>
-        <w:fldChar w:fldCharType="separate"/>
-      </w:r>
-      <w:r>
-        <w:t xml:space="preserve">рисунке </w:t>
-      </w:r>
-      <w:r>
-        <w:rPr>
-          <w:noProof/>
-        </w:rPr>
-        <w:t>2</w:t>
-      </w:r>
-      <w:r>
-        <w:t>.</w:t>
-      </w:r>
-      <w:r>
-        <w:rPr>
-          <w:noProof/>
-        </w:rPr>
-        <w:t>11</w:t>
-      </w:r>
-      <w:r>
-        <w:fldChar w:fldCharType="end"/>
-      </w:r>
-      <w:r>
-        <w:t>, после чего выполним анализ результатов для определения типа процесса (</w:t>
-      </w:r>
-      <w:r>
-        <w:fldChar w:fldCharType="begin"/>
-      </w:r>
-      <w:r>
-        <w:instrText xml:space="preserve"> REF _Ref224000802 \h </w:instrText>
-      </w:r>
-      <w:r>
-        <w:fldChar w:fldCharType="separate"/>
-      </w:r>
-      <w:r>
-        <w:t xml:space="preserve">рисунок </w:t>
-      </w:r>
-      <w:r>
-        <w:rPr>
-          <w:noProof/>
-        </w:rPr>
-        <w:t>2</w:t>
-      </w:r>
-      <w:r>
-        <w:t>.</w:t>
-      </w:r>
-      <w:r>
-        <w:rPr>
-          <w:noProof/>
-        </w:rPr>
-        <w:t>12</w:t>
-      </w:r>
-      <w:r>
-        <w:fldChar w:fldCharType="end"/>
-      </w:r>
-      <w:r>
-        <w:t>).</w:t>
+        <w:numPr>
+          <w:ilvl w:val="0"/>
+          <w:numId w:val="19"/>
+        </w:numPr>
+      </w:pPr>
+      <w:r>
+        <w:t>«</w:t>
+      </w:r>
+      <w:r>
+        <w:rPr>
+          <w:lang w:val="en-US"/>
+        </w:rPr>
+        <w:t>tests</w:t>
+      </w:r>
+      <w:r>
+        <w:t>» – хранит результаты всех тесов</w:t>
+      </w:r>
+      <w:r>
+        <w:t>;</w:t>
       </w:r>
     </w:p>
     <w:p>
       <w:pPr>
         <w:pStyle w:val="a2"/>
+        <w:numPr>
+          <w:ilvl w:val="0"/>
+          <w:numId w:val="19"/>
+        </w:numPr>
+      </w:pPr>
+      <w:r>
+        <w:t>«</w:t>
+      </w:r>
+      <w:r>
+        <w:rPr>
+          <w:lang w:val="en-US"/>
+        </w:rPr>
+        <w:t>regressions</w:t>
+      </w:r>
+      <w:r>
+        <w:t>» – в нем находятся к</w:t>
+      </w:r>
+      <w:r>
+        <w:t>омпоненты регрессии, включаемые в тест</w:t>
+      </w:r>
+      <w:r>
+        <w:t>;</w:t>
+      </w:r>
+    </w:p>
+    <w:p>
+      <w:pPr>
+        <w:pStyle w:val="a2"/>
+        <w:numPr>
+          <w:ilvl w:val="0"/>
+          <w:numId w:val="19"/>
+        </w:numPr>
+      </w:pPr>
+      <w:r>
+        <w:t>«</w:t>
+      </w:r>
+      <w:r>
+        <w:rPr>
+          <w:lang w:val="en-US"/>
+        </w:rPr>
+        <w:t>test</w:t>
+      </w:r>
+      <w:r>
+        <w:t>_</w:t>
+      </w:r>
+      <w:r>
+        <w:rPr>
+          <w:lang w:val="en-US"/>
+        </w:rPr>
+        <w:t>names</w:t>
+      </w:r>
+      <w:r>
+        <w:t>» – содержит имена тестов</w:t>
+      </w:r>
+      <w:r>
+        <w:t>.</w:t>
+      </w:r>
+    </w:p>
+    <w:p>
+      <w:pPr>
+        <w:pStyle w:val="a2"/>
         <w:jc w:val="center"/>
       </w:pPr>
       <w:r>
-        <w:rPr>
-          <w:noProof/>
-        </w:rPr>
         <w:lastRenderedPageBreak/>
         <w:drawing>
-          <wp:inline distT="0" distB="0" distL="0" distR="0" wp14:anchorId="5AFD5472" wp14:editId="6DC2ED47">
-            <wp:extent cx="5863928" cy="4740910"/>
-            <wp:effectExtent l="0" t="0" r="5715" b="0"/>
-            <wp:docPr id="502994283" name="Рисунок 1"/>
+          <wp:inline distT="0" distB="0" distL="0" distR="0" wp14:anchorId="56353247" wp14:editId="06589F35">
+            <wp:extent cx="5928360" cy="1130577"/>
+            <wp:effectExtent l="0" t="0" r="0" b="0"/>
+            <wp:docPr id="1827226375" name="Рисунок 1"/>
             <wp:cNvGraphicFramePr>
               <a:graphicFrameLocks xmlns:a="http://schemas.openxmlformats.org/drawingml/2006/main" noChangeAspect="1"/>
             </wp:cNvGraphicFramePr>
@@ -6352,11 +7824,11 @@
               <a:graphicData uri="http://schemas.openxmlformats.org/drawingml/2006/picture">
                 <pic:pic xmlns:pic="http://schemas.openxmlformats.org/drawingml/2006/picture">
                   <pic:nvPicPr>
-                    <pic:cNvPr id="502994283" name=""/>
+                    <pic:cNvPr id="1827226375" name=""/>
                     <pic:cNvPicPr/>
                   </pic:nvPicPr>
                   <pic:blipFill>
-                    <a:blip r:embed="rId20"/>
+                    <a:blip r:embed="rId24"/>
                     <a:stretch>
                       <a:fillRect/>
                     </a:stretch>
@@ -6364,7 +7836,7 @@
                   <pic:spPr>
                     <a:xfrm>
                       <a:off x="0" y="0"/>
-                      <a:ext cx="5863928" cy="4740910"/>
+                      <a:ext cx="5941084" cy="1133004"/>
                     </a:xfrm>
                     <a:prstGeom prst="rect">
                       <a:avLst/>
@@ -6381,30 +7853,247 @@
       <w:pPr>
         <w:pStyle w:val="ab"/>
       </w:pPr>
-      <w:bookmarkStart w:id="18" w:name="_Ref224000729"/>
+      <w:bookmarkStart w:id="21" w:name="_Ref224049099"/>
       <w:r>
         <w:t xml:space="preserve">Рисунок </w:t>
       </w:r>
-      <w:fldSimple w:instr=" STYLEREF 1 \s ">
-        <w:r>
-          <w:rPr>
-            <w:noProof/>
-          </w:rPr>
-          <w:t>2</w:t>
-        </w:r>
-      </w:fldSimple>
+      <w:r>
+        <w:fldChar w:fldCharType="begin"/>
+      </w:r>
+      <w:r>
+        <w:instrText xml:space="preserve"> STYLEREF 1 \s </w:instrText>
+      </w:r>
+      <w:r>
+        <w:fldChar w:fldCharType="separate"/>
+      </w:r>
+      <w:r>
+        <w:rPr>
+          <w:noProof/>
+        </w:rPr>
+        <w:t>2</w:t>
+      </w:r>
+      <w:r>
+        <w:fldChar w:fldCharType="end"/>
+      </w:r>
       <w:r>
         <w:t>.</w:t>
       </w:r>
-      <w:fldSimple w:instr=" SEQ Рисунок \* ARABIC \s 1 ">
-        <w:r>
-          <w:rPr>
-            <w:noProof/>
-          </w:rPr>
-          <w:t>11</w:t>
-        </w:r>
-      </w:fldSimple>
-      <w:bookmarkEnd w:id="18"/>
+      <w:r>
+        <w:fldChar w:fldCharType="begin"/>
+      </w:r>
+      <w:r>
+        <w:instrText xml:space="preserve"> SEQ Рисунок \* ARABIC \s 1 </w:instrText>
+      </w:r>
+      <w:r>
+        <w:fldChar w:fldCharType="separate"/>
+      </w:r>
+      <w:r>
+        <w:rPr>
+          <w:noProof/>
+        </w:rPr>
+        <w:t>15</w:t>
+      </w:r>
+      <w:r>
+        <w:fldChar w:fldCharType="end"/>
+      </w:r>
+      <w:bookmarkEnd w:id="21"/>
+      <w:r>
+        <w:t xml:space="preserve"> – Вспомогательные массивы</w:t>
+      </w:r>
+    </w:p>
+    <w:p>
+      <w:pPr>
+        <w:pStyle w:val="2"/>
+      </w:pPr>
+      <w:bookmarkStart w:id="22" w:name="_Toc224086333"/>
+      <w:r>
+        <w:t>Задание 4</w:t>
+      </w:r>
+      <w:r>
+        <w:t xml:space="preserve"> – Определение типа процесса</w:t>
+      </w:r>
+      <w:bookmarkEnd w:id="22"/>
+    </w:p>
+    <w:p>
+      <w:pPr>
+        <w:pStyle w:val="a2"/>
+      </w:pPr>
+      <w:r>
+        <w:t xml:space="preserve">Далее </w:t>
+      </w:r>
+      <w:r>
+        <w:t>оценим выполнение</w:t>
+      </w:r>
+      <w:r>
+        <w:t xml:space="preserve"> тест</w:t>
+      </w:r>
+      <w:r>
+        <w:t>ов</w:t>
+      </w:r>
+      <w:r>
+        <w:t xml:space="preserve"> </w:t>
+      </w:r>
+      <w:r>
+        <w:t xml:space="preserve">с помощью кода, представленного на </w:t>
+      </w:r>
+      <w:r>
+        <w:fldChar w:fldCharType="begin"/>
+      </w:r>
+      <w:r>
+        <w:instrText xml:space="preserve"> REF _Ref224000729 \h </w:instrText>
+      </w:r>
+      <w:r>
+        <w:fldChar w:fldCharType="separate"/>
+      </w:r>
+      <w:r>
+        <w:t xml:space="preserve">рисунке </w:t>
+      </w:r>
+      <w:r>
+        <w:rPr>
+          <w:noProof/>
+        </w:rPr>
+        <w:t>2</w:t>
+      </w:r>
+      <w:r>
+        <w:t>.</w:t>
+      </w:r>
+      <w:r>
+        <w:rPr>
+          <w:noProof/>
+        </w:rPr>
+        <w:t>16</w:t>
+      </w:r>
+      <w:r>
+        <w:fldChar w:fldCharType="end"/>
+      </w:r>
+      <w:r>
+        <w:t>, после чего выполним анализ результатов для определения типа процесса (</w:t>
+      </w:r>
+      <w:r>
+        <w:fldChar w:fldCharType="begin"/>
+      </w:r>
+      <w:r>
+        <w:instrText xml:space="preserve"> REF _Ref224000802 \h </w:instrText>
+      </w:r>
+      <w:r>
+        <w:fldChar w:fldCharType="separate"/>
+      </w:r>
+      <w:r>
+        <w:t xml:space="preserve">рисунок </w:t>
+      </w:r>
+      <w:r>
+        <w:rPr>
+          <w:noProof/>
+        </w:rPr>
+        <w:t>2</w:t>
+      </w:r>
+      <w:r>
+        <w:t>.</w:t>
+      </w:r>
+      <w:r>
+        <w:rPr>
+          <w:noProof/>
+        </w:rPr>
+        <w:t>17</w:t>
+      </w:r>
+      <w:r>
+        <w:fldChar w:fldCharType="end"/>
+      </w:r>
+      <w:r>
+        <w:t>).</w:t>
+      </w:r>
+    </w:p>
+    <w:p>
+      <w:pPr>
+        <w:pStyle w:val="a2"/>
+        <w:jc w:val="center"/>
+      </w:pPr>
+      <w:r>
+        <w:drawing>
+          <wp:inline distT="0" distB="0" distL="0" distR="0" wp14:anchorId="519EBEF9" wp14:editId="00E314AF">
+            <wp:extent cx="5918835" cy="5073458"/>
+            <wp:effectExtent l="0" t="0" r="5715" b="0"/>
+            <wp:docPr id="1582000574" name="Рисунок 1"/>
+            <wp:cNvGraphicFramePr>
+              <a:graphicFrameLocks xmlns:a="http://schemas.openxmlformats.org/drawingml/2006/main" noChangeAspect="1"/>
+            </wp:cNvGraphicFramePr>
+            <a:graphic xmlns:a="http://schemas.openxmlformats.org/drawingml/2006/main">
+              <a:graphicData uri="http://schemas.openxmlformats.org/drawingml/2006/picture">
+                <pic:pic xmlns:pic="http://schemas.openxmlformats.org/drawingml/2006/picture">
+                  <pic:nvPicPr>
+                    <pic:cNvPr id="1582000574" name=""/>
+                    <pic:cNvPicPr/>
+                  </pic:nvPicPr>
+                  <pic:blipFill>
+                    <a:blip r:embed="rId25"/>
+                    <a:stretch>
+                      <a:fillRect/>
+                    </a:stretch>
+                  </pic:blipFill>
+                  <pic:spPr>
+                    <a:xfrm>
+                      <a:off x="0" y="0"/>
+                      <a:ext cx="5920006" cy="5074462"/>
+                    </a:xfrm>
+                    <a:prstGeom prst="rect">
+                      <a:avLst/>
+                    </a:prstGeom>
+                  </pic:spPr>
+                </pic:pic>
+              </a:graphicData>
+            </a:graphic>
+          </wp:inline>
+        </w:drawing>
+      </w:r>
+    </w:p>
+    <w:p>
+      <w:pPr>
+        <w:pStyle w:val="ab"/>
+      </w:pPr>
+      <w:bookmarkStart w:id="23" w:name="_Ref224000729"/>
+      <w:r>
+        <w:t xml:space="preserve">Рисунок </w:t>
+      </w:r>
+      <w:r>
+        <w:fldChar w:fldCharType="begin"/>
+      </w:r>
+      <w:r>
+        <w:instrText xml:space="preserve"> STYLEREF 1 \s </w:instrText>
+      </w:r>
+      <w:r>
+        <w:fldChar w:fldCharType="separate"/>
+      </w:r>
+      <w:r>
+        <w:rPr>
+          <w:noProof/>
+        </w:rPr>
+        <w:t>2</w:t>
+      </w:r>
+      <w:r>
+        <w:fldChar w:fldCharType="end"/>
+      </w:r>
+      <w:r>
+        <w:t>.</w:t>
+      </w:r>
+      <w:r>
+        <w:fldChar w:fldCharType="begin"/>
+      </w:r>
+      <w:r>
+        <w:instrText xml:space="preserve"> SEQ Рисунок \* ARABIC \s 1 </w:instrText>
+      </w:r>
+      <w:r>
+        <w:fldChar w:fldCharType="separate"/>
+      </w:r>
+      <w:r>
+        <w:rPr>
+          <w:noProof/>
+        </w:rPr>
+        <w:t>16</w:t>
+      </w:r>
+      <w:r>
+        <w:fldChar w:fldCharType="end"/>
+      </w:r>
+      <w:bookmarkEnd w:id="23"/>
       <w:r>
         <w:t xml:space="preserve"> – Определение выполнения теста</w:t>
       </w:r>
@@ -6435,7 +8124,7 @@
                     <pic:cNvPicPr/>
                   </pic:nvPicPr>
                   <pic:blipFill>
-                    <a:blip r:embed="rId21"/>
+                    <a:blip r:embed="rId26"/>
                     <a:stretch>
                       <a:fillRect/>
                     </a:stretch>
@@ -6460,30 +8149,50 @@
       <w:pPr>
         <w:pStyle w:val="ab"/>
       </w:pPr>
-      <w:bookmarkStart w:id="19" w:name="_Ref224000802"/>
+      <w:bookmarkStart w:id="24" w:name="_Ref224000802"/>
       <w:r>
         <w:t xml:space="preserve">Рисунок </w:t>
       </w:r>
-      <w:fldSimple w:instr=" STYLEREF 1 \s ">
-        <w:r>
-          <w:rPr>
-            <w:noProof/>
-          </w:rPr>
-          <w:t>2</w:t>
-        </w:r>
-      </w:fldSimple>
+      <w:r>
+        <w:fldChar w:fldCharType="begin"/>
+      </w:r>
+      <w:r>
+        <w:instrText xml:space="preserve"> STYLEREF 1 \s </w:instrText>
+      </w:r>
+      <w:r>
+        <w:fldChar w:fldCharType="separate"/>
+      </w:r>
+      <w:r>
+        <w:rPr>
+          <w:noProof/>
+        </w:rPr>
+        <w:t>2</w:t>
+      </w:r>
+      <w:r>
+        <w:fldChar w:fldCharType="end"/>
+      </w:r>
       <w:r>
         <w:t>.</w:t>
       </w:r>
-      <w:fldSimple w:instr=" SEQ Рисунок \* ARABIC \s 1 ">
-        <w:r>
-          <w:rPr>
-            <w:noProof/>
-          </w:rPr>
-          <w:t>12</w:t>
-        </w:r>
-      </w:fldSimple>
-      <w:bookmarkEnd w:id="19"/>
+      <w:r>
+        <w:fldChar w:fldCharType="begin"/>
+      </w:r>
+      <w:r>
+        <w:instrText xml:space="preserve"> SEQ Рисунок \* ARABIC \s 1 </w:instrText>
+      </w:r>
+      <w:r>
+        <w:fldChar w:fldCharType="separate"/>
+      </w:r>
+      <w:r>
+        <w:rPr>
+          <w:noProof/>
+        </w:rPr>
+        <w:t>17</w:t>
+      </w:r>
+      <w:r>
+        <w:fldChar w:fldCharType="end"/>
+      </w:r>
+      <w:bookmarkEnd w:id="24"/>
       <w:r>
         <w:t xml:space="preserve"> – Определение типа процесса</w:t>
       </w:r>
@@ -6517,7 +8226,7 @@
         <w:rPr>
           <w:noProof/>
         </w:rPr>
-        <w:t>13</w:t>
+        <w:t>18</w:t>
       </w:r>
       <w:r>
         <w:fldChar w:fldCharType="end"/>
@@ -6594,14 +8303,11 @@
         <w:jc w:val="center"/>
       </w:pPr>
       <w:r>
-        <w:rPr>
-          <w:noProof/>
-        </w:rPr>
         <w:drawing>
-          <wp:inline distT="0" distB="0" distL="0" distR="0" wp14:anchorId="654269EC" wp14:editId="3FE67261">
-            <wp:extent cx="2676899" cy="2267266"/>
-            <wp:effectExtent l="0" t="0" r="9525" b="0"/>
-            <wp:docPr id="2084333712" name="Рисунок 1"/>
+          <wp:inline distT="0" distB="0" distL="0" distR="0" wp14:anchorId="5EDFD2B4" wp14:editId="4BA33582">
+            <wp:extent cx="3553321" cy="2600688"/>
+            <wp:effectExtent l="0" t="0" r="9525" b="9525"/>
+            <wp:docPr id="508103476" name="Рисунок 1"/>
             <wp:cNvGraphicFramePr>
               <a:graphicFrameLocks xmlns:a="http://schemas.openxmlformats.org/drawingml/2006/main" noChangeAspect="1"/>
             </wp:cNvGraphicFramePr>
@@ -6609,11 +8315,11 @@
               <a:graphicData uri="http://schemas.openxmlformats.org/drawingml/2006/picture">
                 <pic:pic xmlns:pic="http://schemas.openxmlformats.org/drawingml/2006/picture">
                   <pic:nvPicPr>
-                    <pic:cNvPr id="2084333712" name=""/>
+                    <pic:cNvPr id="508103476" name=""/>
                     <pic:cNvPicPr/>
                   </pic:nvPicPr>
                   <pic:blipFill>
-                    <a:blip r:embed="rId22"/>
+                    <a:blip r:embed="rId27"/>
                     <a:stretch>
                       <a:fillRect/>
                     </a:stretch>
@@ -6621,7 +8327,7 @@
                   <pic:spPr>
                     <a:xfrm>
                       <a:off x="0" y="0"/>
-                      <a:ext cx="2676899" cy="2267266"/>
+                      <a:ext cx="3553321" cy="2600688"/>
                     </a:xfrm>
                     <a:prstGeom prst="rect">
                       <a:avLst/>
@@ -6638,30 +8344,50 @@
       <w:pPr>
         <w:pStyle w:val="ab"/>
       </w:pPr>
-      <w:bookmarkStart w:id="20" w:name="_Ref224000925"/>
+      <w:bookmarkStart w:id="25" w:name="_Ref224000925"/>
       <w:r>
         <w:t xml:space="preserve">Рисунок </w:t>
       </w:r>
-      <w:fldSimple w:instr=" STYLEREF 1 \s ">
-        <w:r>
-          <w:rPr>
-            <w:noProof/>
-          </w:rPr>
-          <w:t>2</w:t>
-        </w:r>
-      </w:fldSimple>
+      <w:r>
+        <w:fldChar w:fldCharType="begin"/>
+      </w:r>
+      <w:r>
+        <w:instrText xml:space="preserve"> STYLEREF 1 \s </w:instrText>
+      </w:r>
+      <w:r>
+        <w:fldChar w:fldCharType="separate"/>
+      </w:r>
+      <w:r>
+        <w:rPr>
+          <w:noProof/>
+        </w:rPr>
+        <w:t>2</w:t>
+      </w:r>
+      <w:r>
+        <w:fldChar w:fldCharType="end"/>
+      </w:r>
       <w:r>
         <w:t>.</w:t>
       </w:r>
-      <w:fldSimple w:instr=" SEQ Рисунок \* ARABIC \s 1 ">
-        <w:r>
-          <w:rPr>
-            <w:noProof/>
-          </w:rPr>
-          <w:t>13</w:t>
-        </w:r>
-      </w:fldSimple>
-      <w:bookmarkEnd w:id="20"/>
+      <w:r>
+        <w:fldChar w:fldCharType="begin"/>
+      </w:r>
+      <w:r>
+        <w:instrText xml:space="preserve"> SEQ Рисунок \* ARABIC \s 1 </w:instrText>
+      </w:r>
+      <w:r>
+        <w:fldChar w:fldCharType="separate"/>
+      </w:r>
+      <w:r>
+        <w:rPr>
+          <w:noProof/>
+        </w:rPr>
+        <w:t>18</w:t>
+      </w:r>
+      <w:r>
+        <w:fldChar w:fldCharType="end"/>
+      </w:r>
+      <w:bookmarkEnd w:id="25"/>
       <w:r>
         <w:t xml:space="preserve"> – Результаты тестов и тип процесса</w:t>
       </w:r>
@@ -6670,73 +8396,920 @@
       <w:pPr>
         <w:pStyle w:val="1"/>
       </w:pPr>
-      <w:bookmarkStart w:id="21" w:name="_Toc224046726"/>
+      <w:bookmarkStart w:id="26" w:name="_Toc224086334"/>
       <w:r>
         <w:lastRenderedPageBreak/>
         <w:t>Лабораторная работа 2</w:t>
       </w:r>
       <w:r>
         <w:t xml:space="preserve"> – Структурные изменения</w:t>
-      </w:r>
-      <w:bookmarkEnd w:id="21"/>
-    </w:p>
-    <w:p>
-      <w:pPr>
-        <w:pStyle w:val="1"/>
-      </w:pPr>
-      <w:bookmarkStart w:id="22" w:name="_Toc224046727"/>
-      <w:r>
-        <w:lastRenderedPageBreak/>
-        <w:t>Лабораторная работа 3</w:t>
-      </w:r>
-      <w:bookmarkEnd w:id="22"/>
-    </w:p>
-    <w:p>
-      <w:pPr>
-        <w:pStyle w:val="1"/>
-      </w:pPr>
-      <w:bookmarkStart w:id="23" w:name="_Toc224046728"/>
-      <w:r>
-        <w:lastRenderedPageBreak/>
-        <w:t>Лабораторная работа 4</w:t>
-      </w:r>
-      <w:bookmarkEnd w:id="23"/>
-    </w:p>
-    <w:p>
-      <w:pPr>
-        <w:pStyle w:val="1"/>
-      </w:pPr>
-      <w:bookmarkStart w:id="24" w:name="_Toc224046729"/>
-      <w:r>
-        <w:lastRenderedPageBreak/>
-        <w:t>Лабораторная работа 5</w:t>
-      </w:r>
-      <w:bookmarkEnd w:id="24"/>
-    </w:p>
-    <w:p>
-      <w:pPr>
-        <w:pStyle w:val="1"/>
-      </w:pPr>
-      <w:bookmarkStart w:id="25" w:name="_Toc224046730"/>
-      <w:r>
-        <w:lastRenderedPageBreak/>
-        <w:t>Лабораторная работа 6</w:t>
-      </w:r>
-      <w:bookmarkEnd w:id="25"/>
-    </w:p>
-    <w:p>
-      <w:pPr>
-        <w:pStyle w:val="1"/>
-      </w:pPr>
-      <w:bookmarkStart w:id="26" w:name="_Toc224046731"/>
-      <w:r>
-        <w:lastRenderedPageBreak/>
-        <w:t>Вывод</w:t>
       </w:r>
       <w:bookmarkEnd w:id="26"/>
     </w:p>
     <w:p>
       <w:pPr>
+        <w:pStyle w:val="2"/>
+      </w:pPr>
+      <w:bookmarkStart w:id="27" w:name="_Toc224086335"/>
+      <w:r>
+        <w:t>Задание 1</w:t>
+      </w:r>
+      <w:r>
+        <w:t xml:space="preserve"> – Проведение </w:t>
+      </w:r>
+      <w:r>
+        <w:t xml:space="preserve">теста </w:t>
+      </w:r>
+      <w:proofErr w:type="spellStart"/>
+      <w:r>
+        <w:t>Кванда</w:t>
+      </w:r>
+      <w:proofErr w:type="spellEnd"/>
+      <w:r>
+        <w:t>-Эндрюса</w:t>
+      </w:r>
+      <w:bookmarkEnd w:id="27"/>
+    </w:p>
+    <w:p>
+      <w:pPr>
+        <w:pStyle w:val="a2"/>
+      </w:pPr>
+      <w:r>
+        <w:t>Введем переменную «</w:t>
+      </w:r>
+      <m:oMath>
+        <m:r>
+          <w:rPr>
+            <w:rFonts w:ascii="Cambria Math" w:hAnsi="Cambria Math"/>
+          </w:rPr>
+          <m:t>t</m:t>
+        </m:r>
+      </m:oMath>
+      <w:r>
+        <w:t xml:space="preserve">», </w:t>
+      </w:r>
+      <w:r>
+        <w:t>значениями которой являются порядковые номера наблюдений</w:t>
+      </w:r>
+      <w:r>
+        <w:t xml:space="preserve">, после чего проведем тест </w:t>
+      </w:r>
+      <w:proofErr w:type="spellStart"/>
+      <w:r>
+        <w:t>Кванда</w:t>
+      </w:r>
+      <w:proofErr w:type="spellEnd"/>
+      <w:r>
+        <w:t>-Эндрюса</w:t>
+      </w:r>
+      <w:r>
+        <w:t xml:space="preserve">, как показано на </w:t>
+      </w:r>
+      <w:r>
+        <w:fldChar w:fldCharType="begin"/>
+      </w:r>
+      <w:r>
+        <w:instrText xml:space="preserve"> REF _Ref224051252 \h </w:instrText>
+      </w:r>
+      <w:r>
+        <w:fldChar w:fldCharType="separate"/>
+      </w:r>
+      <w:r>
+        <w:t>р</w:t>
+      </w:r>
+      <w:r>
+        <w:t>исунк</w:t>
+      </w:r>
+      <w:r>
+        <w:t>е</w:t>
+      </w:r>
+      <w:r>
+        <w:t xml:space="preserve"> </w:t>
+      </w:r>
+      <w:r>
+        <w:rPr>
+          <w:noProof/>
+        </w:rPr>
+        <w:t>3</w:t>
+      </w:r>
+      <w:r>
+        <w:t>.</w:t>
+      </w:r>
+      <w:r>
+        <w:rPr>
+          <w:noProof/>
+        </w:rPr>
+        <w:t>1</w:t>
+      </w:r>
+      <w:r>
+        <w:fldChar w:fldCharType="end"/>
+      </w:r>
+      <w:r>
+        <w:t>.</w:t>
+      </w:r>
+      <w:r>
+        <w:t xml:space="preserve"> </w:t>
+      </w:r>
+      <w:r>
+        <w:fldChar w:fldCharType="begin"/>
+      </w:r>
+      <w:r>
+        <w:instrText xml:space="preserve"> REF _Ref224083057 \h </w:instrText>
+      </w:r>
+      <w:r>
+        <w:fldChar w:fldCharType="separate"/>
+      </w:r>
+      <w:r>
+        <w:t xml:space="preserve">Рисунок </w:t>
+      </w:r>
+      <w:r>
+        <w:rPr>
+          <w:noProof/>
+        </w:rPr>
+        <w:t>3</w:t>
+      </w:r>
+      <w:r>
+        <w:t>.</w:t>
+      </w:r>
+      <w:r>
+        <w:rPr>
+          <w:noProof/>
+        </w:rPr>
+        <w:t>2</w:t>
+      </w:r>
+      <w:r>
+        <w:fldChar w:fldCharType="end"/>
+      </w:r>
+      <w:r>
+        <w:t xml:space="preserve"> содержит результат теста.</w:t>
+      </w:r>
+    </w:p>
+    <w:p>
+      <w:pPr>
+        <w:pStyle w:val="a2"/>
+        <w:jc w:val="center"/>
+      </w:pPr>
+      <w:r>
+        <w:drawing>
+          <wp:inline distT="0" distB="0" distL="0" distR="0" wp14:anchorId="51762174" wp14:editId="3BF4BE5E">
+            <wp:extent cx="5861685" cy="4122854"/>
+            <wp:effectExtent l="0" t="0" r="5715" b="0"/>
+            <wp:docPr id="1985995839" name="Рисунок 1"/>
+            <wp:cNvGraphicFramePr>
+              <a:graphicFrameLocks xmlns:a="http://schemas.openxmlformats.org/drawingml/2006/main" noChangeAspect="1"/>
+            </wp:cNvGraphicFramePr>
+            <a:graphic xmlns:a="http://schemas.openxmlformats.org/drawingml/2006/main">
+              <a:graphicData uri="http://schemas.openxmlformats.org/drawingml/2006/picture">
+                <pic:pic xmlns:pic="http://schemas.openxmlformats.org/drawingml/2006/picture">
+                  <pic:nvPicPr>
+                    <pic:cNvPr id="1985995839" name=""/>
+                    <pic:cNvPicPr/>
+                  </pic:nvPicPr>
+                  <pic:blipFill>
+                    <a:blip r:embed="rId28"/>
+                    <a:stretch>
+                      <a:fillRect/>
+                    </a:stretch>
+                  </pic:blipFill>
+                  <pic:spPr>
+                    <a:xfrm>
+                      <a:off x="0" y="0"/>
+                      <a:ext cx="5864987" cy="4125176"/>
+                    </a:xfrm>
+                    <a:prstGeom prst="rect">
+                      <a:avLst/>
+                    </a:prstGeom>
+                  </pic:spPr>
+                </pic:pic>
+              </a:graphicData>
+            </a:graphic>
+          </wp:inline>
+        </w:drawing>
+      </w:r>
+    </w:p>
+    <w:p>
+      <w:pPr>
+        <w:pStyle w:val="ab"/>
+        <w:rPr>
+          <w:szCs w:val="24"/>
+        </w:rPr>
+      </w:pPr>
+      <w:bookmarkStart w:id="28" w:name="_Ref224051252"/>
+      <w:r>
+        <w:t xml:space="preserve">Рисунок </w:t>
+      </w:r>
+      <w:r>
+        <w:fldChar w:fldCharType="begin"/>
+      </w:r>
+      <w:r>
+        <w:instrText xml:space="preserve"> STYLEREF 1 \s </w:instrText>
+      </w:r>
+      <w:r>
+        <w:fldChar w:fldCharType="separate"/>
+      </w:r>
+      <w:r>
+        <w:rPr>
+          <w:noProof/>
+        </w:rPr>
+        <w:t>3</w:t>
+      </w:r>
+      <w:r>
+        <w:fldChar w:fldCharType="end"/>
+      </w:r>
+      <w:r>
+        <w:t>.</w:t>
+      </w:r>
+      <w:r>
+        <w:fldChar w:fldCharType="begin"/>
+      </w:r>
+      <w:r>
+        <w:instrText xml:space="preserve"> SEQ Рисунок \* ARABIC \s 1 </w:instrText>
+      </w:r>
+      <w:r>
+        <w:fldChar w:fldCharType="separate"/>
+      </w:r>
+      <w:r>
+        <w:rPr>
+          <w:noProof/>
+        </w:rPr>
+        <w:t>1</w:t>
+      </w:r>
+      <w:r>
+        <w:fldChar w:fldCharType="end"/>
+      </w:r>
+      <w:bookmarkEnd w:id="28"/>
+      <w:r>
+        <w:rPr>
+          <w:lang w:val="en-US"/>
+        </w:rPr>
+        <w:t xml:space="preserve"> – </w:t>
+      </w:r>
+      <w:r>
+        <w:t>Т</w:t>
+      </w:r>
+      <w:r>
+        <w:t xml:space="preserve">ест </w:t>
+      </w:r>
+      <w:proofErr w:type="spellStart"/>
+      <w:r>
+        <w:rPr>
+          <w:szCs w:val="24"/>
+        </w:rPr>
+        <w:t>Кванда</w:t>
+      </w:r>
+      <w:proofErr w:type="spellEnd"/>
+      <w:r>
+        <w:rPr>
+          <w:szCs w:val="24"/>
+        </w:rPr>
+        <w:t>-Эндрюса</w:t>
+      </w:r>
+    </w:p>
+    <w:p>
+      <w:pPr>
+        <w:pStyle w:val="a2"/>
+        <w:jc w:val="center"/>
+      </w:pPr>
+      <w:r>
+        <w:drawing>
+          <wp:inline distT="0" distB="0" distL="0" distR="0" wp14:anchorId="4276489E" wp14:editId="4ECC9EE7">
+            <wp:extent cx="4001058" cy="409632"/>
+            <wp:effectExtent l="0" t="0" r="0" b="9525"/>
+            <wp:docPr id="1951475083" name="Рисунок 1"/>
+            <wp:cNvGraphicFramePr>
+              <a:graphicFrameLocks xmlns:a="http://schemas.openxmlformats.org/drawingml/2006/main" noChangeAspect="1"/>
+            </wp:cNvGraphicFramePr>
+            <a:graphic xmlns:a="http://schemas.openxmlformats.org/drawingml/2006/main">
+              <a:graphicData uri="http://schemas.openxmlformats.org/drawingml/2006/picture">
+                <pic:pic xmlns:pic="http://schemas.openxmlformats.org/drawingml/2006/picture">
+                  <pic:nvPicPr>
+                    <pic:cNvPr id="1951475083" name=""/>
+                    <pic:cNvPicPr/>
+                  </pic:nvPicPr>
+                  <pic:blipFill>
+                    <a:blip r:embed="rId29"/>
+                    <a:stretch>
+                      <a:fillRect/>
+                    </a:stretch>
+                  </pic:blipFill>
+                  <pic:spPr>
+                    <a:xfrm>
+                      <a:off x="0" y="0"/>
+                      <a:ext cx="4001058" cy="409632"/>
+                    </a:xfrm>
+                    <a:prstGeom prst="rect">
+                      <a:avLst/>
+                    </a:prstGeom>
+                  </pic:spPr>
+                </pic:pic>
+              </a:graphicData>
+            </a:graphic>
+          </wp:inline>
+        </w:drawing>
+      </w:r>
+    </w:p>
+    <w:p>
+      <w:pPr>
+        <w:pStyle w:val="ab"/>
+      </w:pPr>
+      <w:bookmarkStart w:id="29" w:name="_Ref224083057"/>
+      <w:r>
+        <w:t xml:space="preserve">Рисунок </w:t>
+      </w:r>
+      <w:r>
+        <w:fldChar w:fldCharType="begin"/>
+      </w:r>
+      <w:r>
+        <w:instrText xml:space="preserve"> STYLEREF 1 \s </w:instrText>
+      </w:r>
+      <w:r>
+        <w:fldChar w:fldCharType="separate"/>
+      </w:r>
+      <w:r>
+        <w:rPr>
+          <w:noProof/>
+        </w:rPr>
+        <w:t>3</w:t>
+      </w:r>
+      <w:r>
+        <w:fldChar w:fldCharType="end"/>
+      </w:r>
+      <w:r>
+        <w:t>.</w:t>
+      </w:r>
+      <w:r>
+        <w:fldChar w:fldCharType="begin"/>
+      </w:r>
+      <w:r>
+        <w:instrText xml:space="preserve"> SEQ Рисунок \* ARABIC \s 1 </w:instrText>
+      </w:r>
+      <w:r>
+        <w:fldChar w:fldCharType="separate"/>
+      </w:r>
+      <w:r>
+        <w:rPr>
+          <w:noProof/>
+        </w:rPr>
+        <w:t>2</w:t>
+      </w:r>
+      <w:r>
+        <w:fldChar w:fldCharType="end"/>
+      </w:r>
+      <w:bookmarkEnd w:id="29"/>
+      <w:r>
+        <w:t xml:space="preserve"> – Результат </w:t>
+      </w:r>
+      <w:r>
+        <w:t>тест</w:t>
+      </w:r>
+      <w:r>
+        <w:t>а</w:t>
+      </w:r>
+      <w:r>
+        <w:t xml:space="preserve"> </w:t>
+      </w:r>
+      <w:proofErr w:type="spellStart"/>
+      <w:r>
+        <w:t>Кванда</w:t>
+      </w:r>
+      <w:proofErr w:type="spellEnd"/>
+      <w:r>
+        <w:t>-Эндрюса</w:t>
+      </w:r>
+    </w:p>
+    <w:p>
+      <w:pPr>
+        <w:pStyle w:val="2"/>
+        <w:rPr>
+          <w:lang w:val="en-US"/>
+        </w:rPr>
+      </w:pPr>
+      <w:bookmarkStart w:id="30" w:name="_Toc224086336"/>
+      <w:r>
+        <w:t xml:space="preserve">Задание </w:t>
+      </w:r>
+      <w:r>
+        <w:t>2</w:t>
+      </w:r>
+      <w:r>
+        <w:t xml:space="preserve"> – </w:t>
+      </w:r>
+      <w:r>
+        <w:t>Ввод фиктивных переменных</w:t>
+      </w:r>
+      <w:bookmarkEnd w:id="30"/>
+    </w:p>
+    <w:p>
+      <w:pPr>
+        <w:pStyle w:val="a2"/>
+      </w:pPr>
+      <w:r>
+        <w:t>Теперь введем фиктивные переменные «</w:t>
+      </w:r>
+      <m:oMath>
+        <m:r>
+          <w:rPr>
+            <w:rFonts w:ascii="Cambria Math" w:hAnsi="Cambria Math"/>
+          </w:rPr>
+          <m:t>d</m:t>
+        </m:r>
+        <m:r>
+          <w:rPr>
+            <w:rFonts w:ascii="Cambria Math" w:hAnsi="Cambria Math"/>
+            <w:lang w:val="en-US"/>
+          </w:rPr>
+          <m:t>s</m:t>
+        </m:r>
+      </m:oMath>
+      <w:r>
+        <w:t>»</w:t>
+      </w:r>
+      <w:r>
+        <w:t xml:space="preserve">, </w:t>
+      </w:r>
+      <w:r>
+        <w:t>«</w:t>
+      </w:r>
+      <m:oMath>
+        <m:sSub>
+          <m:sSubPr>
+            <m:ctrlPr>
+              <w:rPr>
+                <w:rFonts w:ascii="Cambria Math" w:hAnsi="Cambria Math"/>
+                <w:i/>
+              </w:rPr>
+            </m:ctrlPr>
+          </m:sSubPr>
+          <m:e>
+            <m:r>
+              <w:rPr>
+                <w:rFonts w:ascii="Cambria Math" w:hAnsi="Cambria Math"/>
+              </w:rPr>
+              <m:t>d</m:t>
+            </m:r>
+            <m:r>
+              <w:rPr>
+                <w:rFonts w:ascii="Cambria Math" w:hAnsi="Cambria Math"/>
+                <w:lang w:val="en-US"/>
+              </w:rPr>
+              <m:t>s</m:t>
+            </m:r>
+          </m:e>
+          <m:sub>
+            <m:r>
+              <w:rPr>
+                <w:rFonts w:ascii="Cambria Math" w:hAnsi="Cambria Math"/>
+              </w:rPr>
+              <m:t>1</m:t>
+            </m:r>
+          </m:sub>
+        </m:sSub>
+      </m:oMath>
+      <w:r>
+        <w:t>»</w:t>
+      </w:r>
+      <w:r>
+        <w:t xml:space="preserve"> </w:t>
+      </w:r>
+      <w:r>
+        <w:t xml:space="preserve">и </w:t>
+      </w:r>
+      <w:r>
+        <w:t>«</w:t>
+      </w:r>
+      <m:oMath>
+        <m:r>
+          <w:rPr>
+            <w:rFonts w:ascii="Cambria Math" w:hAnsi="Cambria Math"/>
+          </w:rPr>
+          <m:t>d</m:t>
+        </m:r>
+        <m:r>
+          <w:rPr>
+            <w:rFonts w:ascii="Cambria Math" w:hAnsi="Cambria Math"/>
+            <w:lang w:val="en-US"/>
+          </w:rPr>
+          <m:t>t</m:t>
+        </m:r>
+      </m:oMath>
+      <w:r>
+        <w:t>»</w:t>
+      </w:r>
+      <w:r>
+        <w:t xml:space="preserve"> (</w:t>
+      </w:r>
+      <w:r>
+        <w:fldChar w:fldCharType="begin"/>
+      </w:r>
+      <w:r>
+        <w:instrText xml:space="preserve"> REF _Ref224086313 \h </w:instrText>
+      </w:r>
+      <w:r>
+        <w:fldChar w:fldCharType="separate"/>
+      </w:r>
+      <w:r>
+        <w:t xml:space="preserve">рисунок </w:t>
+      </w:r>
+      <w:r>
+        <w:rPr>
+          <w:noProof/>
+        </w:rPr>
+        <w:t>3</w:t>
+      </w:r>
+      <w:r>
+        <w:t>.</w:t>
+      </w:r>
+      <w:r>
+        <w:rPr>
+          <w:noProof/>
+        </w:rPr>
+        <w:t>3</w:t>
+      </w:r>
+      <w:r>
+        <w:fldChar w:fldCharType="end"/>
+      </w:r>
+      <w:r>
+        <w:t>) следующим образом:</w:t>
+      </w:r>
+    </w:p>
+    <w:p>
+      <w:pPr>
+        <w:pStyle w:val="a2"/>
+        <w:numPr>
+          <w:ilvl w:val="0"/>
+          <w:numId w:val="21"/>
+        </w:numPr>
+      </w:pPr>
+      <w:r>
+        <w:lastRenderedPageBreak/>
+        <w:t>«</w:t>
+      </w:r>
+      <m:oMath>
+        <m:r>
+          <w:rPr>
+            <w:rFonts w:ascii="Cambria Math" w:hAnsi="Cambria Math"/>
+          </w:rPr>
+          <m:t>d</m:t>
+        </m:r>
+        <m:r>
+          <w:rPr>
+            <w:rFonts w:ascii="Cambria Math" w:hAnsi="Cambria Math"/>
+            <w:lang w:val="en-US"/>
+          </w:rPr>
+          <m:t>s</m:t>
+        </m:r>
+      </m:oMath>
+      <w:r>
+        <w:t>»</w:t>
+      </w:r>
+      <w:r>
+        <w:t xml:space="preserve"> – везде равна 0, кроме точки излома, в которой принимает значение 1</w:t>
+      </w:r>
+      <w:r>
+        <w:t>;</w:t>
+      </w:r>
+    </w:p>
+    <w:p>
+      <w:pPr>
+        <w:pStyle w:val="a2"/>
+        <w:numPr>
+          <w:ilvl w:val="0"/>
+          <w:numId w:val="21"/>
+        </w:numPr>
+      </w:pPr>
+      <w:r>
+        <w:t>«</w:t>
+      </w:r>
+      <m:oMath>
+        <m:sSub>
+          <m:sSubPr>
+            <m:ctrlPr>
+              <w:rPr>
+                <w:rFonts w:ascii="Cambria Math" w:hAnsi="Cambria Math"/>
+                <w:i/>
+              </w:rPr>
+            </m:ctrlPr>
+          </m:sSubPr>
+          <m:e>
+            <m:r>
+              <w:rPr>
+                <w:rFonts w:ascii="Cambria Math" w:hAnsi="Cambria Math"/>
+              </w:rPr>
+              <m:t>d</m:t>
+            </m:r>
+            <m:r>
+              <w:rPr>
+                <w:rFonts w:ascii="Cambria Math" w:hAnsi="Cambria Math"/>
+                <w:lang w:val="en-US"/>
+              </w:rPr>
+              <m:t>s</m:t>
+            </m:r>
+          </m:e>
+          <m:sub>
+            <m:r>
+              <w:rPr>
+                <w:rFonts w:ascii="Cambria Math" w:hAnsi="Cambria Math"/>
+              </w:rPr>
+              <m:t>1</m:t>
+            </m:r>
+          </m:sub>
+        </m:sSub>
+      </m:oMath>
+      <w:r>
+        <w:t>»</w:t>
+      </w:r>
+      <w:r>
+        <w:t xml:space="preserve"> </w:t>
+      </w:r>
+      <w:r>
+        <w:t xml:space="preserve">– равна 0 до точки излома, а начиная с неё </w:t>
+      </w:r>
+      <w:r>
+        <w:t>[</w:t>
+      </w:r>
+      <w:r>
+        <w:t>точки излома</w:t>
+      </w:r>
+      <w:r>
+        <w:t>]</w:t>
+      </w:r>
+      <w:r>
+        <w:t xml:space="preserve"> – 1</w:t>
+      </w:r>
+      <w:r>
+        <w:t>;</w:t>
+      </w:r>
+    </w:p>
+    <w:p>
+      <w:pPr>
+        <w:pStyle w:val="a2"/>
+        <w:numPr>
+          <w:ilvl w:val="0"/>
+          <w:numId w:val="21"/>
+        </w:numPr>
+      </w:pPr>
+      <w:r>
+        <w:t>«</w:t>
+      </w:r>
+      <m:oMath>
+        <m:r>
+          <w:rPr>
+            <w:rFonts w:ascii="Cambria Math" w:hAnsi="Cambria Math"/>
+          </w:rPr>
+          <m:t>d</m:t>
+        </m:r>
+        <m:r>
+          <w:rPr>
+            <w:rFonts w:ascii="Cambria Math" w:hAnsi="Cambria Math"/>
+            <w:lang w:val="en-US"/>
+          </w:rPr>
+          <m:t>t</m:t>
+        </m:r>
+      </m:oMath>
+      <w:r>
+        <w:t>»</w:t>
+      </w:r>
+      <w:r>
+        <w:t xml:space="preserve"> </w:t>
+      </w:r>
+      <w:r>
+        <w:t>–</w:t>
+      </w:r>
+      <w:r>
+        <w:t xml:space="preserve"> </w:t>
+      </w:r>
+      <w:r>
+        <w:t>равна 0 до точки излома</w:t>
+      </w:r>
+      <w:r>
+        <w:t>,</w:t>
+      </w:r>
+      <w:r>
+        <w:t xml:space="preserve"> </w:t>
+      </w:r>
+      <w:r>
+        <w:t xml:space="preserve">а начиная с неё </w:t>
+      </w:r>
+      <w:r>
+        <w:t>[</w:t>
+      </w:r>
+      <w:r>
+        <w:t>точки излома</w:t>
+      </w:r>
+      <w:r>
+        <w:t>]</w:t>
+      </w:r>
+      <w:r>
+        <w:t xml:space="preserve"> принимает порядковые значения, то есть 1, 2, 3,… и так далее.</w:t>
+      </w:r>
+    </w:p>
+    <w:p>
+      <w:pPr>
+        <w:pStyle w:val="a2"/>
+        <w:jc w:val="center"/>
+      </w:pPr>
+      <w:r>
+        <w:rPr>
+          <w:noProof/>
+        </w:rPr>
+        <w:drawing>
+          <wp:inline distT="0" distB="0" distL="0" distR="0" wp14:anchorId="343505C9" wp14:editId="3B735AC7">
+            <wp:extent cx="5928360" cy="1130577"/>
+            <wp:effectExtent l="0" t="0" r="0" b="0"/>
+            <wp:docPr id="795921307" name="Рисунок 1"/>
+            <wp:cNvGraphicFramePr>
+              <a:graphicFrameLocks xmlns:a="http://schemas.openxmlformats.org/drawingml/2006/main" noChangeAspect="1"/>
+            </wp:cNvGraphicFramePr>
+            <a:graphic xmlns:a="http://schemas.openxmlformats.org/drawingml/2006/main">
+              <a:graphicData uri="http://schemas.openxmlformats.org/drawingml/2006/picture">
+                <pic:pic xmlns:pic="http://schemas.openxmlformats.org/drawingml/2006/picture">
+                  <pic:nvPicPr>
+                    <pic:cNvPr id="795921307" name=""/>
+                    <pic:cNvPicPr/>
+                  </pic:nvPicPr>
+                  <pic:blipFill>
+                    <a:blip r:embed="rId30"/>
+                    <a:stretch>
+                      <a:fillRect/>
+                    </a:stretch>
+                  </pic:blipFill>
+                  <pic:spPr>
+                    <a:xfrm>
+                      <a:off x="0" y="0"/>
+                      <a:ext cx="5966139" cy="1137782"/>
+                    </a:xfrm>
+                    <a:prstGeom prst="rect">
+                      <a:avLst/>
+                    </a:prstGeom>
+                  </pic:spPr>
+                </pic:pic>
+              </a:graphicData>
+            </a:graphic>
+          </wp:inline>
+        </w:drawing>
+      </w:r>
+    </w:p>
+    <w:p>
+      <w:pPr>
+        <w:pStyle w:val="ab"/>
+      </w:pPr>
+      <w:bookmarkStart w:id="31" w:name="_Ref224086313"/>
+      <w:r>
+        <w:t xml:space="preserve">Рисунок </w:t>
+      </w:r>
+      <w:r>
+        <w:fldChar w:fldCharType="begin"/>
+      </w:r>
+      <w:r>
+        <w:instrText xml:space="preserve"> STYLEREF 1 \s </w:instrText>
+      </w:r>
+      <w:r>
+        <w:fldChar w:fldCharType="separate"/>
+      </w:r>
+      <w:r>
+        <w:rPr>
+          <w:noProof/>
+        </w:rPr>
+        <w:t>3</w:t>
+      </w:r>
+      <w:r>
+        <w:fldChar w:fldCharType="end"/>
+      </w:r>
+      <w:r>
+        <w:t>.</w:t>
+      </w:r>
+      <w:r>
+        <w:fldChar w:fldCharType="begin"/>
+      </w:r>
+      <w:r>
+        <w:instrText xml:space="preserve"> SEQ Рисунок \* ARABIC \s 1 </w:instrText>
+      </w:r>
+      <w:r>
+        <w:fldChar w:fldCharType="separate"/>
+      </w:r>
+      <w:r>
+        <w:rPr>
+          <w:noProof/>
+        </w:rPr>
+        <w:t>3</w:t>
+      </w:r>
+      <w:r>
+        <w:fldChar w:fldCharType="end"/>
+      </w:r>
+      <w:bookmarkEnd w:id="31"/>
+      <w:r>
+        <w:t xml:space="preserve"> – Ввод фиктивных переменных</w:t>
+      </w:r>
+    </w:p>
+    <w:p>
+      <w:pPr>
+        <w:pStyle w:val="2"/>
+      </w:pPr>
+      <w:bookmarkStart w:id="32" w:name="_Toc224086337"/>
+      <w:r>
+        <w:t xml:space="preserve">Задание </w:t>
+      </w:r>
+      <w:r>
+        <w:t>3</w:t>
+      </w:r>
+      <w:bookmarkEnd w:id="32"/>
+    </w:p>
+    <w:p>
+      <w:pPr>
+        <w:pStyle w:val="2"/>
+      </w:pPr>
+      <w:bookmarkStart w:id="33" w:name="_Toc224086338"/>
+      <w:r>
+        <w:t xml:space="preserve">Задание </w:t>
+      </w:r>
+      <w:r>
+        <w:t>4</w:t>
+      </w:r>
+      <w:bookmarkEnd w:id="33"/>
+    </w:p>
+    <w:p>
+      <w:pPr>
+        <w:pStyle w:val="2"/>
+      </w:pPr>
+      <w:bookmarkStart w:id="34" w:name="_Toc224086339"/>
+      <w:r>
+        <w:t xml:space="preserve">Задание </w:t>
+      </w:r>
+      <w:r>
+        <w:t>5</w:t>
+      </w:r>
+      <w:bookmarkEnd w:id="34"/>
+    </w:p>
+    <w:p>
+      <w:pPr>
+        <w:pStyle w:val="2"/>
+      </w:pPr>
+      <w:bookmarkStart w:id="35" w:name="_Toc224086340"/>
+      <w:r>
+        <w:t xml:space="preserve">Задание </w:t>
+      </w:r>
+      <w:r>
+        <w:t>6</w:t>
+      </w:r>
+      <w:bookmarkEnd w:id="35"/>
+    </w:p>
+    <w:p>
+      <w:pPr>
+        <w:pStyle w:val="1"/>
+      </w:pPr>
+      <w:bookmarkStart w:id="36" w:name="_Toc224086341"/>
+      <w:r>
+        <w:lastRenderedPageBreak/>
+        <w:t>Лабораторная работа 3</w:t>
+      </w:r>
+      <w:bookmarkEnd w:id="36"/>
+    </w:p>
+    <w:p>
+      <w:pPr>
+        <w:pStyle w:val="1"/>
+      </w:pPr>
+      <w:bookmarkStart w:id="37" w:name="_Toc224086342"/>
+      <w:r>
+        <w:lastRenderedPageBreak/>
+        <w:t>Лабораторная работа 4</w:t>
+      </w:r>
+      <w:bookmarkEnd w:id="37"/>
+    </w:p>
+    <w:p>
+      <w:pPr>
+        <w:pStyle w:val="1"/>
+      </w:pPr>
+      <w:bookmarkStart w:id="38" w:name="_Toc224086343"/>
+      <w:r>
+        <w:lastRenderedPageBreak/>
+        <w:t>Лабораторная работа 5</w:t>
+      </w:r>
+      <w:bookmarkEnd w:id="38"/>
+    </w:p>
+    <w:p>
+      <w:pPr>
+        <w:pStyle w:val="1"/>
+      </w:pPr>
+      <w:bookmarkStart w:id="39" w:name="_Toc224086344"/>
+      <w:r>
+        <w:lastRenderedPageBreak/>
+        <w:t>Лабораторная работа 6</w:t>
+      </w:r>
+      <w:bookmarkEnd w:id="39"/>
+    </w:p>
+    <w:p>
+      <w:pPr>
+        <w:pStyle w:val="1"/>
+      </w:pPr>
+      <w:bookmarkStart w:id="40" w:name="_Toc224086345"/>
+      <w:r>
+        <w:lastRenderedPageBreak/>
+        <w:t>Вывод</w:t>
+      </w:r>
+      <w:bookmarkEnd w:id="40"/>
+    </w:p>
+    <w:p>
+      <w:pPr>
         <w:pStyle w:val="a2"/>
       </w:pPr>
       <w:r>
@@ -6766,12 +9339,12 @@
       <w:pPr>
         <w:pStyle w:val="1"/>
       </w:pPr>
-      <w:bookmarkStart w:id="27" w:name="_Toc224046732"/>
+      <w:bookmarkStart w:id="41" w:name="_Toc224086346"/>
       <w:r>
         <w:lastRenderedPageBreak/>
         <w:t>Приложение</w:t>
       </w:r>
-      <w:bookmarkEnd w:id="27"/>
+      <w:bookmarkEnd w:id="41"/>
     </w:p>
     <w:p>
       <w:pPr>
@@ -6781,7 +9354,7 @@
           <w:numId w:val="17"/>
         </w:numPr>
       </w:pPr>
-      <w:hyperlink r:id="rId23" w:history="1">
+      <w:hyperlink r:id="rId31" w:history="1">
         <w:r>
           <w:rPr>
             <w:rStyle w:val="ad"/>
@@ -6799,7 +9372,7 @@
         <w:t xml:space="preserve"> ссылка на репозиторий с материалами лабораторной работы.</w:t>
       </w:r>
     </w:p>
-    <w:bookmarkStart w:id="28" w:name="_Ref223915048"/>
+    <w:bookmarkStart w:id="42" w:name="_Ref223915048"/>
     <w:p>
       <w:pPr>
         <w:pStyle w:val="a2"/>
@@ -7269,10 +9842,10 @@
       <w:r>
         <w:t xml:space="preserve"> – источник временного ряда.</w:t>
       </w:r>
-      <w:bookmarkEnd w:id="28"/>
+      <w:bookmarkEnd w:id="42"/>
     </w:p>
     <w:sectPr>
-      <w:footerReference w:type="default" r:id="rId24"/>
+      <w:footerReference w:type="default" r:id="rId32"/>
       <w:pgSz w:w="11906" w:h="16838" w:code="9"/>
       <w:pgMar w:top="851" w:right="567" w:bottom="1701" w:left="1418" w:header="284" w:footer="284" w:gutter="0"/>
       <w:pgNumType w:start="3"/>
@@ -12961,6 +15534,345 @@
     </w:lvl>
   </w:abstractNum>
   <w:abstractNum w:abstractNumId="13" w15:restartNumberingAfterBreak="0">
+    <w:nsid w:val="3A3A0CF5"/>
+    <w:multiLevelType w:val="hybridMultilevel"/>
+    <w:tmpl w:val="99BC4764"/>
+    <w:lvl w:ilvl="0" w:tplc="04190001">
+      <w:start w:val="1"/>
+      <w:numFmt w:val="bullet"/>
+      <w:lvlText w:val=""/>
+      <w:lvlJc w:val="left"/>
+      <w:pPr>
+        <w:ind w:left="1429" w:hanging="360"/>
+      </w:pPr>
+      <w:rPr>
+        <w:rFonts w:ascii="Symbol" w:hAnsi="Symbol" w:hint="default"/>
+      </w:rPr>
+    </w:lvl>
+    <w:lvl w:ilvl="1" w:tplc="04190003" w:tentative="1">
+      <w:start w:val="1"/>
+      <w:numFmt w:val="bullet"/>
+      <w:lvlText w:val="o"/>
+      <w:lvlJc w:val="left"/>
+      <w:pPr>
+        <w:ind w:left="2149" w:hanging="360"/>
+      </w:pPr>
+      <w:rPr>
+        <w:rFonts w:ascii="Courier New" w:hAnsi="Courier New" w:cs="Courier New" w:hint="default"/>
+      </w:rPr>
+    </w:lvl>
+    <w:lvl w:ilvl="2" w:tplc="04190005" w:tentative="1">
+      <w:start w:val="1"/>
+      <w:numFmt w:val="bullet"/>
+      <w:lvlText w:val=""/>
+      <w:lvlJc w:val="left"/>
+      <w:pPr>
+        <w:ind w:left="2869" w:hanging="360"/>
+      </w:pPr>
+      <w:rPr>
+        <w:rFonts w:ascii="Wingdings" w:hAnsi="Wingdings" w:hint="default"/>
+      </w:rPr>
+    </w:lvl>
+    <w:lvl w:ilvl="3" w:tplc="04190001" w:tentative="1">
+      <w:start w:val="1"/>
+      <w:numFmt w:val="bullet"/>
+      <w:lvlText w:val=""/>
+      <w:lvlJc w:val="left"/>
+      <w:pPr>
+        <w:ind w:left="3589" w:hanging="360"/>
+      </w:pPr>
+      <w:rPr>
+        <w:rFonts w:ascii="Symbol" w:hAnsi="Symbol" w:hint="default"/>
+      </w:rPr>
+    </w:lvl>
+    <w:lvl w:ilvl="4" w:tplc="04190003" w:tentative="1">
+      <w:start w:val="1"/>
+      <w:numFmt w:val="bullet"/>
+      <w:lvlText w:val="o"/>
+      <w:lvlJc w:val="left"/>
+      <w:pPr>
+        <w:ind w:left="4309" w:hanging="360"/>
+      </w:pPr>
+      <w:rPr>
+        <w:rFonts w:ascii="Courier New" w:hAnsi="Courier New" w:cs="Courier New" w:hint="default"/>
+      </w:rPr>
+    </w:lvl>
+    <w:lvl w:ilvl="5" w:tplc="04190005" w:tentative="1">
+      <w:start w:val="1"/>
+      <w:numFmt w:val="bullet"/>
+      <w:lvlText w:val=""/>
+      <w:lvlJc w:val="left"/>
+      <w:pPr>
+        <w:ind w:left="5029" w:hanging="360"/>
+      </w:pPr>
+      <w:rPr>
+        <w:rFonts w:ascii="Wingdings" w:hAnsi="Wingdings" w:hint="default"/>
+      </w:rPr>
+    </w:lvl>
+    <w:lvl w:ilvl="6" w:tplc="04190001" w:tentative="1">
+      <w:start w:val="1"/>
+      <w:numFmt w:val="bullet"/>
+      <w:lvlText w:val=""/>
+      <w:lvlJc w:val="left"/>
+      <w:pPr>
+        <w:ind w:left="5749" w:hanging="360"/>
+      </w:pPr>
+      <w:rPr>
+        <w:rFonts w:ascii="Symbol" w:hAnsi="Symbol" w:hint="default"/>
+      </w:rPr>
+    </w:lvl>
+    <w:lvl w:ilvl="7" w:tplc="04190003" w:tentative="1">
+      <w:start w:val="1"/>
+      <w:numFmt w:val="bullet"/>
+      <w:lvlText w:val="o"/>
+      <w:lvlJc w:val="left"/>
+      <w:pPr>
+        <w:ind w:left="6469" w:hanging="360"/>
+      </w:pPr>
+      <w:rPr>
+        <w:rFonts w:ascii="Courier New" w:hAnsi="Courier New" w:cs="Courier New" w:hint="default"/>
+      </w:rPr>
+    </w:lvl>
+    <w:lvl w:ilvl="8" w:tplc="04190005" w:tentative="1">
+      <w:start w:val="1"/>
+      <w:numFmt w:val="bullet"/>
+      <w:lvlText w:val=""/>
+      <w:lvlJc w:val="left"/>
+      <w:pPr>
+        <w:ind w:left="7189" w:hanging="360"/>
+      </w:pPr>
+      <w:rPr>
+        <w:rFonts w:ascii="Wingdings" w:hAnsi="Wingdings" w:hint="default"/>
+      </w:rPr>
+    </w:lvl>
+  </w:abstractNum>
+  <w:abstractNum w:abstractNumId="14" w15:restartNumberingAfterBreak="0">
+    <w:nsid w:val="43AB3CC1"/>
+    <w:multiLevelType w:val="hybridMultilevel"/>
+    <w:tmpl w:val="0CCE7932"/>
+    <w:lvl w:ilvl="0" w:tplc="04190001">
+      <w:start w:val="1"/>
+      <w:numFmt w:val="bullet"/>
+      <w:lvlText w:val=""/>
+      <w:lvlJc w:val="left"/>
+      <w:pPr>
+        <w:ind w:left="1429" w:hanging="360"/>
+      </w:pPr>
+      <w:rPr>
+        <w:rFonts w:ascii="Symbol" w:hAnsi="Symbol" w:hint="default"/>
+      </w:rPr>
+    </w:lvl>
+    <w:lvl w:ilvl="1" w:tplc="04190003" w:tentative="1">
+      <w:start w:val="1"/>
+      <w:numFmt w:val="bullet"/>
+      <w:lvlText w:val="o"/>
+      <w:lvlJc w:val="left"/>
+      <w:pPr>
+        <w:ind w:left="2149" w:hanging="360"/>
+      </w:pPr>
+      <w:rPr>
+        <w:rFonts w:ascii="Courier New" w:hAnsi="Courier New" w:cs="Courier New" w:hint="default"/>
+      </w:rPr>
+    </w:lvl>
+    <w:lvl w:ilvl="2" w:tplc="04190005" w:tentative="1">
+      <w:start w:val="1"/>
+      <w:numFmt w:val="bullet"/>
+      <w:lvlText w:val=""/>
+      <w:lvlJc w:val="left"/>
+      <w:pPr>
+        <w:ind w:left="2869" w:hanging="360"/>
+      </w:pPr>
+      <w:rPr>
+        <w:rFonts w:ascii="Wingdings" w:hAnsi="Wingdings" w:hint="default"/>
+      </w:rPr>
+    </w:lvl>
+    <w:lvl w:ilvl="3" w:tplc="04190001" w:tentative="1">
+      <w:start w:val="1"/>
+      <w:numFmt w:val="bullet"/>
+      <w:lvlText w:val=""/>
+      <w:lvlJc w:val="left"/>
+      <w:pPr>
+        <w:ind w:left="3589" w:hanging="360"/>
+      </w:pPr>
+      <w:rPr>
+        <w:rFonts w:ascii="Symbol" w:hAnsi="Symbol" w:hint="default"/>
+      </w:rPr>
+    </w:lvl>
+    <w:lvl w:ilvl="4" w:tplc="04190003" w:tentative="1">
+      <w:start w:val="1"/>
+      <w:numFmt w:val="bullet"/>
+      <w:lvlText w:val="o"/>
+      <w:lvlJc w:val="left"/>
+      <w:pPr>
+        <w:ind w:left="4309" w:hanging="360"/>
+      </w:pPr>
+      <w:rPr>
+        <w:rFonts w:ascii="Courier New" w:hAnsi="Courier New" w:cs="Courier New" w:hint="default"/>
+      </w:rPr>
+    </w:lvl>
+    <w:lvl w:ilvl="5" w:tplc="04190005" w:tentative="1">
+      <w:start w:val="1"/>
+      <w:numFmt w:val="bullet"/>
+      <w:lvlText w:val=""/>
+      <w:lvlJc w:val="left"/>
+      <w:pPr>
+        <w:ind w:left="5029" w:hanging="360"/>
+      </w:pPr>
+      <w:rPr>
+        <w:rFonts w:ascii="Wingdings" w:hAnsi="Wingdings" w:hint="default"/>
+      </w:rPr>
+    </w:lvl>
+    <w:lvl w:ilvl="6" w:tplc="04190001" w:tentative="1">
+      <w:start w:val="1"/>
+      <w:numFmt w:val="bullet"/>
+      <w:lvlText w:val=""/>
+      <w:lvlJc w:val="left"/>
+      <w:pPr>
+        <w:ind w:left="5749" w:hanging="360"/>
+      </w:pPr>
+      <w:rPr>
+        <w:rFonts w:ascii="Symbol" w:hAnsi="Symbol" w:hint="default"/>
+      </w:rPr>
+    </w:lvl>
+    <w:lvl w:ilvl="7" w:tplc="04190003" w:tentative="1">
+      <w:start w:val="1"/>
+      <w:numFmt w:val="bullet"/>
+      <w:lvlText w:val="o"/>
+      <w:lvlJc w:val="left"/>
+      <w:pPr>
+        <w:ind w:left="6469" w:hanging="360"/>
+      </w:pPr>
+      <w:rPr>
+        <w:rFonts w:ascii="Courier New" w:hAnsi="Courier New" w:cs="Courier New" w:hint="default"/>
+      </w:rPr>
+    </w:lvl>
+    <w:lvl w:ilvl="8" w:tplc="04190005" w:tentative="1">
+      <w:start w:val="1"/>
+      <w:numFmt w:val="bullet"/>
+      <w:lvlText w:val=""/>
+      <w:lvlJc w:val="left"/>
+      <w:pPr>
+        <w:ind w:left="7189" w:hanging="360"/>
+      </w:pPr>
+      <w:rPr>
+        <w:rFonts w:ascii="Wingdings" w:hAnsi="Wingdings" w:hint="default"/>
+      </w:rPr>
+    </w:lvl>
+  </w:abstractNum>
+  <w:abstractNum w:abstractNumId="15" w15:restartNumberingAfterBreak="0">
+    <w:nsid w:val="496F621C"/>
+    <w:multiLevelType w:val="hybridMultilevel"/>
+    <w:tmpl w:val="2AE289CA"/>
+    <w:lvl w:ilvl="0" w:tplc="04190001">
+      <w:start w:val="1"/>
+      <w:numFmt w:val="bullet"/>
+      <w:lvlText w:val=""/>
+      <w:lvlJc w:val="left"/>
+      <w:pPr>
+        <w:ind w:left="1429" w:hanging="360"/>
+      </w:pPr>
+      <w:rPr>
+        <w:rFonts w:ascii="Symbol" w:hAnsi="Symbol" w:hint="default"/>
+      </w:rPr>
+    </w:lvl>
+    <w:lvl w:ilvl="1" w:tplc="04190003" w:tentative="1">
+      <w:start w:val="1"/>
+      <w:numFmt w:val="bullet"/>
+      <w:lvlText w:val="o"/>
+      <w:lvlJc w:val="left"/>
+      <w:pPr>
+        <w:ind w:left="2149" w:hanging="360"/>
+      </w:pPr>
+      <w:rPr>
+        <w:rFonts w:ascii="Courier New" w:hAnsi="Courier New" w:cs="Courier New" w:hint="default"/>
+      </w:rPr>
+    </w:lvl>
+    <w:lvl w:ilvl="2" w:tplc="04190005" w:tentative="1">
+      <w:start w:val="1"/>
+      <w:numFmt w:val="bullet"/>
+      <w:lvlText w:val=""/>
+      <w:lvlJc w:val="left"/>
+      <w:pPr>
+        <w:ind w:left="2869" w:hanging="360"/>
+      </w:pPr>
+      <w:rPr>
+        <w:rFonts w:ascii="Wingdings" w:hAnsi="Wingdings" w:hint="default"/>
+      </w:rPr>
+    </w:lvl>
+    <w:lvl w:ilvl="3" w:tplc="04190001" w:tentative="1">
+      <w:start w:val="1"/>
+      <w:numFmt w:val="bullet"/>
+      <w:lvlText w:val=""/>
+      <w:lvlJc w:val="left"/>
+      <w:pPr>
+        <w:ind w:left="3589" w:hanging="360"/>
+      </w:pPr>
+      <w:rPr>
+        <w:rFonts w:ascii="Symbol" w:hAnsi="Symbol" w:hint="default"/>
+      </w:rPr>
+    </w:lvl>
+    <w:lvl w:ilvl="4" w:tplc="04190003" w:tentative="1">
+      <w:start w:val="1"/>
+      <w:numFmt w:val="bullet"/>
+      <w:lvlText w:val="o"/>
+      <w:lvlJc w:val="left"/>
+      <w:pPr>
+        <w:ind w:left="4309" w:hanging="360"/>
+      </w:pPr>
+      <w:rPr>
+        <w:rFonts w:ascii="Courier New" w:hAnsi="Courier New" w:cs="Courier New" w:hint="default"/>
+      </w:rPr>
+    </w:lvl>
+    <w:lvl w:ilvl="5" w:tplc="04190005" w:tentative="1">
+      <w:start w:val="1"/>
+      <w:numFmt w:val="bullet"/>
+      <w:lvlText w:val=""/>
+      <w:lvlJc w:val="left"/>
+      <w:pPr>
+        <w:ind w:left="5029" w:hanging="360"/>
+      </w:pPr>
+      <w:rPr>
+        <w:rFonts w:ascii="Wingdings" w:hAnsi="Wingdings" w:hint="default"/>
+      </w:rPr>
+    </w:lvl>
+    <w:lvl w:ilvl="6" w:tplc="04190001" w:tentative="1">
+      <w:start w:val="1"/>
+      <w:numFmt w:val="bullet"/>
+      <w:lvlText w:val=""/>
+      <w:lvlJc w:val="left"/>
+      <w:pPr>
+        <w:ind w:left="5749" w:hanging="360"/>
+      </w:pPr>
+      <w:rPr>
+        <w:rFonts w:ascii="Symbol" w:hAnsi="Symbol" w:hint="default"/>
+      </w:rPr>
+    </w:lvl>
+    <w:lvl w:ilvl="7" w:tplc="04190003" w:tentative="1">
+      <w:start w:val="1"/>
+      <w:numFmt w:val="bullet"/>
+      <w:lvlText w:val="o"/>
+      <w:lvlJc w:val="left"/>
+      <w:pPr>
+        <w:ind w:left="6469" w:hanging="360"/>
+      </w:pPr>
+      <w:rPr>
+        <w:rFonts w:ascii="Courier New" w:hAnsi="Courier New" w:cs="Courier New" w:hint="default"/>
+      </w:rPr>
+    </w:lvl>
+    <w:lvl w:ilvl="8" w:tplc="04190005" w:tentative="1">
+      <w:start w:val="1"/>
+      <w:numFmt w:val="bullet"/>
+      <w:lvlText w:val=""/>
+      <w:lvlJc w:val="left"/>
+      <w:pPr>
+        <w:ind w:left="7189" w:hanging="360"/>
+      </w:pPr>
+      <w:rPr>
+        <w:rFonts w:ascii="Wingdings" w:hAnsi="Wingdings" w:hint="default"/>
+      </w:rPr>
+    </w:lvl>
+  </w:abstractNum>
+  <w:abstractNum w:abstractNumId="16" w15:restartNumberingAfterBreak="0">
     <w:nsid w:val="5A6F1C9B"/>
     <w:multiLevelType w:val="hybridMultilevel"/>
     <w:tmpl w:val="949212DA"/>
@@ -13049,7 +15961,93 @@
       </w:pPr>
     </w:lvl>
   </w:abstractNum>
-  <w:abstractNum w:abstractNumId="14" w15:restartNumberingAfterBreak="0">
+  <w:abstractNum w:abstractNumId="17" w15:restartNumberingAfterBreak="0">
+    <w:nsid w:val="5D8A3F65"/>
+    <w:multiLevelType w:val="hybridMultilevel"/>
+    <w:tmpl w:val="B00AE57C"/>
+    <w:lvl w:ilvl="0" w:tplc="0419000F">
+      <w:start w:val="1"/>
+      <w:numFmt w:val="decimal"/>
+      <w:lvlText w:val="%1."/>
+      <w:lvlJc w:val="left"/>
+      <w:pPr>
+        <w:ind w:left="1429" w:hanging="360"/>
+      </w:pPr>
+    </w:lvl>
+    <w:lvl w:ilvl="1" w:tplc="04190019" w:tentative="1">
+      <w:start w:val="1"/>
+      <w:numFmt w:val="lowerLetter"/>
+      <w:lvlText w:val="%2."/>
+      <w:lvlJc w:val="left"/>
+      <w:pPr>
+        <w:ind w:left="2149" w:hanging="360"/>
+      </w:pPr>
+    </w:lvl>
+    <w:lvl w:ilvl="2" w:tplc="0419001B" w:tentative="1">
+      <w:start w:val="1"/>
+      <w:numFmt w:val="lowerRoman"/>
+      <w:lvlText w:val="%3."/>
+      <w:lvlJc w:val="right"/>
+      <w:pPr>
+        <w:ind w:left="2869" w:hanging="180"/>
+      </w:pPr>
+    </w:lvl>
+    <w:lvl w:ilvl="3" w:tplc="0419000F" w:tentative="1">
+      <w:start w:val="1"/>
+      <w:numFmt w:val="decimal"/>
+      <w:lvlText w:val="%4."/>
+      <w:lvlJc w:val="left"/>
+      <w:pPr>
+        <w:ind w:left="3589" w:hanging="360"/>
+      </w:pPr>
+    </w:lvl>
+    <w:lvl w:ilvl="4" w:tplc="04190019" w:tentative="1">
+      <w:start w:val="1"/>
+      <w:numFmt w:val="lowerLetter"/>
+      <w:lvlText w:val="%5."/>
+      <w:lvlJc w:val="left"/>
+      <w:pPr>
+        <w:ind w:left="4309" w:hanging="360"/>
+      </w:pPr>
+    </w:lvl>
+    <w:lvl w:ilvl="5" w:tplc="0419001B" w:tentative="1">
+      <w:start w:val="1"/>
+      <w:numFmt w:val="lowerRoman"/>
+      <w:lvlText w:val="%6."/>
+      <w:lvlJc w:val="right"/>
+      <w:pPr>
+        <w:ind w:left="5029" w:hanging="180"/>
+      </w:pPr>
+    </w:lvl>
+    <w:lvl w:ilvl="6" w:tplc="0419000F" w:tentative="1">
+      <w:start w:val="1"/>
+      <w:numFmt w:val="decimal"/>
+      <w:lvlText w:val="%7."/>
+      <w:lvlJc w:val="left"/>
+      <w:pPr>
+        <w:ind w:left="5749" w:hanging="360"/>
+      </w:pPr>
+    </w:lvl>
+    <w:lvl w:ilvl="7" w:tplc="04190019" w:tentative="1">
+      <w:start w:val="1"/>
+      <w:numFmt w:val="lowerLetter"/>
+      <w:lvlText w:val="%8."/>
+      <w:lvlJc w:val="left"/>
+      <w:pPr>
+        <w:ind w:left="6469" w:hanging="360"/>
+      </w:pPr>
+    </w:lvl>
+    <w:lvl w:ilvl="8" w:tplc="0419001B" w:tentative="1">
+      <w:start w:val="1"/>
+      <w:numFmt w:val="lowerRoman"/>
+      <w:lvlText w:val="%9."/>
+      <w:lvlJc w:val="right"/>
+      <w:pPr>
+        <w:ind w:left="7189" w:hanging="180"/>
+      </w:pPr>
+    </w:lvl>
+  </w:abstractNum>
+  <w:abstractNum w:abstractNumId="18" w15:restartNumberingAfterBreak="0">
     <w:nsid w:val="60672888"/>
     <w:multiLevelType w:val="hybridMultilevel"/>
     <w:tmpl w:val="571672AE"/>
@@ -13162,7 +16160,7 @@
       </w:rPr>
     </w:lvl>
   </w:abstractNum>
-  <w:abstractNum w:abstractNumId="15" w15:restartNumberingAfterBreak="0">
+  <w:abstractNum w:abstractNumId="19" w15:restartNumberingAfterBreak="0">
     <w:nsid w:val="6ED11E0F"/>
     <w:multiLevelType w:val="hybridMultilevel"/>
     <w:tmpl w:val="D160D2BC"/>
@@ -13275,7 +16273,7 @@
       </w:rPr>
     </w:lvl>
   </w:abstractNum>
-  <w:abstractNum w:abstractNumId="16" w15:restartNumberingAfterBreak="0">
+  <w:abstractNum w:abstractNumId="20" w15:restartNumberingAfterBreak="0">
     <w:nsid w:val="77EE3A6F"/>
     <w:multiLevelType w:val="hybridMultilevel"/>
     <w:tmpl w:val="C2DE5408"/>
@@ -13407,7 +16405,7 @@
     <w:abstractNumId w:val="5"/>
   </w:num>
   <w:num w:numId="7" w16cid:durableId="1235121543">
-    <w:abstractNumId w:val="15"/>
+    <w:abstractNumId w:val="19"/>
   </w:num>
   <w:num w:numId="8" w16cid:durableId="1265916828">
     <w:abstractNumId w:val="6"/>
@@ -13425,18 +16423,30 @@
     <w:abstractNumId w:val="4"/>
   </w:num>
   <w:num w:numId="13" w16cid:durableId="1537424727">
-    <w:abstractNumId w:val="14"/>
+    <w:abstractNumId w:val="18"/>
   </w:num>
   <w:num w:numId="14" w16cid:durableId="1713337532">
     <w:abstractNumId w:val="3"/>
   </w:num>
   <w:num w:numId="15" w16cid:durableId="1222669529">
-    <w:abstractNumId w:val="16"/>
+    <w:abstractNumId w:val="20"/>
   </w:num>
   <w:num w:numId="16" w16cid:durableId="1678076195">
     <w:abstractNumId w:val="2"/>
   </w:num>
   <w:num w:numId="17" w16cid:durableId="2071615105">
+    <w:abstractNumId w:val="16"/>
+  </w:num>
+  <w:num w:numId="18" w16cid:durableId="2034839239">
+    <w:abstractNumId w:val="14"/>
+  </w:num>
+  <w:num w:numId="19" w16cid:durableId="1272468717">
+    <w:abstractNumId w:val="15"/>
+  </w:num>
+  <w:num w:numId="20" w16cid:durableId="879047495">
+    <w:abstractNumId w:val="17"/>
+  </w:num>
+  <w:num w:numId="21" w16cid:durableId="634867708">
     <w:abstractNumId w:val="13"/>
   </w:num>
   <w:numIdMacAtCleanup w:val="8"/>
@@ -14030,7 +17040,6 @@
   <w:style w:type="character" w:default="1" w:styleId="a3">
     <w:name w:val="Default Paragraph Font"/>
     <w:uiPriority w:val="1"/>
-    <w:semiHidden/>
     <w:unhideWhenUsed/>
   </w:style>
   <w:style w:type="table" w:default="1" w:styleId="a4">

--- a/Анализ данных, л.р., отчёт.docx
+++ b/Анализ данных, л.р., отчёт.docx
@@ -3367,7 +3367,7 @@
       <w:r>
         <w:fldChar w:fldCharType="separate"/>
       </w:r>
-      <w:hyperlink w:anchor="_Toc224086328" w:history="1">
+      <w:hyperlink w:anchor="_Toc224721067" w:history="1">
         <w:r>
           <w:rPr>
             <w:rStyle w:val="ad"/>
@@ -3411,7 +3411,7 @@
             <w:noProof/>
             <w:webHidden/>
           </w:rPr>
-          <w:instrText xml:space="preserve"> PAGEREF _Toc224086328 \h </w:instrText>
+          <w:instrText xml:space="preserve"> PAGEREF _Toc224721067 \h </w:instrText>
         </w:r>
         <w:r>
           <w:rPr>
@@ -3453,7 +3453,7 @@
           <w14:ligatures w14:val="standardContextual"/>
         </w:rPr>
       </w:pPr>
-      <w:hyperlink w:anchor="_Toc224086329" w:history="1">
+      <w:hyperlink w:anchor="_Toc224721068" w:history="1">
         <w:r>
           <w:rPr>
             <w:rStyle w:val="ad"/>
@@ -3476,7 +3476,7 @@
             <w:rStyle w:val="ad"/>
             <w:noProof/>
           </w:rPr>
-          <w:t>Лабораторная работа 1 – определение типа процесса</w:t>
+          <w:t>Лабораторная работа 1 – Определение типа процесса</w:t>
         </w:r>
         <w:r>
           <w:rPr>
@@ -3497,7 +3497,7 @@
             <w:noProof/>
             <w:webHidden/>
           </w:rPr>
-          <w:instrText xml:space="preserve"> PAGEREF _Toc224086329 \h </w:instrText>
+          <w:instrText xml:space="preserve"> PAGEREF _Toc224721068 \h </w:instrText>
         </w:r>
         <w:r>
           <w:rPr>
@@ -3543,7 +3543,7 @@
           <w14:ligatures w14:val="standardContextual"/>
         </w:rPr>
       </w:pPr>
-      <w:hyperlink w:anchor="_Toc224086330" w:history="1">
+      <w:hyperlink w:anchor="_Toc224721069" w:history="1">
         <w:r>
           <w:rPr>
             <w:rStyle w:val="ad"/>
@@ -3587,7 +3587,7 @@
             <w:noProof/>
             <w:webHidden/>
           </w:rPr>
-          <w:instrText xml:space="preserve"> PAGEREF _Toc224086330 \h </w:instrText>
+          <w:instrText xml:space="preserve"> PAGEREF _Toc224721069 \h </w:instrText>
         </w:r>
         <w:r>
           <w:rPr>
@@ -3633,7 +3633,7 @@
           <w14:ligatures w14:val="standardContextual"/>
         </w:rPr>
       </w:pPr>
-      <w:hyperlink w:anchor="_Toc224086331" w:history="1">
+      <w:hyperlink w:anchor="_Toc224721070" w:history="1">
         <w:r>
           <w:rPr>
             <w:rStyle w:val="ad"/>
@@ -3677,7 +3677,7 @@
             <w:noProof/>
             <w:webHidden/>
           </w:rPr>
-          <w:instrText xml:space="preserve"> PAGEREF _Toc224086331 \h </w:instrText>
+          <w:instrText xml:space="preserve"> PAGEREF _Toc224721070 \h </w:instrText>
         </w:r>
         <w:r>
           <w:rPr>
@@ -3723,7 +3723,7 @@
           <w14:ligatures w14:val="standardContextual"/>
         </w:rPr>
       </w:pPr>
-      <w:hyperlink w:anchor="_Toc224086332" w:history="1">
+      <w:hyperlink w:anchor="_Toc224721071" w:history="1">
         <w:r>
           <w:rPr>
             <w:rStyle w:val="ad"/>
@@ -3768,7 +3768,7 @@
             <w:noProof/>
             <w:webHidden/>
           </w:rPr>
-          <w:instrText xml:space="preserve"> PAGEREF _Toc224086332 \h </w:instrText>
+          <w:instrText xml:space="preserve"> PAGEREF _Toc224721071 \h </w:instrText>
         </w:r>
         <w:r>
           <w:rPr>
@@ -3814,7 +3814,7 @@
           <w14:ligatures w14:val="standardContextual"/>
         </w:rPr>
       </w:pPr>
-      <w:hyperlink w:anchor="_Toc224086333" w:history="1">
+      <w:hyperlink w:anchor="_Toc224721072" w:history="1">
         <w:r>
           <w:rPr>
             <w:rStyle w:val="ad"/>
@@ -3858,7 +3858,7 @@
             <w:noProof/>
             <w:webHidden/>
           </w:rPr>
-          <w:instrText xml:space="preserve"> PAGEREF _Toc224086333 \h </w:instrText>
+          <w:instrText xml:space="preserve"> PAGEREF _Toc224721072 \h </w:instrText>
         </w:r>
         <w:r>
           <w:rPr>
@@ -3900,7 +3900,7 @@
           <w14:ligatures w14:val="standardContextual"/>
         </w:rPr>
       </w:pPr>
-      <w:hyperlink w:anchor="_Toc224086334" w:history="1">
+      <w:hyperlink w:anchor="_Toc224721073" w:history="1">
         <w:r>
           <w:rPr>
             <w:rStyle w:val="ad"/>
@@ -3944,7 +3944,7 @@
             <w:noProof/>
             <w:webHidden/>
           </w:rPr>
-          <w:instrText xml:space="preserve"> PAGEREF _Toc224086334 \h </w:instrText>
+          <w:instrText xml:space="preserve"> PAGEREF _Toc224721073 \h </w:instrText>
         </w:r>
         <w:r>
           <w:rPr>
@@ -3990,7 +3990,7 @@
           <w14:ligatures w14:val="standardContextual"/>
         </w:rPr>
       </w:pPr>
-      <w:hyperlink w:anchor="_Toc224086335" w:history="1">
+      <w:hyperlink w:anchor="_Toc224721074" w:history="1">
         <w:r>
           <w:rPr>
             <w:rStyle w:val="ad"/>
@@ -4034,7 +4034,7 @@
             <w:noProof/>
             <w:webHidden/>
           </w:rPr>
-          <w:instrText xml:space="preserve"> PAGEREF _Toc224086335 \h </w:instrText>
+          <w:instrText xml:space="preserve"> PAGEREF _Toc224721074 \h </w:instrText>
         </w:r>
         <w:r>
           <w:rPr>
@@ -4080,7 +4080,7 @@
           <w14:ligatures w14:val="standardContextual"/>
         </w:rPr>
       </w:pPr>
-      <w:hyperlink w:anchor="_Toc224086336" w:history="1">
+      <w:hyperlink w:anchor="_Toc224721075" w:history="1">
         <w:r>
           <w:rPr>
             <w:rStyle w:val="ad"/>
@@ -4125,7 +4125,7 @@
             <w:noProof/>
             <w:webHidden/>
           </w:rPr>
-          <w:instrText xml:space="preserve"> PAGEREF _Toc224086336 \h </w:instrText>
+          <w:instrText xml:space="preserve"> PAGEREF _Toc224721075 \h </w:instrText>
         </w:r>
         <w:r>
           <w:rPr>
@@ -4171,11 +4171,12 @@
           <w14:ligatures w14:val="standardContextual"/>
         </w:rPr>
       </w:pPr>
-      <w:hyperlink w:anchor="_Toc224086337" w:history="1">
+      <w:hyperlink w:anchor="_Toc224721076" w:history="1">
         <w:r>
           <w:rPr>
             <w:rStyle w:val="ad"/>
             <w:noProof/>
+            <w:lang w:val="en-US"/>
           </w:rPr>
           <w:t>3.3</w:t>
         </w:r>
@@ -4198,6 +4199,21 @@
         </w:r>
         <w:r>
           <w:rPr>
+            <w:rStyle w:val="ad"/>
+            <w:noProof/>
+            <w:lang w:val="en-US"/>
+          </w:rPr>
+          <w:t xml:space="preserve"> – </w:t>
+        </w:r>
+        <w:r>
+          <w:rPr>
+            <w:rStyle w:val="ad"/>
+            <w:noProof/>
+          </w:rPr>
+          <w:t>Построение моделей</w:t>
+        </w:r>
+        <w:r>
+          <w:rPr>
             <w:noProof/>
             <w:webHidden/>
           </w:rPr>
@@ -4215,7 +4231,7 @@
             <w:noProof/>
             <w:webHidden/>
           </w:rPr>
-          <w:instrText xml:space="preserve"> PAGEREF _Toc224086337 \h </w:instrText>
+          <w:instrText xml:space="preserve"> PAGEREF _Toc224721076 \h </w:instrText>
         </w:r>
         <w:r>
           <w:rPr>
@@ -4261,7 +4277,7 @@
           <w14:ligatures w14:val="standardContextual"/>
         </w:rPr>
       </w:pPr>
-      <w:hyperlink w:anchor="_Toc224086338" w:history="1">
+      <w:hyperlink w:anchor="_Toc224721077" w:history="1">
         <w:r>
           <w:rPr>
             <w:rStyle w:val="ad"/>
@@ -4284,7 +4300,7 @@
             <w:rStyle w:val="ad"/>
             <w:noProof/>
           </w:rPr>
-          <w:t>Задание 4</w:t>
+          <w:t>Задание 4 – Проверка статистической значимости</w:t>
         </w:r>
         <w:r>
           <w:rPr>
@@ -4305,7 +4321,7 @@
             <w:noProof/>
             <w:webHidden/>
           </w:rPr>
-          <w:instrText xml:space="preserve"> PAGEREF _Toc224086338 \h </w:instrText>
+          <w:instrText xml:space="preserve"> PAGEREF _Toc224721077 \h </w:instrText>
         </w:r>
         <w:r>
           <w:rPr>
@@ -4325,7 +4341,7 @@
             <w:noProof/>
             <w:webHidden/>
           </w:rPr>
-          <w:t>15</w:t>
+          <w:t>16</w:t>
         </w:r>
         <w:r>
           <w:rPr>
@@ -4351,7 +4367,7 @@
           <w14:ligatures w14:val="standardContextual"/>
         </w:rPr>
       </w:pPr>
-      <w:hyperlink w:anchor="_Toc224086339" w:history="1">
+      <w:hyperlink w:anchor="_Toc224721078" w:history="1">
         <w:r>
           <w:rPr>
             <w:rStyle w:val="ad"/>
@@ -4374,7 +4390,7 @@
             <w:rStyle w:val="ad"/>
             <w:noProof/>
           </w:rPr>
-          <w:t>Задание 5</w:t>
+          <w:t>Задание 5 – Оценка качества</w:t>
         </w:r>
         <w:r>
           <w:rPr>
@@ -4395,7 +4411,7 @@
             <w:noProof/>
             <w:webHidden/>
           </w:rPr>
-          <w:instrText xml:space="preserve"> PAGEREF _Toc224086339 \h </w:instrText>
+          <w:instrText xml:space="preserve"> PAGEREF _Toc224721078 \h </w:instrText>
         </w:r>
         <w:r>
           <w:rPr>
@@ -4415,7 +4431,7 @@
             <w:noProof/>
             <w:webHidden/>
           </w:rPr>
-          <w:t>15</w:t>
+          <w:t>17</w:t>
         </w:r>
         <w:r>
           <w:rPr>
@@ -4441,7 +4457,7 @@
           <w14:ligatures w14:val="standardContextual"/>
         </w:rPr>
       </w:pPr>
-      <w:hyperlink w:anchor="_Toc224086340" w:history="1">
+      <w:hyperlink w:anchor="_Toc224721079" w:history="1">
         <w:r>
           <w:rPr>
             <w:rStyle w:val="ad"/>
@@ -4464,7 +4480,7 @@
             <w:rStyle w:val="ad"/>
             <w:noProof/>
           </w:rPr>
-          <w:t>Задание 6</w:t>
+          <w:t>Задание 6 – Определение типа процесса c учетом структурных изменений</w:t>
         </w:r>
         <w:r>
           <w:rPr>
@@ -4485,7 +4501,7 @@
             <w:noProof/>
             <w:webHidden/>
           </w:rPr>
-          <w:instrText xml:space="preserve"> PAGEREF _Toc224086340 \h </w:instrText>
+          <w:instrText xml:space="preserve"> PAGEREF _Toc224721079 \h </w:instrText>
         </w:r>
         <w:r>
           <w:rPr>
@@ -4505,7 +4521,7 @@
             <w:noProof/>
             <w:webHidden/>
           </w:rPr>
-          <w:t>15</w:t>
+          <w:t>17</w:t>
         </w:r>
         <w:r>
           <w:rPr>
@@ -4527,7 +4543,7 @@
           <w14:ligatures w14:val="standardContextual"/>
         </w:rPr>
       </w:pPr>
-      <w:hyperlink w:anchor="_Toc224086341" w:history="1">
+      <w:hyperlink w:anchor="_Toc224721080" w:history="1">
         <w:r>
           <w:rPr>
             <w:rStyle w:val="ad"/>
@@ -4550,7 +4566,7 @@
             <w:rStyle w:val="ad"/>
             <w:noProof/>
           </w:rPr>
-          <w:t>Лабораторная работа 3</w:t>
+          <w:t>Лабораторная работа 3 – Выделение детерминированных компонент из структуры ряда</w:t>
         </w:r>
         <w:r>
           <w:rPr>
@@ -4571,7 +4587,7 @@
             <w:noProof/>
             <w:webHidden/>
           </w:rPr>
-          <w:instrText xml:space="preserve"> PAGEREF _Toc224086341 \h </w:instrText>
+          <w:instrText xml:space="preserve"> PAGEREF _Toc224721080 \h </w:instrText>
         </w:r>
         <w:r>
           <w:rPr>
@@ -4591,7 +4607,7 @@
             <w:noProof/>
             <w:webHidden/>
           </w:rPr>
-          <w:t>16</w:t>
+          <w:t>19</w:t>
         </w:r>
         <w:r>
           <w:rPr>
@@ -4604,7 +4620,11 @@
     </w:p>
     <w:p>
       <w:pPr>
-        <w:pStyle w:val="11"/>
+        <w:pStyle w:val="20"/>
+        <w:tabs>
+          <w:tab w:val="left" w:pos="960"/>
+          <w:tab w:val="right" w:leader="dot" w:pos="9911"/>
+        </w:tabs>
         <w:rPr>
           <w:rFonts w:asciiTheme="minorHAnsi" w:eastAsiaTheme="minorEastAsia" w:hAnsiTheme="minorHAnsi" w:cstheme="minorBidi"/>
           <w:noProof/>
@@ -4613,13 +4633,13 @@
           <w14:ligatures w14:val="standardContextual"/>
         </w:rPr>
       </w:pPr>
-      <w:hyperlink w:anchor="_Toc224086342" w:history="1">
+      <w:hyperlink w:anchor="_Toc224721081" w:history="1">
         <w:r>
           <w:rPr>
             <w:rStyle w:val="ad"/>
             <w:noProof/>
           </w:rPr>
-          <w:t>5</w:t>
+          <w:t>4.1</w:t>
         </w:r>
         <w:r>
           <w:rPr>
@@ -4636,7 +4656,22 @@
             <w:rStyle w:val="ad"/>
             <w:noProof/>
           </w:rPr>
-          <w:t>Лабораторная работа 4</w:t>
+          <w:t>Задание 1</w:t>
+        </w:r>
+        <w:r>
+          <w:rPr>
+            <w:rStyle w:val="ad"/>
+            <w:noProof/>
+            <w:lang w:val="en-US"/>
+          </w:rPr>
+          <w:t xml:space="preserve"> – </w:t>
+        </w:r>
+        <w:r>
+          <w:rPr>
+            <w:rStyle w:val="ad"/>
+            <w:noProof/>
+          </w:rPr>
+          <w:t>Анализ графика исходного ряда</w:t>
         </w:r>
         <w:r>
           <w:rPr>
@@ -4657,7 +4692,7 @@
             <w:noProof/>
             <w:webHidden/>
           </w:rPr>
-          <w:instrText xml:space="preserve"> PAGEREF _Toc224086342 \h </w:instrText>
+          <w:instrText xml:space="preserve"> PAGEREF _Toc224721081 \h </w:instrText>
         </w:r>
         <w:r>
           <w:rPr>
@@ -4677,7 +4712,7 @@
             <w:noProof/>
             <w:webHidden/>
           </w:rPr>
-          <w:t>17</w:t>
+          <w:t>19</w:t>
         </w:r>
         <w:r>
           <w:rPr>
@@ -4690,7 +4725,11 @@
     </w:p>
     <w:p>
       <w:pPr>
-        <w:pStyle w:val="11"/>
+        <w:pStyle w:val="20"/>
+        <w:tabs>
+          <w:tab w:val="left" w:pos="960"/>
+          <w:tab w:val="right" w:leader="dot" w:pos="9911"/>
+        </w:tabs>
         <w:rPr>
           <w:rFonts w:asciiTheme="minorHAnsi" w:eastAsiaTheme="minorEastAsia" w:hAnsiTheme="minorHAnsi" w:cstheme="minorBidi"/>
           <w:noProof/>
@@ -4699,13 +4738,14 @@
           <w14:ligatures w14:val="standardContextual"/>
         </w:rPr>
       </w:pPr>
-      <w:hyperlink w:anchor="_Toc224086343" w:history="1">
+      <w:hyperlink w:anchor="_Toc224721082" w:history="1">
         <w:r>
           <w:rPr>
             <w:rStyle w:val="ad"/>
             <w:noProof/>
-          </w:rPr>
-          <w:t>6</w:t>
+            <w:lang w:val="en-US"/>
+          </w:rPr>
+          <w:t>4.2</w:t>
         </w:r>
         <w:r>
           <w:rPr>
@@ -4722,7 +4762,22 @@
             <w:rStyle w:val="ad"/>
             <w:noProof/>
           </w:rPr>
-          <w:t>Лабораторная работа 5</w:t>
+          <w:t>Задание 2</w:t>
+        </w:r>
+        <w:r>
+          <w:rPr>
+            <w:rStyle w:val="ad"/>
+            <w:noProof/>
+            <w:lang w:val="en-US"/>
+          </w:rPr>
+          <w:t xml:space="preserve"> – </w:t>
+        </w:r>
+        <w:r>
+          <w:rPr>
+            <w:rStyle w:val="ad"/>
+            <w:noProof/>
+          </w:rPr>
+          <w:t>Анализ коррелограмм</w:t>
         </w:r>
         <w:r>
           <w:rPr>
@@ -4743,7 +4798,7 @@
             <w:noProof/>
             <w:webHidden/>
           </w:rPr>
-          <w:instrText xml:space="preserve"> PAGEREF _Toc224086343 \h </w:instrText>
+          <w:instrText xml:space="preserve"> PAGEREF _Toc224721082 \h </w:instrText>
         </w:r>
         <w:r>
           <w:rPr>
@@ -4763,7 +4818,7 @@
             <w:noProof/>
             <w:webHidden/>
           </w:rPr>
-          <w:t>18</w:t>
+          <w:t>20</w:t>
         </w:r>
         <w:r>
           <w:rPr>
@@ -4776,7 +4831,11 @@
     </w:p>
     <w:p>
       <w:pPr>
-        <w:pStyle w:val="11"/>
+        <w:pStyle w:val="20"/>
+        <w:tabs>
+          <w:tab w:val="left" w:pos="960"/>
+          <w:tab w:val="right" w:leader="dot" w:pos="9911"/>
+        </w:tabs>
         <w:rPr>
           <w:rFonts w:asciiTheme="minorHAnsi" w:eastAsiaTheme="minorEastAsia" w:hAnsiTheme="minorHAnsi" w:cstheme="minorBidi"/>
           <w:noProof/>
@@ -4785,13 +4844,13 @@
           <w14:ligatures w14:val="standardContextual"/>
         </w:rPr>
       </w:pPr>
-      <w:hyperlink w:anchor="_Toc224086344" w:history="1">
+      <w:hyperlink w:anchor="_Toc224721083" w:history="1">
         <w:r>
           <w:rPr>
             <w:rStyle w:val="ad"/>
             <w:noProof/>
           </w:rPr>
-          <w:t>7</w:t>
+          <w:t>4.3</w:t>
         </w:r>
         <w:r>
           <w:rPr>
@@ -4808,7 +4867,7 @@
             <w:rStyle w:val="ad"/>
             <w:noProof/>
           </w:rPr>
-          <w:t>Лабораторная работа 6</w:t>
+          <w:t>Задание 3 – Выделение сезонности</w:t>
         </w:r>
         <w:r>
           <w:rPr>
@@ -4829,7 +4888,7 @@
             <w:noProof/>
             <w:webHidden/>
           </w:rPr>
-          <w:instrText xml:space="preserve"> PAGEREF _Toc224086344 \h </w:instrText>
+          <w:instrText xml:space="preserve"> PAGEREF _Toc224721083 \h </w:instrText>
         </w:r>
         <w:r>
           <w:rPr>
@@ -4849,7 +4908,7 @@
             <w:noProof/>
             <w:webHidden/>
           </w:rPr>
-          <w:t>19</w:t>
+          <w:t>22</w:t>
         </w:r>
         <w:r>
           <w:rPr>
@@ -4862,7 +4921,11 @@
     </w:p>
     <w:p>
       <w:pPr>
-        <w:pStyle w:val="11"/>
+        <w:pStyle w:val="20"/>
+        <w:tabs>
+          <w:tab w:val="left" w:pos="960"/>
+          <w:tab w:val="right" w:leader="dot" w:pos="9911"/>
+        </w:tabs>
         <w:rPr>
           <w:rFonts w:asciiTheme="minorHAnsi" w:eastAsiaTheme="minorEastAsia" w:hAnsiTheme="minorHAnsi" w:cstheme="minorBidi"/>
           <w:noProof/>
@@ -4871,13 +4934,13 @@
           <w14:ligatures w14:val="standardContextual"/>
         </w:rPr>
       </w:pPr>
-      <w:hyperlink w:anchor="_Toc224086345" w:history="1">
+      <w:hyperlink w:anchor="_Toc224721084" w:history="1">
         <w:r>
           <w:rPr>
             <w:rStyle w:val="ad"/>
             <w:noProof/>
           </w:rPr>
-          <w:t>8</w:t>
+          <w:t>4.4</w:t>
         </w:r>
         <w:r>
           <w:rPr>
@@ -4894,7 +4957,7 @@
             <w:rStyle w:val="ad"/>
             <w:noProof/>
           </w:rPr>
-          <w:t>Вывод</w:t>
+          <w:t>Задание 4</w:t>
         </w:r>
         <w:r>
           <w:rPr>
@@ -4915,7 +4978,7 @@
             <w:noProof/>
             <w:webHidden/>
           </w:rPr>
-          <w:instrText xml:space="preserve"> PAGEREF _Toc224086345 \h </w:instrText>
+          <w:instrText xml:space="preserve"> PAGEREF _Toc224721084 \h </w:instrText>
         </w:r>
         <w:r>
           <w:rPr>
@@ -4935,7 +4998,7 @@
             <w:noProof/>
             <w:webHidden/>
           </w:rPr>
-          <w:t>20</w:t>
+          <w:t>22</w:t>
         </w:r>
         <w:r>
           <w:rPr>
@@ -4948,7 +5011,11 @@
     </w:p>
     <w:p>
       <w:pPr>
-        <w:pStyle w:val="11"/>
+        <w:pStyle w:val="20"/>
+        <w:tabs>
+          <w:tab w:val="left" w:pos="960"/>
+          <w:tab w:val="right" w:leader="dot" w:pos="9911"/>
+        </w:tabs>
         <w:rPr>
           <w:rFonts w:asciiTheme="minorHAnsi" w:eastAsiaTheme="minorEastAsia" w:hAnsiTheme="minorHAnsi" w:cstheme="minorBidi"/>
           <w:noProof/>
@@ -4957,13 +5024,13 @@
           <w14:ligatures w14:val="standardContextual"/>
         </w:rPr>
       </w:pPr>
-      <w:hyperlink w:anchor="_Toc224086346" w:history="1">
+      <w:hyperlink w:anchor="_Toc224721085" w:history="1">
         <w:r>
           <w:rPr>
             <w:rStyle w:val="ad"/>
             <w:noProof/>
           </w:rPr>
-          <w:t>9</w:t>
+          <w:t>4.5</w:t>
         </w:r>
         <w:r>
           <w:rPr>
@@ -4980,6 +5047,436 @@
             <w:rStyle w:val="ad"/>
             <w:noProof/>
           </w:rPr>
+          <w:t>Задание 5</w:t>
+        </w:r>
+        <w:r>
+          <w:rPr>
+            <w:noProof/>
+            <w:webHidden/>
+          </w:rPr>
+          <w:tab/>
+        </w:r>
+        <w:r>
+          <w:rPr>
+            <w:noProof/>
+            <w:webHidden/>
+          </w:rPr>
+          <w:fldChar w:fldCharType="begin"/>
+        </w:r>
+        <w:r>
+          <w:rPr>
+            <w:noProof/>
+            <w:webHidden/>
+          </w:rPr>
+          <w:instrText xml:space="preserve"> PAGEREF _Toc224721085 \h </w:instrText>
+        </w:r>
+        <w:r>
+          <w:rPr>
+            <w:noProof/>
+            <w:webHidden/>
+          </w:rPr>
+        </w:r>
+        <w:r>
+          <w:rPr>
+            <w:noProof/>
+            <w:webHidden/>
+          </w:rPr>
+          <w:fldChar w:fldCharType="separate"/>
+        </w:r>
+        <w:r>
+          <w:rPr>
+            <w:noProof/>
+            <w:webHidden/>
+          </w:rPr>
+          <w:t>22</w:t>
+        </w:r>
+        <w:r>
+          <w:rPr>
+            <w:noProof/>
+            <w:webHidden/>
+          </w:rPr>
+          <w:fldChar w:fldCharType="end"/>
+        </w:r>
+      </w:hyperlink>
+    </w:p>
+    <w:p>
+      <w:pPr>
+        <w:pStyle w:val="11"/>
+        <w:rPr>
+          <w:rFonts w:asciiTheme="minorHAnsi" w:eastAsiaTheme="minorEastAsia" w:hAnsiTheme="minorHAnsi" w:cstheme="minorBidi"/>
+          <w:noProof/>
+          <w:kern w:val="2"/>
+          <w:sz w:val="24"/>
+          <w14:ligatures w14:val="standardContextual"/>
+        </w:rPr>
+      </w:pPr>
+      <w:hyperlink w:anchor="_Toc224721086" w:history="1">
+        <w:r>
+          <w:rPr>
+            <w:rStyle w:val="ad"/>
+            <w:noProof/>
+          </w:rPr>
+          <w:t>5</w:t>
+        </w:r>
+        <w:r>
+          <w:rPr>
+            <w:rFonts w:asciiTheme="minorHAnsi" w:eastAsiaTheme="minorEastAsia" w:hAnsiTheme="minorHAnsi" w:cstheme="minorBidi"/>
+            <w:noProof/>
+            <w:kern w:val="2"/>
+            <w:sz w:val="24"/>
+            <w14:ligatures w14:val="standardContextual"/>
+          </w:rPr>
+          <w:tab/>
+        </w:r>
+        <w:r>
+          <w:rPr>
+            <w:rStyle w:val="ad"/>
+            <w:noProof/>
+          </w:rPr>
+          <w:t>Лабораторная работа 4</w:t>
+        </w:r>
+        <w:r>
+          <w:rPr>
+            <w:noProof/>
+            <w:webHidden/>
+          </w:rPr>
+          <w:tab/>
+        </w:r>
+        <w:r>
+          <w:rPr>
+            <w:noProof/>
+            <w:webHidden/>
+          </w:rPr>
+          <w:fldChar w:fldCharType="begin"/>
+        </w:r>
+        <w:r>
+          <w:rPr>
+            <w:noProof/>
+            <w:webHidden/>
+          </w:rPr>
+          <w:instrText xml:space="preserve"> PAGEREF _Toc224721086 \h </w:instrText>
+        </w:r>
+        <w:r>
+          <w:rPr>
+            <w:noProof/>
+            <w:webHidden/>
+          </w:rPr>
+        </w:r>
+        <w:r>
+          <w:rPr>
+            <w:noProof/>
+            <w:webHidden/>
+          </w:rPr>
+          <w:fldChar w:fldCharType="separate"/>
+        </w:r>
+        <w:r>
+          <w:rPr>
+            <w:noProof/>
+            <w:webHidden/>
+          </w:rPr>
+          <w:t>23</w:t>
+        </w:r>
+        <w:r>
+          <w:rPr>
+            <w:noProof/>
+            <w:webHidden/>
+          </w:rPr>
+          <w:fldChar w:fldCharType="end"/>
+        </w:r>
+      </w:hyperlink>
+    </w:p>
+    <w:p>
+      <w:pPr>
+        <w:pStyle w:val="11"/>
+        <w:rPr>
+          <w:rFonts w:asciiTheme="minorHAnsi" w:eastAsiaTheme="minorEastAsia" w:hAnsiTheme="minorHAnsi" w:cstheme="minorBidi"/>
+          <w:noProof/>
+          <w:kern w:val="2"/>
+          <w:sz w:val="24"/>
+          <w14:ligatures w14:val="standardContextual"/>
+        </w:rPr>
+      </w:pPr>
+      <w:hyperlink w:anchor="_Toc224721087" w:history="1">
+        <w:r>
+          <w:rPr>
+            <w:rStyle w:val="ad"/>
+            <w:noProof/>
+          </w:rPr>
+          <w:t>6</w:t>
+        </w:r>
+        <w:r>
+          <w:rPr>
+            <w:rFonts w:asciiTheme="minorHAnsi" w:eastAsiaTheme="minorEastAsia" w:hAnsiTheme="minorHAnsi" w:cstheme="minorBidi"/>
+            <w:noProof/>
+            <w:kern w:val="2"/>
+            <w:sz w:val="24"/>
+            <w14:ligatures w14:val="standardContextual"/>
+          </w:rPr>
+          <w:tab/>
+        </w:r>
+        <w:r>
+          <w:rPr>
+            <w:rStyle w:val="ad"/>
+            <w:noProof/>
+          </w:rPr>
+          <w:t>Лабораторная работа 5</w:t>
+        </w:r>
+        <w:r>
+          <w:rPr>
+            <w:noProof/>
+            <w:webHidden/>
+          </w:rPr>
+          <w:tab/>
+        </w:r>
+        <w:r>
+          <w:rPr>
+            <w:noProof/>
+            <w:webHidden/>
+          </w:rPr>
+          <w:fldChar w:fldCharType="begin"/>
+        </w:r>
+        <w:r>
+          <w:rPr>
+            <w:noProof/>
+            <w:webHidden/>
+          </w:rPr>
+          <w:instrText xml:space="preserve"> PAGEREF _Toc224721087 \h </w:instrText>
+        </w:r>
+        <w:r>
+          <w:rPr>
+            <w:noProof/>
+            <w:webHidden/>
+          </w:rPr>
+        </w:r>
+        <w:r>
+          <w:rPr>
+            <w:noProof/>
+            <w:webHidden/>
+          </w:rPr>
+          <w:fldChar w:fldCharType="separate"/>
+        </w:r>
+        <w:r>
+          <w:rPr>
+            <w:noProof/>
+            <w:webHidden/>
+          </w:rPr>
+          <w:t>24</w:t>
+        </w:r>
+        <w:r>
+          <w:rPr>
+            <w:noProof/>
+            <w:webHidden/>
+          </w:rPr>
+          <w:fldChar w:fldCharType="end"/>
+        </w:r>
+      </w:hyperlink>
+    </w:p>
+    <w:p>
+      <w:pPr>
+        <w:pStyle w:val="11"/>
+        <w:rPr>
+          <w:rFonts w:asciiTheme="minorHAnsi" w:eastAsiaTheme="minorEastAsia" w:hAnsiTheme="minorHAnsi" w:cstheme="minorBidi"/>
+          <w:noProof/>
+          <w:kern w:val="2"/>
+          <w:sz w:val="24"/>
+          <w14:ligatures w14:val="standardContextual"/>
+        </w:rPr>
+      </w:pPr>
+      <w:hyperlink w:anchor="_Toc224721088" w:history="1">
+        <w:r>
+          <w:rPr>
+            <w:rStyle w:val="ad"/>
+            <w:noProof/>
+          </w:rPr>
+          <w:t>7</w:t>
+        </w:r>
+        <w:r>
+          <w:rPr>
+            <w:rFonts w:asciiTheme="minorHAnsi" w:eastAsiaTheme="minorEastAsia" w:hAnsiTheme="minorHAnsi" w:cstheme="minorBidi"/>
+            <w:noProof/>
+            <w:kern w:val="2"/>
+            <w:sz w:val="24"/>
+            <w14:ligatures w14:val="standardContextual"/>
+          </w:rPr>
+          <w:tab/>
+        </w:r>
+        <w:r>
+          <w:rPr>
+            <w:rStyle w:val="ad"/>
+            <w:noProof/>
+          </w:rPr>
+          <w:t>Лабораторная работа 6</w:t>
+        </w:r>
+        <w:r>
+          <w:rPr>
+            <w:noProof/>
+            <w:webHidden/>
+          </w:rPr>
+          <w:tab/>
+        </w:r>
+        <w:r>
+          <w:rPr>
+            <w:noProof/>
+            <w:webHidden/>
+          </w:rPr>
+          <w:fldChar w:fldCharType="begin"/>
+        </w:r>
+        <w:r>
+          <w:rPr>
+            <w:noProof/>
+            <w:webHidden/>
+          </w:rPr>
+          <w:instrText xml:space="preserve"> PAGEREF _Toc224721088 \h </w:instrText>
+        </w:r>
+        <w:r>
+          <w:rPr>
+            <w:noProof/>
+            <w:webHidden/>
+          </w:rPr>
+        </w:r>
+        <w:r>
+          <w:rPr>
+            <w:noProof/>
+            <w:webHidden/>
+          </w:rPr>
+          <w:fldChar w:fldCharType="separate"/>
+        </w:r>
+        <w:r>
+          <w:rPr>
+            <w:noProof/>
+            <w:webHidden/>
+          </w:rPr>
+          <w:t>25</w:t>
+        </w:r>
+        <w:r>
+          <w:rPr>
+            <w:noProof/>
+            <w:webHidden/>
+          </w:rPr>
+          <w:fldChar w:fldCharType="end"/>
+        </w:r>
+      </w:hyperlink>
+    </w:p>
+    <w:p>
+      <w:pPr>
+        <w:pStyle w:val="11"/>
+        <w:rPr>
+          <w:rFonts w:asciiTheme="minorHAnsi" w:eastAsiaTheme="minorEastAsia" w:hAnsiTheme="minorHAnsi" w:cstheme="minorBidi"/>
+          <w:noProof/>
+          <w:kern w:val="2"/>
+          <w:sz w:val="24"/>
+          <w14:ligatures w14:val="standardContextual"/>
+        </w:rPr>
+      </w:pPr>
+      <w:hyperlink w:anchor="_Toc224721089" w:history="1">
+        <w:r>
+          <w:rPr>
+            <w:rStyle w:val="ad"/>
+            <w:noProof/>
+          </w:rPr>
+          <w:t>8</w:t>
+        </w:r>
+        <w:r>
+          <w:rPr>
+            <w:rFonts w:asciiTheme="minorHAnsi" w:eastAsiaTheme="minorEastAsia" w:hAnsiTheme="minorHAnsi" w:cstheme="minorBidi"/>
+            <w:noProof/>
+            <w:kern w:val="2"/>
+            <w:sz w:val="24"/>
+            <w14:ligatures w14:val="standardContextual"/>
+          </w:rPr>
+          <w:tab/>
+        </w:r>
+        <w:r>
+          <w:rPr>
+            <w:rStyle w:val="ad"/>
+            <w:noProof/>
+          </w:rPr>
+          <w:t>Вывод</w:t>
+        </w:r>
+        <w:r>
+          <w:rPr>
+            <w:noProof/>
+            <w:webHidden/>
+          </w:rPr>
+          <w:tab/>
+        </w:r>
+        <w:r>
+          <w:rPr>
+            <w:noProof/>
+            <w:webHidden/>
+          </w:rPr>
+          <w:fldChar w:fldCharType="begin"/>
+        </w:r>
+        <w:r>
+          <w:rPr>
+            <w:noProof/>
+            <w:webHidden/>
+          </w:rPr>
+          <w:instrText xml:space="preserve"> PAGEREF _Toc224721089 \h </w:instrText>
+        </w:r>
+        <w:r>
+          <w:rPr>
+            <w:noProof/>
+            <w:webHidden/>
+          </w:rPr>
+        </w:r>
+        <w:r>
+          <w:rPr>
+            <w:noProof/>
+            <w:webHidden/>
+          </w:rPr>
+          <w:fldChar w:fldCharType="separate"/>
+        </w:r>
+        <w:r>
+          <w:rPr>
+            <w:noProof/>
+            <w:webHidden/>
+          </w:rPr>
+          <w:t>26</w:t>
+        </w:r>
+        <w:r>
+          <w:rPr>
+            <w:noProof/>
+            <w:webHidden/>
+          </w:rPr>
+          <w:fldChar w:fldCharType="end"/>
+        </w:r>
+      </w:hyperlink>
+    </w:p>
+    <w:p>
+      <w:pPr>
+        <w:pStyle w:val="11"/>
+        <w:rPr>
+          <w:rFonts w:asciiTheme="minorHAnsi" w:eastAsiaTheme="minorEastAsia" w:hAnsiTheme="minorHAnsi" w:cstheme="minorBidi"/>
+          <w:noProof/>
+          <w:kern w:val="2"/>
+          <w:sz w:val="24"/>
+          <w14:ligatures w14:val="standardContextual"/>
+        </w:rPr>
+      </w:pPr>
+      <w:hyperlink w:anchor="_Toc224721090" w:history="1">
+        <w:r>
+          <w:rPr>
+            <w:rStyle w:val="ad"/>
+            <w:noProof/>
+          </w:rPr>
+          <w:t>9</w:t>
+        </w:r>
+        <w:r>
+          <w:rPr>
+            <w:rFonts w:asciiTheme="minorHAnsi" w:eastAsiaTheme="minorEastAsia" w:hAnsiTheme="minorHAnsi" w:cstheme="minorBidi"/>
+            <w:noProof/>
+            <w:kern w:val="2"/>
+            <w:sz w:val="24"/>
+            <w14:ligatures w14:val="standardContextual"/>
+          </w:rPr>
+          <w:tab/>
+        </w:r>
+        <w:r>
+          <w:rPr>
+            <w:rStyle w:val="ad"/>
+            <w:noProof/>
+          </w:rPr>
           <w:t>Приложение</w:t>
         </w:r>
         <w:r>
@@ -5001,7 +5498,7 @@
             <w:noProof/>
             <w:webHidden/>
           </w:rPr>
-          <w:instrText xml:space="preserve"> PAGEREF _Toc224086346 \h </w:instrText>
+          <w:instrText xml:space="preserve"> PAGEREF _Toc224721090 \h </w:instrText>
         </w:r>
         <w:r>
           <w:rPr>
@@ -5021,7 +5518,7 @@
             <w:noProof/>
             <w:webHidden/>
           </w:rPr>
-          <w:t>21</w:t>
+          <w:t>27</w:t>
         </w:r>
         <w:r>
           <w:rPr>
@@ -5054,7 +5551,7 @@
       <w:pPr>
         <w:pStyle w:val="1"/>
       </w:pPr>
-      <w:bookmarkStart w:id="2" w:name="_Toc224086328"/>
+      <w:bookmarkStart w:id="2" w:name="_Toc224721067"/>
       <w:r>
         <w:lastRenderedPageBreak/>
         <w:t>Цель работы</w:t>
@@ -5079,13 +5576,19 @@
       <w:pPr>
         <w:pStyle w:val="1"/>
       </w:pPr>
-      <w:bookmarkStart w:id="3" w:name="_Toc224086329"/>
+      <w:bookmarkStart w:id="3" w:name="_Toc224721068"/>
       <w:r>
         <w:lastRenderedPageBreak/>
         <w:t>Лабораторная работа 1</w:t>
       </w:r>
       <w:r>
-        <w:t xml:space="preserve"> – определение типа процесса</w:t>
+        <w:t xml:space="preserve"> – </w:t>
+      </w:r>
+      <w:r>
+        <w:t>О</w:t>
+      </w:r>
+      <w:r>
+        <w:t>пределение типа процесса</w:t>
       </w:r>
       <w:bookmarkEnd w:id="3"/>
     </w:p>
@@ -5169,19 +5672,13 @@
         </w:numPr>
       </w:pPr>
       <w:r>
-        <w:t xml:space="preserve">Добавлена информация о температуре 31.01.2023 </w:t>
-      </w:r>
-      <w:r>
-        <w:t>в</w:t>
+        <w:t>Добавлена информация о температуре 31.01.2023 в</w:t>
       </w:r>
       <w:r>
         <w:t xml:space="preserve"> 14:00</w:t>
       </w:r>
       <w:r>
-        <w:t xml:space="preserve">, так как изначальная эта ячейка </w:t>
-      </w:r>
-      <w:r>
-        <w:t>отсутствовала</w:t>
+        <w:t>, так как изначальная эта ячейка отсутствовала</w:t>
       </w:r>
       <w:r>
         <w:t>;</w:t>
@@ -5196,10 +5693,7 @@
         </w:numPr>
       </w:pPr>
       <w:r>
-        <w:t>Добавлена информация о погоде</w:t>
-      </w:r>
-      <w:r>
-        <w:t xml:space="preserve"> </w:t>
+        <w:t xml:space="preserve">Добавлена информация о погоде </w:t>
       </w:r>
       <w:r>
         <w:t>14.11.2025</w:t>
@@ -5268,45 +5762,25 @@
       <w:r>
         <w:t xml:space="preserve">Рисунок </w:t>
       </w:r>
-      <w:r>
-        <w:fldChar w:fldCharType="begin"/>
-      </w:r>
-      <w:r>
-        <w:instrText xml:space="preserve"> STYLEREF 1 \s </w:instrText>
-      </w:r>
-      <w:r>
-        <w:fldChar w:fldCharType="separate"/>
-      </w:r>
-      <w:r>
-        <w:rPr>
-          <w:noProof/>
-        </w:rPr>
-        <w:t>2</w:t>
-      </w:r>
-      <w:r>
-        <w:fldChar w:fldCharType="end"/>
-      </w:r>
+      <w:fldSimple w:instr=" STYLEREF 1 \s ">
+        <w:r>
+          <w:rPr>
+            <w:noProof/>
+          </w:rPr>
+          <w:t>2</w:t>
+        </w:r>
+      </w:fldSimple>
       <w:r>
         <w:t>.</w:t>
       </w:r>
-      <w:r>
-        <w:fldChar w:fldCharType="begin"/>
-      </w:r>
-      <w:r>
-        <w:instrText xml:space="preserve"> SEQ Рисунок \* ARABIC \s 1 </w:instrText>
-      </w:r>
-      <w:r>
-        <w:fldChar w:fldCharType="separate"/>
-      </w:r>
-      <w:r>
-        <w:rPr>
-          <w:noProof/>
-        </w:rPr>
-        <w:t>1</w:t>
-      </w:r>
-      <w:r>
-        <w:fldChar w:fldCharType="end"/>
-      </w:r>
+      <w:fldSimple w:instr=" SEQ Рисунок \* ARABIC \s 1 ">
+        <w:r>
+          <w:rPr>
+            <w:noProof/>
+          </w:rPr>
+          <w:t>1</w:t>
+        </w:r>
+      </w:fldSimple>
       <w:bookmarkEnd w:id="4"/>
       <w:r>
         <w:t xml:space="preserve"> – Исходные данные</w:t>
@@ -5411,10 +5885,7 @@
         <w:t>» – нужна</w:t>
       </w:r>
       <w:r>
-        <w:t xml:space="preserve"> для визуализации данных</w:t>
-      </w:r>
-      <w:r>
-        <w:t>;</w:t>
+        <w:t xml:space="preserve"> для визуализации данных;</w:t>
       </w:r>
     </w:p>
     <w:p>
@@ -5458,6 +5929,9 @@
         <w:jc w:val="center"/>
       </w:pPr>
       <w:r>
+        <w:rPr>
+          <w:noProof/>
+        </w:rPr>
         <w:drawing>
           <wp:inline distT="0" distB="0" distL="0" distR="0" wp14:anchorId="4C538391" wp14:editId="3AEB3A93">
             <wp:extent cx="5268060" cy="1228896"/>
@@ -5503,45 +5977,25 @@
       <w:r>
         <w:t xml:space="preserve">Рисунок </w:t>
       </w:r>
-      <w:r>
-        <w:fldChar w:fldCharType="begin"/>
-      </w:r>
-      <w:r>
-        <w:instrText xml:space="preserve"> STYLEREF 1 \s </w:instrText>
-      </w:r>
-      <w:r>
-        <w:fldChar w:fldCharType="separate"/>
-      </w:r>
-      <w:r>
-        <w:rPr>
-          <w:noProof/>
-        </w:rPr>
-        <w:t>2</w:t>
-      </w:r>
-      <w:r>
-        <w:fldChar w:fldCharType="end"/>
-      </w:r>
+      <w:fldSimple w:instr=" STYLEREF 1 \s ">
+        <w:r>
+          <w:rPr>
+            <w:noProof/>
+          </w:rPr>
+          <w:t>2</w:t>
+        </w:r>
+      </w:fldSimple>
       <w:r>
         <w:t>.</w:t>
       </w:r>
-      <w:r>
-        <w:fldChar w:fldCharType="begin"/>
-      </w:r>
-      <w:r>
-        <w:instrText xml:space="preserve"> SEQ Рисунок \* ARABIC \s 1 </w:instrText>
-      </w:r>
-      <w:r>
-        <w:fldChar w:fldCharType="separate"/>
-      </w:r>
-      <w:r>
-        <w:rPr>
-          <w:noProof/>
-        </w:rPr>
-        <w:t>2</w:t>
-      </w:r>
-      <w:r>
-        <w:fldChar w:fldCharType="end"/>
-      </w:r>
+      <w:fldSimple w:instr=" SEQ Рисунок \* ARABIC \s 1 ">
+        <w:r>
+          <w:rPr>
+            <w:noProof/>
+          </w:rPr>
+          <w:t>2</w:t>
+        </w:r>
+      </w:fldSimple>
       <w:bookmarkEnd w:id="5"/>
       <w:r>
         <w:t xml:space="preserve"> – Подключение библиотек</w:t>
@@ -5600,6 +6054,9 @@
         <w:jc w:val="center"/>
       </w:pPr>
       <w:r>
+        <w:rPr>
+          <w:noProof/>
+        </w:rPr>
         <w:drawing>
           <wp:inline distT="0" distB="0" distL="0" distR="0" wp14:anchorId="76F1E9F7" wp14:editId="58829AFC">
             <wp:extent cx="5409602" cy="4071955"/>
@@ -5645,45 +6102,25 @@
       <w:r>
         <w:t xml:space="preserve">Рисунок </w:t>
       </w:r>
-      <w:r>
-        <w:fldChar w:fldCharType="begin"/>
-      </w:r>
-      <w:r>
-        <w:instrText xml:space="preserve"> STYLEREF 1 \s </w:instrText>
-      </w:r>
-      <w:r>
-        <w:fldChar w:fldCharType="separate"/>
-      </w:r>
-      <w:r>
-        <w:rPr>
-          <w:noProof/>
-        </w:rPr>
-        <w:t>2</w:t>
-      </w:r>
-      <w:r>
-        <w:fldChar w:fldCharType="end"/>
-      </w:r>
+      <w:fldSimple w:instr=" STYLEREF 1 \s ">
+        <w:r>
+          <w:rPr>
+            <w:noProof/>
+          </w:rPr>
+          <w:t>2</w:t>
+        </w:r>
+      </w:fldSimple>
       <w:r>
         <w:t>.</w:t>
       </w:r>
-      <w:r>
-        <w:fldChar w:fldCharType="begin"/>
-      </w:r>
-      <w:r>
-        <w:instrText xml:space="preserve"> SEQ Рисунок \* ARABIC \s 1 </w:instrText>
-      </w:r>
-      <w:r>
-        <w:fldChar w:fldCharType="separate"/>
-      </w:r>
-      <w:r>
-        <w:rPr>
-          <w:noProof/>
-        </w:rPr>
-        <w:t>3</w:t>
-      </w:r>
-      <w:r>
-        <w:fldChar w:fldCharType="end"/>
-      </w:r>
+      <w:fldSimple w:instr=" SEQ Рисунок \* ARABIC \s 1 ">
+        <w:r>
+          <w:rPr>
+            <w:noProof/>
+          </w:rPr>
+          <w:t>3</w:t>
+        </w:r>
+      </w:fldSimple>
       <w:bookmarkEnd w:id="6"/>
       <w:r>
         <w:t xml:space="preserve"> – Обработка данных</w:t>
@@ -5693,7 +6130,7 @@
       <w:pPr>
         <w:pStyle w:val="2"/>
       </w:pPr>
-      <w:bookmarkStart w:id="7" w:name="_Toc224086330"/>
+      <w:bookmarkStart w:id="7" w:name="_Toc224721069"/>
       <w:r>
         <w:lastRenderedPageBreak/>
         <w:t xml:space="preserve">Задание 1 – Анализ </w:t>
@@ -5804,6 +6241,9 @@
         <w:jc w:val="center"/>
       </w:pPr>
       <w:r>
+        <w:rPr>
+          <w:noProof/>
+        </w:rPr>
         <w:drawing>
           <wp:inline distT="0" distB="0" distL="0" distR="0" wp14:anchorId="4B8437E1" wp14:editId="13D8929E">
             <wp:extent cx="5918835" cy="1715812"/>
@@ -5849,48 +6289,31 @@
       <w:r>
         <w:t xml:space="preserve">Рисунок </w:t>
       </w:r>
-      <w:r>
-        <w:fldChar w:fldCharType="begin"/>
-      </w:r>
-      <w:r>
-        <w:instrText xml:space="preserve"> STYLEREF 1 \s </w:instrText>
-      </w:r>
-      <w:r>
-        <w:fldChar w:fldCharType="separate"/>
-      </w:r>
-      <w:r>
-        <w:rPr>
-          <w:noProof/>
-        </w:rPr>
-        <w:t>2</w:t>
-      </w:r>
-      <w:r>
-        <w:fldChar w:fldCharType="end"/>
-      </w:r>
+      <w:fldSimple w:instr=" STYLEREF 1 \s ">
+        <w:r>
+          <w:rPr>
+            <w:noProof/>
+          </w:rPr>
+          <w:t>2</w:t>
+        </w:r>
+      </w:fldSimple>
       <w:r>
         <w:t>.</w:t>
       </w:r>
-      <w:r>
-        <w:fldChar w:fldCharType="begin"/>
-      </w:r>
-      <w:r>
-        <w:instrText xml:space="preserve"> SEQ Рисунок \* ARABIC \s 1 </w:instrText>
-      </w:r>
-      <w:r>
-        <w:fldChar w:fldCharType="separate"/>
-      </w:r>
-      <w:r>
-        <w:rPr>
-          <w:noProof/>
-        </w:rPr>
-        <w:t>4</w:t>
-      </w:r>
-      <w:r>
-        <w:fldChar w:fldCharType="end"/>
-      </w:r>
+      <w:fldSimple w:instr=" SEQ Рисунок \* ARABIC \s 1 ">
+        <w:r>
+          <w:rPr>
+            <w:noProof/>
+          </w:rPr>
+          <w:t>4</w:t>
+        </w:r>
+      </w:fldSimple>
       <w:bookmarkEnd w:id="8"/>
       <w:r>
         <w:t xml:space="preserve"> – Построение графика</w:t>
+      </w:r>
+      <w:r>
+        <w:t xml:space="preserve"> исходного ряда</w:t>
       </w:r>
     </w:p>
     <w:p>
@@ -5903,10 +6326,10 @@
           <w:noProof/>
         </w:rPr>
         <w:drawing>
-          <wp:inline distT="0" distB="0" distL="0" distR="0" wp14:anchorId="5B44BB74" wp14:editId="28BA312E">
-            <wp:extent cx="5947410" cy="3079513"/>
-            <wp:effectExtent l="0" t="0" r="0" b="6985"/>
-            <wp:docPr id="183399193" name="Рисунок 1"/>
+          <wp:inline distT="0" distB="0" distL="0" distR="0" wp14:anchorId="31345D2A" wp14:editId="76455CEC">
+            <wp:extent cx="5926714" cy="3141679"/>
+            <wp:effectExtent l="0" t="0" r="0" b="1905"/>
+            <wp:docPr id="1644206315" name="Рисунок 1"/>
             <wp:cNvGraphicFramePr>
               <a:graphicFrameLocks xmlns:a="http://schemas.openxmlformats.org/drawingml/2006/main" noChangeAspect="1"/>
             </wp:cNvGraphicFramePr>
@@ -5914,7 +6337,7 @@
               <a:graphicData uri="http://schemas.openxmlformats.org/drawingml/2006/picture">
                 <pic:pic xmlns:pic="http://schemas.openxmlformats.org/drawingml/2006/picture">
                   <pic:nvPicPr>
-                    <pic:cNvPr id="183399193" name=""/>
+                    <pic:cNvPr id="1644206315" name=""/>
                     <pic:cNvPicPr/>
                   </pic:nvPicPr>
                   <pic:blipFill>
@@ -5926,7 +6349,7 @@
                   <pic:spPr>
                     <a:xfrm>
                       <a:off x="0" y="0"/>
-                      <a:ext cx="5954794" cy="3083336"/>
+                      <a:ext cx="5934389" cy="3145747"/>
                     </a:xfrm>
                     <a:prstGeom prst="rect">
                       <a:avLst/>
@@ -5947,48 +6370,37 @@
       <w:r>
         <w:t xml:space="preserve">Рисунок </w:t>
       </w:r>
-      <w:r>
-        <w:fldChar w:fldCharType="begin"/>
-      </w:r>
-      <w:r>
-        <w:instrText xml:space="preserve"> STYLEREF 1 \s </w:instrText>
-      </w:r>
-      <w:r>
-        <w:fldChar w:fldCharType="separate"/>
-      </w:r>
-      <w:r>
-        <w:rPr>
-          <w:noProof/>
-        </w:rPr>
-        <w:t>2</w:t>
-      </w:r>
-      <w:r>
-        <w:fldChar w:fldCharType="end"/>
-      </w:r>
+      <w:fldSimple w:instr=" STYLEREF 1 \s ">
+        <w:r>
+          <w:rPr>
+            <w:noProof/>
+          </w:rPr>
+          <w:t>2</w:t>
+        </w:r>
+      </w:fldSimple>
       <w:r>
         <w:t>.</w:t>
       </w:r>
-      <w:r>
-        <w:fldChar w:fldCharType="begin"/>
-      </w:r>
-      <w:r>
-        <w:instrText xml:space="preserve"> SEQ Рисунок \* ARABIC \s 1 </w:instrText>
-      </w:r>
-      <w:r>
-        <w:fldChar w:fldCharType="separate"/>
-      </w:r>
-      <w:r>
-        <w:rPr>
-          <w:noProof/>
-        </w:rPr>
-        <w:t>5</w:t>
-      </w:r>
-      <w:r>
-        <w:fldChar w:fldCharType="end"/>
-      </w:r>
+      <w:fldSimple w:instr=" SEQ Рисунок \* ARABIC \s 1 ">
+        <w:r>
+          <w:rPr>
+            <w:noProof/>
+          </w:rPr>
+          <w:t>5</w:t>
+        </w:r>
+      </w:fldSimple>
       <w:bookmarkEnd w:id="9"/>
       <w:r>
-        <w:t xml:space="preserve"> – Исходный график</w:t>
+        <w:t xml:space="preserve"> – </w:t>
+      </w:r>
+      <w:r>
+        <w:t>Г</w:t>
+      </w:r>
+      <w:r>
+        <w:t>рафик</w:t>
+      </w:r>
+      <w:r>
+        <w:t xml:space="preserve"> исходного ряда</w:t>
       </w:r>
     </w:p>
     <w:p>
@@ -6086,7 +6498,7 @@
       <w:pPr>
         <w:pStyle w:val="2"/>
       </w:pPr>
-      <w:bookmarkStart w:id="10" w:name="_Toc224086331"/>
+      <w:bookmarkStart w:id="10" w:name="_Toc224721070"/>
       <w:r>
         <w:lastRenderedPageBreak/>
         <w:t>Задание 2</w:t>
@@ -6483,11 +6895,14 @@
         <w:jc w:val="center"/>
       </w:pPr>
       <w:r>
+        <w:rPr>
+          <w:noProof/>
+        </w:rPr>
         <w:drawing>
-          <wp:inline distT="0" distB="0" distL="0" distR="0" wp14:anchorId="19DC9B1E" wp14:editId="71789827">
-            <wp:extent cx="5880735" cy="2098357"/>
-            <wp:effectExtent l="0" t="0" r="5715" b="0"/>
-            <wp:docPr id="93015760" name="Рисунок 1"/>
+          <wp:inline distT="0" distB="0" distL="0" distR="0" wp14:anchorId="7C73C06E" wp14:editId="3F843D2A">
+            <wp:extent cx="5847290" cy="1766273"/>
+            <wp:effectExtent l="0" t="0" r="1270" b="5715"/>
+            <wp:docPr id="1485444677" name="Рисунок 1"/>
             <wp:cNvGraphicFramePr>
               <a:graphicFrameLocks xmlns:a="http://schemas.openxmlformats.org/drawingml/2006/main" noChangeAspect="1"/>
             </wp:cNvGraphicFramePr>
@@ -6495,7 +6910,7 @@
               <a:graphicData uri="http://schemas.openxmlformats.org/drawingml/2006/picture">
                 <pic:pic xmlns:pic="http://schemas.openxmlformats.org/drawingml/2006/picture">
                   <pic:nvPicPr>
-                    <pic:cNvPr id="93015760" name=""/>
+                    <pic:cNvPr id="1485444677" name=""/>
                     <pic:cNvPicPr/>
                   </pic:nvPicPr>
                   <pic:blipFill>
@@ -6507,7 +6922,7 @@
                   <pic:spPr>
                     <a:xfrm>
                       <a:off x="0" y="0"/>
-                      <a:ext cx="5892919" cy="2102705"/>
+                      <a:ext cx="5853873" cy="1768261"/>
                     </a:xfrm>
                     <a:prstGeom prst="rect">
                       <a:avLst/>
@@ -6528,45 +6943,25 @@
       <w:r>
         <w:t xml:space="preserve">Рисунок </w:t>
       </w:r>
-      <w:r>
-        <w:fldChar w:fldCharType="begin"/>
-      </w:r>
-      <w:r>
-        <w:instrText xml:space="preserve"> STYLEREF 1 \s </w:instrText>
-      </w:r>
-      <w:r>
-        <w:fldChar w:fldCharType="separate"/>
-      </w:r>
-      <w:r>
-        <w:rPr>
-          <w:noProof/>
-        </w:rPr>
-        <w:t>2</w:t>
-      </w:r>
-      <w:r>
-        <w:fldChar w:fldCharType="end"/>
-      </w:r>
+      <w:fldSimple w:instr=" STYLEREF 1 \s ">
+        <w:r>
+          <w:rPr>
+            <w:noProof/>
+          </w:rPr>
+          <w:t>2</w:t>
+        </w:r>
+      </w:fldSimple>
       <w:r>
         <w:t>.</w:t>
       </w:r>
-      <w:r>
-        <w:fldChar w:fldCharType="begin"/>
-      </w:r>
-      <w:r>
-        <w:instrText xml:space="preserve"> SEQ Рисунок \* ARABIC \s 1 </w:instrText>
-      </w:r>
-      <w:r>
-        <w:fldChar w:fldCharType="separate"/>
-      </w:r>
-      <w:r>
-        <w:rPr>
-          <w:noProof/>
-        </w:rPr>
-        <w:t>6</w:t>
-      </w:r>
-      <w:r>
-        <w:fldChar w:fldCharType="end"/>
-      </w:r>
+      <w:fldSimple w:instr=" SEQ Рисунок \* ARABIC \s 1 ">
+        <w:r>
+          <w:rPr>
+            <w:noProof/>
+          </w:rPr>
+          <w:t>6</w:t>
+        </w:r>
+      </w:fldSimple>
       <w:bookmarkEnd w:id="11"/>
       <w:r>
         <w:t xml:space="preserve"> – Вычисление разностей</w:t>
@@ -6578,6 +6973,9 @@
         <w:jc w:val="center"/>
       </w:pPr>
       <w:r>
+        <w:rPr>
+          <w:noProof/>
+        </w:rPr>
         <w:drawing>
           <wp:inline distT="0" distB="0" distL="0" distR="0" wp14:anchorId="6C389D56" wp14:editId="058F6949">
             <wp:extent cx="3326969" cy="3733800"/>
@@ -6623,45 +7021,25 @@
       <w:r>
         <w:t xml:space="preserve">Рисунок </w:t>
       </w:r>
-      <w:r>
-        <w:fldChar w:fldCharType="begin"/>
-      </w:r>
-      <w:r>
-        <w:instrText xml:space="preserve"> STYLEREF 1 \s </w:instrText>
-      </w:r>
-      <w:r>
-        <w:fldChar w:fldCharType="separate"/>
-      </w:r>
-      <w:r>
-        <w:rPr>
-          <w:noProof/>
-        </w:rPr>
-        <w:t>2</w:t>
-      </w:r>
-      <w:r>
-        <w:fldChar w:fldCharType="end"/>
-      </w:r>
+      <w:fldSimple w:instr=" STYLEREF 1 \s ">
+        <w:r>
+          <w:rPr>
+            <w:noProof/>
+          </w:rPr>
+          <w:t>2</w:t>
+        </w:r>
+      </w:fldSimple>
       <w:r>
         <w:t>.</w:t>
       </w:r>
-      <w:r>
-        <w:fldChar w:fldCharType="begin"/>
-      </w:r>
-      <w:r>
-        <w:instrText xml:space="preserve"> SEQ Рисунок \* ARABIC \s 1 </w:instrText>
-      </w:r>
-      <w:r>
-        <w:fldChar w:fldCharType="separate"/>
-      </w:r>
-      <w:r>
-        <w:rPr>
-          <w:noProof/>
-        </w:rPr>
-        <w:t>7</w:t>
-      </w:r>
-      <w:r>
-        <w:fldChar w:fldCharType="end"/>
-      </w:r>
+      <w:fldSimple w:instr=" SEQ Рисунок \* ARABIC \s 1 ">
+        <w:r>
+          <w:rPr>
+            <w:noProof/>
+          </w:rPr>
+          <w:t>7</w:t>
+        </w:r>
+      </w:fldSimple>
       <w:bookmarkEnd w:id="12"/>
       <w:r>
         <w:t xml:space="preserve"> – Построение </w:t>
@@ -6730,45 +7108,25 @@
       <w:r>
         <w:t xml:space="preserve">Рисунок </w:t>
       </w:r>
-      <w:r>
-        <w:fldChar w:fldCharType="begin"/>
-      </w:r>
-      <w:r>
-        <w:instrText xml:space="preserve"> STYLEREF 1 \s </w:instrText>
-      </w:r>
-      <w:r>
-        <w:fldChar w:fldCharType="separate"/>
-      </w:r>
-      <w:r>
-        <w:rPr>
-          <w:noProof/>
-        </w:rPr>
-        <w:t>2</w:t>
-      </w:r>
-      <w:r>
-        <w:fldChar w:fldCharType="end"/>
-      </w:r>
+      <w:fldSimple w:instr=" STYLEREF 1 \s ">
+        <w:r>
+          <w:rPr>
+            <w:noProof/>
+          </w:rPr>
+          <w:t>2</w:t>
+        </w:r>
+      </w:fldSimple>
       <w:r>
         <w:t>.</w:t>
       </w:r>
-      <w:r>
-        <w:fldChar w:fldCharType="begin"/>
-      </w:r>
-      <w:r>
-        <w:instrText xml:space="preserve"> SEQ Рисунок \* ARABIC \s 1 </w:instrText>
-      </w:r>
-      <w:r>
-        <w:fldChar w:fldCharType="separate"/>
-      </w:r>
-      <w:r>
-        <w:rPr>
-          <w:noProof/>
-        </w:rPr>
-        <w:t>8</w:t>
-      </w:r>
-      <w:r>
-        <w:fldChar w:fldCharType="end"/>
-      </w:r>
+      <w:fldSimple w:instr=" SEQ Рисунок \* ARABIC \s 1 ">
+        <w:r>
+          <w:rPr>
+            <w:noProof/>
+          </w:rPr>
+          <w:t>8</w:t>
+        </w:r>
+      </w:fldSimple>
       <w:bookmarkEnd w:id="13"/>
       <w:r>
         <w:t xml:space="preserve"> – АКФ исходного ряда</w:t>
@@ -6828,45 +7186,25 @@
       <w:r>
         <w:t xml:space="preserve">Рисунок </w:t>
       </w:r>
-      <w:r>
-        <w:fldChar w:fldCharType="begin"/>
-      </w:r>
-      <w:r>
-        <w:instrText xml:space="preserve"> STYLEREF 1 \s </w:instrText>
-      </w:r>
-      <w:r>
-        <w:fldChar w:fldCharType="separate"/>
-      </w:r>
-      <w:r>
-        <w:rPr>
-          <w:noProof/>
-        </w:rPr>
-        <w:t>2</w:t>
-      </w:r>
-      <w:r>
-        <w:fldChar w:fldCharType="end"/>
-      </w:r>
+      <w:fldSimple w:instr=" STYLEREF 1 \s ">
+        <w:r>
+          <w:rPr>
+            <w:noProof/>
+          </w:rPr>
+          <w:t>2</w:t>
+        </w:r>
+      </w:fldSimple>
       <w:r>
         <w:t>.</w:t>
       </w:r>
-      <w:r>
-        <w:fldChar w:fldCharType="begin"/>
-      </w:r>
-      <w:r>
-        <w:instrText xml:space="preserve"> SEQ Рисунок \* ARABIC \s 1 </w:instrText>
-      </w:r>
-      <w:r>
-        <w:fldChar w:fldCharType="separate"/>
-      </w:r>
-      <w:r>
-        <w:rPr>
-          <w:noProof/>
-        </w:rPr>
-        <w:t>9</w:t>
-      </w:r>
-      <w:r>
-        <w:fldChar w:fldCharType="end"/>
-      </w:r>
+      <w:fldSimple w:instr=" SEQ Рисунок \* ARABIC \s 1 ">
+        <w:r>
+          <w:rPr>
+            <w:noProof/>
+          </w:rPr>
+          <w:t>9</w:t>
+        </w:r>
+      </w:fldSimple>
       <w:bookmarkEnd w:id="14"/>
       <w:r>
         <w:t xml:space="preserve"> – АКФ первых разностей</w:t>
@@ -6927,45 +7265,25 @@
       <w:r>
         <w:t xml:space="preserve">Рисунок </w:t>
       </w:r>
-      <w:r>
-        <w:fldChar w:fldCharType="begin"/>
-      </w:r>
-      <w:r>
-        <w:instrText xml:space="preserve"> STYLEREF 1 \s </w:instrText>
-      </w:r>
-      <w:r>
-        <w:fldChar w:fldCharType="separate"/>
-      </w:r>
-      <w:r>
-        <w:rPr>
-          <w:noProof/>
-        </w:rPr>
-        <w:t>2</w:t>
-      </w:r>
-      <w:r>
-        <w:fldChar w:fldCharType="end"/>
-      </w:r>
+      <w:fldSimple w:instr=" STYLEREF 1 \s ">
+        <w:r>
+          <w:rPr>
+            <w:noProof/>
+          </w:rPr>
+          <w:t>2</w:t>
+        </w:r>
+      </w:fldSimple>
       <w:r>
         <w:t>.</w:t>
       </w:r>
-      <w:r>
-        <w:fldChar w:fldCharType="begin"/>
-      </w:r>
-      <w:r>
-        <w:instrText xml:space="preserve"> SEQ Рисунок \* ARABIC \s 1 </w:instrText>
-      </w:r>
-      <w:r>
-        <w:fldChar w:fldCharType="separate"/>
-      </w:r>
-      <w:r>
-        <w:rPr>
-          <w:noProof/>
-        </w:rPr>
-        <w:t>10</w:t>
-      </w:r>
-      <w:r>
-        <w:fldChar w:fldCharType="end"/>
-      </w:r>
+      <w:fldSimple w:instr=" SEQ Рисунок \* ARABIC \s 1 ">
+        <w:r>
+          <w:rPr>
+            <w:noProof/>
+          </w:rPr>
+          <w:t>10</w:t>
+        </w:r>
+      </w:fldSimple>
       <w:bookmarkEnd w:id="15"/>
       <w:r>
         <w:t xml:space="preserve"> – АКФ вторых разностей</w:t>
@@ -7025,45 +7343,25 @@
       <w:r>
         <w:t xml:space="preserve">Рисунок </w:t>
       </w:r>
-      <w:r>
-        <w:fldChar w:fldCharType="begin"/>
-      </w:r>
-      <w:r>
-        <w:instrText xml:space="preserve"> STYLEREF 1 \s </w:instrText>
-      </w:r>
-      <w:r>
-        <w:fldChar w:fldCharType="separate"/>
-      </w:r>
-      <w:r>
-        <w:rPr>
-          <w:noProof/>
-        </w:rPr>
-        <w:t>2</w:t>
-      </w:r>
-      <w:r>
-        <w:fldChar w:fldCharType="end"/>
-      </w:r>
+      <w:fldSimple w:instr=" STYLEREF 1 \s ">
+        <w:r>
+          <w:rPr>
+            <w:noProof/>
+          </w:rPr>
+          <w:t>2</w:t>
+        </w:r>
+      </w:fldSimple>
       <w:r>
         <w:t>.</w:t>
       </w:r>
-      <w:r>
-        <w:fldChar w:fldCharType="begin"/>
-      </w:r>
-      <w:r>
-        <w:instrText xml:space="preserve"> SEQ Рисунок \* ARABIC \s 1 </w:instrText>
-      </w:r>
-      <w:r>
-        <w:fldChar w:fldCharType="separate"/>
-      </w:r>
-      <w:r>
-        <w:rPr>
-          <w:noProof/>
-        </w:rPr>
-        <w:t>11</w:t>
-      </w:r>
-      <w:r>
-        <w:fldChar w:fldCharType="end"/>
-      </w:r>
+      <w:fldSimple w:instr=" SEQ Рисунок \* ARABIC \s 1 ">
+        <w:r>
+          <w:rPr>
+            <w:noProof/>
+          </w:rPr>
+          <w:t>11</w:t>
+        </w:r>
+      </w:fldSimple>
       <w:bookmarkEnd w:id="16"/>
       <w:r>
         <w:t xml:space="preserve"> – ЧАКФ исходного ряда</w:t>
@@ -7124,45 +7422,25 @@
       <w:r>
         <w:t xml:space="preserve">Рисунок </w:t>
       </w:r>
-      <w:r>
-        <w:fldChar w:fldCharType="begin"/>
-      </w:r>
-      <w:r>
-        <w:instrText xml:space="preserve"> STYLEREF 1 \s </w:instrText>
-      </w:r>
-      <w:r>
-        <w:fldChar w:fldCharType="separate"/>
-      </w:r>
-      <w:r>
-        <w:rPr>
-          <w:noProof/>
-        </w:rPr>
-        <w:t>2</w:t>
-      </w:r>
-      <w:r>
-        <w:fldChar w:fldCharType="end"/>
-      </w:r>
+      <w:fldSimple w:instr=" STYLEREF 1 \s ">
+        <w:r>
+          <w:rPr>
+            <w:noProof/>
+          </w:rPr>
+          <w:t>2</w:t>
+        </w:r>
+      </w:fldSimple>
       <w:r>
         <w:t>.</w:t>
       </w:r>
-      <w:r>
-        <w:fldChar w:fldCharType="begin"/>
-      </w:r>
-      <w:r>
-        <w:instrText xml:space="preserve"> SEQ Рисунок \* ARABIC \s 1 </w:instrText>
-      </w:r>
-      <w:r>
-        <w:fldChar w:fldCharType="separate"/>
-      </w:r>
-      <w:r>
-        <w:rPr>
-          <w:noProof/>
-        </w:rPr>
-        <w:t>12</w:t>
-      </w:r>
-      <w:r>
-        <w:fldChar w:fldCharType="end"/>
-      </w:r>
+      <w:fldSimple w:instr=" SEQ Рисунок \* ARABIC \s 1 ">
+        <w:r>
+          <w:rPr>
+            <w:noProof/>
+          </w:rPr>
+          <w:t>12</w:t>
+        </w:r>
+      </w:fldSimple>
       <w:bookmarkEnd w:id="17"/>
       <w:r>
         <w:t xml:space="preserve"> – ЧАКФ первых разностей</w:t>
@@ -7222,45 +7500,25 @@
       <w:r>
         <w:t xml:space="preserve">Рисунок </w:t>
       </w:r>
-      <w:r>
-        <w:fldChar w:fldCharType="begin"/>
-      </w:r>
-      <w:r>
-        <w:instrText xml:space="preserve"> STYLEREF 1 \s </w:instrText>
-      </w:r>
-      <w:r>
-        <w:fldChar w:fldCharType="separate"/>
-      </w:r>
-      <w:r>
-        <w:rPr>
-          <w:noProof/>
-        </w:rPr>
-        <w:t>2</w:t>
-      </w:r>
-      <w:r>
-        <w:fldChar w:fldCharType="end"/>
-      </w:r>
+      <w:fldSimple w:instr=" STYLEREF 1 \s ">
+        <w:r>
+          <w:rPr>
+            <w:noProof/>
+          </w:rPr>
+          <w:t>2</w:t>
+        </w:r>
+      </w:fldSimple>
       <w:r>
         <w:t>.</w:t>
       </w:r>
-      <w:r>
-        <w:fldChar w:fldCharType="begin"/>
-      </w:r>
-      <w:r>
-        <w:instrText xml:space="preserve"> SEQ Рисунок \* ARABIC \s 1 </w:instrText>
-      </w:r>
-      <w:r>
-        <w:fldChar w:fldCharType="separate"/>
-      </w:r>
-      <w:r>
-        <w:rPr>
-          <w:noProof/>
-        </w:rPr>
-        <w:t>13</w:t>
-      </w:r>
-      <w:r>
-        <w:fldChar w:fldCharType="end"/>
-      </w:r>
+      <w:fldSimple w:instr=" SEQ Рисунок \* ARABIC \s 1 ">
+        <w:r>
+          <w:rPr>
+            <w:noProof/>
+          </w:rPr>
+          <w:t>13</w:t>
+        </w:r>
+      </w:fldSimple>
       <w:bookmarkEnd w:id="18"/>
       <w:r>
         <w:t xml:space="preserve"> – ЧАКФ вторых разностей</w:t>
@@ -7483,7 +7741,7 @@
           <w:lang w:val="en-US"/>
         </w:rPr>
       </w:pPr>
-      <w:bookmarkStart w:id="19" w:name="_Toc224086332"/>
+      <w:bookmarkStart w:id="19" w:name="_Toc224721071"/>
       <w:r>
         <w:t>Задание 3</w:t>
       </w:r>
@@ -7591,6 +7849,9 @@
         <w:jc w:val="center"/>
       </w:pPr>
       <w:r>
+        <w:rPr>
+          <w:noProof/>
+        </w:rPr>
         <w:drawing>
           <wp:inline distT="0" distB="0" distL="0" distR="0" wp14:anchorId="46106BE5" wp14:editId="784F8547">
             <wp:extent cx="5871210" cy="2174259"/>
@@ -7636,45 +7897,25 @@
       <w:r>
         <w:t xml:space="preserve">Рисунок </w:t>
       </w:r>
-      <w:r>
-        <w:fldChar w:fldCharType="begin"/>
-      </w:r>
-      <w:r>
-        <w:instrText xml:space="preserve"> STYLEREF 1 \s </w:instrText>
-      </w:r>
-      <w:r>
-        <w:fldChar w:fldCharType="separate"/>
-      </w:r>
-      <w:r>
-        <w:rPr>
-          <w:noProof/>
-        </w:rPr>
-        <w:t>2</w:t>
-      </w:r>
-      <w:r>
-        <w:fldChar w:fldCharType="end"/>
-      </w:r>
+      <w:fldSimple w:instr=" STYLEREF 1 \s ">
+        <w:r>
+          <w:rPr>
+            <w:noProof/>
+          </w:rPr>
+          <w:t>2</w:t>
+        </w:r>
+      </w:fldSimple>
       <w:r>
         <w:t>.</w:t>
       </w:r>
-      <w:r>
-        <w:fldChar w:fldCharType="begin"/>
-      </w:r>
-      <w:r>
-        <w:instrText xml:space="preserve"> SEQ Рисунок \* ARABIC \s 1 </w:instrText>
-      </w:r>
-      <w:r>
-        <w:fldChar w:fldCharType="separate"/>
-      </w:r>
-      <w:r>
-        <w:rPr>
-          <w:noProof/>
-        </w:rPr>
-        <w:t>14</w:t>
-      </w:r>
-      <w:r>
-        <w:fldChar w:fldCharType="end"/>
-      </w:r>
+      <w:fldSimple w:instr=" SEQ Рисунок \* ARABIC \s 1 ">
+        <w:r>
+          <w:rPr>
+            <w:noProof/>
+          </w:rPr>
+          <w:t>14</w:t>
+        </w:r>
+      </w:fldSimple>
       <w:bookmarkEnd w:id="20"/>
       <w:r>
         <w:t xml:space="preserve"> – Проведение тестов</w:t>
@@ -7766,10 +8007,7 @@
         <w:t>» – в нем находятся к</w:t>
       </w:r>
       <w:r>
-        <w:t>омпоненты регрессии, включаемые в тест</w:t>
-      </w:r>
-      <w:r>
-        <w:t>;</w:t>
+        <w:t>омпоненты регрессии, включаемые в тест;</w:t>
       </w:r>
     </w:p>
     <w:p>
@@ -7811,6 +8049,9 @@
         <w:jc w:val="center"/>
       </w:pPr>
       <w:r>
+        <w:rPr>
+          <w:noProof/>
+        </w:rPr>
         <w:lastRenderedPageBreak/>
         <w:drawing>
           <wp:inline distT="0" distB="0" distL="0" distR="0" wp14:anchorId="56353247" wp14:editId="06589F35">
@@ -7857,45 +8098,25 @@
       <w:r>
         <w:t xml:space="preserve">Рисунок </w:t>
       </w:r>
-      <w:r>
-        <w:fldChar w:fldCharType="begin"/>
-      </w:r>
-      <w:r>
-        <w:instrText xml:space="preserve"> STYLEREF 1 \s </w:instrText>
-      </w:r>
-      <w:r>
-        <w:fldChar w:fldCharType="separate"/>
-      </w:r>
-      <w:r>
-        <w:rPr>
-          <w:noProof/>
-        </w:rPr>
-        <w:t>2</w:t>
-      </w:r>
-      <w:r>
-        <w:fldChar w:fldCharType="end"/>
-      </w:r>
+      <w:fldSimple w:instr=" STYLEREF 1 \s ">
+        <w:r>
+          <w:rPr>
+            <w:noProof/>
+          </w:rPr>
+          <w:t>2</w:t>
+        </w:r>
+      </w:fldSimple>
       <w:r>
         <w:t>.</w:t>
       </w:r>
-      <w:r>
-        <w:fldChar w:fldCharType="begin"/>
-      </w:r>
-      <w:r>
-        <w:instrText xml:space="preserve"> SEQ Рисунок \* ARABIC \s 1 </w:instrText>
-      </w:r>
-      <w:r>
-        <w:fldChar w:fldCharType="separate"/>
-      </w:r>
-      <w:r>
-        <w:rPr>
-          <w:noProof/>
-        </w:rPr>
-        <w:t>15</w:t>
-      </w:r>
-      <w:r>
-        <w:fldChar w:fldCharType="end"/>
-      </w:r>
+      <w:fldSimple w:instr=" SEQ Рисунок \* ARABIC \s 1 ">
+        <w:r>
+          <w:rPr>
+            <w:noProof/>
+          </w:rPr>
+          <w:t>15</w:t>
+        </w:r>
+      </w:fldSimple>
       <w:bookmarkEnd w:id="21"/>
       <w:r>
         <w:t xml:space="preserve"> – Вспомогательные массивы</w:t>
@@ -7905,7 +8126,8 @@
       <w:pPr>
         <w:pStyle w:val="2"/>
       </w:pPr>
-      <w:bookmarkStart w:id="22" w:name="_Toc224086333"/>
+      <w:bookmarkStart w:id="22" w:name="_Ref224641696"/>
+      <w:bookmarkStart w:id="23" w:name="_Toc224721072"/>
       <w:r>
         <w:t>Задание 4</w:t>
       </w:r>
@@ -7913,6 +8135,7 @@
         <w:t xml:space="preserve"> – Определение типа процесса</w:t>
       </w:r>
       <w:bookmarkEnd w:id="22"/>
+      <w:bookmarkEnd w:id="23"/>
     </w:p>
     <w:p>
       <w:pPr>
@@ -8009,6 +8232,9 @@
         <w:jc w:val="center"/>
       </w:pPr>
       <w:r>
+        <w:rPr>
+          <w:noProof/>
+        </w:rPr>
         <w:drawing>
           <wp:inline distT="0" distB="0" distL="0" distR="0" wp14:anchorId="519EBEF9" wp14:editId="00E314AF">
             <wp:extent cx="5918835" cy="5073458"/>
@@ -8050,50 +8276,30 @@
       <w:pPr>
         <w:pStyle w:val="ab"/>
       </w:pPr>
-      <w:bookmarkStart w:id="23" w:name="_Ref224000729"/>
+      <w:bookmarkStart w:id="24" w:name="_Ref224000729"/>
       <w:r>
         <w:t xml:space="preserve">Рисунок </w:t>
       </w:r>
-      <w:r>
-        <w:fldChar w:fldCharType="begin"/>
-      </w:r>
-      <w:r>
-        <w:instrText xml:space="preserve"> STYLEREF 1 \s </w:instrText>
-      </w:r>
-      <w:r>
-        <w:fldChar w:fldCharType="separate"/>
-      </w:r>
-      <w:r>
-        <w:rPr>
-          <w:noProof/>
-        </w:rPr>
-        <w:t>2</w:t>
-      </w:r>
-      <w:r>
-        <w:fldChar w:fldCharType="end"/>
-      </w:r>
+      <w:fldSimple w:instr=" STYLEREF 1 \s ">
+        <w:r>
+          <w:rPr>
+            <w:noProof/>
+          </w:rPr>
+          <w:t>2</w:t>
+        </w:r>
+      </w:fldSimple>
       <w:r>
         <w:t>.</w:t>
       </w:r>
-      <w:r>
-        <w:fldChar w:fldCharType="begin"/>
-      </w:r>
-      <w:r>
-        <w:instrText xml:space="preserve"> SEQ Рисунок \* ARABIC \s 1 </w:instrText>
-      </w:r>
-      <w:r>
-        <w:fldChar w:fldCharType="separate"/>
-      </w:r>
-      <w:r>
-        <w:rPr>
-          <w:noProof/>
-        </w:rPr>
-        <w:t>16</w:t>
-      </w:r>
-      <w:r>
-        <w:fldChar w:fldCharType="end"/>
-      </w:r>
-      <w:bookmarkEnd w:id="23"/>
+      <w:fldSimple w:instr=" SEQ Рисунок \* ARABIC \s 1 ">
+        <w:r>
+          <w:rPr>
+            <w:noProof/>
+          </w:rPr>
+          <w:t>16</w:t>
+        </w:r>
+      </w:fldSimple>
+      <w:bookmarkEnd w:id="24"/>
       <w:r>
         <w:t xml:space="preserve"> – Определение выполнения теста</w:t>
       </w:r>
@@ -8149,50 +8355,30 @@
       <w:pPr>
         <w:pStyle w:val="ab"/>
       </w:pPr>
-      <w:bookmarkStart w:id="24" w:name="_Ref224000802"/>
+      <w:bookmarkStart w:id="25" w:name="_Ref224000802"/>
       <w:r>
         <w:t xml:space="preserve">Рисунок </w:t>
       </w:r>
-      <w:r>
-        <w:fldChar w:fldCharType="begin"/>
-      </w:r>
-      <w:r>
-        <w:instrText xml:space="preserve"> STYLEREF 1 \s </w:instrText>
-      </w:r>
-      <w:r>
-        <w:fldChar w:fldCharType="separate"/>
-      </w:r>
-      <w:r>
-        <w:rPr>
-          <w:noProof/>
-        </w:rPr>
-        <w:t>2</w:t>
-      </w:r>
-      <w:r>
-        <w:fldChar w:fldCharType="end"/>
-      </w:r>
+      <w:fldSimple w:instr=" STYLEREF 1 \s ">
+        <w:r>
+          <w:rPr>
+            <w:noProof/>
+          </w:rPr>
+          <w:t>2</w:t>
+        </w:r>
+      </w:fldSimple>
       <w:r>
         <w:t>.</w:t>
       </w:r>
-      <w:r>
-        <w:fldChar w:fldCharType="begin"/>
-      </w:r>
-      <w:r>
-        <w:instrText xml:space="preserve"> SEQ Рисунок \* ARABIC \s 1 </w:instrText>
-      </w:r>
-      <w:r>
-        <w:fldChar w:fldCharType="separate"/>
-      </w:r>
-      <w:r>
-        <w:rPr>
-          <w:noProof/>
-        </w:rPr>
-        <w:t>17</w:t>
-      </w:r>
-      <w:r>
-        <w:fldChar w:fldCharType="end"/>
-      </w:r>
-      <w:bookmarkEnd w:id="24"/>
+      <w:fldSimple w:instr=" SEQ Рисунок \* ARABIC \s 1 ">
+        <w:r>
+          <w:rPr>
+            <w:noProof/>
+          </w:rPr>
+          <w:t>17</w:t>
+        </w:r>
+      </w:fldSimple>
+      <w:bookmarkEnd w:id="25"/>
       <w:r>
         <w:t xml:space="preserve"> – Определение типа процесса</w:t>
       </w:r>
@@ -8303,6 +8489,9 @@
         <w:jc w:val="center"/>
       </w:pPr>
       <w:r>
+        <w:rPr>
+          <w:noProof/>
+        </w:rPr>
         <w:drawing>
           <wp:inline distT="0" distB="0" distL="0" distR="0" wp14:anchorId="5EDFD2B4" wp14:editId="4BA33582">
             <wp:extent cx="3553321" cy="2600688"/>
@@ -8344,50 +8533,30 @@
       <w:pPr>
         <w:pStyle w:val="ab"/>
       </w:pPr>
-      <w:bookmarkStart w:id="25" w:name="_Ref224000925"/>
+      <w:bookmarkStart w:id="26" w:name="_Ref224000925"/>
       <w:r>
         <w:t xml:space="preserve">Рисунок </w:t>
       </w:r>
-      <w:r>
-        <w:fldChar w:fldCharType="begin"/>
-      </w:r>
-      <w:r>
-        <w:instrText xml:space="preserve"> STYLEREF 1 \s </w:instrText>
-      </w:r>
-      <w:r>
-        <w:fldChar w:fldCharType="separate"/>
-      </w:r>
-      <w:r>
-        <w:rPr>
-          <w:noProof/>
-        </w:rPr>
-        <w:t>2</w:t>
-      </w:r>
-      <w:r>
-        <w:fldChar w:fldCharType="end"/>
-      </w:r>
+      <w:fldSimple w:instr=" STYLEREF 1 \s ">
+        <w:r>
+          <w:rPr>
+            <w:noProof/>
+          </w:rPr>
+          <w:t>2</w:t>
+        </w:r>
+      </w:fldSimple>
       <w:r>
         <w:t>.</w:t>
       </w:r>
-      <w:r>
-        <w:fldChar w:fldCharType="begin"/>
-      </w:r>
-      <w:r>
-        <w:instrText xml:space="preserve"> SEQ Рисунок \* ARABIC \s 1 </w:instrText>
-      </w:r>
-      <w:r>
-        <w:fldChar w:fldCharType="separate"/>
-      </w:r>
-      <w:r>
-        <w:rPr>
-          <w:noProof/>
-        </w:rPr>
-        <w:t>18</w:t>
-      </w:r>
-      <w:r>
-        <w:fldChar w:fldCharType="end"/>
-      </w:r>
-      <w:bookmarkEnd w:id="25"/>
+      <w:fldSimple w:instr=" SEQ Рисунок \* ARABIC \s 1 ">
+        <w:r>
+          <w:rPr>
+            <w:noProof/>
+          </w:rPr>
+          <w:t>18</w:t>
+        </w:r>
+      </w:fldSimple>
+      <w:bookmarkEnd w:id="26"/>
       <w:r>
         <w:t xml:space="preserve"> – Результаты тестов и тип процесса</w:t>
       </w:r>
@@ -8396,42 +8565,42 @@
       <w:pPr>
         <w:pStyle w:val="1"/>
       </w:pPr>
-      <w:bookmarkStart w:id="26" w:name="_Toc224086334"/>
+      <w:bookmarkStart w:id="27" w:name="_Toc224721073"/>
       <w:r>
         <w:lastRenderedPageBreak/>
         <w:t>Лабораторная работа 2</w:t>
       </w:r>
       <w:r>
         <w:t xml:space="preserve"> – Структурные изменения</w:t>
-      </w:r>
-      <w:bookmarkEnd w:id="26"/>
-    </w:p>
-    <w:p>
-      <w:pPr>
-        <w:pStyle w:val="2"/>
-      </w:pPr>
-      <w:bookmarkStart w:id="27" w:name="_Toc224086335"/>
-      <w:r>
-        <w:t>Задание 1</w:t>
-      </w:r>
-      <w:r>
-        <w:t xml:space="preserve"> – Проведение </w:t>
-      </w:r>
-      <w:r>
-        <w:t xml:space="preserve">теста </w:t>
-      </w:r>
-      <w:proofErr w:type="spellStart"/>
-      <w:r>
-        <w:t>Кванда</w:t>
-      </w:r>
-      <w:proofErr w:type="spellEnd"/>
-      <w:r>
-        <w:t>-Эндрюса</w:t>
       </w:r>
       <w:bookmarkEnd w:id="27"/>
     </w:p>
     <w:p>
       <w:pPr>
+        <w:pStyle w:val="2"/>
+      </w:pPr>
+      <w:bookmarkStart w:id="28" w:name="_Toc224721074"/>
+      <w:r>
+        <w:t>Задание 1</w:t>
+      </w:r>
+      <w:r>
+        <w:t xml:space="preserve"> – Проведение </w:t>
+      </w:r>
+      <w:r>
+        <w:t xml:space="preserve">теста </w:t>
+      </w:r>
+      <w:proofErr w:type="spellStart"/>
+      <w:r>
+        <w:t>Кванда</w:t>
+      </w:r>
+      <w:proofErr w:type="spellEnd"/>
+      <w:r>
+        <w:t>-Эндрюса</w:t>
+      </w:r>
+      <w:bookmarkEnd w:id="28"/>
+    </w:p>
+    <w:p>
+      <w:pPr>
         <w:pStyle w:val="a2"/>
       </w:pPr>
       <w:r>
@@ -8550,6 +8719,9 @@
         <w:jc w:val="center"/>
       </w:pPr>
       <w:r>
+        <w:rPr>
+          <w:noProof/>
+        </w:rPr>
         <w:drawing>
           <wp:inline distT="0" distB="0" distL="0" distR="0" wp14:anchorId="51762174" wp14:editId="3BF4BE5E">
             <wp:extent cx="5861685" cy="4122854"/>
@@ -8594,50 +8766,30 @@
           <w:szCs w:val="24"/>
         </w:rPr>
       </w:pPr>
-      <w:bookmarkStart w:id="28" w:name="_Ref224051252"/>
+      <w:bookmarkStart w:id="29" w:name="_Ref224051252"/>
       <w:r>
         <w:t xml:space="preserve">Рисунок </w:t>
       </w:r>
-      <w:r>
-        <w:fldChar w:fldCharType="begin"/>
-      </w:r>
-      <w:r>
-        <w:instrText xml:space="preserve"> STYLEREF 1 \s </w:instrText>
-      </w:r>
-      <w:r>
-        <w:fldChar w:fldCharType="separate"/>
-      </w:r>
-      <w:r>
-        <w:rPr>
-          <w:noProof/>
-        </w:rPr>
-        <w:t>3</w:t>
-      </w:r>
-      <w:r>
-        <w:fldChar w:fldCharType="end"/>
-      </w:r>
+      <w:fldSimple w:instr=" STYLEREF 1 \s ">
+        <w:r>
+          <w:rPr>
+            <w:noProof/>
+          </w:rPr>
+          <w:t>3</w:t>
+        </w:r>
+      </w:fldSimple>
       <w:r>
         <w:t>.</w:t>
       </w:r>
-      <w:r>
-        <w:fldChar w:fldCharType="begin"/>
-      </w:r>
-      <w:r>
-        <w:instrText xml:space="preserve"> SEQ Рисунок \* ARABIC \s 1 </w:instrText>
-      </w:r>
-      <w:r>
-        <w:fldChar w:fldCharType="separate"/>
-      </w:r>
-      <w:r>
-        <w:rPr>
-          <w:noProof/>
-        </w:rPr>
-        <w:t>1</w:t>
-      </w:r>
-      <w:r>
-        <w:fldChar w:fldCharType="end"/>
-      </w:r>
-      <w:bookmarkEnd w:id="28"/>
+      <w:fldSimple w:instr=" SEQ Рисунок \* ARABIC \s 1 ">
+        <w:r>
+          <w:rPr>
+            <w:noProof/>
+          </w:rPr>
+          <w:t>1</w:t>
+        </w:r>
+      </w:fldSimple>
+      <w:bookmarkEnd w:id="29"/>
       <w:r>
         <w:rPr>
           <w:lang w:val="en-US"/>
@@ -8645,10 +8797,7 @@
         <w:t xml:space="preserve"> – </w:t>
       </w:r>
       <w:r>
-        <w:t>Т</w:t>
-      </w:r>
-      <w:r>
-        <w:t xml:space="preserve">ест </w:t>
+        <w:t xml:space="preserve">Тест </w:t>
       </w:r>
       <w:proofErr w:type="spellStart"/>
       <w:r>
@@ -8671,6 +8820,9 @@
         <w:jc w:val="center"/>
       </w:pPr>
       <w:r>
+        <w:rPr>
+          <w:noProof/>
+        </w:rPr>
         <w:drawing>
           <wp:inline distT="0" distB="0" distL="0" distR="0" wp14:anchorId="4276489E" wp14:editId="4ECC9EE7">
             <wp:extent cx="4001058" cy="409632"/>
@@ -8712,50 +8864,30 @@
       <w:pPr>
         <w:pStyle w:val="ab"/>
       </w:pPr>
-      <w:bookmarkStart w:id="29" w:name="_Ref224083057"/>
+      <w:bookmarkStart w:id="30" w:name="_Ref224083057"/>
       <w:r>
         <w:t xml:space="preserve">Рисунок </w:t>
       </w:r>
-      <w:r>
-        <w:fldChar w:fldCharType="begin"/>
-      </w:r>
-      <w:r>
-        <w:instrText xml:space="preserve"> STYLEREF 1 \s </w:instrText>
-      </w:r>
-      <w:r>
-        <w:fldChar w:fldCharType="separate"/>
-      </w:r>
-      <w:r>
-        <w:rPr>
-          <w:noProof/>
-        </w:rPr>
-        <w:t>3</w:t>
-      </w:r>
-      <w:r>
-        <w:fldChar w:fldCharType="end"/>
-      </w:r>
+      <w:fldSimple w:instr=" STYLEREF 1 \s ">
+        <w:r>
+          <w:rPr>
+            <w:noProof/>
+          </w:rPr>
+          <w:t>3</w:t>
+        </w:r>
+      </w:fldSimple>
       <w:r>
         <w:t>.</w:t>
       </w:r>
-      <w:r>
-        <w:fldChar w:fldCharType="begin"/>
-      </w:r>
-      <w:r>
-        <w:instrText xml:space="preserve"> SEQ Рисунок \* ARABIC \s 1 </w:instrText>
-      </w:r>
-      <w:r>
-        <w:fldChar w:fldCharType="separate"/>
-      </w:r>
-      <w:r>
-        <w:rPr>
-          <w:noProof/>
-        </w:rPr>
-        <w:t>2</w:t>
-      </w:r>
-      <w:r>
-        <w:fldChar w:fldCharType="end"/>
-      </w:r>
-      <w:bookmarkEnd w:id="29"/>
+      <w:fldSimple w:instr=" SEQ Рисунок \* ARABIC \s 1 ">
+        <w:r>
+          <w:rPr>
+            <w:noProof/>
+          </w:rPr>
+          <w:t>2</w:t>
+        </w:r>
+      </w:fldSimple>
+      <w:bookmarkEnd w:id="30"/>
       <w:r>
         <w:t xml:space="preserve"> – Результат </w:t>
       </w:r>
@@ -8784,12 +8916,9 @@
           <w:lang w:val="en-US"/>
         </w:rPr>
       </w:pPr>
-      <w:bookmarkStart w:id="30" w:name="_Toc224086336"/>
-      <w:r>
-        <w:t xml:space="preserve">Задание </w:t>
-      </w:r>
-      <w:r>
-        <w:t>2</w:t>
+      <w:bookmarkStart w:id="31" w:name="_Toc224721075"/>
+      <w:r>
+        <w:t>Задание 2</w:t>
       </w:r>
       <w:r>
         <w:t xml:space="preserve"> – </w:t>
@@ -8797,7 +8926,7 @@
       <w:r>
         <w:t>Ввод фиктивных переменных</w:t>
       </w:r>
-      <w:bookmarkEnd w:id="30"/>
+      <w:bookmarkEnd w:id="31"/>
     </w:p>
     <w:p>
       <w:pPr>
@@ -8872,10 +9001,7 @@
         <w:t xml:space="preserve"> </w:t>
       </w:r>
       <w:r>
-        <w:t xml:space="preserve">и </w:t>
-      </w:r>
-      <w:r>
-        <w:t>«</w:t>
+        <w:t>и «</w:t>
       </w:r>
       <m:oMath>
         <m:r>
@@ -8893,10 +9019,7 @@
         </m:r>
       </m:oMath>
       <w:r>
-        <w:t>»</w:t>
-      </w:r>
-      <w:r>
-        <w:t xml:space="preserve"> (</w:t>
+        <w:t>» (</w:t>
       </w:r>
       <w:r>
         <w:fldChar w:fldCharType="begin"/>
@@ -8960,10 +9083,7 @@
         </m:r>
       </m:oMath>
       <w:r>
-        <w:t>»</w:t>
-      </w:r>
-      <w:r>
-        <w:t xml:space="preserve"> – везде равна 0, кроме точки излома, в которой принимает значение 1</w:t>
+        <w:t>» – везде равна 0, кроме точки излома, в которой принимает значение 1</w:t>
       </w:r>
       <w:r>
         <w:t>;</w:t>
@@ -9079,10 +9199,7 @@
         <w:t xml:space="preserve"> </w:t>
       </w:r>
       <w:r>
-        <w:t>равна 0 до точки излома</w:t>
-      </w:r>
-      <w:r>
-        <w:t>,</w:t>
+        <w:t>равна 0 до точки излома,</w:t>
       </w:r>
       <w:r>
         <w:t xml:space="preserve"> </w:t>
@@ -9153,50 +9270,30 @@
       <w:pPr>
         <w:pStyle w:val="ab"/>
       </w:pPr>
-      <w:bookmarkStart w:id="31" w:name="_Ref224086313"/>
+      <w:bookmarkStart w:id="32" w:name="_Ref224086313"/>
       <w:r>
         <w:t xml:space="preserve">Рисунок </w:t>
       </w:r>
-      <w:r>
-        <w:fldChar w:fldCharType="begin"/>
-      </w:r>
-      <w:r>
-        <w:instrText xml:space="preserve"> STYLEREF 1 \s </w:instrText>
-      </w:r>
-      <w:r>
-        <w:fldChar w:fldCharType="separate"/>
-      </w:r>
-      <w:r>
-        <w:rPr>
-          <w:noProof/>
-        </w:rPr>
-        <w:t>3</w:t>
-      </w:r>
-      <w:r>
-        <w:fldChar w:fldCharType="end"/>
-      </w:r>
+      <w:fldSimple w:instr=" STYLEREF 1 \s ">
+        <w:r>
+          <w:rPr>
+            <w:noProof/>
+          </w:rPr>
+          <w:t>3</w:t>
+        </w:r>
+      </w:fldSimple>
       <w:r>
         <w:t>.</w:t>
       </w:r>
-      <w:r>
-        <w:fldChar w:fldCharType="begin"/>
-      </w:r>
-      <w:r>
-        <w:instrText xml:space="preserve"> SEQ Рисунок \* ARABIC \s 1 </w:instrText>
-      </w:r>
-      <w:r>
-        <w:fldChar w:fldCharType="separate"/>
-      </w:r>
-      <w:r>
-        <w:rPr>
-          <w:noProof/>
-        </w:rPr>
-        <w:t>3</w:t>
-      </w:r>
-      <w:r>
-        <w:fldChar w:fldCharType="end"/>
-      </w:r>
-      <w:bookmarkEnd w:id="31"/>
+      <w:fldSimple w:instr=" SEQ Рисунок \* ARABIC \s 1 ">
+        <w:r>
+          <w:rPr>
+            <w:noProof/>
+          </w:rPr>
+          <w:t>3</w:t>
+        </w:r>
+      </w:fldSimple>
+      <w:bookmarkEnd w:id="32"/>
       <w:r>
         <w:t xml:space="preserve"> – Ввод фиктивных переменных</w:t>
       </w:r>
@@ -9204,109 +9301,2140 @@
     <w:p>
       <w:pPr>
         <w:pStyle w:val="2"/>
-      </w:pPr>
-      <w:bookmarkStart w:id="32" w:name="_Toc224086337"/>
-      <w:r>
-        <w:t xml:space="preserve">Задание </w:t>
-      </w:r>
-      <w:r>
-        <w:t>3</w:t>
-      </w:r>
-      <w:bookmarkEnd w:id="32"/>
-    </w:p>
-    <w:p>
-      <w:pPr>
-        <w:pStyle w:val="2"/>
-      </w:pPr>
-      <w:bookmarkStart w:id="33" w:name="_Toc224086338"/>
-      <w:r>
-        <w:t xml:space="preserve">Задание </w:t>
-      </w:r>
-      <w:r>
-        <w:t>4</w:t>
+        <w:rPr>
+          <w:lang w:val="en-US"/>
+        </w:rPr>
+      </w:pPr>
+      <w:bookmarkStart w:id="33" w:name="_Ref224642217"/>
+      <w:bookmarkStart w:id="34" w:name="_Toc224721076"/>
+      <w:r>
+        <w:t>Задание 3</w:t>
+      </w:r>
+      <w:r>
+        <w:rPr>
+          <w:lang w:val="en-US"/>
+        </w:rPr>
+        <w:t xml:space="preserve"> – </w:t>
+      </w:r>
+      <w:r>
+        <w:t>Построение моделей</w:t>
       </w:r>
       <w:bookmarkEnd w:id="33"/>
-    </w:p>
-    <w:p>
-      <w:pPr>
-        <w:pStyle w:val="2"/>
-      </w:pPr>
-      <w:bookmarkStart w:id="34" w:name="_Toc224086339"/>
-      <w:r>
-        <w:t xml:space="preserve">Задание </w:t>
-      </w:r>
-      <w:r>
-        <w:t>5</w:t>
-      </w:r>
       <w:bookmarkEnd w:id="34"/>
     </w:p>
     <w:p>
       <w:pPr>
-        <w:pStyle w:val="2"/>
-      </w:pPr>
-      <w:bookmarkStart w:id="35" w:name="_Toc224086340"/>
-      <w:r>
-        <w:t xml:space="preserve">Задание </w:t>
-      </w:r>
-      <w:r>
-        <w:t>6</w:t>
-      </w:r>
-      <w:bookmarkEnd w:id="35"/>
+        <w:pStyle w:val="a2"/>
+      </w:pPr>
+      <w:r>
+        <w:t>Для построения моделей напишем функцию «</w:t>
+      </w:r>
+      <w:r>
+        <w:rPr>
+          <w:lang w:val="en-US"/>
+        </w:rPr>
+        <w:t>building</w:t>
+      </w:r>
+      <w:r>
+        <w:t>_</w:t>
+      </w:r>
+      <w:r>
+        <w:rPr>
+          <w:lang w:val="en-US"/>
+        </w:rPr>
+        <w:t>models</w:t>
+      </w:r>
+      <w:r>
+        <w:t>()</w:t>
+      </w:r>
+      <w:r>
+        <w:t>»</w:t>
+      </w:r>
+      <w:r>
+        <w:t xml:space="preserve">, </w:t>
+      </w:r>
+      <w:r>
+        <w:t xml:space="preserve">которая будет принимать исходные значения и необходимые переменные, по которым и будет происходить построение, после которого функция вернет полученную модель, как показано на </w:t>
+      </w:r>
+      <w:r>
+        <w:fldChar w:fldCharType="begin"/>
+      </w:r>
+      <w:r>
+        <w:instrText xml:space="preserve"> REF _Ref224641272 \h </w:instrText>
+      </w:r>
+      <w:r>
+        <w:fldChar w:fldCharType="separate"/>
+      </w:r>
+      <w:r>
+        <w:t xml:space="preserve">рисунке </w:t>
+      </w:r>
+      <w:r>
+        <w:rPr>
+          <w:noProof/>
+        </w:rPr>
+        <w:t>3</w:t>
+      </w:r>
+      <w:r>
+        <w:t>.</w:t>
+      </w:r>
+      <w:r>
+        <w:rPr>
+          <w:noProof/>
+        </w:rPr>
+        <w:t>4</w:t>
+      </w:r>
+      <w:r>
+        <w:fldChar w:fldCharType="end"/>
+      </w:r>
+      <w:r>
+        <w:t xml:space="preserve">.   </w:t>
+      </w:r>
     </w:p>
     <w:p>
       <w:pPr>
-        <w:pStyle w:val="1"/>
-      </w:pPr>
-      <w:bookmarkStart w:id="36" w:name="_Toc224086341"/>
-      <w:r>
-        <w:lastRenderedPageBreak/>
-        <w:t>Лабораторная работа 3</w:t>
-      </w:r>
-      <w:bookmarkEnd w:id="36"/>
+        <w:pStyle w:val="a2"/>
+        <w:jc w:val="center"/>
+      </w:pPr>
+      <w:r>
+        <w:rPr>
+          <w:noProof/>
+        </w:rPr>
+        <w:drawing>
+          <wp:inline distT="0" distB="0" distL="0" distR="0" wp14:anchorId="0798FED3" wp14:editId="03CAA000">
+            <wp:extent cx="5850023" cy="1959035"/>
+            <wp:effectExtent l="0" t="0" r="0" b="3175"/>
+            <wp:docPr id="138046979" name="Рисунок 1"/>
+            <wp:cNvGraphicFramePr>
+              <a:graphicFrameLocks xmlns:a="http://schemas.openxmlformats.org/drawingml/2006/main" noChangeAspect="1"/>
+            </wp:cNvGraphicFramePr>
+            <a:graphic xmlns:a="http://schemas.openxmlformats.org/drawingml/2006/main">
+              <a:graphicData uri="http://schemas.openxmlformats.org/drawingml/2006/picture">
+                <pic:pic xmlns:pic="http://schemas.openxmlformats.org/drawingml/2006/picture">
+                  <pic:nvPicPr>
+                    <pic:cNvPr id="138046979" name=""/>
+                    <pic:cNvPicPr/>
+                  </pic:nvPicPr>
+                  <pic:blipFill>
+                    <a:blip r:embed="rId31"/>
+                    <a:stretch>
+                      <a:fillRect/>
+                    </a:stretch>
+                  </pic:blipFill>
+                  <pic:spPr>
+                    <a:xfrm>
+                      <a:off x="0" y="0"/>
+                      <a:ext cx="5857319" cy="1961478"/>
+                    </a:xfrm>
+                    <a:prstGeom prst="rect">
+                      <a:avLst/>
+                    </a:prstGeom>
+                  </pic:spPr>
+                </pic:pic>
+              </a:graphicData>
+            </a:graphic>
+          </wp:inline>
+        </w:drawing>
+      </w:r>
     </w:p>
     <w:p>
       <w:pPr>
-        <w:pStyle w:val="1"/>
-      </w:pPr>
-      <w:bookmarkStart w:id="37" w:name="_Toc224086342"/>
-      <w:r>
-        <w:lastRenderedPageBreak/>
-        <w:t>Лабораторная работа 4</w:t>
-      </w:r>
-      <w:bookmarkEnd w:id="37"/>
+        <w:pStyle w:val="ab"/>
+      </w:pPr>
+      <w:bookmarkStart w:id="35" w:name="_Ref224641272"/>
+      <w:r>
+        <w:t xml:space="preserve">Рисунок </w:t>
+      </w:r>
+      <w:fldSimple w:instr=" STYLEREF 1 \s ">
+        <w:r>
+          <w:rPr>
+            <w:noProof/>
+          </w:rPr>
+          <w:t>3</w:t>
+        </w:r>
+      </w:fldSimple>
+      <w:r>
+        <w:t>.</w:t>
+      </w:r>
+      <w:fldSimple w:instr=" SEQ Рисунок \* ARABIC \s 1 ">
+        <w:r>
+          <w:rPr>
+            <w:noProof/>
+          </w:rPr>
+          <w:t>4</w:t>
+        </w:r>
+      </w:fldSimple>
+      <w:bookmarkEnd w:id="35"/>
+      <w:r>
+        <w:t xml:space="preserve"> – Функция построения моделей</w:t>
+      </w:r>
     </w:p>
     <w:p>
       <w:pPr>
-        <w:pStyle w:val="1"/>
-      </w:pPr>
-      <w:bookmarkStart w:id="38" w:name="_Toc224086343"/>
-      <w:r>
-        <w:lastRenderedPageBreak/>
-        <w:t>Лабораторная работа 5</w:t>
-      </w:r>
-      <w:bookmarkEnd w:id="38"/>
+        <w:pStyle w:val="a2"/>
+      </w:pPr>
+      <w:r>
+        <w:t xml:space="preserve">Так как для метода наименьших квадратов необходимо, чтобы переменные были одинаковой размерности, то подготовим их так, как приведено на </w:t>
+      </w:r>
+      <w:r>
+        <w:fldChar w:fldCharType="begin"/>
+      </w:r>
+      <w:r>
+        <w:instrText xml:space="preserve"> REF _Ref224641462 \h </w:instrText>
+      </w:r>
+      <w:r>
+        <w:fldChar w:fldCharType="separate"/>
+      </w:r>
+      <w:r>
+        <w:t xml:space="preserve">рисунке </w:t>
+      </w:r>
+      <w:r>
+        <w:rPr>
+          <w:noProof/>
+        </w:rPr>
+        <w:t>3</w:t>
+      </w:r>
+      <w:r>
+        <w:t>.</w:t>
+      </w:r>
+      <w:r>
+        <w:rPr>
+          <w:noProof/>
+        </w:rPr>
+        <w:t>5</w:t>
+      </w:r>
+      <w:r>
+        <w:fldChar w:fldCharType="end"/>
+      </w:r>
+      <w:r>
+        <w:t>.</w:t>
+      </w:r>
     </w:p>
     <w:p>
       <w:pPr>
-        <w:pStyle w:val="1"/>
-      </w:pPr>
-      <w:bookmarkStart w:id="39" w:name="_Toc224086344"/>
-      <w:r>
+        <w:pStyle w:val="a2"/>
+        <w:jc w:val="center"/>
+      </w:pPr>
+      <w:r>
+        <w:rPr>
+          <w:noProof/>
+        </w:rPr>
         <w:lastRenderedPageBreak/>
-        <w:t>Лабораторная работа 6</w:t>
-      </w:r>
+        <w:drawing>
+          <wp:inline distT="0" distB="0" distL="0" distR="0" wp14:anchorId="0AE78ECA" wp14:editId="594A8A8F">
+            <wp:extent cx="5901902" cy="2593125"/>
+            <wp:effectExtent l="0" t="0" r="3810" b="0"/>
+            <wp:docPr id="31747934" name="Рисунок 1"/>
+            <wp:cNvGraphicFramePr>
+              <a:graphicFrameLocks xmlns:a="http://schemas.openxmlformats.org/drawingml/2006/main" noChangeAspect="1"/>
+            </wp:cNvGraphicFramePr>
+            <a:graphic xmlns:a="http://schemas.openxmlformats.org/drawingml/2006/main">
+              <a:graphicData uri="http://schemas.openxmlformats.org/drawingml/2006/picture">
+                <pic:pic xmlns:pic="http://schemas.openxmlformats.org/drawingml/2006/picture">
+                  <pic:nvPicPr>
+                    <pic:cNvPr id="31747934" name=""/>
+                    <pic:cNvPicPr/>
+                  </pic:nvPicPr>
+                  <pic:blipFill>
+                    <a:blip r:embed="rId32"/>
+                    <a:stretch>
+                      <a:fillRect/>
+                    </a:stretch>
+                  </pic:blipFill>
+                  <pic:spPr>
+                    <a:xfrm>
+                      <a:off x="0" y="0"/>
+                      <a:ext cx="5912291" cy="2597690"/>
+                    </a:xfrm>
+                    <a:prstGeom prst="rect">
+                      <a:avLst/>
+                    </a:prstGeom>
+                  </pic:spPr>
+                </pic:pic>
+              </a:graphicData>
+            </a:graphic>
+          </wp:inline>
+        </w:drawing>
+      </w:r>
+    </w:p>
+    <w:p>
+      <w:pPr>
+        <w:pStyle w:val="ab"/>
+      </w:pPr>
+      <w:bookmarkStart w:id="36" w:name="_Ref224641462"/>
+      <w:r>
+        <w:t xml:space="preserve">Рисунок </w:t>
+      </w:r>
+      <w:fldSimple w:instr=" STYLEREF 1 \s ">
+        <w:r>
+          <w:rPr>
+            <w:noProof/>
+          </w:rPr>
+          <w:t>3</w:t>
+        </w:r>
+      </w:fldSimple>
+      <w:r>
+        <w:t>.</w:t>
+      </w:r>
+      <w:fldSimple w:instr=" SEQ Рисунок \* ARABIC \s 1 ">
+        <w:r>
+          <w:rPr>
+            <w:noProof/>
+          </w:rPr>
+          <w:t>5</w:t>
+        </w:r>
+      </w:fldSimple>
+      <w:bookmarkEnd w:id="36"/>
+      <w:r>
+        <w:t xml:space="preserve"> – Подготовка переменных</w:t>
+      </w:r>
+    </w:p>
+    <w:p>
+      <w:pPr>
+        <w:pStyle w:val="a2"/>
+      </w:pPr>
+      <w:r>
+        <w:t xml:space="preserve">Наконец в зависимости от типа процесса, который мы узнали в первой лабораторной работе </w:t>
+      </w:r>
+      <w:r>
+        <w:t>[</w:t>
+      </w:r>
+      <w:r>
+        <w:fldChar w:fldCharType="begin"/>
+      </w:r>
+      <w:r>
+        <w:instrText xml:space="preserve"> REF _Ref224641696 \w \h </w:instrText>
+      </w:r>
+      <w:r>
+        <w:fldChar w:fldCharType="separate"/>
+      </w:r>
+      <w:r>
+        <w:t>2.4</w:t>
+      </w:r>
+      <w:r>
+        <w:fldChar w:fldCharType="end"/>
+      </w:r>
+      <w:r>
+        <w:t>]</w:t>
+      </w:r>
+      <w:r>
+        <w:t>, выбираем переменные, по которым необходимо построить модели (</w:t>
+      </w:r>
+      <w:r>
+        <w:fldChar w:fldCharType="begin"/>
+      </w:r>
+      <w:r>
+        <w:instrText xml:space="preserve"> REF _Ref224641632 \h </w:instrText>
+      </w:r>
+      <w:r>
+        <w:fldChar w:fldCharType="separate"/>
+      </w:r>
+      <w:r>
+        <w:t xml:space="preserve">рисунок </w:t>
+      </w:r>
+      <w:r>
+        <w:rPr>
+          <w:noProof/>
+        </w:rPr>
+        <w:t>3</w:t>
+      </w:r>
+      <w:r>
+        <w:t>.</w:t>
+      </w:r>
+      <w:r>
+        <w:rPr>
+          <w:noProof/>
+        </w:rPr>
+        <w:t>6</w:t>
+      </w:r>
+      <w:r>
+        <w:fldChar w:fldCharType="end"/>
+      </w:r>
+      <w:r>
+        <w:t>).</w:t>
+      </w:r>
+    </w:p>
+    <w:p>
+      <w:pPr>
+        <w:pStyle w:val="a2"/>
+        <w:jc w:val="center"/>
+      </w:pPr>
+      <w:r>
+        <w:rPr>
+          <w:noProof/>
+        </w:rPr>
+        <w:drawing>
+          <wp:inline distT="0" distB="0" distL="0" distR="0" wp14:anchorId="18752839" wp14:editId="0A3FF1AC">
+            <wp:extent cx="5952702" cy="2074236"/>
+            <wp:effectExtent l="0" t="0" r="0" b="2540"/>
+            <wp:docPr id="494196893" name="Рисунок 1"/>
+            <wp:cNvGraphicFramePr>
+              <a:graphicFrameLocks xmlns:a="http://schemas.openxmlformats.org/drawingml/2006/main" noChangeAspect="1"/>
+            </wp:cNvGraphicFramePr>
+            <a:graphic xmlns:a="http://schemas.openxmlformats.org/drawingml/2006/main">
+              <a:graphicData uri="http://schemas.openxmlformats.org/drawingml/2006/picture">
+                <pic:pic xmlns:pic="http://schemas.openxmlformats.org/drawingml/2006/picture">
+                  <pic:nvPicPr>
+                    <pic:cNvPr id="494196893" name=""/>
+                    <pic:cNvPicPr/>
+                  </pic:nvPicPr>
+                  <pic:blipFill>
+                    <a:blip r:embed="rId33"/>
+                    <a:stretch>
+                      <a:fillRect/>
+                    </a:stretch>
+                  </pic:blipFill>
+                  <pic:spPr>
+                    <a:xfrm>
+                      <a:off x="0" y="0"/>
+                      <a:ext cx="5966026" cy="2078879"/>
+                    </a:xfrm>
+                    <a:prstGeom prst="rect">
+                      <a:avLst/>
+                    </a:prstGeom>
+                  </pic:spPr>
+                </pic:pic>
+              </a:graphicData>
+            </a:graphic>
+          </wp:inline>
+        </w:drawing>
+      </w:r>
+    </w:p>
+    <w:p>
+      <w:pPr>
+        <w:pStyle w:val="ab"/>
+      </w:pPr>
+      <w:bookmarkStart w:id="37" w:name="_Ref224641632"/>
+      <w:r>
+        <w:t xml:space="preserve">Рисунок </w:t>
+      </w:r>
+      <w:fldSimple w:instr=" STYLEREF 1 \s ">
+        <w:r>
+          <w:rPr>
+            <w:noProof/>
+          </w:rPr>
+          <w:t>3</w:t>
+        </w:r>
+      </w:fldSimple>
+      <w:r>
+        <w:t>.</w:t>
+      </w:r>
+      <w:fldSimple w:instr=" SEQ Рисунок \* ARABIC \s 1 ">
+        <w:r>
+          <w:rPr>
+            <w:noProof/>
+          </w:rPr>
+          <w:t>6</w:t>
+        </w:r>
+      </w:fldSimple>
+      <w:bookmarkEnd w:id="37"/>
+      <w:r>
+        <w:t xml:space="preserve"> – Построение моделей</w:t>
+      </w:r>
+    </w:p>
+    <w:p>
+      <w:pPr>
+        <w:pStyle w:val="2"/>
+      </w:pPr>
+      <w:bookmarkStart w:id="38" w:name="_Ref224642143"/>
+      <w:bookmarkStart w:id="39" w:name="_Toc224721077"/>
+      <w:r>
+        <w:t>Задание 4</w:t>
+      </w:r>
+      <w:r>
+        <w:t xml:space="preserve"> – </w:t>
+      </w:r>
+      <w:r>
+        <w:t>Проверка статистической значимости</w:t>
+      </w:r>
+      <w:bookmarkEnd w:id="38"/>
       <w:bookmarkEnd w:id="39"/>
     </w:p>
     <w:p>
       <w:pPr>
+        <w:pStyle w:val="a2"/>
+      </w:pPr>
+      <w:r>
+        <w:t>Теперь напишем функцию «</w:t>
+      </w:r>
+      <w:r>
+        <w:rPr>
+          <w:lang w:val="en-US"/>
+        </w:rPr>
+        <w:t>significate</w:t>
+      </w:r>
+      <w:r>
+        <w:t>_</w:t>
+      </w:r>
+      <w:r>
+        <w:rPr>
+          <w:lang w:val="en-US"/>
+        </w:rPr>
+        <w:t>test</w:t>
+      </w:r>
+      <w:r>
+        <w:t>()</w:t>
+      </w:r>
+      <w:r>
+        <w:t>»</w:t>
+      </w:r>
+      <w:r>
+        <w:t xml:space="preserve">, </w:t>
+      </w:r>
+      <w:r>
+        <w:t xml:space="preserve">которая будет принимать модель и проверять статистическую значимость коэффициентов, как показано на </w:t>
+      </w:r>
+      <w:r>
+        <w:fldChar w:fldCharType="begin"/>
+      </w:r>
+      <w:r>
+        <w:instrText xml:space="preserve"> REF _Ref224642079 \h </w:instrText>
+      </w:r>
+      <w:r>
+        <w:fldChar w:fldCharType="separate"/>
+      </w:r>
+      <w:r>
+        <w:t xml:space="preserve">рисунке </w:t>
+      </w:r>
+      <w:r>
+        <w:rPr>
+          <w:noProof/>
+        </w:rPr>
+        <w:t>3</w:t>
+      </w:r>
+      <w:r>
+        <w:t>.</w:t>
+      </w:r>
+      <w:r>
+        <w:rPr>
+          <w:noProof/>
+        </w:rPr>
+        <w:t>7</w:t>
+      </w:r>
+      <w:r>
+        <w:fldChar w:fldCharType="end"/>
+      </w:r>
+      <w:r>
+        <w:t>.</w:t>
+      </w:r>
+    </w:p>
+    <w:p>
+      <w:pPr>
+        <w:pStyle w:val="a2"/>
+        <w:jc w:val="center"/>
+      </w:pPr>
+      <w:r>
+        <w:rPr>
+          <w:noProof/>
+        </w:rPr>
+        <w:lastRenderedPageBreak/>
+        <w:drawing>
+          <wp:inline distT="0" distB="0" distL="0" distR="0" wp14:anchorId="2C805F8F" wp14:editId="0DA97AAC">
+            <wp:extent cx="5944235" cy="3343295"/>
+            <wp:effectExtent l="0" t="0" r="0" b="9525"/>
+            <wp:docPr id="1602444132" name="Рисунок 1"/>
+            <wp:cNvGraphicFramePr>
+              <a:graphicFrameLocks xmlns:a="http://schemas.openxmlformats.org/drawingml/2006/main" noChangeAspect="1"/>
+            </wp:cNvGraphicFramePr>
+            <a:graphic xmlns:a="http://schemas.openxmlformats.org/drawingml/2006/main">
+              <a:graphicData uri="http://schemas.openxmlformats.org/drawingml/2006/picture">
+                <pic:pic xmlns:pic="http://schemas.openxmlformats.org/drawingml/2006/picture">
+                  <pic:nvPicPr>
+                    <pic:cNvPr id="1602444132" name=""/>
+                    <pic:cNvPicPr/>
+                  </pic:nvPicPr>
+                  <pic:blipFill>
+                    <a:blip r:embed="rId34"/>
+                    <a:stretch>
+                      <a:fillRect/>
+                    </a:stretch>
+                  </pic:blipFill>
+                  <pic:spPr>
+                    <a:xfrm>
+                      <a:off x="0" y="0"/>
+                      <a:ext cx="5949037" cy="3345996"/>
+                    </a:xfrm>
+                    <a:prstGeom prst="rect">
+                      <a:avLst/>
+                    </a:prstGeom>
+                  </pic:spPr>
+                </pic:pic>
+              </a:graphicData>
+            </a:graphic>
+          </wp:inline>
+        </w:drawing>
+      </w:r>
+    </w:p>
+    <w:p>
+      <w:pPr>
+        <w:pStyle w:val="ab"/>
+      </w:pPr>
+      <w:bookmarkStart w:id="40" w:name="_Ref224642079"/>
+      <w:r>
+        <w:t xml:space="preserve">Рисунок </w:t>
+      </w:r>
+      <w:fldSimple w:instr=" STYLEREF 1 \s ">
+        <w:r>
+          <w:rPr>
+            <w:noProof/>
+          </w:rPr>
+          <w:t>3</w:t>
+        </w:r>
+      </w:fldSimple>
+      <w:r>
+        <w:t>.</w:t>
+      </w:r>
+      <w:fldSimple w:instr=" SEQ Рисунок \* ARABIC \s 1 ">
+        <w:r>
+          <w:rPr>
+            <w:noProof/>
+          </w:rPr>
+          <w:t>7</w:t>
+        </w:r>
+      </w:fldSimple>
+      <w:bookmarkEnd w:id="40"/>
+      <w:r>
+        <w:t xml:space="preserve"> – Функция проверки статистической значимости</w:t>
+      </w:r>
+    </w:p>
+    <w:p>
+      <w:pPr>
+        <w:pStyle w:val="2"/>
+      </w:pPr>
+      <w:bookmarkStart w:id="41" w:name="_Toc224721078"/>
+      <w:r>
+        <w:t>Задание 5</w:t>
+      </w:r>
+      <w:r>
+        <w:t xml:space="preserve"> – </w:t>
+      </w:r>
+      <w:r>
+        <w:t>Оценка качества</w:t>
+      </w:r>
+      <w:bookmarkEnd w:id="41"/>
+    </w:p>
+    <w:p>
+      <w:pPr>
+        <w:pStyle w:val="a2"/>
+      </w:pPr>
+      <w:r>
+        <w:t>Передадим в написанную ранее функцию «</w:t>
+      </w:r>
+      <w:r>
+        <w:rPr>
+          <w:lang w:val="en-US"/>
+        </w:rPr>
+        <w:t>significate</w:t>
+      </w:r>
+      <w:r>
+        <w:t>_</w:t>
+      </w:r>
+      <w:r>
+        <w:rPr>
+          <w:lang w:val="en-US"/>
+        </w:rPr>
+        <w:t>test</w:t>
+      </w:r>
+      <w:r>
+        <w:t>()</w:t>
+      </w:r>
+      <w:r>
+        <w:t xml:space="preserve">» </w:t>
+      </w:r>
+      <w:r>
+        <w:t>построенные модели</w:t>
+      </w:r>
+      <w:r>
+        <w:t xml:space="preserve"> </w:t>
+      </w:r>
+      <w:r>
+        <w:t>(</w:t>
+      </w:r>
+      <w:r>
+        <w:fldChar w:fldCharType="begin"/>
+      </w:r>
+      <w:r>
+        <w:instrText xml:space="preserve"> REF _Ref224642176 \h </w:instrText>
+      </w:r>
+      <w:r>
+        <w:fldChar w:fldCharType="separate"/>
+      </w:r>
+      <w:r>
+        <w:t xml:space="preserve">рисунок </w:t>
+      </w:r>
+      <w:r>
+        <w:rPr>
+          <w:noProof/>
+        </w:rPr>
+        <w:t>3</w:t>
+      </w:r>
+      <w:r>
+        <w:t>.</w:t>
+      </w:r>
+      <w:r>
+        <w:rPr>
+          <w:noProof/>
+        </w:rPr>
+        <w:t>8</w:t>
+      </w:r>
+      <w:r>
+        <w:fldChar w:fldCharType="end"/>
+      </w:r>
+      <w:r>
+        <w:t>).</w:t>
+      </w:r>
+    </w:p>
+    <w:p>
+      <w:pPr>
+        <w:pStyle w:val="a2"/>
+        <w:jc w:val="center"/>
+      </w:pPr>
+      <w:r>
+        <w:rPr>
+          <w:noProof/>
+        </w:rPr>
+        <w:drawing>
+          <wp:inline distT="0" distB="0" distL="0" distR="0" wp14:anchorId="46BC704D" wp14:editId="462D2306">
+            <wp:extent cx="5611008" cy="1781424"/>
+            <wp:effectExtent l="0" t="0" r="0" b="9525"/>
+            <wp:docPr id="2042862888" name="Рисунок 1"/>
+            <wp:cNvGraphicFramePr>
+              <a:graphicFrameLocks xmlns:a="http://schemas.openxmlformats.org/drawingml/2006/main" noChangeAspect="1"/>
+            </wp:cNvGraphicFramePr>
+            <a:graphic xmlns:a="http://schemas.openxmlformats.org/drawingml/2006/main">
+              <a:graphicData uri="http://schemas.openxmlformats.org/drawingml/2006/picture">
+                <pic:pic xmlns:pic="http://schemas.openxmlformats.org/drawingml/2006/picture">
+                  <pic:nvPicPr>
+                    <pic:cNvPr id="2042862888" name=""/>
+                    <pic:cNvPicPr/>
+                  </pic:nvPicPr>
+                  <pic:blipFill>
+                    <a:blip r:embed="rId35"/>
+                    <a:stretch>
+                      <a:fillRect/>
+                    </a:stretch>
+                  </pic:blipFill>
+                  <pic:spPr>
+                    <a:xfrm>
+                      <a:off x="0" y="0"/>
+                      <a:ext cx="5611008" cy="1781424"/>
+                    </a:xfrm>
+                    <a:prstGeom prst="rect">
+                      <a:avLst/>
+                    </a:prstGeom>
+                  </pic:spPr>
+                </pic:pic>
+              </a:graphicData>
+            </a:graphic>
+          </wp:inline>
+        </w:drawing>
+      </w:r>
+    </w:p>
+    <w:p>
+      <w:pPr>
+        <w:pStyle w:val="ab"/>
+      </w:pPr>
+      <w:bookmarkStart w:id="42" w:name="_Ref224642176"/>
+      <w:r>
+        <w:t xml:space="preserve">Рисунок </w:t>
+      </w:r>
+      <w:fldSimple w:instr=" STYLEREF 1 \s ">
+        <w:r>
+          <w:rPr>
+            <w:noProof/>
+          </w:rPr>
+          <w:t>3</w:t>
+        </w:r>
+      </w:fldSimple>
+      <w:r>
+        <w:t>.</w:t>
+      </w:r>
+      <w:fldSimple w:instr=" SEQ Рисунок \* ARABIC \s 1 ">
+        <w:r>
+          <w:rPr>
+            <w:noProof/>
+          </w:rPr>
+          <w:t>8</w:t>
+        </w:r>
+      </w:fldSimple>
+      <w:bookmarkEnd w:id="42"/>
+      <w:r>
+        <w:t xml:space="preserve"> – Оценка качества</w:t>
+      </w:r>
+    </w:p>
+    <w:p>
+      <w:pPr>
+        <w:pStyle w:val="2"/>
+      </w:pPr>
+      <w:bookmarkStart w:id="43" w:name="_Toc224721079"/>
+      <w:r>
+        <w:t>Задание 6</w:t>
+      </w:r>
+      <w:r>
+        <w:t xml:space="preserve"> – </w:t>
+      </w:r>
+      <w:r>
+        <w:t>Определение типа процесса c учетом структурных изменений</w:t>
+      </w:r>
+      <w:bookmarkEnd w:id="43"/>
+    </w:p>
+    <w:p>
+      <w:pPr>
+        <w:pStyle w:val="a2"/>
+      </w:pPr>
+      <w:r>
+        <w:t xml:space="preserve">Далее на основе оценки качества моделей определяем наличие структурного скачка у исследуемого процесса, как показано на </w:t>
+      </w:r>
+      <w:r>
+        <w:fldChar w:fldCharType="begin"/>
+      </w:r>
+      <w:r>
+        <w:instrText xml:space="preserve"> REF _Ref224642516 \h </w:instrText>
+      </w:r>
+      <w:r>
+        <w:fldChar w:fldCharType="separate"/>
+      </w:r>
+      <w:r>
+        <w:t xml:space="preserve">рисунке </w:t>
+      </w:r>
+      <w:r>
+        <w:rPr>
+          <w:noProof/>
+        </w:rPr>
+        <w:t>3</w:t>
+      </w:r>
+      <w:r>
+        <w:t>.</w:t>
+      </w:r>
+      <w:r>
+        <w:rPr>
+          <w:noProof/>
+        </w:rPr>
+        <w:t>9</w:t>
+      </w:r>
+      <w:r>
+        <w:fldChar w:fldCharType="end"/>
+      </w:r>
+      <w:r>
+        <w:t>.</w:t>
+      </w:r>
+    </w:p>
+    <w:p>
+      <w:pPr>
+        <w:pStyle w:val="a2"/>
+        <w:jc w:val="center"/>
+      </w:pPr>
+      <w:r>
+        <w:rPr>
+          <w:noProof/>
+        </w:rPr>
+        <w:lastRenderedPageBreak/>
+        <w:drawing>
+          <wp:inline distT="0" distB="0" distL="0" distR="0" wp14:anchorId="3B294DA1" wp14:editId="4CE54E17">
+            <wp:extent cx="5825702" cy="1242535"/>
+            <wp:effectExtent l="0" t="0" r="3810" b="0"/>
+            <wp:docPr id="230952169" name="Рисунок 1"/>
+            <wp:cNvGraphicFramePr>
+              <a:graphicFrameLocks xmlns:a="http://schemas.openxmlformats.org/drawingml/2006/main" noChangeAspect="1"/>
+            </wp:cNvGraphicFramePr>
+            <a:graphic xmlns:a="http://schemas.openxmlformats.org/drawingml/2006/main">
+              <a:graphicData uri="http://schemas.openxmlformats.org/drawingml/2006/picture">
+                <pic:pic xmlns:pic="http://schemas.openxmlformats.org/drawingml/2006/picture">
+                  <pic:nvPicPr>
+                    <pic:cNvPr id="230952169" name=""/>
+                    <pic:cNvPicPr/>
+                  </pic:nvPicPr>
+                  <pic:blipFill>
+                    <a:blip r:embed="rId36"/>
+                    <a:stretch>
+                      <a:fillRect/>
+                    </a:stretch>
+                  </pic:blipFill>
+                  <pic:spPr>
+                    <a:xfrm>
+                      <a:off x="0" y="0"/>
+                      <a:ext cx="5844628" cy="1246572"/>
+                    </a:xfrm>
+                    <a:prstGeom prst="rect">
+                      <a:avLst/>
+                    </a:prstGeom>
+                  </pic:spPr>
+                </pic:pic>
+              </a:graphicData>
+            </a:graphic>
+          </wp:inline>
+        </w:drawing>
+      </w:r>
+    </w:p>
+    <w:p>
+      <w:pPr>
+        <w:pStyle w:val="ab"/>
+      </w:pPr>
+      <w:bookmarkStart w:id="44" w:name="_Ref224642516"/>
+      <w:r>
+        <w:t xml:space="preserve">Рисунок </w:t>
+      </w:r>
+      <w:fldSimple w:instr=" STYLEREF 1 \s ">
+        <w:r>
+          <w:rPr>
+            <w:noProof/>
+          </w:rPr>
+          <w:t>3</w:t>
+        </w:r>
+      </w:fldSimple>
+      <w:r>
+        <w:t>.</w:t>
+      </w:r>
+      <w:fldSimple w:instr=" SEQ Рисунок \* ARABIC \s 1 ">
+        <w:r>
+          <w:rPr>
+            <w:noProof/>
+          </w:rPr>
+          <w:t>9</w:t>
+        </w:r>
+      </w:fldSimple>
+      <w:bookmarkEnd w:id="44"/>
+      <w:r>
+        <w:t xml:space="preserve"> - Определение типа процесса с учетом структурных изменений</w:t>
+      </w:r>
+    </w:p>
+    <w:p>
+      <w:pPr>
+        <w:pStyle w:val="a2"/>
+      </w:pPr>
+      <w:r>
+        <w:fldChar w:fldCharType="begin"/>
+      </w:r>
+      <w:r>
+        <w:instrText xml:space="preserve"> REF _Ref224642522 \h </w:instrText>
+      </w:r>
+      <w:r>
+        <w:fldChar w:fldCharType="separate"/>
+      </w:r>
+      <w:r>
+        <w:t xml:space="preserve">Рисунок </w:t>
+      </w:r>
+      <w:r>
+        <w:rPr>
+          <w:noProof/>
+        </w:rPr>
+        <w:t>3</w:t>
+      </w:r>
+      <w:r>
+        <w:t>.</w:t>
+      </w:r>
+      <w:r>
+        <w:rPr>
+          <w:noProof/>
+        </w:rPr>
+        <w:t>10</w:t>
+      </w:r>
+      <w:r>
+        <w:fldChar w:fldCharType="end"/>
+      </w:r>
+      <w:r>
+        <w:t xml:space="preserve"> содержит результат определения: «</w:t>
+      </w:r>
+      <m:oMath>
+        <m:r>
+          <w:rPr>
+            <w:rFonts w:ascii="Cambria Math" w:hAnsi="Cambria Math"/>
+          </w:rPr>
+          <m:t>D</m:t>
+        </m:r>
+        <m:r>
+          <w:rPr>
+            <w:rFonts w:ascii="Cambria Math" w:hAnsi="Cambria Math"/>
+            <w:lang w:val="en-US"/>
+          </w:rPr>
+          <m:t>S</m:t>
+        </m:r>
+        <m:r>
+          <w:rPr>
+            <w:rFonts w:ascii="Cambria Math" w:hAnsi="Cambria Math"/>
+          </w:rPr>
+          <m:t>(</m:t>
+        </m:r>
+        <m:sSub>
+          <m:sSubPr>
+            <m:ctrlPr>
+              <w:rPr>
+                <w:rFonts w:ascii="Cambria Math" w:hAnsi="Cambria Math"/>
+                <w:i/>
+              </w:rPr>
+            </m:ctrlPr>
+          </m:sSubPr>
+          <m:e>
+            <m:r>
+              <w:rPr>
+                <w:rFonts w:ascii="Cambria Math" w:hAnsi="Cambria Math"/>
+              </w:rPr>
+              <m:t>I</m:t>
+            </m:r>
+          </m:e>
+          <m:sub>
+            <m:r>
+              <w:rPr>
+                <w:rFonts w:ascii="Cambria Math" w:hAnsi="Cambria Math"/>
+              </w:rPr>
+              <m:t>1</m:t>
+            </m:r>
+          </m:sub>
+        </m:sSub>
+        <m:r>
+          <w:rPr>
+            <w:rFonts w:ascii="Cambria Math" w:hAnsi="Cambria Math"/>
+          </w:rPr>
+          <m:t>)</m:t>
+        </m:r>
+      </m:oMath>
+      <w:r>
+        <w:t xml:space="preserve"> без структурного скачка».</w:t>
+      </w:r>
+    </w:p>
+    <w:p>
+      <w:pPr>
+        <w:pStyle w:val="a2"/>
+        <w:jc w:val="center"/>
+      </w:pPr>
+      <w:r>
+        <w:rPr>
+          <w:noProof/>
+        </w:rPr>
+        <w:drawing>
+          <wp:inline distT="0" distB="0" distL="0" distR="0" wp14:anchorId="3998982B" wp14:editId="75496B66">
+            <wp:extent cx="5901902" cy="458065"/>
+            <wp:effectExtent l="0" t="0" r="3810" b="0"/>
+            <wp:docPr id="141628933" name="Рисунок 1"/>
+            <wp:cNvGraphicFramePr>
+              <a:graphicFrameLocks xmlns:a="http://schemas.openxmlformats.org/drawingml/2006/main" noChangeAspect="1"/>
+            </wp:cNvGraphicFramePr>
+            <a:graphic xmlns:a="http://schemas.openxmlformats.org/drawingml/2006/main">
+              <a:graphicData uri="http://schemas.openxmlformats.org/drawingml/2006/picture">
+                <pic:pic xmlns:pic="http://schemas.openxmlformats.org/drawingml/2006/picture">
+                  <pic:nvPicPr>
+                    <pic:cNvPr id="141628933" name=""/>
+                    <pic:cNvPicPr/>
+                  </pic:nvPicPr>
+                  <pic:blipFill>
+                    <a:blip r:embed="rId37"/>
+                    <a:stretch>
+                      <a:fillRect/>
+                    </a:stretch>
+                  </pic:blipFill>
+                  <pic:spPr>
+                    <a:xfrm>
+                      <a:off x="0" y="0"/>
+                      <a:ext cx="5947342" cy="461592"/>
+                    </a:xfrm>
+                    <a:prstGeom prst="rect">
+                      <a:avLst/>
+                    </a:prstGeom>
+                  </pic:spPr>
+                </pic:pic>
+              </a:graphicData>
+            </a:graphic>
+          </wp:inline>
+        </w:drawing>
+      </w:r>
+    </w:p>
+    <w:p>
+      <w:pPr>
+        <w:pStyle w:val="ab"/>
+      </w:pPr>
+      <w:bookmarkStart w:id="45" w:name="_Ref224642522"/>
+      <w:r>
+        <w:t xml:space="preserve">Рисунок </w:t>
+      </w:r>
+      <w:fldSimple w:instr=" STYLEREF 1 \s ">
+        <w:r>
+          <w:rPr>
+            <w:noProof/>
+          </w:rPr>
+          <w:t>3</w:t>
+        </w:r>
+      </w:fldSimple>
+      <w:r>
+        <w:t>.</w:t>
+      </w:r>
+      <w:fldSimple w:instr=" SEQ Рисунок \* ARABIC \s 1 ">
+        <w:r>
+          <w:rPr>
+            <w:noProof/>
+          </w:rPr>
+          <w:t>10</w:t>
+        </w:r>
+      </w:fldSimple>
+      <w:bookmarkEnd w:id="45"/>
+      <w:r>
+        <w:t xml:space="preserve"> – Тип процесса с учетом структурных изменений</w:t>
+      </w:r>
+    </w:p>
+    <w:p>
+      <w:pPr>
         <w:pStyle w:val="1"/>
       </w:pPr>
-      <w:bookmarkStart w:id="40" w:name="_Toc224086345"/>
+      <w:bookmarkStart w:id="46" w:name="_Toc224721080"/>
+      <w:r>
+        <w:lastRenderedPageBreak/>
+        <w:t>Лабораторная работа 3</w:t>
+      </w:r>
+      <w:r>
+        <w:t xml:space="preserve"> – </w:t>
+      </w:r>
+      <w:r>
+        <w:t>Выделение детерминированных компонент из структуры ряда</w:t>
+      </w:r>
+      <w:bookmarkEnd w:id="46"/>
+    </w:p>
+    <w:p>
+      <w:pPr>
+        <w:pStyle w:val="2"/>
+      </w:pPr>
+      <w:bookmarkStart w:id="47" w:name="_Toc224721081"/>
+      <w:r>
+        <w:t>Задание 1</w:t>
+      </w:r>
+      <w:r>
+        <w:rPr>
+          <w:lang w:val="en-US"/>
+        </w:rPr>
+        <w:t xml:space="preserve"> – </w:t>
+      </w:r>
+      <w:r>
+        <w:t>Анализ графика исходного ряда</w:t>
+      </w:r>
+      <w:bookmarkEnd w:id="47"/>
+    </w:p>
+    <w:p>
+      <w:pPr>
+        <w:pStyle w:val="a2"/>
+      </w:pPr>
+      <w:r>
+        <w:t xml:space="preserve">Для анализа временного ряда снова построим его график, как показано на </w:t>
+      </w:r>
+      <w:r>
+        <w:fldChar w:fldCharType="begin"/>
+      </w:r>
+      <w:r>
+        <w:instrText xml:space="preserve"> REF _Ref224649533 \h </w:instrText>
+      </w:r>
+      <w:r>
+        <w:fldChar w:fldCharType="separate"/>
+      </w:r>
+      <w:r>
+        <w:t xml:space="preserve">рисунке </w:t>
+      </w:r>
+      <w:r>
+        <w:rPr>
+          <w:noProof/>
+        </w:rPr>
+        <w:t>4</w:t>
+      </w:r>
+      <w:r>
+        <w:t>.</w:t>
+      </w:r>
+      <w:r>
+        <w:rPr>
+          <w:noProof/>
+        </w:rPr>
+        <w:t>1</w:t>
+      </w:r>
+      <w:r>
+        <w:fldChar w:fldCharType="end"/>
+      </w:r>
+      <w:r>
+        <w:t xml:space="preserve">. Построенный график изображен на </w:t>
+      </w:r>
+      <w:r>
+        <w:fldChar w:fldCharType="begin"/>
+      </w:r>
+      <w:r>
+        <w:instrText xml:space="preserve"> REF _Ref224649622 \h </w:instrText>
+      </w:r>
+      <w:r>
+        <w:fldChar w:fldCharType="separate"/>
+      </w:r>
+      <w:r>
+        <w:t xml:space="preserve">рисунке </w:t>
+      </w:r>
+      <w:r>
+        <w:rPr>
+          <w:noProof/>
+        </w:rPr>
+        <w:t>4</w:t>
+      </w:r>
+      <w:r>
+        <w:t>.</w:t>
+      </w:r>
+      <w:r>
+        <w:rPr>
+          <w:noProof/>
+        </w:rPr>
+        <w:t>2</w:t>
+      </w:r>
+      <w:r>
+        <w:fldChar w:fldCharType="end"/>
+      </w:r>
+      <w:r>
+        <w:t>.</w:t>
+      </w:r>
+    </w:p>
+    <w:p>
+      <w:pPr>
+        <w:pStyle w:val="a2"/>
+        <w:jc w:val="center"/>
+      </w:pPr>
+      <w:r>
+        <w:rPr>
+          <w:noProof/>
+        </w:rPr>
+        <w:drawing>
+          <wp:inline distT="0" distB="0" distL="0" distR="0" wp14:anchorId="5C6F1F77" wp14:editId="66F7CBF2">
+            <wp:extent cx="5893012" cy="1683377"/>
+            <wp:effectExtent l="0" t="0" r="0" b="0"/>
+            <wp:docPr id="559867225" name="Рисунок 1"/>
+            <wp:cNvGraphicFramePr>
+              <a:graphicFrameLocks xmlns:a="http://schemas.openxmlformats.org/drawingml/2006/main" noChangeAspect="1"/>
+            </wp:cNvGraphicFramePr>
+            <a:graphic xmlns:a="http://schemas.openxmlformats.org/drawingml/2006/main">
+              <a:graphicData uri="http://schemas.openxmlformats.org/drawingml/2006/picture">
+                <pic:pic xmlns:pic="http://schemas.openxmlformats.org/drawingml/2006/picture">
+                  <pic:nvPicPr>
+                    <pic:cNvPr id="559867225" name=""/>
+                    <pic:cNvPicPr/>
+                  </pic:nvPicPr>
+                  <pic:blipFill>
+                    <a:blip r:embed="rId38"/>
+                    <a:stretch>
+                      <a:fillRect/>
+                    </a:stretch>
+                  </pic:blipFill>
+                  <pic:spPr>
+                    <a:xfrm>
+                      <a:off x="0" y="0"/>
+                      <a:ext cx="5921830" cy="1691609"/>
+                    </a:xfrm>
+                    <a:prstGeom prst="rect">
+                      <a:avLst/>
+                    </a:prstGeom>
+                  </pic:spPr>
+                </pic:pic>
+              </a:graphicData>
+            </a:graphic>
+          </wp:inline>
+        </w:drawing>
+      </w:r>
+    </w:p>
+    <w:p>
+      <w:pPr>
+        <w:pStyle w:val="ab"/>
+      </w:pPr>
+      <w:bookmarkStart w:id="48" w:name="_Ref224649533"/>
+      <w:r>
+        <w:t xml:space="preserve">Рисунок </w:t>
+      </w:r>
+      <w:fldSimple w:instr=" STYLEREF 1 \s ">
+        <w:r>
+          <w:rPr>
+            <w:noProof/>
+          </w:rPr>
+          <w:t>4</w:t>
+        </w:r>
+      </w:fldSimple>
+      <w:r>
+        <w:t>.</w:t>
+      </w:r>
+      <w:fldSimple w:instr=" SEQ Рисунок \* ARABIC \s 1 ">
+        <w:r>
+          <w:rPr>
+            <w:noProof/>
+          </w:rPr>
+          <w:t>1</w:t>
+        </w:r>
+      </w:fldSimple>
+      <w:bookmarkEnd w:id="48"/>
+      <w:r>
+        <w:t xml:space="preserve"> – Построение графика исходного ряда</w:t>
+      </w:r>
+    </w:p>
+    <w:p>
+      <w:pPr>
+        <w:pStyle w:val="a2"/>
+        <w:jc w:val="center"/>
+      </w:pPr>
+      <w:r>
+        <w:rPr>
+          <w:noProof/>
+        </w:rPr>
+        <w:drawing>
+          <wp:inline distT="0" distB="0" distL="0" distR="0" wp14:anchorId="1CC74FF1" wp14:editId="5F6E8073">
+            <wp:extent cx="5926714" cy="3141679"/>
+            <wp:effectExtent l="0" t="0" r="0" b="1905"/>
+            <wp:docPr id="1285359357" name="Рисунок 1"/>
+            <wp:cNvGraphicFramePr>
+              <a:graphicFrameLocks xmlns:a="http://schemas.openxmlformats.org/drawingml/2006/main" noChangeAspect="1"/>
+            </wp:cNvGraphicFramePr>
+            <a:graphic xmlns:a="http://schemas.openxmlformats.org/drawingml/2006/main">
+              <a:graphicData uri="http://schemas.openxmlformats.org/drawingml/2006/picture">
+                <pic:pic xmlns:pic="http://schemas.openxmlformats.org/drawingml/2006/picture">
+                  <pic:nvPicPr>
+                    <pic:cNvPr id="1644206315" name=""/>
+                    <pic:cNvPicPr/>
+                  </pic:nvPicPr>
+                  <pic:blipFill>
+                    <a:blip r:embed="rId14"/>
+                    <a:stretch>
+                      <a:fillRect/>
+                    </a:stretch>
+                  </pic:blipFill>
+                  <pic:spPr>
+                    <a:xfrm>
+                      <a:off x="0" y="0"/>
+                      <a:ext cx="5926714" cy="3141679"/>
+                    </a:xfrm>
+                    <a:prstGeom prst="rect">
+                      <a:avLst/>
+                    </a:prstGeom>
+                  </pic:spPr>
+                </pic:pic>
+              </a:graphicData>
+            </a:graphic>
+          </wp:inline>
+        </w:drawing>
+      </w:r>
+    </w:p>
+    <w:p>
+      <w:pPr>
+        <w:pStyle w:val="ab"/>
+      </w:pPr>
+      <w:bookmarkStart w:id="49" w:name="_Ref224649622"/>
+      <w:r>
+        <w:t xml:space="preserve">Рисунок </w:t>
+      </w:r>
+      <w:fldSimple w:instr=" STYLEREF 1 \s ">
+        <w:r>
+          <w:rPr>
+            <w:noProof/>
+          </w:rPr>
+          <w:t>4</w:t>
+        </w:r>
+      </w:fldSimple>
+      <w:r>
+        <w:t>.</w:t>
+      </w:r>
+      <w:fldSimple w:instr=" SEQ Рисунок \* ARABIC \s 1 ">
+        <w:r>
+          <w:rPr>
+            <w:noProof/>
+          </w:rPr>
+          <w:t>2</w:t>
+        </w:r>
+      </w:fldSimple>
+      <w:bookmarkEnd w:id="49"/>
+      <w:r>
+        <w:t xml:space="preserve"> – График исходного ряда</w:t>
+      </w:r>
+    </w:p>
+    <w:p>
+      <w:pPr>
+        <w:pStyle w:val="a2"/>
+      </w:pPr>
+      <w:r>
+        <w:t>По графику можно сделать следующие предварительные выводы:</w:t>
+      </w:r>
+    </w:p>
+    <w:p>
+      <w:pPr>
+        <w:pStyle w:val="a2"/>
+        <w:numPr>
+          <w:ilvl w:val="0"/>
+          <w:numId w:val="22"/>
+        </w:numPr>
+      </w:pPr>
+      <w:r>
+        <w:t>тренд отсутствует, так как ряд колеблется относительно</w:t>
+      </w:r>
+      <w:r>
+        <w:t xml:space="preserve"> горизонтальной линии</w:t>
+      </w:r>
+      <w:r>
+        <w:t>;</w:t>
+      </w:r>
+    </w:p>
+    <w:p>
+      <w:pPr>
+        <w:pStyle w:val="a2"/>
+        <w:numPr>
+          <w:ilvl w:val="0"/>
+          <w:numId w:val="22"/>
+        </w:numPr>
+      </w:pPr>
+      <w:r>
+        <w:lastRenderedPageBreak/>
+        <w:t>сезонность присутствует, так как видны регулярные достижения точек максимума и минимума с примерно одинаковым интервалом</w:t>
+      </w:r>
+      <w:r>
+        <w:t>;</w:t>
+      </w:r>
+    </w:p>
+    <w:p>
+      <w:pPr>
+        <w:pStyle w:val="a2"/>
+        <w:numPr>
+          <w:ilvl w:val="0"/>
+          <w:numId w:val="22"/>
+        </w:numPr>
+      </w:pPr>
+      <w:r>
+        <w:t>присутствует аддитивное вхождение сезонной компоненты, так как амплитуда примерно одинаковая на протяжении всего ряда.</w:t>
+      </w:r>
+    </w:p>
+    <w:p>
+      <w:pPr>
+        <w:pStyle w:val="2"/>
+        <w:rPr>
+          <w:lang w:val="en-US"/>
+        </w:rPr>
+      </w:pPr>
+      <w:bookmarkStart w:id="50" w:name="_Toc224721082"/>
+      <w:r>
+        <w:t>Задание 2</w:t>
+      </w:r>
+      <w:r>
+        <w:rPr>
+          <w:lang w:val="en-US"/>
+        </w:rPr>
+        <w:t xml:space="preserve"> – </w:t>
+      </w:r>
+      <w:r>
+        <w:t xml:space="preserve">Анализ </w:t>
+      </w:r>
+      <w:proofErr w:type="spellStart"/>
+      <w:r>
+        <w:t>коррелограмм</w:t>
+      </w:r>
+      <w:bookmarkEnd w:id="50"/>
+      <w:proofErr w:type="spellEnd"/>
+    </w:p>
+    <w:p>
+      <w:pPr>
+        <w:pStyle w:val="a2"/>
+      </w:pPr>
+      <w:r>
+        <w:t>Для того, чтобы избежать повторов, создадим функцию «</w:t>
+      </w:r>
+      <w:proofErr w:type="spellStart"/>
+      <w:r>
+        <w:rPr>
+          <w:lang w:val="en-US"/>
+        </w:rPr>
+        <w:t>acf</w:t>
+      </w:r>
+      <w:proofErr w:type="spellEnd"/>
+      <w:r>
+        <w:t>_</w:t>
+      </w:r>
+      <w:proofErr w:type="spellStart"/>
+      <w:r>
+        <w:rPr>
+          <w:lang w:val="en-US"/>
+        </w:rPr>
+        <w:t>pacf</w:t>
+      </w:r>
+      <w:proofErr w:type="spellEnd"/>
+      <w:r>
+        <w:t>()</w:t>
+      </w:r>
+      <w:r>
+        <w:t xml:space="preserve">», которая будет строить </w:t>
+      </w:r>
+      <w:proofErr w:type="spellStart"/>
+      <w:r>
+        <w:t>коррелограммы</w:t>
+      </w:r>
+      <w:proofErr w:type="spellEnd"/>
+      <w:r>
+        <w:t xml:space="preserve"> (</w:t>
+      </w:r>
+      <w:r>
+        <w:fldChar w:fldCharType="begin"/>
+      </w:r>
+      <w:r>
+        <w:instrText xml:space="preserve"> REF _Ref224661839 \h </w:instrText>
+      </w:r>
+      <w:r>
+        <w:fldChar w:fldCharType="separate"/>
+      </w:r>
+      <w:r>
+        <w:t xml:space="preserve">рисунок </w:t>
+      </w:r>
+      <w:r>
+        <w:rPr>
+          <w:noProof/>
+        </w:rPr>
+        <w:t>4</w:t>
+      </w:r>
+      <w:r>
+        <w:t>.</w:t>
+      </w:r>
+      <w:r>
+        <w:rPr>
+          <w:noProof/>
+        </w:rPr>
+        <w:t>3</w:t>
+      </w:r>
+      <w:r>
+        <w:fldChar w:fldCharType="end"/>
+      </w:r>
+      <w:r>
+        <w:t xml:space="preserve">). </w:t>
+      </w:r>
+      <w:r>
+        <w:t xml:space="preserve">Далее в зависимости от типа процесса передадим в функцию значения, как показано на </w:t>
+      </w:r>
+      <w:r>
+        <w:fldChar w:fldCharType="begin"/>
+      </w:r>
+      <w:r>
+        <w:instrText xml:space="preserve"> REF _Ref224662033 \h </w:instrText>
+      </w:r>
+      <w:r>
+        <w:fldChar w:fldCharType="separate"/>
+      </w:r>
+      <w:r>
+        <w:t xml:space="preserve">рисунке </w:t>
+      </w:r>
+      <w:r>
+        <w:rPr>
+          <w:noProof/>
+        </w:rPr>
+        <w:t>4</w:t>
+      </w:r>
+      <w:r>
+        <w:t>.</w:t>
+      </w:r>
+      <w:r>
+        <w:rPr>
+          <w:noProof/>
+        </w:rPr>
+        <w:t>4</w:t>
+      </w:r>
+      <w:r>
+        <w:fldChar w:fldCharType="end"/>
+      </w:r>
+      <w:r>
+        <w:t>.</w:t>
+      </w:r>
+    </w:p>
+    <w:p>
+      <w:pPr>
+        <w:pStyle w:val="a2"/>
+        <w:jc w:val="center"/>
+      </w:pPr>
+      <w:r>
+        <w:rPr>
+          <w:noProof/>
+        </w:rPr>
+        <w:drawing>
+          <wp:inline distT="0" distB="0" distL="0" distR="0" wp14:anchorId="4E88EEBA" wp14:editId="0E8A8C3E">
+            <wp:extent cx="5858643" cy="2449479"/>
+            <wp:effectExtent l="0" t="0" r="8890" b="8255"/>
+            <wp:docPr id="324181505" name="Рисунок 1"/>
+            <wp:cNvGraphicFramePr>
+              <a:graphicFrameLocks xmlns:a="http://schemas.openxmlformats.org/drawingml/2006/main" noChangeAspect="1"/>
+            </wp:cNvGraphicFramePr>
+            <a:graphic xmlns:a="http://schemas.openxmlformats.org/drawingml/2006/main">
+              <a:graphicData uri="http://schemas.openxmlformats.org/drawingml/2006/picture">
+                <pic:pic xmlns:pic="http://schemas.openxmlformats.org/drawingml/2006/picture">
+                  <pic:nvPicPr>
+                    <pic:cNvPr id="324181505" name=""/>
+                    <pic:cNvPicPr/>
+                  </pic:nvPicPr>
+                  <pic:blipFill>
+                    <a:blip r:embed="rId39"/>
+                    <a:stretch>
+                      <a:fillRect/>
+                    </a:stretch>
+                  </pic:blipFill>
+                  <pic:spPr>
+                    <a:xfrm>
+                      <a:off x="0" y="0"/>
+                      <a:ext cx="5871268" cy="2454758"/>
+                    </a:xfrm>
+                    <a:prstGeom prst="rect">
+                      <a:avLst/>
+                    </a:prstGeom>
+                  </pic:spPr>
+                </pic:pic>
+              </a:graphicData>
+            </a:graphic>
+          </wp:inline>
+        </w:drawing>
+      </w:r>
+    </w:p>
+    <w:p>
+      <w:pPr>
+        <w:pStyle w:val="ab"/>
+      </w:pPr>
+      <w:bookmarkStart w:id="51" w:name="_Ref224661839"/>
+      <w:r>
+        <w:t xml:space="preserve">Рисунок </w:t>
+      </w:r>
+      <w:fldSimple w:instr=" STYLEREF 1 \s ">
+        <w:r>
+          <w:rPr>
+            <w:noProof/>
+          </w:rPr>
+          <w:t>4</w:t>
+        </w:r>
+      </w:fldSimple>
+      <w:r>
+        <w:t>.</w:t>
+      </w:r>
+      <w:fldSimple w:instr=" SEQ Рисунок \* ARABIC \s 1 ">
+        <w:r>
+          <w:rPr>
+            <w:noProof/>
+          </w:rPr>
+          <w:t>3</w:t>
+        </w:r>
+      </w:fldSimple>
+      <w:bookmarkEnd w:id="51"/>
+      <w:r>
+        <w:t xml:space="preserve"> – Функция построения </w:t>
+      </w:r>
+      <w:proofErr w:type="spellStart"/>
+      <w:r>
+        <w:t>коррелограмм</w:t>
+      </w:r>
+      <w:proofErr w:type="spellEnd"/>
+    </w:p>
+    <w:p>
+      <w:pPr>
+        <w:pStyle w:val="a2"/>
+        <w:jc w:val="center"/>
+      </w:pPr>
+      <w:r>
+        <w:rPr>
+          <w:noProof/>
+        </w:rPr>
+        <w:lastRenderedPageBreak/>
+        <w:drawing>
+          <wp:inline distT="0" distB="0" distL="0" distR="0" wp14:anchorId="6657A34F" wp14:editId="760ACBF0">
+            <wp:extent cx="5944235" cy="4298351"/>
+            <wp:effectExtent l="0" t="0" r="0" b="6985"/>
+            <wp:docPr id="1704493516" name="Рисунок 1"/>
+            <wp:cNvGraphicFramePr>
+              <a:graphicFrameLocks xmlns:a="http://schemas.openxmlformats.org/drawingml/2006/main" noChangeAspect="1"/>
+            </wp:cNvGraphicFramePr>
+            <a:graphic xmlns:a="http://schemas.openxmlformats.org/drawingml/2006/main">
+              <a:graphicData uri="http://schemas.openxmlformats.org/drawingml/2006/picture">
+                <pic:pic xmlns:pic="http://schemas.openxmlformats.org/drawingml/2006/picture">
+                  <pic:nvPicPr>
+                    <pic:cNvPr id="1704493516" name=""/>
+                    <pic:cNvPicPr/>
+                  </pic:nvPicPr>
+                  <pic:blipFill>
+                    <a:blip r:embed="rId40"/>
+                    <a:stretch>
+                      <a:fillRect/>
+                    </a:stretch>
+                  </pic:blipFill>
+                  <pic:spPr>
+                    <a:xfrm>
+                      <a:off x="0" y="0"/>
+                      <a:ext cx="5949220" cy="4301956"/>
+                    </a:xfrm>
+                    <a:prstGeom prst="rect">
+                      <a:avLst/>
+                    </a:prstGeom>
+                  </pic:spPr>
+                </pic:pic>
+              </a:graphicData>
+            </a:graphic>
+          </wp:inline>
+        </w:drawing>
+      </w:r>
+    </w:p>
+    <w:p>
+      <w:pPr>
+        <w:pStyle w:val="ab"/>
+      </w:pPr>
+      <w:bookmarkStart w:id="52" w:name="_Ref224662033"/>
+      <w:r>
+        <w:t xml:space="preserve">Рисунок </w:t>
+      </w:r>
+      <w:fldSimple w:instr=" STYLEREF 1 \s ">
+        <w:r>
+          <w:rPr>
+            <w:noProof/>
+          </w:rPr>
+          <w:t>4</w:t>
+        </w:r>
+      </w:fldSimple>
+      <w:r>
+        <w:t>.</w:t>
+      </w:r>
+      <w:fldSimple w:instr=" SEQ Рисунок \* ARABIC \s 1 ">
+        <w:r>
+          <w:rPr>
+            <w:noProof/>
+          </w:rPr>
+          <w:t>4</w:t>
+        </w:r>
+      </w:fldSimple>
+      <w:bookmarkEnd w:id="52"/>
+      <w:r>
+        <w:t xml:space="preserve"> – Построение </w:t>
+      </w:r>
+      <w:proofErr w:type="spellStart"/>
+      <w:r>
+        <w:t>коррелограмм</w:t>
+      </w:r>
+      <w:proofErr w:type="spellEnd"/>
+    </w:p>
+    <w:p>
+      <w:pPr>
+        <w:pStyle w:val="a2"/>
+      </w:pPr>
+      <w:r>
+        <w:fldChar w:fldCharType="begin"/>
+      </w:r>
+      <w:r>
+        <w:instrText xml:space="preserve"> REF _Ref224662224 \h </w:instrText>
+      </w:r>
+      <w:r>
+        <w:fldChar w:fldCharType="separate"/>
+      </w:r>
+      <w:r>
+        <w:t xml:space="preserve">Рисунки </w:t>
+      </w:r>
+      <w:r>
+        <w:rPr>
+          <w:noProof/>
+        </w:rPr>
+        <w:t>4</w:t>
+      </w:r>
+      <w:r>
+        <w:t>.</w:t>
+      </w:r>
+      <w:r>
+        <w:rPr>
+          <w:noProof/>
+        </w:rPr>
+        <w:t>5</w:t>
+      </w:r>
+      <w:r>
+        <w:fldChar w:fldCharType="end"/>
+      </w:r>
+      <w:r>
+        <w:t xml:space="preserve"> и </w:t>
+      </w:r>
+      <w:r>
+        <w:fldChar w:fldCharType="begin"/>
+      </w:r>
+      <w:r>
+        <w:instrText xml:space="preserve"> REF _Ref224662225 \h </w:instrText>
+      </w:r>
+      <w:r>
+        <w:fldChar w:fldCharType="separate"/>
+      </w:r>
+      <w:r>
+        <w:rPr>
+          <w:noProof/>
+        </w:rPr>
+        <w:t>4</w:t>
+      </w:r>
+      <w:r>
+        <w:t>.</w:t>
+      </w:r>
+      <w:r>
+        <w:rPr>
+          <w:noProof/>
+        </w:rPr>
+        <w:t>6</w:t>
+      </w:r>
+      <w:r>
+        <w:fldChar w:fldCharType="end"/>
+      </w:r>
+      <w:r>
+        <w:t xml:space="preserve"> содержат АКФ и ЧАКФ</w:t>
+      </w:r>
+      <w:r>
+        <w:t xml:space="preserve"> </w:t>
+      </w:r>
+      <w:r>
+        <w:t>первых разностей соответственно, так как тип процесса</w:t>
+      </w:r>
+      <w:r>
+        <w:t xml:space="preserve"> исследуемого временного ряда «</w:t>
+      </w:r>
+      <m:oMath>
+        <m:r>
+          <w:rPr>
+            <w:rFonts w:ascii="Cambria Math" w:hAnsi="Cambria Math"/>
+          </w:rPr>
+          <m:t>D</m:t>
+        </m:r>
+        <m:r>
+          <w:rPr>
+            <w:rFonts w:ascii="Cambria Math" w:hAnsi="Cambria Math"/>
+            <w:lang w:val="en-US"/>
+          </w:rPr>
+          <m:t>S</m:t>
+        </m:r>
+        <m:r>
+          <w:rPr>
+            <w:rFonts w:ascii="Cambria Math" w:hAnsi="Cambria Math"/>
+          </w:rPr>
+          <m:t>(</m:t>
+        </m:r>
+        <m:sSub>
+          <m:sSubPr>
+            <m:ctrlPr>
+              <w:rPr>
+                <w:rFonts w:ascii="Cambria Math" w:hAnsi="Cambria Math"/>
+                <w:i/>
+              </w:rPr>
+            </m:ctrlPr>
+          </m:sSubPr>
+          <m:e>
+            <m:r>
+              <w:rPr>
+                <w:rFonts w:ascii="Cambria Math" w:hAnsi="Cambria Math"/>
+              </w:rPr>
+              <m:t>I</m:t>
+            </m:r>
+          </m:e>
+          <m:sub>
+            <m:r>
+              <w:rPr>
+                <w:rFonts w:ascii="Cambria Math" w:hAnsi="Cambria Math"/>
+              </w:rPr>
+              <m:t>1</m:t>
+            </m:r>
+          </m:sub>
+        </m:sSub>
+        <m:r>
+          <w:rPr>
+            <w:rFonts w:ascii="Cambria Math" w:hAnsi="Cambria Math"/>
+          </w:rPr>
+          <m:t>)</m:t>
+        </m:r>
+      </m:oMath>
+      <w:r>
+        <w:t>»</w:t>
+      </w:r>
+      <w:r>
+        <w:t>.</w:t>
+      </w:r>
+      <w:r>
+        <w:t xml:space="preserve"> </w:t>
+      </w:r>
+      <w:r>
+        <w:t xml:space="preserve">Согласно </w:t>
+      </w:r>
+      <w:proofErr w:type="spellStart"/>
+      <w:r>
+        <w:t>коррелограмм</w:t>
+      </w:r>
+      <w:r>
+        <w:t>ам</w:t>
+      </w:r>
+      <w:proofErr w:type="spellEnd"/>
+      <w:r>
+        <w:t>, можно сделать вывод об возможном наличии сезонности, так</w:t>
+      </w:r>
+      <w:r>
+        <w:t xml:space="preserve"> как, например,</w:t>
+      </w:r>
+      <w:r>
+        <w:t xml:space="preserve"> для </w:t>
+      </w:r>
+      <w:r>
+        <w:t>220</w:t>
+      </w:r>
+      <w:r>
+        <w:t xml:space="preserve"> и </w:t>
+      </w:r>
+      <w:r>
+        <w:t>585</w:t>
+      </w:r>
+      <w:r>
+        <w:t xml:space="preserve"> лагов коэффициенты являются статистически значимыми, то есть период сезонности</w:t>
+      </w:r>
+      <w:r>
+        <w:t xml:space="preserve"> примерно</w:t>
+      </w:r>
+      <w:r>
+        <w:t xml:space="preserve"> равен </w:t>
+      </w:r>
+      <w:r>
+        <w:t>365</w:t>
+      </w:r>
+      <w:r>
+        <w:t>.</w:t>
+      </w:r>
+    </w:p>
+    <w:p>
+      <w:pPr>
+        <w:pStyle w:val="a2"/>
+        <w:jc w:val="center"/>
+      </w:pPr>
+      <w:r>
+        <w:lastRenderedPageBreak/>
+        <w:drawing>
+          <wp:inline distT="0" distB="0" distL="0" distR="0" wp14:anchorId="0AFA4216" wp14:editId="3FCDB5A3">
+            <wp:extent cx="5884969" cy="3019895"/>
+            <wp:effectExtent l="0" t="0" r="1905" b="9525"/>
+            <wp:docPr id="1454390002" name="Рисунок 1"/>
+            <wp:cNvGraphicFramePr>
+              <a:graphicFrameLocks xmlns:a="http://schemas.openxmlformats.org/drawingml/2006/main" noChangeAspect="1"/>
+            </wp:cNvGraphicFramePr>
+            <a:graphic xmlns:a="http://schemas.openxmlformats.org/drawingml/2006/main">
+              <a:graphicData uri="http://schemas.openxmlformats.org/drawingml/2006/picture">
+                <pic:pic xmlns:pic="http://schemas.openxmlformats.org/drawingml/2006/picture">
+                  <pic:nvPicPr>
+                    <pic:cNvPr id="1454390002" name=""/>
+                    <pic:cNvPicPr/>
+                  </pic:nvPicPr>
+                  <pic:blipFill>
+                    <a:blip r:embed="rId41"/>
+                    <a:stretch>
+                      <a:fillRect/>
+                    </a:stretch>
+                  </pic:blipFill>
+                  <pic:spPr>
+                    <a:xfrm>
+                      <a:off x="0" y="0"/>
+                      <a:ext cx="5898718" cy="3026950"/>
+                    </a:xfrm>
+                    <a:prstGeom prst="rect">
+                      <a:avLst/>
+                    </a:prstGeom>
+                  </pic:spPr>
+                </pic:pic>
+              </a:graphicData>
+            </a:graphic>
+          </wp:inline>
+        </w:drawing>
+      </w:r>
+    </w:p>
+    <w:p>
+      <w:pPr>
+        <w:pStyle w:val="ab"/>
+      </w:pPr>
+      <w:bookmarkStart w:id="53" w:name="_Ref224662224"/>
+      <w:r>
+        <w:t xml:space="preserve">Рисунок </w:t>
+      </w:r>
+      <w:fldSimple w:instr=" STYLEREF 1 \s ">
+        <w:r>
+          <w:rPr>
+            <w:noProof/>
+          </w:rPr>
+          <w:t>4</w:t>
+        </w:r>
+      </w:fldSimple>
+      <w:r>
+        <w:t>.</w:t>
+      </w:r>
+      <w:fldSimple w:instr=" SEQ Рисунок \* ARABIC \s 1 ">
+        <w:r>
+          <w:rPr>
+            <w:noProof/>
+          </w:rPr>
+          <w:t>5</w:t>
+        </w:r>
+      </w:fldSimple>
+      <w:bookmarkEnd w:id="53"/>
+      <w:r>
+        <w:t xml:space="preserve"> – АКФ</w:t>
+      </w:r>
+      <w:r>
+        <w:t xml:space="preserve"> </w:t>
+      </w:r>
+      <w:r>
+        <w:t>первых разностей</w:t>
+      </w:r>
+      <w:r>
+        <w:t xml:space="preserve"> </w:t>
+      </w:r>
+    </w:p>
+    <w:p>
+      <w:pPr>
+        <w:pStyle w:val="a2"/>
+        <w:jc w:val="center"/>
+      </w:pPr>
+      <w:r>
+        <w:drawing>
+          <wp:inline distT="0" distB="0" distL="0" distR="0" wp14:anchorId="16CEF453" wp14:editId="1A82CF5D">
+            <wp:extent cx="5783369" cy="2970090"/>
+            <wp:effectExtent l="0" t="0" r="8255" b="1905"/>
+            <wp:docPr id="1582047516" name="Рисунок 1"/>
+            <wp:cNvGraphicFramePr>
+              <a:graphicFrameLocks xmlns:a="http://schemas.openxmlformats.org/drawingml/2006/main" noChangeAspect="1"/>
+            </wp:cNvGraphicFramePr>
+            <a:graphic xmlns:a="http://schemas.openxmlformats.org/drawingml/2006/main">
+              <a:graphicData uri="http://schemas.openxmlformats.org/drawingml/2006/picture">
+                <pic:pic xmlns:pic="http://schemas.openxmlformats.org/drawingml/2006/picture">
+                  <pic:nvPicPr>
+                    <pic:cNvPr id="1582047516" name=""/>
+                    <pic:cNvPicPr/>
+                  </pic:nvPicPr>
+                  <pic:blipFill>
+                    <a:blip r:embed="rId42"/>
+                    <a:stretch>
+                      <a:fillRect/>
+                    </a:stretch>
+                  </pic:blipFill>
+                  <pic:spPr>
+                    <a:xfrm>
+                      <a:off x="0" y="0"/>
+                      <a:ext cx="5792938" cy="2975004"/>
+                    </a:xfrm>
+                    <a:prstGeom prst="rect">
+                      <a:avLst/>
+                    </a:prstGeom>
+                  </pic:spPr>
+                </pic:pic>
+              </a:graphicData>
+            </a:graphic>
+          </wp:inline>
+        </w:drawing>
+      </w:r>
+    </w:p>
+    <w:p>
+      <w:pPr>
+        <w:pStyle w:val="ab"/>
+      </w:pPr>
+      <w:bookmarkStart w:id="54" w:name="_Ref224662225"/>
+      <w:r>
+        <w:t xml:space="preserve">Рисунок </w:t>
+      </w:r>
+      <w:fldSimple w:instr=" STYLEREF 1 \s ">
+        <w:r>
+          <w:rPr>
+            <w:noProof/>
+          </w:rPr>
+          <w:t>4</w:t>
+        </w:r>
+      </w:fldSimple>
+      <w:r>
+        <w:t>.</w:t>
+      </w:r>
+      <w:fldSimple w:instr=" SEQ Рисунок \* ARABIC \s 1 ">
+        <w:r>
+          <w:rPr>
+            <w:noProof/>
+          </w:rPr>
+          <w:t>6</w:t>
+        </w:r>
+      </w:fldSimple>
+      <w:bookmarkEnd w:id="54"/>
+      <w:r>
+        <w:t xml:space="preserve"> – ЧАКФ</w:t>
+      </w:r>
+      <w:r>
+        <w:t xml:space="preserve"> </w:t>
+      </w:r>
+      <w:r>
+        <w:t>первых разностей</w:t>
+      </w:r>
+    </w:p>
+    <w:p>
+      <w:pPr>
+        <w:pStyle w:val="2"/>
+      </w:pPr>
+      <w:bookmarkStart w:id="55" w:name="_Toc224721083"/>
+      <w:r>
+        <w:t>Задание 3</w:t>
+      </w:r>
+      <w:r>
+        <w:t xml:space="preserve"> – </w:t>
+      </w:r>
+      <w:r>
+        <w:t>Выделение сезонн</w:t>
+      </w:r>
+      <w:r>
+        <w:t>ости</w:t>
+      </w:r>
+      <w:bookmarkEnd w:id="55"/>
+      <w:r>
+        <w:t xml:space="preserve"> </w:t>
+      </w:r>
+    </w:p>
+    <w:p>
+      <w:pPr>
+        <w:pStyle w:val="a2"/>
+        <w:rPr>
+          <w:lang w:val="en-US"/>
+        </w:rPr>
+      </w:pPr>
+    </w:p>
+    <w:p>
+      <w:pPr>
+        <w:pStyle w:val="2"/>
+      </w:pPr>
+      <w:bookmarkStart w:id="56" w:name="_Toc224721084"/>
+      <w:r>
+        <w:t>Задание 4</w:t>
+      </w:r>
+      <w:bookmarkEnd w:id="56"/>
+    </w:p>
+    <w:p>
+      <w:pPr>
+        <w:pStyle w:val="2"/>
+      </w:pPr>
+      <w:bookmarkStart w:id="57" w:name="_Toc224721085"/>
+      <w:r>
+        <w:t>Задание 5</w:t>
+      </w:r>
+      <w:bookmarkEnd w:id="57"/>
+    </w:p>
+    <w:p>
+      <w:pPr>
+        <w:pStyle w:val="1"/>
+      </w:pPr>
+      <w:bookmarkStart w:id="58" w:name="_Toc224721086"/>
+      <w:r>
+        <w:lastRenderedPageBreak/>
+        <w:t>Лабораторная работа 4</w:t>
+      </w:r>
+      <w:bookmarkEnd w:id="58"/>
+    </w:p>
+    <w:p>
+      <w:pPr>
+        <w:pStyle w:val="1"/>
+      </w:pPr>
+      <w:bookmarkStart w:id="59" w:name="_Toc224721087"/>
+      <w:r>
+        <w:lastRenderedPageBreak/>
+        <w:t>Лабораторная работа 5</w:t>
+      </w:r>
+      <w:bookmarkEnd w:id="59"/>
+    </w:p>
+    <w:p>
+      <w:pPr>
+        <w:pStyle w:val="1"/>
+      </w:pPr>
+      <w:bookmarkStart w:id="60" w:name="_Toc224721088"/>
+      <w:r>
+        <w:lastRenderedPageBreak/>
+        <w:t>Лабораторная работа 6</w:t>
+      </w:r>
+      <w:bookmarkEnd w:id="60"/>
+    </w:p>
+    <w:p>
+      <w:pPr>
+        <w:pStyle w:val="1"/>
+      </w:pPr>
+      <w:bookmarkStart w:id="61" w:name="_Toc224721089"/>
       <w:r>
         <w:lastRenderedPageBreak/>
         <w:t>Вывод</w:t>
       </w:r>
-      <w:bookmarkEnd w:id="40"/>
+      <w:bookmarkEnd w:id="61"/>
     </w:p>
     <w:p>
       <w:pPr>
@@ -9339,12 +11467,12 @@
       <w:pPr>
         <w:pStyle w:val="1"/>
       </w:pPr>
-      <w:bookmarkStart w:id="41" w:name="_Toc224086346"/>
+      <w:bookmarkStart w:id="62" w:name="_Toc224721090"/>
       <w:r>
         <w:lastRenderedPageBreak/>
         <w:t>Приложение</w:t>
       </w:r>
-      <w:bookmarkEnd w:id="41"/>
+      <w:bookmarkEnd w:id="62"/>
     </w:p>
     <w:p>
       <w:pPr>
@@ -9354,7 +11482,7 @@
           <w:numId w:val="17"/>
         </w:numPr>
       </w:pPr>
-      <w:hyperlink r:id="rId31" w:history="1">
+      <w:hyperlink r:id="rId43" w:history="1">
         <w:r>
           <w:rPr>
             <w:rStyle w:val="ad"/>
@@ -9372,7 +11500,7 @@
         <w:t xml:space="preserve"> ссылка на репозиторий с материалами лабораторной работы.</w:t>
       </w:r>
     </w:p>
-    <w:bookmarkStart w:id="42" w:name="_Ref223915048"/>
+    <w:bookmarkStart w:id="63" w:name="_Ref223915048"/>
     <w:p>
       <w:pPr>
         <w:pStyle w:val="a2"/>
@@ -9842,10 +11970,10 @@
       <w:r>
         <w:t xml:space="preserve"> – источник временного ряда.</w:t>
       </w:r>
-      <w:bookmarkEnd w:id="42"/>
+      <w:bookmarkEnd w:id="63"/>
     </w:p>
     <w:sectPr>
-      <w:footerReference w:type="default" r:id="rId32"/>
+      <w:footerReference w:type="default" r:id="rId44"/>
       <w:pgSz w:w="11906" w:h="16838" w:code="9"/>
       <w:pgMar w:top="851" w:right="567" w:bottom="1701" w:left="1418" w:header="284" w:footer="284" w:gutter="0"/>
       <w:pgNumType w:start="3"/>
@@ -15962,95 +18090,9 @@
     </w:lvl>
   </w:abstractNum>
   <w:abstractNum w:abstractNumId="17" w15:restartNumberingAfterBreak="0">
-    <w:nsid w:val="5D8A3F65"/>
+    <w:nsid w:val="5B050B93"/>
     <w:multiLevelType w:val="hybridMultilevel"/>
-    <w:tmpl w:val="B00AE57C"/>
-    <w:lvl w:ilvl="0" w:tplc="0419000F">
-      <w:start w:val="1"/>
-      <w:numFmt w:val="decimal"/>
-      <w:lvlText w:val="%1."/>
-      <w:lvlJc w:val="left"/>
-      <w:pPr>
-        <w:ind w:left="1429" w:hanging="360"/>
-      </w:pPr>
-    </w:lvl>
-    <w:lvl w:ilvl="1" w:tplc="04190019" w:tentative="1">
-      <w:start w:val="1"/>
-      <w:numFmt w:val="lowerLetter"/>
-      <w:lvlText w:val="%2."/>
-      <w:lvlJc w:val="left"/>
-      <w:pPr>
-        <w:ind w:left="2149" w:hanging="360"/>
-      </w:pPr>
-    </w:lvl>
-    <w:lvl w:ilvl="2" w:tplc="0419001B" w:tentative="1">
-      <w:start w:val="1"/>
-      <w:numFmt w:val="lowerRoman"/>
-      <w:lvlText w:val="%3."/>
-      <w:lvlJc w:val="right"/>
-      <w:pPr>
-        <w:ind w:left="2869" w:hanging="180"/>
-      </w:pPr>
-    </w:lvl>
-    <w:lvl w:ilvl="3" w:tplc="0419000F" w:tentative="1">
-      <w:start w:val="1"/>
-      <w:numFmt w:val="decimal"/>
-      <w:lvlText w:val="%4."/>
-      <w:lvlJc w:val="left"/>
-      <w:pPr>
-        <w:ind w:left="3589" w:hanging="360"/>
-      </w:pPr>
-    </w:lvl>
-    <w:lvl w:ilvl="4" w:tplc="04190019" w:tentative="1">
-      <w:start w:val="1"/>
-      <w:numFmt w:val="lowerLetter"/>
-      <w:lvlText w:val="%5."/>
-      <w:lvlJc w:val="left"/>
-      <w:pPr>
-        <w:ind w:left="4309" w:hanging="360"/>
-      </w:pPr>
-    </w:lvl>
-    <w:lvl w:ilvl="5" w:tplc="0419001B" w:tentative="1">
-      <w:start w:val="1"/>
-      <w:numFmt w:val="lowerRoman"/>
-      <w:lvlText w:val="%6."/>
-      <w:lvlJc w:val="right"/>
-      <w:pPr>
-        <w:ind w:left="5029" w:hanging="180"/>
-      </w:pPr>
-    </w:lvl>
-    <w:lvl w:ilvl="6" w:tplc="0419000F" w:tentative="1">
-      <w:start w:val="1"/>
-      <w:numFmt w:val="decimal"/>
-      <w:lvlText w:val="%7."/>
-      <w:lvlJc w:val="left"/>
-      <w:pPr>
-        <w:ind w:left="5749" w:hanging="360"/>
-      </w:pPr>
-    </w:lvl>
-    <w:lvl w:ilvl="7" w:tplc="04190019" w:tentative="1">
-      <w:start w:val="1"/>
-      <w:numFmt w:val="lowerLetter"/>
-      <w:lvlText w:val="%8."/>
-      <w:lvlJc w:val="left"/>
-      <w:pPr>
-        <w:ind w:left="6469" w:hanging="360"/>
-      </w:pPr>
-    </w:lvl>
-    <w:lvl w:ilvl="8" w:tplc="0419001B" w:tentative="1">
-      <w:start w:val="1"/>
-      <w:numFmt w:val="lowerRoman"/>
-      <w:lvlText w:val="%9."/>
-      <w:lvlJc w:val="right"/>
-      <w:pPr>
-        <w:ind w:left="7189" w:hanging="180"/>
-      </w:pPr>
-    </w:lvl>
-  </w:abstractNum>
-  <w:abstractNum w:abstractNumId="18" w15:restartNumberingAfterBreak="0">
-    <w:nsid w:val="60672888"/>
-    <w:multiLevelType w:val="hybridMultilevel"/>
-    <w:tmpl w:val="571672AE"/>
+    <w:tmpl w:val="4E2EAA02"/>
     <w:lvl w:ilvl="0" w:tplc="04190001">
       <w:start w:val="1"/>
       <w:numFmt w:val="bullet"/>
@@ -16160,10 +18202,96 @@
       </w:rPr>
     </w:lvl>
   </w:abstractNum>
+  <w:abstractNum w:abstractNumId="18" w15:restartNumberingAfterBreak="0">
+    <w:nsid w:val="5D8A3F65"/>
+    <w:multiLevelType w:val="hybridMultilevel"/>
+    <w:tmpl w:val="B00AE57C"/>
+    <w:lvl w:ilvl="0" w:tplc="0419000F">
+      <w:start w:val="1"/>
+      <w:numFmt w:val="decimal"/>
+      <w:lvlText w:val="%1."/>
+      <w:lvlJc w:val="left"/>
+      <w:pPr>
+        <w:ind w:left="1429" w:hanging="360"/>
+      </w:pPr>
+    </w:lvl>
+    <w:lvl w:ilvl="1" w:tplc="04190019" w:tentative="1">
+      <w:start w:val="1"/>
+      <w:numFmt w:val="lowerLetter"/>
+      <w:lvlText w:val="%2."/>
+      <w:lvlJc w:val="left"/>
+      <w:pPr>
+        <w:ind w:left="2149" w:hanging="360"/>
+      </w:pPr>
+    </w:lvl>
+    <w:lvl w:ilvl="2" w:tplc="0419001B" w:tentative="1">
+      <w:start w:val="1"/>
+      <w:numFmt w:val="lowerRoman"/>
+      <w:lvlText w:val="%3."/>
+      <w:lvlJc w:val="right"/>
+      <w:pPr>
+        <w:ind w:left="2869" w:hanging="180"/>
+      </w:pPr>
+    </w:lvl>
+    <w:lvl w:ilvl="3" w:tplc="0419000F" w:tentative="1">
+      <w:start w:val="1"/>
+      <w:numFmt w:val="decimal"/>
+      <w:lvlText w:val="%4."/>
+      <w:lvlJc w:val="left"/>
+      <w:pPr>
+        <w:ind w:left="3589" w:hanging="360"/>
+      </w:pPr>
+    </w:lvl>
+    <w:lvl w:ilvl="4" w:tplc="04190019" w:tentative="1">
+      <w:start w:val="1"/>
+      <w:numFmt w:val="lowerLetter"/>
+      <w:lvlText w:val="%5."/>
+      <w:lvlJc w:val="left"/>
+      <w:pPr>
+        <w:ind w:left="4309" w:hanging="360"/>
+      </w:pPr>
+    </w:lvl>
+    <w:lvl w:ilvl="5" w:tplc="0419001B" w:tentative="1">
+      <w:start w:val="1"/>
+      <w:numFmt w:val="lowerRoman"/>
+      <w:lvlText w:val="%6."/>
+      <w:lvlJc w:val="right"/>
+      <w:pPr>
+        <w:ind w:left="5029" w:hanging="180"/>
+      </w:pPr>
+    </w:lvl>
+    <w:lvl w:ilvl="6" w:tplc="0419000F" w:tentative="1">
+      <w:start w:val="1"/>
+      <w:numFmt w:val="decimal"/>
+      <w:lvlText w:val="%7."/>
+      <w:lvlJc w:val="left"/>
+      <w:pPr>
+        <w:ind w:left="5749" w:hanging="360"/>
+      </w:pPr>
+    </w:lvl>
+    <w:lvl w:ilvl="7" w:tplc="04190019" w:tentative="1">
+      <w:start w:val="1"/>
+      <w:numFmt w:val="lowerLetter"/>
+      <w:lvlText w:val="%8."/>
+      <w:lvlJc w:val="left"/>
+      <w:pPr>
+        <w:ind w:left="6469" w:hanging="360"/>
+      </w:pPr>
+    </w:lvl>
+    <w:lvl w:ilvl="8" w:tplc="0419001B" w:tentative="1">
+      <w:start w:val="1"/>
+      <w:numFmt w:val="lowerRoman"/>
+      <w:lvlText w:val="%9."/>
+      <w:lvlJc w:val="right"/>
+      <w:pPr>
+        <w:ind w:left="7189" w:hanging="180"/>
+      </w:pPr>
+    </w:lvl>
+  </w:abstractNum>
   <w:abstractNum w:abstractNumId="19" w15:restartNumberingAfterBreak="0">
-    <w:nsid w:val="6ED11E0F"/>
+    <w:nsid w:val="60672888"/>
     <w:multiLevelType w:val="hybridMultilevel"/>
-    <w:tmpl w:val="D160D2BC"/>
+    <w:tmpl w:val="571672AE"/>
     <w:lvl w:ilvl="0" w:tplc="04190001">
       <w:start w:val="1"/>
       <w:numFmt w:val="bullet"/>
@@ -16274,6 +18402,119 @@
     </w:lvl>
   </w:abstractNum>
   <w:abstractNum w:abstractNumId="20" w15:restartNumberingAfterBreak="0">
+    <w:nsid w:val="6ED11E0F"/>
+    <w:multiLevelType w:val="hybridMultilevel"/>
+    <w:tmpl w:val="D160D2BC"/>
+    <w:lvl w:ilvl="0" w:tplc="04190001">
+      <w:start w:val="1"/>
+      <w:numFmt w:val="bullet"/>
+      <w:lvlText w:val=""/>
+      <w:lvlJc w:val="left"/>
+      <w:pPr>
+        <w:ind w:left="1429" w:hanging="360"/>
+      </w:pPr>
+      <w:rPr>
+        <w:rFonts w:ascii="Symbol" w:hAnsi="Symbol" w:hint="default"/>
+      </w:rPr>
+    </w:lvl>
+    <w:lvl w:ilvl="1" w:tplc="04190003" w:tentative="1">
+      <w:start w:val="1"/>
+      <w:numFmt w:val="bullet"/>
+      <w:lvlText w:val="o"/>
+      <w:lvlJc w:val="left"/>
+      <w:pPr>
+        <w:ind w:left="2149" w:hanging="360"/>
+      </w:pPr>
+      <w:rPr>
+        <w:rFonts w:ascii="Courier New" w:hAnsi="Courier New" w:cs="Courier New" w:hint="default"/>
+      </w:rPr>
+    </w:lvl>
+    <w:lvl w:ilvl="2" w:tplc="04190005" w:tentative="1">
+      <w:start w:val="1"/>
+      <w:numFmt w:val="bullet"/>
+      <w:lvlText w:val=""/>
+      <w:lvlJc w:val="left"/>
+      <w:pPr>
+        <w:ind w:left="2869" w:hanging="360"/>
+      </w:pPr>
+      <w:rPr>
+        <w:rFonts w:ascii="Wingdings" w:hAnsi="Wingdings" w:hint="default"/>
+      </w:rPr>
+    </w:lvl>
+    <w:lvl w:ilvl="3" w:tplc="04190001" w:tentative="1">
+      <w:start w:val="1"/>
+      <w:numFmt w:val="bullet"/>
+      <w:lvlText w:val=""/>
+      <w:lvlJc w:val="left"/>
+      <w:pPr>
+        <w:ind w:left="3589" w:hanging="360"/>
+      </w:pPr>
+      <w:rPr>
+        <w:rFonts w:ascii="Symbol" w:hAnsi="Symbol" w:hint="default"/>
+      </w:rPr>
+    </w:lvl>
+    <w:lvl w:ilvl="4" w:tplc="04190003" w:tentative="1">
+      <w:start w:val="1"/>
+      <w:numFmt w:val="bullet"/>
+      <w:lvlText w:val="o"/>
+      <w:lvlJc w:val="left"/>
+      <w:pPr>
+        <w:ind w:left="4309" w:hanging="360"/>
+      </w:pPr>
+      <w:rPr>
+        <w:rFonts w:ascii="Courier New" w:hAnsi="Courier New" w:cs="Courier New" w:hint="default"/>
+      </w:rPr>
+    </w:lvl>
+    <w:lvl w:ilvl="5" w:tplc="04190005" w:tentative="1">
+      <w:start w:val="1"/>
+      <w:numFmt w:val="bullet"/>
+      <w:lvlText w:val=""/>
+      <w:lvlJc w:val="left"/>
+      <w:pPr>
+        <w:ind w:left="5029" w:hanging="360"/>
+      </w:pPr>
+      <w:rPr>
+        <w:rFonts w:ascii="Wingdings" w:hAnsi="Wingdings" w:hint="default"/>
+      </w:rPr>
+    </w:lvl>
+    <w:lvl w:ilvl="6" w:tplc="04190001" w:tentative="1">
+      <w:start w:val="1"/>
+      <w:numFmt w:val="bullet"/>
+      <w:lvlText w:val=""/>
+      <w:lvlJc w:val="left"/>
+      <w:pPr>
+        <w:ind w:left="5749" w:hanging="360"/>
+      </w:pPr>
+      <w:rPr>
+        <w:rFonts w:ascii="Symbol" w:hAnsi="Symbol" w:hint="default"/>
+      </w:rPr>
+    </w:lvl>
+    <w:lvl w:ilvl="7" w:tplc="04190003" w:tentative="1">
+      <w:start w:val="1"/>
+      <w:numFmt w:val="bullet"/>
+      <w:lvlText w:val="o"/>
+      <w:lvlJc w:val="left"/>
+      <w:pPr>
+        <w:ind w:left="6469" w:hanging="360"/>
+      </w:pPr>
+      <w:rPr>
+        <w:rFonts w:ascii="Courier New" w:hAnsi="Courier New" w:cs="Courier New" w:hint="default"/>
+      </w:rPr>
+    </w:lvl>
+    <w:lvl w:ilvl="8" w:tplc="04190005" w:tentative="1">
+      <w:start w:val="1"/>
+      <w:numFmt w:val="bullet"/>
+      <w:lvlText w:val=""/>
+      <w:lvlJc w:val="left"/>
+      <w:pPr>
+        <w:ind w:left="7189" w:hanging="360"/>
+      </w:pPr>
+      <w:rPr>
+        <w:rFonts w:ascii="Wingdings" w:hAnsi="Wingdings" w:hint="default"/>
+      </w:rPr>
+    </w:lvl>
+  </w:abstractNum>
+  <w:abstractNum w:abstractNumId="21" w15:restartNumberingAfterBreak="0">
     <w:nsid w:val="77EE3A6F"/>
     <w:multiLevelType w:val="hybridMultilevel"/>
     <w:tmpl w:val="C2DE5408"/>
@@ -16405,7 +18646,7 @@
     <w:abstractNumId w:val="5"/>
   </w:num>
   <w:num w:numId="7" w16cid:durableId="1235121543">
-    <w:abstractNumId w:val="19"/>
+    <w:abstractNumId w:val="20"/>
   </w:num>
   <w:num w:numId="8" w16cid:durableId="1265916828">
     <w:abstractNumId w:val="6"/>
@@ -16423,13 +18664,13 @@
     <w:abstractNumId w:val="4"/>
   </w:num>
   <w:num w:numId="13" w16cid:durableId="1537424727">
-    <w:abstractNumId w:val="18"/>
+    <w:abstractNumId w:val="19"/>
   </w:num>
   <w:num w:numId="14" w16cid:durableId="1713337532">
     <w:abstractNumId w:val="3"/>
   </w:num>
   <w:num w:numId="15" w16cid:durableId="1222669529">
-    <w:abstractNumId w:val="20"/>
+    <w:abstractNumId w:val="21"/>
   </w:num>
   <w:num w:numId="16" w16cid:durableId="1678076195">
     <w:abstractNumId w:val="2"/>
@@ -16444,10 +18685,13 @@
     <w:abstractNumId w:val="15"/>
   </w:num>
   <w:num w:numId="20" w16cid:durableId="879047495">
-    <w:abstractNumId w:val="17"/>
+    <w:abstractNumId w:val="18"/>
   </w:num>
   <w:num w:numId="21" w16cid:durableId="634867708">
     <w:abstractNumId w:val="13"/>
+  </w:num>
+  <w:num w:numId="22" w16cid:durableId="815342689">
+    <w:abstractNumId w:val="17"/>
   </w:num>
   <w:numIdMacAtCleanup w:val="8"/>
 </w:numbering>
